--- a/no-exclusions/evaluate-brms-modelling-no-exclusions.docx
+++ b/no-exclusions/evaluate-brms-modelling-no-exclusions.docx
@@ -243,7 +243,7 @@
             <w:tblGrid>
               <w:gridCol w:w="1970"/>
               <w:gridCol w:w="924"/>
-              <w:gridCol w:w="1206"/>
+              <w:gridCol w:w="1328"/>
               <w:gridCol w:w="961"/>
               <w:gridCol w:w="1144"/>
               <w:gridCol w:w="1584"/>
@@ -687,7 +687,7 @@
                       <w:szCs w:val="22"/>
                       <w:color w:val="000000"/>
                     </w:rPr>
-                    <w:t xml:space="preserve">Rate + Increase</w:t>
+                    <w:t xml:space="preserve">Increase</w:t>
                   </w:r>
                 </w:p>
               </w:tc>
@@ -795,7 +795,7 @@
                       <w:szCs w:val="22"/>
                       <w:color w:val="000000"/>
                     </w:rPr>
-                    <w:t xml:space="preserve">9800.55</w:t>
+                    <w:t xml:space="preserve">11149.22</w:t>
                   </w:r>
                 </w:p>
               </w:tc>
@@ -849,7 +849,7 @@
                       <w:szCs w:val="22"/>
                       <w:color w:val="000000"/>
                     </w:rPr>
-                    <w:t xml:space="preserve">56.14</w:t>
+                    <w:t xml:space="preserve">58.84</w:t>
                   </w:r>
                 </w:p>
               </w:tc>
@@ -1070,7 +1070,7 @@
                       <w:szCs w:val="22"/>
                       <w:color w:val="000000"/>
                     </w:rPr>
-                    <w:t xml:space="preserve">Increase</w:t>
+                    <w:t xml:space="preserve">Rate + Increase</w:t>
                   </w:r>
                 </w:p>
               </w:tc>
@@ -1178,115 +1178,552 @@
                       <w:szCs w:val="22"/>
                       <w:color w:val="000000"/>
                     </w:rPr>
-                    <w:t xml:space="preserve">9800.6</w:t>
-                  </w:r>
-                </w:p>
-              </w:tc>
-              <w:tc>
-                <w:tcPr>
-                  <w:tcBorders>
-                    <w:bottom w:val="none" w:sz="0" w:space="0" w:color="000000"/>
-                    <w:top w:val="none" w:sz="0" w:space="0" w:color="000000"/>
-                    <w:left w:val="none" w:sz="0" w:space="0" w:color="000000"/>
-                    <w:right w:val="none" w:sz="0" w:space="0" w:color="000000"/>
-                  </w:tcBorders>
-                  <w:shd w:val="clear" w:color="auto" w:fill="FFFFFF"/>
-                  <w:tcMar>
-                    <w:top w:w="0" w:type="dxa"/>
-                    <w:bottom w:w="0" w:type="dxa"/>
-                    <w:left w:w="0" w:type="dxa"/>
-                    <w:right w:w="0" w:type="dxa"/>
-                  </w:tcMar>
-                  <w:vAlign w:val="center"/>
-                </w:tcPr>
-                <w:p>
-                  <w:pPr>
-                    <w:jc w:val="right"/>
-                    <w:pBdr>
-                      <w:bottom w:val="none" w:sz="0" w:space="0" w:color="000000"/>
-                      <w:top w:val="none" w:sz="0" w:space="0" w:color="000000"/>
-                      <w:left w:val="none" w:sz="0" w:space="0" w:color="000000"/>
-                      <w:right w:val="none" w:sz="0" w:space="0" w:color="000000"/>
-                    </w:pBdr>
-                    <w:spacing w:after="100" w:before="100" w:line="240"/>
-                    <w:ind w:left="100" w:right="100" w:firstLine="0" w:firstLineChars="0"/>
-                    <w:rPr>
-                      <w:rFonts w:ascii="Helvetica" w:hAnsi="Helvetica" w:eastAsia="Helvetica" w:cs="Helvetica"/>
-                      <w:i w:val="false"/>
-                      <w:b w:val="false"/>
-                      <w:u w:val="none"/>
-                      <w:strike w:val="false"/>
-                      <w:sz w:val="22"/>
-                      <w:szCs w:val="22"/>
-                      <w:color w:val="000000"/>
-                    </w:rPr>
-                  </w:pPr>
-                  <w:r xmlns:w="http://schemas.openxmlformats.org/wordprocessingml/2006/main" xmlns:wp="http://schemas.openxmlformats.org/drawingml/2006/wordprocessingDrawing" xmlns:r="http://schemas.openxmlformats.org/officeDocument/2006/relationships" xmlns:w14="http://schemas.microsoft.com/office/word/2010/wordml">
-                    <w:rPr>
-                      <w:rFonts w:ascii="Helvetica" w:hAnsi="Helvetica" w:eastAsia="Helvetica" w:cs="Helvetica"/>
-                      <w:i w:val="false"/>
-                      <w:b w:val="false"/>
-                      <w:u w:val="none"/>
-                      <w:strike w:val="false"/>
-                      <w:sz w:val="22"/>
-                      <w:szCs w:val="22"/>
-                      <w:color w:val="000000"/>
-                    </w:rPr>
-                    <w:t xml:space="preserve">56.09</w:t>
-                  </w:r>
-                </w:p>
-              </w:tc>
-              <w:tc>
-                <w:tcPr>
-                  <w:tcBorders>
-                    <w:bottom w:val="none" w:sz="0" w:space="0" w:color="000000"/>
-                    <w:top w:val="none" w:sz="0" w:space="0" w:color="000000"/>
-                    <w:left w:val="none" w:sz="0" w:space="0" w:color="000000"/>
-                    <w:right w:val="none" w:sz="0" w:space="0" w:color="000000"/>
-                  </w:tcBorders>
-                  <w:shd w:val="clear" w:color="auto" w:fill="FFFFFF"/>
-                  <w:tcMar>
-                    <w:top w:w="0" w:type="dxa"/>
-                    <w:bottom w:w="0" w:type="dxa"/>
-                    <w:left w:w="0" w:type="dxa"/>
-                    <w:right w:w="0" w:type="dxa"/>
-                  </w:tcMar>
-                  <w:vAlign w:val="center"/>
-                </w:tcPr>
-                <w:p>
-                  <w:pPr>
-                    <w:jc w:val="right"/>
-                    <w:pBdr>
-                      <w:bottom w:val="none" w:sz="0" w:space="0" w:color="000000"/>
-                      <w:top w:val="none" w:sz="0" w:space="0" w:color="000000"/>
-                      <w:left w:val="none" w:sz="0" w:space="0" w:color="000000"/>
-                      <w:right w:val="none" w:sz="0" w:space="0" w:color="000000"/>
-                    </w:pBdr>
-                    <w:spacing w:after="100" w:before="100" w:line="240"/>
-                    <w:ind w:left="100" w:right="100" w:firstLine="0" w:firstLineChars="0"/>
-                    <w:rPr>
-                      <w:rFonts w:ascii="Helvetica" w:hAnsi="Helvetica" w:eastAsia="Helvetica" w:cs="Helvetica"/>
-                      <w:i w:val="false"/>
-                      <w:b w:val="false"/>
-                      <w:u w:val="none"/>
-                      <w:strike w:val="false"/>
-                      <w:sz w:val="22"/>
-                      <w:szCs w:val="22"/>
-                      <w:color w:val="000000"/>
-                    </w:rPr>
-                  </w:pPr>
-                  <w:r xmlns:w="http://schemas.openxmlformats.org/wordprocessingml/2006/main" xmlns:wp="http://schemas.openxmlformats.org/drawingml/2006/wordprocessingDrawing" xmlns:r="http://schemas.openxmlformats.org/officeDocument/2006/relationships" xmlns:w14="http://schemas.microsoft.com/office/word/2010/wordml">
-                    <w:rPr>
-                      <w:rFonts w:ascii="Helvetica" w:hAnsi="Helvetica" w:eastAsia="Helvetica" w:cs="Helvetica"/>
-                      <w:i w:val="false"/>
-                      <w:b w:val="false"/>
-                      <w:u w:val="none"/>
-                      <w:strike w:val="false"/>
-                      <w:sz w:val="22"/>
-                      <w:szCs w:val="22"/>
-                      <w:color w:val="000000"/>
-                    </w:rPr>
-                    <w:t xml:space="preserve">-0.02</w:t>
+                    <w:t xml:space="preserve">11149.47</w:t>
+                  </w:r>
+                </w:p>
+              </w:tc>
+              <w:tc>
+                <w:tcPr>
+                  <w:tcBorders>
+                    <w:bottom w:val="none" w:sz="0" w:space="0" w:color="000000"/>
+                    <w:top w:val="none" w:sz="0" w:space="0" w:color="000000"/>
+                    <w:left w:val="none" w:sz="0" w:space="0" w:color="000000"/>
+                    <w:right w:val="none" w:sz="0" w:space="0" w:color="000000"/>
+                  </w:tcBorders>
+                  <w:shd w:val="clear" w:color="auto" w:fill="FFFFFF"/>
+                  <w:tcMar>
+                    <w:top w:w="0" w:type="dxa"/>
+                    <w:bottom w:w="0" w:type="dxa"/>
+                    <w:left w:w="0" w:type="dxa"/>
+                    <w:right w:w="0" w:type="dxa"/>
+                  </w:tcMar>
+                  <w:vAlign w:val="center"/>
+                </w:tcPr>
+                <w:p>
+                  <w:pPr>
+                    <w:jc w:val="right"/>
+                    <w:pBdr>
+                      <w:bottom w:val="none" w:sz="0" w:space="0" w:color="000000"/>
+                      <w:top w:val="none" w:sz="0" w:space="0" w:color="000000"/>
+                      <w:left w:val="none" w:sz="0" w:space="0" w:color="000000"/>
+                      <w:right w:val="none" w:sz="0" w:space="0" w:color="000000"/>
+                    </w:pBdr>
+                    <w:spacing w:after="100" w:before="100" w:line="240"/>
+                    <w:ind w:left="100" w:right="100" w:firstLine="0" w:firstLineChars="0"/>
+                    <w:rPr>
+                      <w:rFonts w:ascii="Helvetica" w:hAnsi="Helvetica" w:eastAsia="Helvetica" w:cs="Helvetica"/>
+                      <w:i w:val="false"/>
+                      <w:b w:val="false"/>
+                      <w:u w:val="none"/>
+                      <w:strike w:val="false"/>
+                      <w:sz w:val="22"/>
+                      <w:szCs w:val="22"/>
+                      <w:color w:val="000000"/>
+                    </w:rPr>
+                  </w:pPr>
+                  <w:r xmlns:w="http://schemas.openxmlformats.org/wordprocessingml/2006/main" xmlns:wp="http://schemas.openxmlformats.org/drawingml/2006/wordprocessingDrawing" xmlns:r="http://schemas.openxmlformats.org/officeDocument/2006/relationships" xmlns:w14="http://schemas.microsoft.com/office/word/2010/wordml">
+                    <w:rPr>
+                      <w:rFonts w:ascii="Helvetica" w:hAnsi="Helvetica" w:eastAsia="Helvetica" w:cs="Helvetica"/>
+                      <w:i w:val="false"/>
+                      <w:b w:val="false"/>
+                      <w:u w:val="none"/>
+                      <w:strike w:val="false"/>
+                      <w:sz w:val="22"/>
+                      <w:szCs w:val="22"/>
+                      <w:color w:val="000000"/>
+                    </w:rPr>
+                    <w:t xml:space="preserve">58.91</w:t>
+                  </w:r>
+                </w:p>
+              </w:tc>
+              <w:tc>
+                <w:tcPr>
+                  <w:tcBorders>
+                    <w:bottom w:val="none" w:sz="0" w:space="0" w:color="000000"/>
+                    <w:top w:val="none" w:sz="0" w:space="0" w:color="000000"/>
+                    <w:left w:val="none" w:sz="0" w:space="0" w:color="000000"/>
+                    <w:right w:val="none" w:sz="0" w:space="0" w:color="000000"/>
+                  </w:tcBorders>
+                  <w:shd w:val="clear" w:color="auto" w:fill="FFFFFF"/>
+                  <w:tcMar>
+                    <w:top w:w="0" w:type="dxa"/>
+                    <w:bottom w:w="0" w:type="dxa"/>
+                    <w:left w:w="0" w:type="dxa"/>
+                    <w:right w:w="0" w:type="dxa"/>
+                  </w:tcMar>
+                  <w:vAlign w:val="center"/>
+                </w:tcPr>
+                <w:p>
+                  <w:pPr>
+                    <w:jc w:val="right"/>
+                    <w:pBdr>
+                      <w:bottom w:val="none" w:sz="0" w:space="0" w:color="000000"/>
+                      <w:top w:val="none" w:sz="0" w:space="0" w:color="000000"/>
+                      <w:left w:val="none" w:sz="0" w:space="0" w:color="000000"/>
+                      <w:right w:val="none" w:sz="0" w:space="0" w:color="000000"/>
+                    </w:pBdr>
+                    <w:spacing w:after="100" w:before="100" w:line="240"/>
+                    <w:ind w:left="100" w:right="100" w:firstLine="0" w:firstLineChars="0"/>
+                    <w:rPr>
+                      <w:rFonts w:ascii="Helvetica" w:hAnsi="Helvetica" w:eastAsia="Helvetica" w:cs="Helvetica"/>
+                      <w:i w:val="false"/>
+                      <w:b w:val="false"/>
+                      <w:u w:val="none"/>
+                      <w:strike w:val="false"/>
+                      <w:sz w:val="22"/>
+                      <w:szCs w:val="22"/>
+                      <w:color w:val="000000"/>
+                    </w:rPr>
+                  </w:pPr>
+                  <w:r xmlns:w="http://schemas.openxmlformats.org/wordprocessingml/2006/main" xmlns:wp="http://schemas.openxmlformats.org/drawingml/2006/wordprocessingDrawing" xmlns:r="http://schemas.openxmlformats.org/officeDocument/2006/relationships" xmlns:w14="http://schemas.microsoft.com/office/word/2010/wordml">
+                    <w:rPr>
+                      <w:rFonts w:ascii="Helvetica" w:hAnsi="Helvetica" w:eastAsia="Helvetica" w:cs="Helvetica"/>
+                      <w:i w:val="false"/>
+                      <w:b w:val="false"/>
+                      <w:u w:val="none"/>
+                      <w:strike w:val="false"/>
+                      <w:sz w:val="22"/>
+                      <w:szCs w:val="22"/>
+                      <w:color w:val="000000"/>
+                    </w:rPr>
+                    <w:t xml:space="preserve">-0.12</w:t>
+                  </w:r>
+                </w:p>
+              </w:tc>
+              <w:tc>
+                <w:tcPr>
+                  <w:tcBorders>
+                    <w:bottom w:val="none" w:sz="0" w:space="0" w:color="000000"/>
+                    <w:top w:val="none" w:sz="0" w:space="0" w:color="000000"/>
+                    <w:left w:val="none" w:sz="0" w:space="0" w:color="000000"/>
+                    <w:right w:val="none" w:sz="0" w:space="0" w:color="000000"/>
+                  </w:tcBorders>
+                  <w:shd w:val="clear" w:color="auto" w:fill="FFFFFF"/>
+                  <w:tcMar>
+                    <w:top w:w="0" w:type="dxa"/>
+                    <w:bottom w:w="0" w:type="dxa"/>
+                    <w:left w:w="0" w:type="dxa"/>
+                    <w:right w:w="0" w:type="dxa"/>
+                  </w:tcMar>
+                  <w:vAlign w:val="center"/>
+                </w:tcPr>
+                <w:p>
+                  <w:pPr>
+                    <w:jc w:val="right"/>
+                    <w:pBdr>
+                      <w:bottom w:val="none" w:sz="0" w:space="0" w:color="000000"/>
+                      <w:top w:val="none" w:sz="0" w:space="0" w:color="000000"/>
+                      <w:left w:val="none" w:sz="0" w:space="0" w:color="000000"/>
+                      <w:right w:val="none" w:sz="0" w:space="0" w:color="000000"/>
+                    </w:pBdr>
+                    <w:spacing w:after="100" w:before="100" w:line="240"/>
+                    <w:ind w:left="100" w:right="100" w:firstLine="0" w:firstLineChars="0"/>
+                    <w:rPr>
+                      <w:rFonts w:ascii="Helvetica" w:hAnsi="Helvetica" w:eastAsia="Helvetica" w:cs="Helvetica"/>
+                      <w:i w:val="false"/>
+                      <w:b w:val="false"/>
+                      <w:u w:val="none"/>
+                      <w:strike w:val="false"/>
+                      <w:sz w:val="22"/>
+                      <w:szCs w:val="22"/>
+                      <w:color w:val="000000"/>
+                    </w:rPr>
+                  </w:pPr>
+                  <w:r xmlns:w="http://schemas.openxmlformats.org/wordprocessingml/2006/main" xmlns:wp="http://schemas.openxmlformats.org/drawingml/2006/wordprocessingDrawing" xmlns:r="http://schemas.openxmlformats.org/officeDocument/2006/relationships" xmlns:w14="http://schemas.microsoft.com/office/word/2010/wordml">
+                    <w:rPr>
+                      <w:rFonts w:ascii="Helvetica" w:hAnsi="Helvetica" w:eastAsia="Helvetica" w:cs="Helvetica"/>
+                      <w:i w:val="false"/>
+                      <w:b w:val="false"/>
+                      <w:u w:val="none"/>
+                      <w:strike w:val="false"/>
+                      <w:sz w:val="22"/>
+                      <w:szCs w:val="22"/>
+                      <w:color w:val="000000"/>
+                    </w:rPr>
+                    <w:t xml:space="preserve">0.14</w:t>
+                  </w:r>
+                </w:p>
+              </w:tc>
+              <w:tc>
+                <w:tcPr>
+                  <w:tcBorders>
+                    <w:bottom w:val="none" w:sz="0" w:space="0" w:color="000000"/>
+                    <w:top w:val="none" w:sz="0" w:space="0" w:color="000000"/>
+                    <w:left w:val="none" w:sz="0" w:space="0" w:color="000000"/>
+                    <w:right w:val="none" w:sz="0" w:space="0" w:color="000000"/>
+                  </w:tcBorders>
+                  <w:shd w:val="clear" w:color="auto" w:fill="FFFFFF"/>
+                  <w:tcMar>
+                    <w:top w:w="0" w:type="dxa"/>
+                    <w:bottom w:w="0" w:type="dxa"/>
+                    <w:left w:w="0" w:type="dxa"/>
+                    <w:right w:w="0" w:type="dxa"/>
+                  </w:tcMar>
+                  <w:vAlign w:val="center"/>
+                </w:tcPr>
+                <w:p>
+                  <w:pPr>
+                    <w:jc w:val="right"/>
+                    <w:pBdr>
+                      <w:bottom w:val="none" w:sz="0" w:space="0" w:color="000000"/>
+                      <w:top w:val="none" w:sz="0" w:space="0" w:color="000000"/>
+                      <w:left w:val="none" w:sz="0" w:space="0" w:color="000000"/>
+                      <w:right w:val="none" w:sz="0" w:space="0" w:color="000000"/>
+                    </w:pBdr>
+                    <w:spacing w:after="100" w:before="100" w:line="240"/>
+                    <w:ind w:left="100" w:right="100" w:firstLine="0" w:firstLineChars="0"/>
+                    <w:rPr>
+                      <w:rFonts w:ascii="Helvetica" w:hAnsi="Helvetica" w:eastAsia="Helvetica" w:cs="Helvetica"/>
+                      <w:i w:val="false"/>
+                      <w:b w:val="false"/>
+                      <w:u w:val="none"/>
+                      <w:strike w:val="false"/>
+                      <w:sz w:val="22"/>
+                      <w:szCs w:val="22"/>
+                      <w:color w:val="000000"/>
+                    </w:rPr>
+                  </w:pPr>
+                  <w:r xmlns:w="http://schemas.openxmlformats.org/wordprocessingml/2006/main" xmlns:wp="http://schemas.openxmlformats.org/drawingml/2006/wordprocessingDrawing" xmlns:r="http://schemas.openxmlformats.org/officeDocument/2006/relationships" xmlns:w14="http://schemas.microsoft.com/office/word/2010/wordml">
+                    <w:rPr>
+                      <w:rFonts w:ascii="Helvetica" w:hAnsi="Helvetica" w:eastAsia="Helvetica" w:cs="Helvetica"/>
+                      <w:i w:val="false"/>
+                      <w:b w:val="false"/>
+                      <w:u w:val="none"/>
+                      <w:strike w:val="false"/>
+                      <w:sz w:val="22"/>
+                      <w:szCs w:val="22"/>
+                      <w:color w:val="000000"/>
+                    </w:rPr>
+                    <w:t xml:space="preserve">0.27</w:t>
+                  </w:r>
+                </w:p>
+              </w:tc>
+            </w:tr>
+            <w:tr>
+              <w:trPr>
+                <w:trHeight w:val="577" w:hRule="auto"/>
+              </w:trPr>
+              <w:tc>
+                <w:tcPr>
+                  <w:tcBorders>
+                    <w:bottom w:val="none" w:sz="0" w:space="0" w:color="000000"/>
+                    <w:top w:val="none" w:sz="0" w:space="0" w:color="000000"/>
+                    <w:left w:val="none" w:sz="0" w:space="0" w:color="000000"/>
+                    <w:right w:val="none" w:sz="0" w:space="0" w:color="000000"/>
+                  </w:tcBorders>
+                  <w:shd w:val="clear" w:color="auto" w:fill="FFFFFF"/>
+                  <w:tcMar>
+                    <w:top w:w="0" w:type="dxa"/>
+                    <w:bottom w:w="0" w:type="dxa"/>
+                    <w:left w:w="0" w:type="dxa"/>
+                    <w:right w:w="0" w:type="dxa"/>
+                  </w:tcMar>
+                  <w:vAlign w:val="center"/>
+                </w:tcPr>
+                <w:p>
+                  <w:pPr>
+                    <w:jc w:val="left"/>
+                    <w:pBdr>
+                      <w:bottom w:val="none" w:sz="0" w:space="0" w:color="000000"/>
+                      <w:top w:val="none" w:sz="0" w:space="0" w:color="000000"/>
+                      <w:left w:val="none" w:sz="0" w:space="0" w:color="000000"/>
+                      <w:right w:val="none" w:sz="0" w:space="0" w:color="000000"/>
+                    </w:pBdr>
+                    <w:spacing w:after="100" w:before="100" w:line="240"/>
+                    <w:ind w:left="100" w:right="100" w:firstLine="0" w:firstLineChars="0"/>
+                    <w:rPr>
+                      <w:rFonts w:ascii="Helvetica" w:hAnsi="Helvetica" w:eastAsia="Helvetica" w:cs="Helvetica"/>
+                      <w:i w:val="false"/>
+                      <w:b w:val="false"/>
+                      <w:u w:val="none"/>
+                      <w:strike w:val="false"/>
+                      <w:sz w:val="22"/>
+                      <w:szCs w:val="22"/>
+                      <w:color w:val="000000"/>
+                    </w:rPr>
+                  </w:pPr>
+                  <w:r xmlns:w="http://schemas.openxmlformats.org/wordprocessingml/2006/main" xmlns:wp="http://schemas.openxmlformats.org/drawingml/2006/wordprocessingDrawing" xmlns:r="http://schemas.openxmlformats.org/officeDocument/2006/relationships" xmlns:w14="http://schemas.microsoft.com/office/word/2010/wordml">
+                    <w:rPr>
+                      <w:rFonts w:ascii="Helvetica" w:hAnsi="Helvetica" w:eastAsia="Helvetica" w:cs="Helvetica"/>
+                      <w:i w:val="false"/>
+                      <w:b w:val="false"/>
+                      <w:u w:val="none"/>
+                      <w:strike w:val="false"/>
+                      <w:sz w:val="22"/>
+                      <w:szCs w:val="22"/>
+                      <w:color w:val="000000"/>
+                    </w:rPr>
+                    <w:t xml:space="preserve">Start + Increase</w:t>
+                  </w:r>
+                </w:p>
+              </w:tc>
+              <w:tc>
+                <w:tcPr>
+                  <w:tcBorders>
+                    <w:bottom w:val="none" w:sz="0" w:space="0" w:color="000000"/>
+                    <w:top w:val="none" w:sz="0" w:space="0" w:color="000000"/>
+                    <w:left w:val="none" w:sz="0" w:space="0" w:color="000000"/>
+                    <w:right w:val="none" w:sz="0" w:space="0" w:color="000000"/>
+                  </w:tcBorders>
+                  <w:shd w:val="clear" w:color="auto" w:fill="FFFFFF"/>
+                  <w:tcMar>
+                    <w:top w:w="0" w:type="dxa"/>
+                    <w:bottom w:w="0" w:type="dxa"/>
+                    <w:left w:w="0" w:type="dxa"/>
+                    <w:right w:w="0" w:type="dxa"/>
+                  </w:tcMar>
+                  <w:vAlign w:val="center"/>
+                </w:tcPr>
+                <w:p>
+                  <w:pPr>
+                    <w:jc w:val="right"/>
+                    <w:pBdr>
+                      <w:bottom w:val="none" w:sz="0" w:space="0" w:color="000000"/>
+                      <w:top w:val="none" w:sz="0" w:space="0" w:color="000000"/>
+                      <w:left w:val="none" w:sz="0" w:space="0" w:color="000000"/>
+                      <w:right w:val="none" w:sz="0" w:space="0" w:color="000000"/>
+                    </w:pBdr>
+                    <w:spacing w:after="100" w:before="100" w:line="240"/>
+                    <w:ind w:left="100" w:right="100" w:firstLine="0" w:firstLineChars="0"/>
+                    <w:rPr>
+                      <w:rFonts w:ascii="Helvetica" w:hAnsi="Helvetica" w:eastAsia="Helvetica" w:cs="Helvetica"/>
+                      <w:i w:val="false"/>
+                      <w:b w:val="false"/>
+                      <w:u w:val="none"/>
+                      <w:strike w:val="false"/>
+                      <w:sz w:val="22"/>
+                      <w:szCs w:val="22"/>
+                      <w:color w:val="000000"/>
+                    </w:rPr>
+                  </w:pPr>
+                  <w:r xmlns:w="http://schemas.openxmlformats.org/wordprocessingml/2006/main" xmlns:wp="http://schemas.openxmlformats.org/drawingml/2006/wordprocessingDrawing" xmlns:r="http://schemas.openxmlformats.org/officeDocument/2006/relationships" xmlns:w14="http://schemas.microsoft.com/office/word/2010/wordml">
+                    <w:rPr>
+                      <w:rFonts w:ascii="Helvetica" w:hAnsi="Helvetica" w:eastAsia="Helvetica" w:cs="Helvetica"/>
+                      <w:i w:val="false"/>
+                      <w:b w:val="false"/>
+                      <w:u w:val="none"/>
+                      <w:strike w:val="false"/>
+                      <w:sz w:val="22"/>
+                      <w:szCs w:val="22"/>
+                      <w:color w:val="000000"/>
+                    </w:rPr>
+                    <w:t xml:space="preserve">3</w:t>
+                  </w:r>
+                </w:p>
+              </w:tc>
+              <w:tc>
+                <w:tcPr>
+                  <w:tcBorders>
+                    <w:bottom w:val="none" w:sz="0" w:space="0" w:color="000000"/>
+                    <w:top w:val="none" w:sz="0" w:space="0" w:color="000000"/>
+                    <w:left w:val="none" w:sz="0" w:space="0" w:color="000000"/>
+                    <w:right w:val="none" w:sz="0" w:space="0" w:color="000000"/>
+                  </w:tcBorders>
+                  <w:shd w:val="clear" w:color="auto" w:fill="FFFFFF"/>
+                  <w:tcMar>
+                    <w:top w:w="0" w:type="dxa"/>
+                    <w:bottom w:w="0" w:type="dxa"/>
+                    <w:left w:w="0" w:type="dxa"/>
+                    <w:right w:w="0" w:type="dxa"/>
+                  </w:tcMar>
+                  <w:vAlign w:val="center"/>
+                </w:tcPr>
+                <w:p>
+                  <w:pPr>
+                    <w:jc w:val="left"/>
+                    <w:pBdr>
+                      <w:bottom w:val="none" w:sz="0" w:space="0" w:color="000000"/>
+                      <w:top w:val="none" w:sz="0" w:space="0" w:color="000000"/>
+                      <w:left w:val="none" w:sz="0" w:space="0" w:color="000000"/>
+                      <w:right w:val="none" w:sz="0" w:space="0" w:color="000000"/>
+                    </w:pBdr>
+                    <w:spacing w:after="100" w:before="100" w:line="240"/>
+                    <w:ind w:left="100" w:right="100" w:firstLine="0" w:firstLineChars="0"/>
+                    <w:rPr>
+                      <w:rFonts w:ascii="Helvetica" w:hAnsi="Helvetica" w:eastAsia="Helvetica" w:cs="Helvetica"/>
+                      <w:i w:val="false"/>
+                      <w:b w:val="false"/>
+                      <w:u w:val="none"/>
+                      <w:strike w:val="false"/>
+                      <w:sz w:val="22"/>
+                      <w:szCs w:val="22"/>
+                      <w:color w:val="000000"/>
+                    </w:rPr>
+                  </w:pPr>
+                  <w:r xmlns:w="http://schemas.openxmlformats.org/wordprocessingml/2006/main" xmlns:wp="http://schemas.openxmlformats.org/drawingml/2006/wordprocessingDrawing" xmlns:r="http://schemas.openxmlformats.org/officeDocument/2006/relationships" xmlns:w14="http://schemas.microsoft.com/office/word/2010/wordml">
+                    <w:rPr>
+                      <w:rFonts w:ascii="Helvetica" w:hAnsi="Helvetica" w:eastAsia="Helvetica" w:cs="Helvetica"/>
+                      <w:i w:val="false"/>
+                      <w:b w:val="false"/>
+                      <w:u w:val="none"/>
+                      <w:strike w:val="false"/>
+                      <w:sz w:val="22"/>
+                      <w:szCs w:val="22"/>
+                      <w:color w:val="000000"/>
+                    </w:rPr>
+                    <w:t xml:space="preserve">11151.21</w:t>
+                  </w:r>
+                </w:p>
+              </w:tc>
+              <w:tc>
+                <w:tcPr>
+                  <w:tcBorders>
+                    <w:bottom w:val="none" w:sz="0" w:space="0" w:color="000000"/>
+                    <w:top w:val="none" w:sz="0" w:space="0" w:color="000000"/>
+                    <w:left w:val="none" w:sz="0" w:space="0" w:color="000000"/>
+                    <w:right w:val="none" w:sz="0" w:space="0" w:color="000000"/>
+                  </w:tcBorders>
+                  <w:shd w:val="clear" w:color="auto" w:fill="FFFFFF"/>
+                  <w:tcMar>
+                    <w:top w:w="0" w:type="dxa"/>
+                    <w:bottom w:w="0" w:type="dxa"/>
+                    <w:left w:w="0" w:type="dxa"/>
+                    <w:right w:w="0" w:type="dxa"/>
+                  </w:tcMar>
+                  <w:vAlign w:val="center"/>
+                </w:tcPr>
+                <w:p>
+                  <w:pPr>
+                    <w:jc w:val="right"/>
+                    <w:pBdr>
+                      <w:bottom w:val="none" w:sz="0" w:space="0" w:color="000000"/>
+                      <w:top w:val="none" w:sz="0" w:space="0" w:color="000000"/>
+                      <w:left w:val="none" w:sz="0" w:space="0" w:color="000000"/>
+                      <w:right w:val="none" w:sz="0" w:space="0" w:color="000000"/>
+                    </w:pBdr>
+                    <w:spacing w:after="100" w:before="100" w:line="240"/>
+                    <w:ind w:left="100" w:right="100" w:firstLine="0" w:firstLineChars="0"/>
+                    <w:rPr>
+                      <w:rFonts w:ascii="Helvetica" w:hAnsi="Helvetica" w:eastAsia="Helvetica" w:cs="Helvetica"/>
+                      <w:i w:val="false"/>
+                      <w:b w:val="false"/>
+                      <w:u w:val="none"/>
+                      <w:strike w:val="false"/>
+                      <w:sz w:val="22"/>
+                      <w:szCs w:val="22"/>
+                      <w:color w:val="000000"/>
+                    </w:rPr>
+                  </w:pPr>
+                  <w:r xmlns:w="http://schemas.openxmlformats.org/wordprocessingml/2006/main" xmlns:wp="http://schemas.openxmlformats.org/drawingml/2006/wordprocessingDrawing" xmlns:r="http://schemas.openxmlformats.org/officeDocument/2006/relationships" xmlns:w14="http://schemas.microsoft.com/office/word/2010/wordml">
+                    <w:rPr>
+                      <w:rFonts w:ascii="Helvetica" w:hAnsi="Helvetica" w:eastAsia="Helvetica" w:cs="Helvetica"/>
+                      <w:i w:val="false"/>
+                      <w:b w:val="false"/>
+                      <w:u w:val="none"/>
+                      <w:strike w:val="false"/>
+                      <w:sz w:val="22"/>
+                      <w:szCs w:val="22"/>
+                      <w:color w:val="000000"/>
+                    </w:rPr>
+                    <w:t xml:space="preserve">58.92</w:t>
+                  </w:r>
+                </w:p>
+              </w:tc>
+              <w:tc>
+                <w:tcPr>
+                  <w:tcBorders>
+                    <w:bottom w:val="none" w:sz="0" w:space="0" w:color="000000"/>
+                    <w:top w:val="none" w:sz="0" w:space="0" w:color="000000"/>
+                    <w:left w:val="none" w:sz="0" w:space="0" w:color="000000"/>
+                    <w:right w:val="none" w:sz="0" w:space="0" w:color="000000"/>
+                  </w:tcBorders>
+                  <w:shd w:val="clear" w:color="auto" w:fill="FFFFFF"/>
+                  <w:tcMar>
+                    <w:top w:w="0" w:type="dxa"/>
+                    <w:bottom w:w="0" w:type="dxa"/>
+                    <w:left w:w="0" w:type="dxa"/>
+                    <w:right w:w="0" w:type="dxa"/>
+                  </w:tcMar>
+                  <w:vAlign w:val="center"/>
+                </w:tcPr>
+                <w:p>
+                  <w:pPr>
+                    <w:jc w:val="right"/>
+                    <w:pBdr>
+                      <w:bottom w:val="none" w:sz="0" w:space="0" w:color="000000"/>
+                      <w:top w:val="none" w:sz="0" w:space="0" w:color="000000"/>
+                      <w:left w:val="none" w:sz="0" w:space="0" w:color="000000"/>
+                      <w:right w:val="none" w:sz="0" w:space="0" w:color="000000"/>
+                    </w:pBdr>
+                    <w:spacing w:after="100" w:before="100" w:line="240"/>
+                    <w:ind w:left="100" w:right="100" w:firstLine="0" w:firstLineChars="0"/>
+                    <w:rPr>
+                      <w:rFonts w:ascii="Helvetica" w:hAnsi="Helvetica" w:eastAsia="Helvetica" w:cs="Helvetica"/>
+                      <w:i w:val="false"/>
+                      <w:b w:val="false"/>
+                      <w:u w:val="none"/>
+                      <w:strike w:val="false"/>
+                      <w:sz w:val="22"/>
+                      <w:szCs w:val="22"/>
+                      <w:color w:val="000000"/>
+                    </w:rPr>
+                  </w:pPr>
+                  <w:r xmlns:w="http://schemas.openxmlformats.org/wordprocessingml/2006/main" xmlns:wp="http://schemas.openxmlformats.org/drawingml/2006/wordprocessingDrawing" xmlns:r="http://schemas.openxmlformats.org/officeDocument/2006/relationships" xmlns:w14="http://schemas.microsoft.com/office/word/2010/wordml">
+                    <w:rPr>
+                      <w:rFonts w:ascii="Helvetica" w:hAnsi="Helvetica" w:eastAsia="Helvetica" w:cs="Helvetica"/>
+                      <w:i w:val="false"/>
+                      <w:b w:val="false"/>
+                      <w:u w:val="none"/>
+                      <w:strike w:val="false"/>
+                      <w:sz w:val="22"/>
+                      <w:szCs w:val="22"/>
+                      <w:color w:val="000000"/>
+                    </w:rPr>
+                    <w:t xml:space="preserve">-0.99</w:t>
+                  </w:r>
+                </w:p>
+              </w:tc>
+              <w:tc>
+                <w:tcPr>
+                  <w:tcBorders>
+                    <w:bottom w:val="none" w:sz="0" w:space="0" w:color="000000"/>
+                    <w:top w:val="none" w:sz="0" w:space="0" w:color="000000"/>
+                    <w:left w:val="none" w:sz="0" w:space="0" w:color="000000"/>
+                    <w:right w:val="none" w:sz="0" w:space="0" w:color="000000"/>
+                  </w:tcBorders>
+                  <w:shd w:val="clear" w:color="auto" w:fill="FFFFFF"/>
+                  <w:tcMar>
+                    <w:top w:w="0" w:type="dxa"/>
+                    <w:bottom w:w="0" w:type="dxa"/>
+                    <w:left w:w="0" w:type="dxa"/>
+                    <w:right w:w="0" w:type="dxa"/>
+                  </w:tcMar>
+                  <w:vAlign w:val="center"/>
+                </w:tcPr>
+                <w:p>
+                  <w:pPr>
+                    <w:jc w:val="right"/>
+                    <w:pBdr>
+                      <w:bottom w:val="none" w:sz="0" w:space="0" w:color="000000"/>
+                      <w:top w:val="none" w:sz="0" w:space="0" w:color="000000"/>
+                      <w:left w:val="none" w:sz="0" w:space="0" w:color="000000"/>
+                      <w:right w:val="none" w:sz="0" w:space="0" w:color="000000"/>
+                    </w:pBdr>
+                    <w:spacing w:after="100" w:before="100" w:line="240"/>
+                    <w:ind w:left="100" w:right="100" w:firstLine="0" w:firstLineChars="0"/>
+                    <w:rPr>
+                      <w:rFonts w:ascii="Helvetica" w:hAnsi="Helvetica" w:eastAsia="Helvetica" w:cs="Helvetica"/>
+                      <w:i w:val="false"/>
+                      <w:b w:val="false"/>
+                      <w:u w:val="none"/>
+                      <w:strike w:val="false"/>
+                      <w:sz w:val="22"/>
+                      <w:szCs w:val="22"/>
+                      <w:color w:val="000000"/>
+                    </w:rPr>
+                  </w:pPr>
+                  <w:r xmlns:w="http://schemas.openxmlformats.org/wordprocessingml/2006/main" xmlns:wp="http://schemas.openxmlformats.org/drawingml/2006/wordprocessingDrawing" xmlns:r="http://schemas.openxmlformats.org/officeDocument/2006/relationships" xmlns:w14="http://schemas.microsoft.com/office/word/2010/wordml">
+                    <w:rPr>
+                      <w:rFonts w:ascii="Helvetica" w:hAnsi="Helvetica" w:eastAsia="Helvetica" w:cs="Helvetica"/>
+                      <w:i w:val="false"/>
+                      <w:b w:val="false"/>
+                      <w:u w:val="none"/>
+                      <w:strike w:val="false"/>
+                      <w:sz w:val="22"/>
+                      <w:szCs w:val="22"/>
+                      <w:color w:val="000000"/>
+                    </w:rPr>
+                    <w:t xml:space="preserve">0.41</w:t>
                   </w:r>
                 </w:p>
               </w:tc>
@@ -1341,60 +1778,6 @@
                       <w:color w:val="000000"/>
                     </w:rPr>
                     <w:t xml:space="preserve">0.12</w:t>
-                  </w:r>
-                </w:p>
-              </w:tc>
-              <w:tc>
-                <w:tcPr>
-                  <w:tcBorders>
-                    <w:bottom w:val="none" w:sz="0" w:space="0" w:color="000000"/>
-                    <w:top w:val="none" w:sz="0" w:space="0" w:color="000000"/>
-                    <w:left w:val="none" w:sz="0" w:space="0" w:color="000000"/>
-                    <w:right w:val="none" w:sz="0" w:space="0" w:color="000000"/>
-                  </w:tcBorders>
-                  <w:shd w:val="clear" w:color="auto" w:fill="FFFFFF"/>
-                  <w:tcMar>
-                    <w:top w:w="0" w:type="dxa"/>
-                    <w:bottom w:w="0" w:type="dxa"/>
-                    <w:left w:w="0" w:type="dxa"/>
-                    <w:right w:w="0" w:type="dxa"/>
-                  </w:tcMar>
-                  <w:vAlign w:val="center"/>
-                </w:tcPr>
-                <w:p>
-                  <w:pPr>
-                    <w:jc w:val="right"/>
-                    <w:pBdr>
-                      <w:bottom w:val="none" w:sz="0" w:space="0" w:color="000000"/>
-                      <w:top w:val="none" w:sz="0" w:space="0" w:color="000000"/>
-                      <w:left w:val="none" w:sz="0" w:space="0" w:color="000000"/>
-                      <w:right w:val="none" w:sz="0" w:space="0" w:color="000000"/>
-                    </w:pBdr>
-                    <w:spacing w:after="100" w:before="100" w:line="240"/>
-                    <w:ind w:left="100" w:right="100" w:firstLine="0" w:firstLineChars="0"/>
-                    <w:rPr>
-                      <w:rFonts w:ascii="Helvetica" w:hAnsi="Helvetica" w:eastAsia="Helvetica" w:cs="Helvetica"/>
-                      <w:i w:val="false"/>
-                      <w:b w:val="false"/>
-                      <w:u w:val="none"/>
-                      <w:strike w:val="false"/>
-                      <w:sz w:val="22"/>
-                      <w:szCs w:val="22"/>
-                      <w:color w:val="000000"/>
-                    </w:rPr>
-                  </w:pPr>
-                  <w:r xmlns:w="http://schemas.openxmlformats.org/wordprocessingml/2006/main" xmlns:wp="http://schemas.openxmlformats.org/drawingml/2006/wordprocessingDrawing" xmlns:r="http://schemas.openxmlformats.org/officeDocument/2006/relationships" xmlns:w14="http://schemas.microsoft.com/office/word/2010/wordml">
-                    <w:rPr>
-                      <w:rFonts w:ascii="Helvetica" w:hAnsi="Helvetica" w:eastAsia="Helvetica" w:cs="Helvetica"/>
-                      <w:i w:val="false"/>
-                      <w:b w:val="false"/>
-                      <w:u w:val="none"/>
-                      <w:strike w:val="false"/>
-                      <w:sz w:val="22"/>
-                      <w:szCs w:val="22"/>
-                      <w:color w:val="000000"/>
-                    </w:rPr>
-                    <w:t xml:space="preserve">0.29</w:t>
                   </w:r>
                 </w:p>
               </w:tc>
@@ -1507,7 +1890,7 @@
                       <w:szCs w:val="22"/>
                       <w:color w:val="000000"/>
                     </w:rPr>
-                    <w:t xml:space="preserve">3</w:t>
+                    <w:t xml:space="preserve">4</w:t>
                   </w:r>
                 </w:p>
               </w:tc>
@@ -1561,169 +1944,169 @@
                       <w:szCs w:val="22"/>
                       <w:color w:val="000000"/>
                     </w:rPr>
-                    <w:t xml:space="preserve">9802.52</w:t>
-                  </w:r>
-                </w:p>
-              </w:tc>
-              <w:tc>
-                <w:tcPr>
-                  <w:tcBorders>
-                    <w:bottom w:val="none" w:sz="0" w:space="0" w:color="000000"/>
-                    <w:top w:val="none" w:sz="0" w:space="0" w:color="000000"/>
-                    <w:left w:val="none" w:sz="0" w:space="0" w:color="000000"/>
-                    <w:right w:val="none" w:sz="0" w:space="0" w:color="000000"/>
-                  </w:tcBorders>
-                  <w:shd w:val="clear" w:color="auto" w:fill="FFFFFF"/>
-                  <w:tcMar>
-                    <w:top w:w="0" w:type="dxa"/>
-                    <w:bottom w:w="0" w:type="dxa"/>
-                    <w:left w:w="0" w:type="dxa"/>
-                    <w:right w:w="0" w:type="dxa"/>
-                  </w:tcMar>
-                  <w:vAlign w:val="center"/>
-                </w:tcPr>
-                <w:p>
-                  <w:pPr>
-                    <w:jc w:val="right"/>
-                    <w:pBdr>
-                      <w:bottom w:val="none" w:sz="0" w:space="0" w:color="000000"/>
-                      <w:top w:val="none" w:sz="0" w:space="0" w:color="000000"/>
-                      <w:left w:val="none" w:sz="0" w:space="0" w:color="000000"/>
-                      <w:right w:val="none" w:sz="0" w:space="0" w:color="000000"/>
-                    </w:pBdr>
-                    <w:spacing w:after="100" w:before="100" w:line="240"/>
-                    <w:ind w:left="100" w:right="100" w:firstLine="0" w:firstLineChars="0"/>
-                    <w:rPr>
-                      <w:rFonts w:ascii="Helvetica" w:hAnsi="Helvetica" w:eastAsia="Helvetica" w:cs="Helvetica"/>
-                      <w:i w:val="false"/>
-                      <w:b w:val="false"/>
-                      <w:u w:val="none"/>
-                      <w:strike w:val="false"/>
-                      <w:sz w:val="22"/>
-                      <w:szCs w:val="22"/>
-                      <w:color w:val="000000"/>
-                    </w:rPr>
-                  </w:pPr>
-                  <w:r xmlns:w="http://schemas.openxmlformats.org/wordprocessingml/2006/main" xmlns:wp="http://schemas.openxmlformats.org/drawingml/2006/wordprocessingDrawing" xmlns:r="http://schemas.openxmlformats.org/officeDocument/2006/relationships" xmlns:w14="http://schemas.microsoft.com/office/word/2010/wordml">
-                    <w:rPr>
-                      <w:rFonts w:ascii="Helvetica" w:hAnsi="Helvetica" w:eastAsia="Helvetica" w:cs="Helvetica"/>
-                      <w:i w:val="false"/>
-                      <w:b w:val="false"/>
-                      <w:u w:val="none"/>
-                      <w:strike w:val="false"/>
-                      <w:sz w:val="22"/>
-                      <w:szCs w:val="22"/>
-                      <w:color w:val="000000"/>
-                    </w:rPr>
-                    <w:t xml:space="preserve">56.20</w:t>
-                  </w:r>
-                </w:p>
-              </w:tc>
-              <w:tc>
-                <w:tcPr>
-                  <w:tcBorders>
-                    <w:bottom w:val="none" w:sz="0" w:space="0" w:color="000000"/>
-                    <w:top w:val="none" w:sz="0" w:space="0" w:color="000000"/>
-                    <w:left w:val="none" w:sz="0" w:space="0" w:color="000000"/>
-                    <w:right w:val="none" w:sz="0" w:space="0" w:color="000000"/>
-                  </w:tcBorders>
-                  <w:shd w:val="clear" w:color="auto" w:fill="FFFFFF"/>
-                  <w:tcMar>
-                    <w:top w:w="0" w:type="dxa"/>
-                    <w:bottom w:w="0" w:type="dxa"/>
-                    <w:left w:w="0" w:type="dxa"/>
-                    <w:right w:w="0" w:type="dxa"/>
-                  </w:tcMar>
-                  <w:vAlign w:val="center"/>
-                </w:tcPr>
-                <w:p>
-                  <w:pPr>
-                    <w:jc w:val="right"/>
-                    <w:pBdr>
-                      <w:bottom w:val="none" w:sz="0" w:space="0" w:color="000000"/>
-                      <w:top w:val="none" w:sz="0" w:space="0" w:color="000000"/>
-                      <w:left w:val="none" w:sz="0" w:space="0" w:color="000000"/>
-                      <w:right w:val="none" w:sz="0" w:space="0" w:color="000000"/>
-                    </w:pBdr>
-                    <w:spacing w:after="100" w:before="100" w:line="240"/>
-                    <w:ind w:left="100" w:right="100" w:firstLine="0" w:firstLineChars="0"/>
-                    <w:rPr>
-                      <w:rFonts w:ascii="Helvetica" w:hAnsi="Helvetica" w:eastAsia="Helvetica" w:cs="Helvetica"/>
-                      <w:i w:val="false"/>
-                      <w:b w:val="false"/>
-                      <w:u w:val="none"/>
-                      <w:strike w:val="false"/>
-                      <w:sz w:val="22"/>
-                      <w:szCs w:val="22"/>
-                      <w:color w:val="000000"/>
-                    </w:rPr>
-                  </w:pPr>
-                  <w:r xmlns:w="http://schemas.openxmlformats.org/wordprocessingml/2006/main" xmlns:wp="http://schemas.openxmlformats.org/drawingml/2006/wordprocessingDrawing" xmlns:r="http://schemas.openxmlformats.org/officeDocument/2006/relationships" xmlns:w14="http://schemas.microsoft.com/office/word/2010/wordml">
-                    <w:rPr>
-                      <w:rFonts w:ascii="Helvetica" w:hAnsi="Helvetica" w:eastAsia="Helvetica" w:cs="Helvetica"/>
-                      <w:i w:val="false"/>
-                      <w:b w:val="false"/>
-                      <w:u w:val="none"/>
-                      <w:strike w:val="false"/>
-                      <w:sz w:val="22"/>
-                      <w:szCs w:val="22"/>
-                      <w:color w:val="000000"/>
-                    </w:rPr>
-                    <w:t xml:space="preserve">-0.98</w:t>
-                  </w:r>
-                </w:p>
-              </w:tc>
-              <w:tc>
-                <w:tcPr>
-                  <w:tcBorders>
-                    <w:bottom w:val="none" w:sz="0" w:space="0" w:color="000000"/>
-                    <w:top w:val="none" w:sz="0" w:space="0" w:color="000000"/>
-                    <w:left w:val="none" w:sz="0" w:space="0" w:color="000000"/>
-                    <w:right w:val="none" w:sz="0" w:space="0" w:color="000000"/>
-                  </w:tcBorders>
-                  <w:shd w:val="clear" w:color="auto" w:fill="FFFFFF"/>
-                  <w:tcMar>
-                    <w:top w:w="0" w:type="dxa"/>
-                    <w:bottom w:w="0" w:type="dxa"/>
-                    <w:left w:w="0" w:type="dxa"/>
-                    <w:right w:w="0" w:type="dxa"/>
-                  </w:tcMar>
-                  <w:vAlign w:val="center"/>
-                </w:tcPr>
-                <w:p>
-                  <w:pPr>
-                    <w:jc w:val="right"/>
-                    <w:pBdr>
-                      <w:bottom w:val="none" w:sz="0" w:space="0" w:color="000000"/>
-                      <w:top w:val="none" w:sz="0" w:space="0" w:color="000000"/>
-                      <w:left w:val="none" w:sz="0" w:space="0" w:color="000000"/>
-                      <w:right w:val="none" w:sz="0" w:space="0" w:color="000000"/>
-                    </w:pBdr>
-                    <w:spacing w:after="100" w:before="100" w:line="240"/>
-                    <w:ind w:left="100" w:right="100" w:firstLine="0" w:firstLineChars="0"/>
-                    <w:rPr>
-                      <w:rFonts w:ascii="Helvetica" w:hAnsi="Helvetica" w:eastAsia="Helvetica" w:cs="Helvetica"/>
-                      <w:i w:val="false"/>
-                      <w:b w:val="false"/>
-                      <w:u w:val="none"/>
-                      <w:strike w:val="false"/>
-                      <w:sz w:val="22"/>
-                      <w:szCs w:val="22"/>
-                      <w:color w:val="000000"/>
-                    </w:rPr>
-                  </w:pPr>
-                  <w:r xmlns:w="http://schemas.openxmlformats.org/wordprocessingml/2006/main" xmlns:wp="http://schemas.openxmlformats.org/drawingml/2006/wordprocessingDrawing" xmlns:r="http://schemas.openxmlformats.org/officeDocument/2006/relationships" xmlns:w14="http://schemas.microsoft.com/office/word/2010/wordml">
-                    <w:rPr>
-                      <w:rFonts w:ascii="Helvetica" w:hAnsi="Helvetica" w:eastAsia="Helvetica" w:cs="Helvetica"/>
-                      <w:i w:val="false"/>
-                      <w:b w:val="false"/>
-                      <w:u w:val="none"/>
-                      <w:strike w:val="false"/>
-                      <w:sz w:val="22"/>
-                      <w:szCs w:val="22"/>
-                      <w:color w:val="000000"/>
-                    </w:rPr>
-                    <w:t xml:space="preserve">0.59</w:t>
+                    <w:t xml:space="preserve">11151.25</w:t>
+                  </w:r>
+                </w:p>
+              </w:tc>
+              <w:tc>
+                <w:tcPr>
+                  <w:tcBorders>
+                    <w:bottom w:val="none" w:sz="0" w:space="0" w:color="000000"/>
+                    <w:top w:val="none" w:sz="0" w:space="0" w:color="000000"/>
+                    <w:left w:val="none" w:sz="0" w:space="0" w:color="000000"/>
+                    <w:right w:val="none" w:sz="0" w:space="0" w:color="000000"/>
+                  </w:tcBorders>
+                  <w:shd w:val="clear" w:color="auto" w:fill="FFFFFF"/>
+                  <w:tcMar>
+                    <w:top w:w="0" w:type="dxa"/>
+                    <w:bottom w:w="0" w:type="dxa"/>
+                    <w:left w:w="0" w:type="dxa"/>
+                    <w:right w:w="0" w:type="dxa"/>
+                  </w:tcMar>
+                  <w:vAlign w:val="center"/>
+                </w:tcPr>
+                <w:p>
+                  <w:pPr>
+                    <w:jc w:val="right"/>
+                    <w:pBdr>
+                      <w:bottom w:val="none" w:sz="0" w:space="0" w:color="000000"/>
+                      <w:top w:val="none" w:sz="0" w:space="0" w:color="000000"/>
+                      <w:left w:val="none" w:sz="0" w:space="0" w:color="000000"/>
+                      <w:right w:val="none" w:sz="0" w:space="0" w:color="000000"/>
+                    </w:pBdr>
+                    <w:spacing w:after="100" w:before="100" w:line="240"/>
+                    <w:ind w:left="100" w:right="100" w:firstLine="0" w:firstLineChars="0"/>
+                    <w:rPr>
+                      <w:rFonts w:ascii="Helvetica" w:hAnsi="Helvetica" w:eastAsia="Helvetica" w:cs="Helvetica"/>
+                      <w:i w:val="false"/>
+                      <w:b w:val="false"/>
+                      <w:u w:val="none"/>
+                      <w:strike w:val="false"/>
+                      <w:sz w:val="22"/>
+                      <w:szCs w:val="22"/>
+                      <w:color w:val="000000"/>
+                    </w:rPr>
+                  </w:pPr>
+                  <w:r xmlns:w="http://schemas.openxmlformats.org/wordprocessingml/2006/main" xmlns:wp="http://schemas.openxmlformats.org/drawingml/2006/wordprocessingDrawing" xmlns:r="http://schemas.openxmlformats.org/officeDocument/2006/relationships" xmlns:w14="http://schemas.microsoft.com/office/word/2010/wordml">
+                    <w:rPr>
+                      <w:rFonts w:ascii="Helvetica" w:hAnsi="Helvetica" w:eastAsia="Helvetica" w:cs="Helvetica"/>
+                      <w:i w:val="false"/>
+                      <w:b w:val="false"/>
+                      <w:u w:val="none"/>
+                      <w:strike w:val="false"/>
+                      <w:sz w:val="22"/>
+                      <w:szCs w:val="22"/>
+                      <w:color w:val="000000"/>
+                    </w:rPr>
+                    <w:t xml:space="preserve">58.88</w:t>
+                  </w:r>
+                </w:p>
+              </w:tc>
+              <w:tc>
+                <w:tcPr>
+                  <w:tcBorders>
+                    <w:bottom w:val="none" w:sz="0" w:space="0" w:color="000000"/>
+                    <w:top w:val="none" w:sz="0" w:space="0" w:color="000000"/>
+                    <w:left w:val="none" w:sz="0" w:space="0" w:color="000000"/>
+                    <w:right w:val="none" w:sz="0" w:space="0" w:color="000000"/>
+                  </w:tcBorders>
+                  <w:shd w:val="clear" w:color="auto" w:fill="FFFFFF"/>
+                  <w:tcMar>
+                    <w:top w:w="0" w:type="dxa"/>
+                    <w:bottom w:w="0" w:type="dxa"/>
+                    <w:left w:w="0" w:type="dxa"/>
+                    <w:right w:w="0" w:type="dxa"/>
+                  </w:tcMar>
+                  <w:vAlign w:val="center"/>
+                </w:tcPr>
+                <w:p>
+                  <w:pPr>
+                    <w:jc w:val="right"/>
+                    <w:pBdr>
+                      <w:bottom w:val="none" w:sz="0" w:space="0" w:color="000000"/>
+                      <w:top w:val="none" w:sz="0" w:space="0" w:color="000000"/>
+                      <w:left w:val="none" w:sz="0" w:space="0" w:color="000000"/>
+                      <w:right w:val="none" w:sz="0" w:space="0" w:color="000000"/>
+                    </w:pBdr>
+                    <w:spacing w:after="100" w:before="100" w:line="240"/>
+                    <w:ind w:left="100" w:right="100" w:firstLine="0" w:firstLineChars="0"/>
+                    <w:rPr>
+                      <w:rFonts w:ascii="Helvetica" w:hAnsi="Helvetica" w:eastAsia="Helvetica" w:cs="Helvetica"/>
+                      <w:i w:val="false"/>
+                      <w:b w:val="false"/>
+                      <w:u w:val="none"/>
+                      <w:strike w:val="false"/>
+                      <w:sz w:val="22"/>
+                      <w:szCs w:val="22"/>
+                      <w:color w:val="000000"/>
+                    </w:rPr>
+                  </w:pPr>
+                  <w:r xmlns:w="http://schemas.openxmlformats.org/wordprocessingml/2006/main" xmlns:wp="http://schemas.openxmlformats.org/drawingml/2006/wordprocessingDrawing" xmlns:r="http://schemas.openxmlformats.org/officeDocument/2006/relationships" xmlns:w14="http://schemas.microsoft.com/office/word/2010/wordml">
+                    <w:rPr>
+                      <w:rFonts w:ascii="Helvetica" w:hAnsi="Helvetica" w:eastAsia="Helvetica" w:cs="Helvetica"/>
+                      <w:i w:val="false"/>
+                      <w:b w:val="false"/>
+                      <w:u w:val="none"/>
+                      <w:strike w:val="false"/>
+                      <w:sz w:val="22"/>
+                      <w:szCs w:val="22"/>
+                      <w:color w:val="000000"/>
+                    </w:rPr>
+                    <w:t xml:space="preserve">-1.01</w:t>
+                  </w:r>
+                </w:p>
+              </w:tc>
+              <w:tc>
+                <w:tcPr>
+                  <w:tcBorders>
+                    <w:bottom w:val="none" w:sz="0" w:space="0" w:color="000000"/>
+                    <w:top w:val="none" w:sz="0" w:space="0" w:color="000000"/>
+                    <w:left w:val="none" w:sz="0" w:space="0" w:color="000000"/>
+                    <w:right w:val="none" w:sz="0" w:space="0" w:color="000000"/>
+                  </w:tcBorders>
+                  <w:shd w:val="clear" w:color="auto" w:fill="FFFFFF"/>
+                  <w:tcMar>
+                    <w:top w:w="0" w:type="dxa"/>
+                    <w:bottom w:w="0" w:type="dxa"/>
+                    <w:left w:w="0" w:type="dxa"/>
+                    <w:right w:w="0" w:type="dxa"/>
+                  </w:tcMar>
+                  <w:vAlign w:val="center"/>
+                </w:tcPr>
+                <w:p>
+                  <w:pPr>
+                    <w:jc w:val="right"/>
+                    <w:pBdr>
+                      <w:bottom w:val="none" w:sz="0" w:space="0" w:color="000000"/>
+                      <w:top w:val="none" w:sz="0" w:space="0" w:color="000000"/>
+                      <w:left w:val="none" w:sz="0" w:space="0" w:color="000000"/>
+                      <w:right w:val="none" w:sz="0" w:space="0" w:color="000000"/>
+                    </w:pBdr>
+                    <w:spacing w:after="100" w:before="100" w:line="240"/>
+                    <w:ind w:left="100" w:right="100" w:firstLine="0" w:firstLineChars="0"/>
+                    <w:rPr>
+                      <w:rFonts w:ascii="Helvetica" w:hAnsi="Helvetica" w:eastAsia="Helvetica" w:cs="Helvetica"/>
+                      <w:i w:val="false"/>
+                      <w:b w:val="false"/>
+                      <w:u w:val="none"/>
+                      <w:strike w:val="false"/>
+                      <w:sz w:val="22"/>
+                      <w:szCs w:val="22"/>
+                      <w:color w:val="000000"/>
+                    </w:rPr>
+                  </w:pPr>
+                  <w:r xmlns:w="http://schemas.openxmlformats.org/wordprocessingml/2006/main" xmlns:wp="http://schemas.openxmlformats.org/drawingml/2006/wordprocessingDrawing" xmlns:r="http://schemas.openxmlformats.org/officeDocument/2006/relationships" xmlns:w14="http://schemas.microsoft.com/office/word/2010/wordml">
+                    <w:rPr>
+                      <w:rFonts w:ascii="Helvetica" w:hAnsi="Helvetica" w:eastAsia="Helvetica" w:cs="Helvetica"/>
+                      <w:i w:val="false"/>
+                      <w:b w:val="false"/>
+                      <w:u w:val="none"/>
+                      <w:strike w:val="false"/>
+                      <w:sz w:val="22"/>
+                      <w:szCs w:val="22"/>
+                      <w:color w:val="000000"/>
+                    </w:rPr>
+                    <w:t xml:space="preserve">0.39</w:t>
                   </w:r>
                 </w:p>
               </w:tc>
@@ -1778,6 +2161,389 @@
                       <w:color w:val="000000"/>
                     </w:rPr>
                     <w:t xml:space="preserve">0.11</w:t>
+                  </w:r>
+                </w:p>
+              </w:tc>
+            </w:tr>
+            <w:tr>
+              <w:trPr>
+                <w:trHeight w:val="573" w:hRule="auto"/>
+              </w:trPr>
+              <w:tc>
+                <w:tcPr>
+                  <w:tcBorders>
+                    <w:bottom w:val="none" w:sz="0" w:space="0" w:color="000000"/>
+                    <w:top w:val="none" w:sz="0" w:space="0" w:color="000000"/>
+                    <w:left w:val="none" w:sz="0" w:space="0" w:color="000000"/>
+                    <w:right w:val="none" w:sz="0" w:space="0" w:color="000000"/>
+                  </w:tcBorders>
+                  <w:shd w:val="clear" w:color="auto" w:fill="FFFFFF"/>
+                  <w:tcMar>
+                    <w:top w:w="0" w:type="dxa"/>
+                    <w:bottom w:w="0" w:type="dxa"/>
+                    <w:left w:w="0" w:type="dxa"/>
+                    <w:right w:w="0" w:type="dxa"/>
+                  </w:tcMar>
+                  <w:vAlign w:val="center"/>
+                </w:tcPr>
+                <w:p>
+                  <w:pPr>
+                    <w:jc w:val="left"/>
+                    <w:pBdr>
+                      <w:bottom w:val="none" w:sz="0" w:space="0" w:color="000000"/>
+                      <w:top w:val="none" w:sz="0" w:space="0" w:color="000000"/>
+                      <w:left w:val="none" w:sz="0" w:space="0" w:color="000000"/>
+                      <w:right w:val="none" w:sz="0" w:space="0" w:color="000000"/>
+                    </w:pBdr>
+                    <w:spacing w:after="100" w:before="100" w:line="240"/>
+                    <w:ind w:left="100" w:right="100" w:firstLine="0" w:firstLineChars="0"/>
+                    <w:rPr>
+                      <w:rFonts w:ascii="Helvetica" w:hAnsi="Helvetica" w:eastAsia="Helvetica" w:cs="Helvetica"/>
+                      <w:i w:val="false"/>
+                      <w:b w:val="false"/>
+                      <w:u w:val="none"/>
+                      <w:strike w:val="false"/>
+                      <w:sz w:val="22"/>
+                      <w:szCs w:val="22"/>
+                      <w:color w:val="000000"/>
+                    </w:rPr>
+                  </w:pPr>
+                  <w:r xmlns:w="http://schemas.openxmlformats.org/wordprocessingml/2006/main" xmlns:wp="http://schemas.openxmlformats.org/drawingml/2006/wordprocessingDrawing" xmlns:r="http://schemas.openxmlformats.org/officeDocument/2006/relationships" xmlns:w14="http://schemas.microsoft.com/office/word/2010/wordml">
+                    <w:rPr>
+                      <w:rFonts w:ascii="Helvetica" w:hAnsi="Helvetica" w:eastAsia="Helvetica" w:cs="Helvetica"/>
+                      <w:i w:val="false"/>
+                      <w:b w:val="false"/>
+                      <w:u w:val="none"/>
+                      <w:strike w:val="false"/>
+                      <w:sz w:val="22"/>
+                      <w:szCs w:val="22"/>
+                      <w:color w:val="000000"/>
+                    </w:rPr>
+                    <w:t xml:space="preserve">Rate</w:t>
+                  </w:r>
+                </w:p>
+              </w:tc>
+              <w:tc>
+                <w:tcPr>
+                  <w:tcBorders>
+                    <w:bottom w:val="none" w:sz="0" w:space="0" w:color="000000"/>
+                    <w:top w:val="none" w:sz="0" w:space="0" w:color="000000"/>
+                    <w:left w:val="none" w:sz="0" w:space="0" w:color="000000"/>
+                    <w:right w:val="none" w:sz="0" w:space="0" w:color="000000"/>
+                  </w:tcBorders>
+                  <w:shd w:val="clear" w:color="auto" w:fill="FFFFFF"/>
+                  <w:tcMar>
+                    <w:top w:w="0" w:type="dxa"/>
+                    <w:bottom w:w="0" w:type="dxa"/>
+                    <w:left w:w="0" w:type="dxa"/>
+                    <w:right w:w="0" w:type="dxa"/>
+                  </w:tcMar>
+                  <w:vAlign w:val="center"/>
+                </w:tcPr>
+                <w:p>
+                  <w:pPr>
+                    <w:jc w:val="right"/>
+                    <w:pBdr>
+                      <w:bottom w:val="none" w:sz="0" w:space="0" w:color="000000"/>
+                      <w:top w:val="none" w:sz="0" w:space="0" w:color="000000"/>
+                      <w:left w:val="none" w:sz="0" w:space="0" w:color="000000"/>
+                      <w:right w:val="none" w:sz="0" w:space="0" w:color="000000"/>
+                    </w:pBdr>
+                    <w:spacing w:after="100" w:before="100" w:line="240"/>
+                    <w:ind w:left="100" w:right="100" w:firstLine="0" w:firstLineChars="0"/>
+                    <w:rPr>
+                      <w:rFonts w:ascii="Helvetica" w:hAnsi="Helvetica" w:eastAsia="Helvetica" w:cs="Helvetica"/>
+                      <w:i w:val="false"/>
+                      <w:b w:val="false"/>
+                      <w:u w:val="none"/>
+                      <w:strike w:val="false"/>
+                      <w:sz w:val="22"/>
+                      <w:szCs w:val="22"/>
+                      <w:color w:val="000000"/>
+                    </w:rPr>
+                  </w:pPr>
+                  <w:r xmlns:w="http://schemas.openxmlformats.org/wordprocessingml/2006/main" xmlns:wp="http://schemas.openxmlformats.org/drawingml/2006/wordprocessingDrawing" xmlns:r="http://schemas.openxmlformats.org/officeDocument/2006/relationships" xmlns:w14="http://schemas.microsoft.com/office/word/2010/wordml">
+                    <w:rPr>
+                      <w:rFonts w:ascii="Helvetica" w:hAnsi="Helvetica" w:eastAsia="Helvetica" w:cs="Helvetica"/>
+                      <w:i w:val="false"/>
+                      <w:b w:val="false"/>
+                      <w:u w:val="none"/>
+                      <w:strike w:val="false"/>
+                      <w:sz w:val="22"/>
+                      <w:szCs w:val="22"/>
+                      <w:color w:val="000000"/>
+                    </w:rPr>
+                    <w:t xml:space="preserve">5</w:t>
+                  </w:r>
+                </w:p>
+              </w:tc>
+              <w:tc>
+                <w:tcPr>
+                  <w:tcBorders>
+                    <w:bottom w:val="none" w:sz="0" w:space="0" w:color="000000"/>
+                    <w:top w:val="none" w:sz="0" w:space="0" w:color="000000"/>
+                    <w:left w:val="none" w:sz="0" w:space="0" w:color="000000"/>
+                    <w:right w:val="none" w:sz="0" w:space="0" w:color="000000"/>
+                  </w:tcBorders>
+                  <w:shd w:val="clear" w:color="auto" w:fill="FFFFFF"/>
+                  <w:tcMar>
+                    <w:top w:w="0" w:type="dxa"/>
+                    <w:bottom w:w="0" w:type="dxa"/>
+                    <w:left w:w="0" w:type="dxa"/>
+                    <w:right w:w="0" w:type="dxa"/>
+                  </w:tcMar>
+                  <w:vAlign w:val="center"/>
+                </w:tcPr>
+                <w:p>
+                  <w:pPr>
+                    <w:jc w:val="left"/>
+                    <w:pBdr>
+                      <w:bottom w:val="none" w:sz="0" w:space="0" w:color="000000"/>
+                      <w:top w:val="none" w:sz="0" w:space="0" w:color="000000"/>
+                      <w:left w:val="none" w:sz="0" w:space="0" w:color="000000"/>
+                      <w:right w:val="none" w:sz="0" w:space="0" w:color="000000"/>
+                    </w:pBdr>
+                    <w:spacing w:after="100" w:before="100" w:line="240"/>
+                    <w:ind w:left="100" w:right="100" w:firstLine="0" w:firstLineChars="0"/>
+                    <w:rPr>
+                      <w:rFonts w:ascii="Helvetica" w:hAnsi="Helvetica" w:eastAsia="Helvetica" w:cs="Helvetica"/>
+                      <w:i w:val="false"/>
+                      <w:b w:val="false"/>
+                      <w:u w:val="none"/>
+                      <w:strike w:val="false"/>
+                      <w:sz w:val="22"/>
+                      <w:szCs w:val="22"/>
+                      <w:color w:val="000000"/>
+                    </w:rPr>
+                  </w:pPr>
+                  <w:r xmlns:w="http://schemas.openxmlformats.org/wordprocessingml/2006/main" xmlns:wp="http://schemas.openxmlformats.org/drawingml/2006/wordprocessingDrawing" xmlns:r="http://schemas.openxmlformats.org/officeDocument/2006/relationships" xmlns:w14="http://schemas.microsoft.com/office/word/2010/wordml">
+                    <w:rPr>
+                      <w:rFonts w:ascii="Helvetica" w:hAnsi="Helvetica" w:eastAsia="Helvetica" w:cs="Helvetica"/>
+                      <w:i w:val="false"/>
+                      <w:b w:val="false"/>
+                      <w:u w:val="none"/>
+                      <w:strike w:val="false"/>
+                      <w:sz w:val="22"/>
+                      <w:szCs w:val="22"/>
+                      <w:color w:val="000000"/>
+                    </w:rPr>
+                    <w:t xml:space="preserve">11153.17</w:t>
+                  </w:r>
+                </w:p>
+              </w:tc>
+              <w:tc>
+                <w:tcPr>
+                  <w:tcBorders>
+                    <w:bottom w:val="none" w:sz="0" w:space="0" w:color="000000"/>
+                    <w:top w:val="none" w:sz="0" w:space="0" w:color="000000"/>
+                    <w:left w:val="none" w:sz="0" w:space="0" w:color="000000"/>
+                    <w:right w:val="none" w:sz="0" w:space="0" w:color="000000"/>
+                  </w:tcBorders>
+                  <w:shd w:val="clear" w:color="auto" w:fill="FFFFFF"/>
+                  <w:tcMar>
+                    <w:top w:w="0" w:type="dxa"/>
+                    <w:bottom w:w="0" w:type="dxa"/>
+                    <w:left w:w="0" w:type="dxa"/>
+                    <w:right w:w="0" w:type="dxa"/>
+                  </w:tcMar>
+                  <w:vAlign w:val="center"/>
+                </w:tcPr>
+                <w:p>
+                  <w:pPr>
+                    <w:jc w:val="right"/>
+                    <w:pBdr>
+                      <w:bottom w:val="none" w:sz="0" w:space="0" w:color="000000"/>
+                      <w:top w:val="none" w:sz="0" w:space="0" w:color="000000"/>
+                      <w:left w:val="none" w:sz="0" w:space="0" w:color="000000"/>
+                      <w:right w:val="none" w:sz="0" w:space="0" w:color="000000"/>
+                    </w:pBdr>
+                    <w:spacing w:after="100" w:before="100" w:line="240"/>
+                    <w:ind w:left="100" w:right="100" w:firstLine="0" w:firstLineChars="0"/>
+                    <w:rPr>
+                      <w:rFonts w:ascii="Helvetica" w:hAnsi="Helvetica" w:eastAsia="Helvetica" w:cs="Helvetica"/>
+                      <w:i w:val="false"/>
+                      <w:b w:val="false"/>
+                      <w:u w:val="none"/>
+                      <w:strike w:val="false"/>
+                      <w:sz w:val="22"/>
+                      <w:szCs w:val="22"/>
+                      <w:color w:val="000000"/>
+                    </w:rPr>
+                  </w:pPr>
+                  <w:r xmlns:w="http://schemas.openxmlformats.org/wordprocessingml/2006/main" xmlns:wp="http://schemas.openxmlformats.org/drawingml/2006/wordprocessingDrawing" xmlns:r="http://schemas.openxmlformats.org/officeDocument/2006/relationships" xmlns:w14="http://schemas.microsoft.com/office/word/2010/wordml">
+                    <w:rPr>
+                      <w:rFonts w:ascii="Helvetica" w:hAnsi="Helvetica" w:eastAsia="Helvetica" w:cs="Helvetica"/>
+                      <w:i w:val="false"/>
+                      <w:b w:val="false"/>
+                      <w:u w:val="none"/>
+                      <w:strike w:val="false"/>
+                      <w:sz w:val="22"/>
+                      <w:szCs w:val="22"/>
+                      <w:color w:val="000000"/>
+                    </w:rPr>
+                    <w:t xml:space="preserve">58.18</w:t>
+                  </w:r>
+                </w:p>
+              </w:tc>
+              <w:tc>
+                <w:tcPr>
+                  <w:tcBorders>
+                    <w:bottom w:val="none" w:sz="0" w:space="0" w:color="000000"/>
+                    <w:top w:val="none" w:sz="0" w:space="0" w:color="000000"/>
+                    <w:left w:val="none" w:sz="0" w:space="0" w:color="000000"/>
+                    <w:right w:val="none" w:sz="0" w:space="0" w:color="000000"/>
+                  </w:tcBorders>
+                  <w:shd w:val="clear" w:color="auto" w:fill="FFFFFF"/>
+                  <w:tcMar>
+                    <w:top w:w="0" w:type="dxa"/>
+                    <w:bottom w:w="0" w:type="dxa"/>
+                    <w:left w:w="0" w:type="dxa"/>
+                    <w:right w:w="0" w:type="dxa"/>
+                  </w:tcMar>
+                  <w:vAlign w:val="center"/>
+                </w:tcPr>
+                <w:p>
+                  <w:pPr>
+                    <w:jc w:val="right"/>
+                    <w:pBdr>
+                      <w:bottom w:val="none" w:sz="0" w:space="0" w:color="000000"/>
+                      <w:top w:val="none" w:sz="0" w:space="0" w:color="000000"/>
+                      <w:left w:val="none" w:sz="0" w:space="0" w:color="000000"/>
+                      <w:right w:val="none" w:sz="0" w:space="0" w:color="000000"/>
+                    </w:pBdr>
+                    <w:spacing w:after="100" w:before="100" w:line="240"/>
+                    <w:ind w:left="100" w:right="100" w:firstLine="0" w:firstLineChars="0"/>
+                    <w:rPr>
+                      <w:rFonts w:ascii="Helvetica" w:hAnsi="Helvetica" w:eastAsia="Helvetica" w:cs="Helvetica"/>
+                      <w:i w:val="false"/>
+                      <w:b w:val="false"/>
+                      <w:u w:val="none"/>
+                      <w:strike w:val="false"/>
+                      <w:sz w:val="22"/>
+                      <w:szCs w:val="22"/>
+                      <w:color w:val="000000"/>
+                    </w:rPr>
+                  </w:pPr>
+                  <w:r xmlns:w="http://schemas.openxmlformats.org/wordprocessingml/2006/main" xmlns:wp="http://schemas.openxmlformats.org/drawingml/2006/wordprocessingDrawing" xmlns:r="http://schemas.openxmlformats.org/officeDocument/2006/relationships" xmlns:w14="http://schemas.microsoft.com/office/word/2010/wordml">
+                    <w:rPr>
+                      <w:rFonts w:ascii="Helvetica" w:hAnsi="Helvetica" w:eastAsia="Helvetica" w:cs="Helvetica"/>
+                      <w:i w:val="false"/>
+                      <w:b w:val="false"/>
+                      <w:u w:val="none"/>
+                      <w:strike w:val="false"/>
+                      <w:sz w:val="22"/>
+                      <w:szCs w:val="22"/>
+                      <w:color w:val="000000"/>
+                    </w:rPr>
+                    <w:t xml:space="preserve">-1.97</w:t>
+                  </w:r>
+                </w:p>
+              </w:tc>
+              <w:tc>
+                <w:tcPr>
+                  <w:tcBorders>
+                    <w:bottom w:val="none" w:sz="0" w:space="0" w:color="000000"/>
+                    <w:top w:val="none" w:sz="0" w:space="0" w:color="000000"/>
+                    <w:left w:val="none" w:sz="0" w:space="0" w:color="000000"/>
+                    <w:right w:val="none" w:sz="0" w:space="0" w:color="000000"/>
+                  </w:tcBorders>
+                  <w:shd w:val="clear" w:color="auto" w:fill="FFFFFF"/>
+                  <w:tcMar>
+                    <w:top w:w="0" w:type="dxa"/>
+                    <w:bottom w:w="0" w:type="dxa"/>
+                    <w:left w:w="0" w:type="dxa"/>
+                    <w:right w:w="0" w:type="dxa"/>
+                  </w:tcMar>
+                  <w:vAlign w:val="center"/>
+                </w:tcPr>
+                <w:p>
+                  <w:pPr>
+                    <w:jc w:val="right"/>
+                    <w:pBdr>
+                      <w:bottom w:val="none" w:sz="0" w:space="0" w:color="000000"/>
+                      <w:top w:val="none" w:sz="0" w:space="0" w:color="000000"/>
+                      <w:left w:val="none" w:sz="0" w:space="0" w:color="000000"/>
+                      <w:right w:val="none" w:sz="0" w:space="0" w:color="000000"/>
+                    </w:pBdr>
+                    <w:spacing w:after="100" w:before="100" w:line="240"/>
+                    <w:ind w:left="100" w:right="100" w:firstLine="0" w:firstLineChars="0"/>
+                    <w:rPr>
+                      <w:rFonts w:ascii="Helvetica" w:hAnsi="Helvetica" w:eastAsia="Helvetica" w:cs="Helvetica"/>
+                      <w:i w:val="false"/>
+                      <w:b w:val="false"/>
+                      <w:u w:val="none"/>
+                      <w:strike w:val="false"/>
+                      <w:sz w:val="22"/>
+                      <w:szCs w:val="22"/>
+                      <w:color w:val="000000"/>
+                    </w:rPr>
+                  </w:pPr>
+                  <w:r xmlns:w="http://schemas.openxmlformats.org/wordprocessingml/2006/main" xmlns:wp="http://schemas.openxmlformats.org/drawingml/2006/wordprocessingDrawing" xmlns:r="http://schemas.openxmlformats.org/officeDocument/2006/relationships" xmlns:w14="http://schemas.microsoft.com/office/word/2010/wordml">
+                    <w:rPr>
+                      <w:rFonts w:ascii="Helvetica" w:hAnsi="Helvetica" w:eastAsia="Helvetica" w:cs="Helvetica"/>
+                      <w:i w:val="false"/>
+                      <w:b w:val="false"/>
+                      <w:u w:val="none"/>
+                      <w:strike w:val="false"/>
+                      <w:sz w:val="22"/>
+                      <w:szCs w:val="22"/>
+                      <w:color w:val="000000"/>
+                    </w:rPr>
+                    <w:t xml:space="preserve">1.58</w:t>
+                  </w:r>
+                </w:p>
+              </w:tc>
+              <w:tc>
+                <w:tcPr>
+                  <w:tcBorders>
+                    <w:bottom w:val="none" w:sz="0" w:space="0" w:color="000000"/>
+                    <w:top w:val="none" w:sz="0" w:space="0" w:color="000000"/>
+                    <w:left w:val="none" w:sz="0" w:space="0" w:color="000000"/>
+                    <w:right w:val="none" w:sz="0" w:space="0" w:color="000000"/>
+                  </w:tcBorders>
+                  <w:shd w:val="clear" w:color="auto" w:fill="FFFFFF"/>
+                  <w:tcMar>
+                    <w:top w:w="0" w:type="dxa"/>
+                    <w:bottom w:w="0" w:type="dxa"/>
+                    <w:left w:w="0" w:type="dxa"/>
+                    <w:right w:w="0" w:type="dxa"/>
+                  </w:tcMar>
+                  <w:vAlign w:val="center"/>
+                </w:tcPr>
+                <w:p>
+                  <w:pPr>
+                    <w:jc w:val="right"/>
+                    <w:pBdr>
+                      <w:bottom w:val="none" w:sz="0" w:space="0" w:color="000000"/>
+                      <w:top w:val="none" w:sz="0" w:space="0" w:color="000000"/>
+                      <w:left w:val="none" w:sz="0" w:space="0" w:color="000000"/>
+                      <w:right w:val="none" w:sz="0" w:space="0" w:color="000000"/>
+                    </w:pBdr>
+                    <w:spacing w:after="100" w:before="100" w:line="240"/>
+                    <w:ind w:left="100" w:right="100" w:firstLine="0" w:firstLineChars="0"/>
+                    <w:rPr>
+                      <w:rFonts w:ascii="Helvetica" w:hAnsi="Helvetica" w:eastAsia="Helvetica" w:cs="Helvetica"/>
+                      <w:i w:val="false"/>
+                      <w:b w:val="false"/>
+                      <w:u w:val="none"/>
+                      <w:strike w:val="false"/>
+                      <w:sz w:val="22"/>
+                      <w:szCs w:val="22"/>
+                      <w:color w:val="000000"/>
+                    </w:rPr>
+                  </w:pPr>
+                  <w:r xmlns:w="http://schemas.openxmlformats.org/wordprocessingml/2006/main" xmlns:wp="http://schemas.openxmlformats.org/drawingml/2006/wordprocessingDrawing" xmlns:r="http://schemas.openxmlformats.org/officeDocument/2006/relationships" xmlns:w14="http://schemas.microsoft.com/office/word/2010/wordml">
+                    <w:rPr>
+                      <w:rFonts w:ascii="Helvetica" w:hAnsi="Helvetica" w:eastAsia="Helvetica" w:cs="Helvetica"/>
+                      <w:i w:val="false"/>
+                      <w:b w:val="false"/>
+                      <w:u w:val="none"/>
+                      <w:strike w:val="false"/>
+                      <w:sz w:val="22"/>
+                      <w:szCs w:val="22"/>
+                      <w:color w:val="000000"/>
+                    </w:rPr>
+                    <w:t xml:space="preserve">0.09</w:t>
                   </w:r>
                 </w:p>
               </w:tc>
@@ -1836,61 +2602,61 @@
                       <w:szCs w:val="22"/>
                       <w:color w:val="000000"/>
                     </w:rPr>
-                    <w:t xml:space="preserve">Start + Increase</w:t>
-                  </w:r>
-                </w:p>
-              </w:tc>
-              <w:tc>
-                <w:tcPr>
-                  <w:tcBorders>
-                    <w:bottom w:val="none" w:sz="0" w:space="0" w:color="000000"/>
-                    <w:top w:val="none" w:sz="0" w:space="0" w:color="000000"/>
-                    <w:left w:val="none" w:sz="0" w:space="0" w:color="000000"/>
-                    <w:right w:val="none" w:sz="0" w:space="0" w:color="000000"/>
-                  </w:tcBorders>
-                  <w:shd w:val="clear" w:color="auto" w:fill="FFFFFF"/>
-                  <w:tcMar>
-                    <w:top w:w="0" w:type="dxa"/>
-                    <w:bottom w:w="0" w:type="dxa"/>
-                    <w:left w:w="0" w:type="dxa"/>
-                    <w:right w:w="0" w:type="dxa"/>
-                  </w:tcMar>
-                  <w:vAlign w:val="center"/>
-                </w:tcPr>
-                <w:p>
-                  <w:pPr>
-                    <w:jc w:val="right"/>
-                    <w:pBdr>
-                      <w:bottom w:val="none" w:sz="0" w:space="0" w:color="000000"/>
-                      <w:top w:val="none" w:sz="0" w:space="0" w:color="000000"/>
-                      <w:left w:val="none" w:sz="0" w:space="0" w:color="000000"/>
-                      <w:right w:val="none" w:sz="0" w:space="0" w:color="000000"/>
-                    </w:pBdr>
-                    <w:spacing w:after="100" w:before="100" w:line="240"/>
-                    <w:ind w:left="100" w:right="100" w:firstLine="0" w:firstLineChars="0"/>
-                    <w:rPr>
-                      <w:rFonts w:ascii="Helvetica" w:hAnsi="Helvetica" w:eastAsia="Helvetica" w:cs="Helvetica"/>
-                      <w:i w:val="false"/>
-                      <w:b w:val="false"/>
-                      <w:u w:val="none"/>
-                      <w:strike w:val="false"/>
-                      <w:sz w:val="22"/>
-                      <w:szCs w:val="22"/>
-                      <w:color w:val="000000"/>
-                    </w:rPr>
-                  </w:pPr>
-                  <w:r xmlns:w="http://schemas.openxmlformats.org/wordprocessingml/2006/main" xmlns:wp="http://schemas.openxmlformats.org/drawingml/2006/wordprocessingDrawing" xmlns:r="http://schemas.openxmlformats.org/officeDocument/2006/relationships" xmlns:w14="http://schemas.microsoft.com/office/word/2010/wordml">
-                    <w:rPr>
-                      <w:rFonts w:ascii="Helvetica" w:hAnsi="Helvetica" w:eastAsia="Helvetica" w:cs="Helvetica"/>
-                      <w:i w:val="false"/>
-                      <w:b w:val="false"/>
-                      <w:u w:val="none"/>
-                      <w:strike w:val="false"/>
-                      <w:sz w:val="22"/>
-                      <w:szCs w:val="22"/>
-                      <w:color w:val="000000"/>
-                    </w:rPr>
-                    <w:t xml:space="preserve">4</w:t>
+                    <w:t xml:space="preserve">Start + Rate</w:t>
+                  </w:r>
+                </w:p>
+              </w:tc>
+              <w:tc>
+                <w:tcPr>
+                  <w:tcBorders>
+                    <w:bottom w:val="none" w:sz="0" w:space="0" w:color="000000"/>
+                    <w:top w:val="none" w:sz="0" w:space="0" w:color="000000"/>
+                    <w:left w:val="none" w:sz="0" w:space="0" w:color="000000"/>
+                    <w:right w:val="none" w:sz="0" w:space="0" w:color="000000"/>
+                  </w:tcBorders>
+                  <w:shd w:val="clear" w:color="auto" w:fill="FFFFFF"/>
+                  <w:tcMar>
+                    <w:top w:w="0" w:type="dxa"/>
+                    <w:bottom w:w="0" w:type="dxa"/>
+                    <w:left w:w="0" w:type="dxa"/>
+                    <w:right w:w="0" w:type="dxa"/>
+                  </w:tcMar>
+                  <w:vAlign w:val="center"/>
+                </w:tcPr>
+                <w:p>
+                  <w:pPr>
+                    <w:jc w:val="right"/>
+                    <w:pBdr>
+                      <w:bottom w:val="none" w:sz="0" w:space="0" w:color="000000"/>
+                      <w:top w:val="none" w:sz="0" w:space="0" w:color="000000"/>
+                      <w:left w:val="none" w:sz="0" w:space="0" w:color="000000"/>
+                      <w:right w:val="none" w:sz="0" w:space="0" w:color="000000"/>
+                    </w:pBdr>
+                    <w:spacing w:after="100" w:before="100" w:line="240"/>
+                    <w:ind w:left="100" w:right="100" w:firstLine="0" w:firstLineChars="0"/>
+                    <w:rPr>
+                      <w:rFonts w:ascii="Helvetica" w:hAnsi="Helvetica" w:eastAsia="Helvetica" w:cs="Helvetica"/>
+                      <w:i w:val="false"/>
+                      <w:b w:val="false"/>
+                      <w:u w:val="none"/>
+                      <w:strike w:val="false"/>
+                      <w:sz w:val="22"/>
+                      <w:szCs w:val="22"/>
+                      <w:color w:val="000000"/>
+                    </w:rPr>
+                  </w:pPr>
+                  <w:r xmlns:w="http://schemas.openxmlformats.org/wordprocessingml/2006/main" xmlns:wp="http://schemas.openxmlformats.org/drawingml/2006/wordprocessingDrawing" xmlns:r="http://schemas.openxmlformats.org/officeDocument/2006/relationships" xmlns:w14="http://schemas.microsoft.com/office/word/2010/wordml">
+                    <w:rPr>
+                      <w:rFonts w:ascii="Helvetica" w:hAnsi="Helvetica" w:eastAsia="Helvetica" w:cs="Helvetica"/>
+                      <w:i w:val="false"/>
+                      <w:b w:val="false"/>
+                      <w:u w:val="none"/>
+                      <w:strike w:val="false"/>
+                      <w:sz w:val="22"/>
+                      <w:szCs w:val="22"/>
+                      <w:color w:val="000000"/>
+                    </w:rPr>
+                    <w:t xml:space="preserve">6</w:t>
                   </w:r>
                 </w:p>
               </w:tc>
@@ -1944,223 +2710,223 @@
                       <w:szCs w:val="22"/>
                       <w:color w:val="000000"/>
                     </w:rPr>
-                    <w:t xml:space="preserve">9802.54</w:t>
-                  </w:r>
-                </w:p>
-              </w:tc>
-              <w:tc>
-                <w:tcPr>
-                  <w:tcBorders>
-                    <w:bottom w:val="none" w:sz="0" w:space="0" w:color="000000"/>
-                    <w:top w:val="none" w:sz="0" w:space="0" w:color="000000"/>
-                    <w:left w:val="none" w:sz="0" w:space="0" w:color="000000"/>
-                    <w:right w:val="none" w:sz="0" w:space="0" w:color="000000"/>
-                  </w:tcBorders>
-                  <w:shd w:val="clear" w:color="auto" w:fill="FFFFFF"/>
-                  <w:tcMar>
-                    <w:top w:w="0" w:type="dxa"/>
-                    <w:bottom w:w="0" w:type="dxa"/>
-                    <w:left w:w="0" w:type="dxa"/>
-                    <w:right w:w="0" w:type="dxa"/>
-                  </w:tcMar>
-                  <w:vAlign w:val="center"/>
-                </w:tcPr>
-                <w:p>
-                  <w:pPr>
-                    <w:jc w:val="right"/>
-                    <w:pBdr>
-                      <w:bottom w:val="none" w:sz="0" w:space="0" w:color="000000"/>
-                      <w:top w:val="none" w:sz="0" w:space="0" w:color="000000"/>
-                      <w:left w:val="none" w:sz="0" w:space="0" w:color="000000"/>
-                      <w:right w:val="none" w:sz="0" w:space="0" w:color="000000"/>
-                    </w:pBdr>
-                    <w:spacing w:after="100" w:before="100" w:line="240"/>
-                    <w:ind w:left="100" w:right="100" w:firstLine="0" w:firstLineChars="0"/>
-                    <w:rPr>
-                      <w:rFonts w:ascii="Helvetica" w:hAnsi="Helvetica" w:eastAsia="Helvetica" w:cs="Helvetica"/>
-                      <w:i w:val="false"/>
-                      <w:b w:val="false"/>
-                      <w:u w:val="none"/>
-                      <w:strike w:val="false"/>
-                      <w:sz w:val="22"/>
-                      <w:szCs w:val="22"/>
-                      <w:color w:val="000000"/>
-                    </w:rPr>
-                  </w:pPr>
-                  <w:r xmlns:w="http://schemas.openxmlformats.org/wordprocessingml/2006/main" xmlns:wp="http://schemas.openxmlformats.org/drawingml/2006/wordprocessingDrawing" xmlns:r="http://schemas.openxmlformats.org/officeDocument/2006/relationships" xmlns:w14="http://schemas.microsoft.com/office/word/2010/wordml">
-                    <w:rPr>
-                      <w:rFonts w:ascii="Helvetica" w:hAnsi="Helvetica" w:eastAsia="Helvetica" w:cs="Helvetica"/>
-                      <w:i w:val="false"/>
-                      <w:b w:val="false"/>
-                      <w:u w:val="none"/>
-                      <w:strike w:val="false"/>
-                      <w:sz w:val="22"/>
-                      <w:szCs w:val="22"/>
-                      <w:color w:val="000000"/>
-                    </w:rPr>
-                    <w:t xml:space="preserve">56.20</w:t>
-                  </w:r>
-                </w:p>
-              </w:tc>
-              <w:tc>
-                <w:tcPr>
-                  <w:tcBorders>
-                    <w:bottom w:val="none" w:sz="0" w:space="0" w:color="000000"/>
-                    <w:top w:val="none" w:sz="0" w:space="0" w:color="000000"/>
-                    <w:left w:val="none" w:sz="0" w:space="0" w:color="000000"/>
-                    <w:right w:val="none" w:sz="0" w:space="0" w:color="000000"/>
-                  </w:tcBorders>
-                  <w:shd w:val="clear" w:color="auto" w:fill="FFFFFF"/>
-                  <w:tcMar>
-                    <w:top w:w="0" w:type="dxa"/>
-                    <w:bottom w:w="0" w:type="dxa"/>
-                    <w:left w:w="0" w:type="dxa"/>
-                    <w:right w:w="0" w:type="dxa"/>
-                  </w:tcMar>
-                  <w:vAlign w:val="center"/>
-                </w:tcPr>
-                <w:p>
-                  <w:pPr>
-                    <w:jc w:val="right"/>
-                    <w:pBdr>
-                      <w:bottom w:val="none" w:sz="0" w:space="0" w:color="000000"/>
-                      <w:top w:val="none" w:sz="0" w:space="0" w:color="000000"/>
-                      <w:left w:val="none" w:sz="0" w:space="0" w:color="000000"/>
-                      <w:right w:val="none" w:sz="0" w:space="0" w:color="000000"/>
-                    </w:pBdr>
-                    <w:spacing w:after="100" w:before="100" w:line="240"/>
-                    <w:ind w:left="100" w:right="100" w:firstLine="0" w:firstLineChars="0"/>
-                    <w:rPr>
-                      <w:rFonts w:ascii="Helvetica" w:hAnsi="Helvetica" w:eastAsia="Helvetica" w:cs="Helvetica"/>
-                      <w:i w:val="false"/>
-                      <w:b w:val="false"/>
-                      <w:u w:val="none"/>
-                      <w:strike w:val="false"/>
-                      <w:sz w:val="22"/>
-                      <w:szCs w:val="22"/>
-                      <w:color w:val="000000"/>
-                    </w:rPr>
-                  </w:pPr>
-                  <w:r xmlns:w="http://schemas.openxmlformats.org/wordprocessingml/2006/main" xmlns:wp="http://schemas.openxmlformats.org/drawingml/2006/wordprocessingDrawing" xmlns:r="http://schemas.openxmlformats.org/officeDocument/2006/relationships" xmlns:w14="http://schemas.microsoft.com/office/word/2010/wordml">
-                    <w:rPr>
-                      <w:rFonts w:ascii="Helvetica" w:hAnsi="Helvetica" w:eastAsia="Helvetica" w:cs="Helvetica"/>
-                      <w:i w:val="false"/>
-                      <w:b w:val="false"/>
-                      <w:u w:val="none"/>
-                      <w:strike w:val="false"/>
-                      <w:sz w:val="22"/>
-                      <w:szCs w:val="22"/>
-                      <w:color w:val="000000"/>
-                    </w:rPr>
-                    <w:t xml:space="preserve">-0.99</w:t>
-                  </w:r>
-                </w:p>
-              </w:tc>
-              <w:tc>
-                <w:tcPr>
-                  <w:tcBorders>
-                    <w:bottom w:val="none" w:sz="0" w:space="0" w:color="000000"/>
-                    <w:top w:val="none" w:sz="0" w:space="0" w:color="000000"/>
-                    <w:left w:val="none" w:sz="0" w:space="0" w:color="000000"/>
-                    <w:right w:val="none" w:sz="0" w:space="0" w:color="000000"/>
-                  </w:tcBorders>
-                  <w:shd w:val="clear" w:color="auto" w:fill="FFFFFF"/>
-                  <w:tcMar>
-                    <w:top w:w="0" w:type="dxa"/>
-                    <w:bottom w:w="0" w:type="dxa"/>
-                    <w:left w:w="0" w:type="dxa"/>
-                    <w:right w:w="0" w:type="dxa"/>
-                  </w:tcMar>
-                  <w:vAlign w:val="center"/>
-                </w:tcPr>
-                <w:p>
-                  <w:pPr>
-                    <w:jc w:val="right"/>
-                    <w:pBdr>
-                      <w:bottom w:val="none" w:sz="0" w:space="0" w:color="000000"/>
-                      <w:top w:val="none" w:sz="0" w:space="0" w:color="000000"/>
-                      <w:left w:val="none" w:sz="0" w:space="0" w:color="000000"/>
-                      <w:right w:val="none" w:sz="0" w:space="0" w:color="000000"/>
-                    </w:pBdr>
-                    <w:spacing w:after="100" w:before="100" w:line="240"/>
-                    <w:ind w:left="100" w:right="100" w:firstLine="0" w:firstLineChars="0"/>
-                    <w:rPr>
-                      <w:rFonts w:ascii="Helvetica" w:hAnsi="Helvetica" w:eastAsia="Helvetica" w:cs="Helvetica"/>
-                      <w:i w:val="false"/>
-                      <w:b w:val="false"/>
-                      <w:u w:val="none"/>
-                      <w:strike w:val="false"/>
-                      <w:sz w:val="22"/>
-                      <w:szCs w:val="22"/>
-                      <w:color w:val="000000"/>
-                    </w:rPr>
-                  </w:pPr>
-                  <w:r xmlns:w="http://schemas.openxmlformats.org/wordprocessingml/2006/main" xmlns:wp="http://schemas.openxmlformats.org/drawingml/2006/wordprocessingDrawing" xmlns:r="http://schemas.openxmlformats.org/officeDocument/2006/relationships" xmlns:w14="http://schemas.microsoft.com/office/word/2010/wordml">
-                    <w:rPr>
-                      <w:rFonts w:ascii="Helvetica" w:hAnsi="Helvetica" w:eastAsia="Helvetica" w:cs="Helvetica"/>
-                      <w:i w:val="false"/>
-                      <w:b w:val="false"/>
-                      <w:u w:val="none"/>
-                      <w:strike w:val="false"/>
-                      <w:sz w:val="22"/>
-                      <w:szCs w:val="22"/>
-                      <w:color w:val="000000"/>
-                    </w:rPr>
-                    <w:t xml:space="preserve">0.62</w:t>
-                  </w:r>
-                </w:p>
-              </w:tc>
-              <w:tc>
-                <w:tcPr>
-                  <w:tcBorders>
-                    <w:bottom w:val="none" w:sz="0" w:space="0" w:color="000000"/>
-                    <w:top w:val="none" w:sz="0" w:space="0" w:color="000000"/>
-                    <w:left w:val="none" w:sz="0" w:space="0" w:color="000000"/>
-                    <w:right w:val="none" w:sz="0" w:space="0" w:color="000000"/>
-                  </w:tcBorders>
-                  <w:shd w:val="clear" w:color="auto" w:fill="FFFFFF"/>
-                  <w:tcMar>
-                    <w:top w:w="0" w:type="dxa"/>
-                    <w:bottom w:w="0" w:type="dxa"/>
-                    <w:left w:w="0" w:type="dxa"/>
-                    <w:right w:w="0" w:type="dxa"/>
-                  </w:tcMar>
-                  <w:vAlign w:val="center"/>
-                </w:tcPr>
-                <w:p>
-                  <w:pPr>
-                    <w:jc w:val="right"/>
-                    <w:pBdr>
-                      <w:bottom w:val="none" w:sz="0" w:space="0" w:color="000000"/>
-                      <w:top w:val="none" w:sz="0" w:space="0" w:color="000000"/>
-                      <w:left w:val="none" w:sz="0" w:space="0" w:color="000000"/>
-                      <w:right w:val="none" w:sz="0" w:space="0" w:color="000000"/>
-                    </w:pBdr>
-                    <w:spacing w:after="100" w:before="100" w:line="240"/>
-                    <w:ind w:left="100" w:right="100" w:firstLine="0" w:firstLineChars="0"/>
-                    <w:rPr>
-                      <w:rFonts w:ascii="Helvetica" w:hAnsi="Helvetica" w:eastAsia="Helvetica" w:cs="Helvetica"/>
-                      <w:i w:val="false"/>
-                      <w:b w:val="false"/>
-                      <w:u w:val="none"/>
-                      <w:strike w:val="false"/>
-                      <w:sz w:val="22"/>
-                      <w:szCs w:val="22"/>
-                      <w:color w:val="000000"/>
-                    </w:rPr>
-                  </w:pPr>
-                  <w:r xmlns:w="http://schemas.openxmlformats.org/wordprocessingml/2006/main" xmlns:wp="http://schemas.openxmlformats.org/drawingml/2006/wordprocessingDrawing" xmlns:r="http://schemas.openxmlformats.org/officeDocument/2006/relationships" xmlns:w14="http://schemas.microsoft.com/office/word/2010/wordml">
-                    <w:rPr>
-                      <w:rFonts w:ascii="Helvetica" w:hAnsi="Helvetica" w:eastAsia="Helvetica" w:cs="Helvetica"/>
-                      <w:i w:val="false"/>
-                      <w:b w:val="false"/>
-                      <w:u w:val="none"/>
-                      <w:strike w:val="false"/>
-                      <w:sz w:val="22"/>
-                      <w:szCs w:val="22"/>
-                      <w:color w:val="000000"/>
-                    </w:rPr>
-                    <w:t xml:space="preserve">0.11</w:t>
+                    <w:t xml:space="preserve">11153.61</w:t>
+                  </w:r>
+                </w:p>
+              </w:tc>
+              <w:tc>
+                <w:tcPr>
+                  <w:tcBorders>
+                    <w:bottom w:val="none" w:sz="0" w:space="0" w:color="000000"/>
+                    <w:top w:val="none" w:sz="0" w:space="0" w:color="000000"/>
+                    <w:left w:val="none" w:sz="0" w:space="0" w:color="000000"/>
+                    <w:right w:val="none" w:sz="0" w:space="0" w:color="000000"/>
+                  </w:tcBorders>
+                  <w:shd w:val="clear" w:color="auto" w:fill="FFFFFF"/>
+                  <w:tcMar>
+                    <w:top w:w="0" w:type="dxa"/>
+                    <w:bottom w:w="0" w:type="dxa"/>
+                    <w:left w:w="0" w:type="dxa"/>
+                    <w:right w:w="0" w:type="dxa"/>
+                  </w:tcMar>
+                  <w:vAlign w:val="center"/>
+                </w:tcPr>
+                <w:p>
+                  <w:pPr>
+                    <w:jc w:val="right"/>
+                    <w:pBdr>
+                      <w:bottom w:val="none" w:sz="0" w:space="0" w:color="000000"/>
+                      <w:top w:val="none" w:sz="0" w:space="0" w:color="000000"/>
+                      <w:left w:val="none" w:sz="0" w:space="0" w:color="000000"/>
+                      <w:right w:val="none" w:sz="0" w:space="0" w:color="000000"/>
+                    </w:pBdr>
+                    <w:spacing w:after="100" w:before="100" w:line="240"/>
+                    <w:ind w:left="100" w:right="100" w:firstLine="0" w:firstLineChars="0"/>
+                    <w:rPr>
+                      <w:rFonts w:ascii="Helvetica" w:hAnsi="Helvetica" w:eastAsia="Helvetica" w:cs="Helvetica"/>
+                      <w:i w:val="false"/>
+                      <w:b w:val="false"/>
+                      <w:u w:val="none"/>
+                      <w:strike w:val="false"/>
+                      <w:sz w:val="22"/>
+                      <w:szCs w:val="22"/>
+                      <w:color w:val="000000"/>
+                    </w:rPr>
+                  </w:pPr>
+                  <w:r xmlns:w="http://schemas.openxmlformats.org/wordprocessingml/2006/main" xmlns:wp="http://schemas.openxmlformats.org/drawingml/2006/wordprocessingDrawing" xmlns:r="http://schemas.openxmlformats.org/officeDocument/2006/relationships" xmlns:w14="http://schemas.microsoft.com/office/word/2010/wordml">
+                    <w:rPr>
+                      <w:rFonts w:ascii="Helvetica" w:hAnsi="Helvetica" w:eastAsia="Helvetica" w:cs="Helvetica"/>
+                      <w:i w:val="false"/>
+                      <w:b w:val="false"/>
+                      <w:u w:val="none"/>
+                      <w:strike w:val="false"/>
+                      <w:sz w:val="22"/>
+                      <w:szCs w:val="22"/>
+                      <w:color w:val="000000"/>
+                    </w:rPr>
+                    <w:t xml:space="preserve">58.67</w:t>
+                  </w:r>
+                </w:p>
+              </w:tc>
+              <w:tc>
+                <w:tcPr>
+                  <w:tcBorders>
+                    <w:bottom w:val="none" w:sz="0" w:space="0" w:color="000000"/>
+                    <w:top w:val="none" w:sz="0" w:space="0" w:color="000000"/>
+                    <w:left w:val="none" w:sz="0" w:space="0" w:color="000000"/>
+                    <w:right w:val="none" w:sz="0" w:space="0" w:color="000000"/>
+                  </w:tcBorders>
+                  <w:shd w:val="clear" w:color="auto" w:fill="FFFFFF"/>
+                  <w:tcMar>
+                    <w:top w:w="0" w:type="dxa"/>
+                    <w:bottom w:w="0" w:type="dxa"/>
+                    <w:left w:w="0" w:type="dxa"/>
+                    <w:right w:w="0" w:type="dxa"/>
+                  </w:tcMar>
+                  <w:vAlign w:val="center"/>
+                </w:tcPr>
+                <w:p>
+                  <w:pPr>
+                    <w:jc w:val="right"/>
+                    <w:pBdr>
+                      <w:bottom w:val="none" w:sz="0" w:space="0" w:color="000000"/>
+                      <w:top w:val="none" w:sz="0" w:space="0" w:color="000000"/>
+                      <w:left w:val="none" w:sz="0" w:space="0" w:color="000000"/>
+                      <w:right w:val="none" w:sz="0" w:space="0" w:color="000000"/>
+                    </w:pBdr>
+                    <w:spacing w:after="100" w:before="100" w:line="240"/>
+                    <w:ind w:left="100" w:right="100" w:firstLine="0" w:firstLineChars="0"/>
+                    <w:rPr>
+                      <w:rFonts w:ascii="Helvetica" w:hAnsi="Helvetica" w:eastAsia="Helvetica" w:cs="Helvetica"/>
+                      <w:i w:val="false"/>
+                      <w:b w:val="false"/>
+                      <w:u w:val="none"/>
+                      <w:strike w:val="false"/>
+                      <w:sz w:val="22"/>
+                      <w:szCs w:val="22"/>
+                      <w:color w:val="000000"/>
+                    </w:rPr>
+                  </w:pPr>
+                  <w:r xmlns:w="http://schemas.openxmlformats.org/wordprocessingml/2006/main" xmlns:wp="http://schemas.openxmlformats.org/drawingml/2006/wordprocessingDrawing" xmlns:r="http://schemas.openxmlformats.org/officeDocument/2006/relationships" xmlns:w14="http://schemas.microsoft.com/office/word/2010/wordml">
+                    <w:rPr>
+                      <w:rFonts w:ascii="Helvetica" w:hAnsi="Helvetica" w:eastAsia="Helvetica" w:cs="Helvetica"/>
+                      <w:i w:val="false"/>
+                      <w:b w:val="false"/>
+                      <w:u w:val="none"/>
+                      <w:strike w:val="false"/>
+                      <w:sz w:val="22"/>
+                      <w:szCs w:val="22"/>
+                      <w:color w:val="000000"/>
+                    </w:rPr>
+                    <w:t xml:space="preserve">-2.19</w:t>
+                  </w:r>
+                </w:p>
+              </w:tc>
+              <w:tc>
+                <w:tcPr>
+                  <w:tcBorders>
+                    <w:bottom w:val="none" w:sz="0" w:space="0" w:color="000000"/>
+                    <w:top w:val="none" w:sz="0" w:space="0" w:color="000000"/>
+                    <w:left w:val="none" w:sz="0" w:space="0" w:color="000000"/>
+                    <w:right w:val="none" w:sz="0" w:space="0" w:color="000000"/>
+                  </w:tcBorders>
+                  <w:shd w:val="clear" w:color="auto" w:fill="FFFFFF"/>
+                  <w:tcMar>
+                    <w:top w:w="0" w:type="dxa"/>
+                    <w:bottom w:w="0" w:type="dxa"/>
+                    <w:left w:w="0" w:type="dxa"/>
+                    <w:right w:w="0" w:type="dxa"/>
+                  </w:tcMar>
+                  <w:vAlign w:val="center"/>
+                </w:tcPr>
+                <w:p>
+                  <w:pPr>
+                    <w:jc w:val="right"/>
+                    <w:pBdr>
+                      <w:bottom w:val="none" w:sz="0" w:space="0" w:color="000000"/>
+                      <w:top w:val="none" w:sz="0" w:space="0" w:color="000000"/>
+                      <w:left w:val="none" w:sz="0" w:space="0" w:color="000000"/>
+                      <w:right w:val="none" w:sz="0" w:space="0" w:color="000000"/>
+                    </w:pBdr>
+                    <w:spacing w:after="100" w:before="100" w:line="240"/>
+                    <w:ind w:left="100" w:right="100" w:firstLine="0" w:firstLineChars="0"/>
+                    <w:rPr>
+                      <w:rFonts w:ascii="Helvetica" w:hAnsi="Helvetica" w:eastAsia="Helvetica" w:cs="Helvetica"/>
+                      <w:i w:val="false"/>
+                      <w:b w:val="false"/>
+                      <w:u w:val="none"/>
+                      <w:strike w:val="false"/>
+                      <w:sz w:val="22"/>
+                      <w:szCs w:val="22"/>
+                      <w:color w:val="000000"/>
+                    </w:rPr>
+                  </w:pPr>
+                  <w:r xmlns:w="http://schemas.openxmlformats.org/wordprocessingml/2006/main" xmlns:wp="http://schemas.openxmlformats.org/drawingml/2006/wordprocessingDrawing" xmlns:r="http://schemas.openxmlformats.org/officeDocument/2006/relationships" xmlns:w14="http://schemas.microsoft.com/office/word/2010/wordml">
+                    <w:rPr>
+                      <w:rFonts w:ascii="Helvetica" w:hAnsi="Helvetica" w:eastAsia="Helvetica" w:cs="Helvetica"/>
+                      <w:i w:val="false"/>
+                      <w:b w:val="false"/>
+                      <w:u w:val="none"/>
+                      <w:strike w:val="false"/>
+                      <w:sz w:val="22"/>
+                      <w:szCs w:val="22"/>
+                      <w:color w:val="000000"/>
+                    </w:rPr>
+                    <w:t xml:space="preserve">1.24</w:t>
+                  </w:r>
+                </w:p>
+              </w:tc>
+              <w:tc>
+                <w:tcPr>
+                  <w:tcBorders>
+                    <w:bottom w:val="none" w:sz="0" w:space="0" w:color="000000"/>
+                    <w:top w:val="none" w:sz="0" w:space="0" w:color="000000"/>
+                    <w:left w:val="none" w:sz="0" w:space="0" w:color="000000"/>
+                    <w:right w:val="none" w:sz="0" w:space="0" w:color="000000"/>
+                  </w:tcBorders>
+                  <w:shd w:val="clear" w:color="auto" w:fill="FFFFFF"/>
+                  <w:tcMar>
+                    <w:top w:w="0" w:type="dxa"/>
+                    <w:bottom w:w="0" w:type="dxa"/>
+                    <w:left w:w="0" w:type="dxa"/>
+                    <w:right w:w="0" w:type="dxa"/>
+                  </w:tcMar>
+                  <w:vAlign w:val="center"/>
+                </w:tcPr>
+                <w:p>
+                  <w:pPr>
+                    <w:jc w:val="right"/>
+                    <w:pBdr>
+                      <w:bottom w:val="none" w:sz="0" w:space="0" w:color="000000"/>
+                      <w:top w:val="none" w:sz="0" w:space="0" w:color="000000"/>
+                      <w:left w:val="none" w:sz="0" w:space="0" w:color="000000"/>
+                      <w:right w:val="none" w:sz="0" w:space="0" w:color="000000"/>
+                    </w:pBdr>
+                    <w:spacing w:after="100" w:before="100" w:line="240"/>
+                    <w:ind w:left="100" w:right="100" w:firstLine="0" w:firstLineChars="0"/>
+                    <w:rPr>
+                      <w:rFonts w:ascii="Helvetica" w:hAnsi="Helvetica" w:eastAsia="Helvetica" w:cs="Helvetica"/>
+                      <w:i w:val="false"/>
+                      <w:b w:val="false"/>
+                      <w:u w:val="none"/>
+                      <w:strike w:val="false"/>
+                      <w:sz w:val="22"/>
+                      <w:szCs w:val="22"/>
+                      <w:color w:val="000000"/>
+                    </w:rPr>
+                  </w:pPr>
+                  <w:r xmlns:w="http://schemas.openxmlformats.org/wordprocessingml/2006/main" xmlns:wp="http://schemas.openxmlformats.org/drawingml/2006/wordprocessingDrawing" xmlns:r="http://schemas.openxmlformats.org/officeDocument/2006/relationships" xmlns:w14="http://schemas.microsoft.com/office/word/2010/wordml">
+                    <w:rPr>
+                      <w:rFonts w:ascii="Helvetica" w:hAnsi="Helvetica" w:eastAsia="Helvetica" w:cs="Helvetica"/>
+                      <w:i w:val="false"/>
+                      <w:b w:val="false"/>
+                      <w:u w:val="none"/>
+                      <w:strike w:val="false"/>
+                      <w:sz w:val="22"/>
+                      <w:szCs w:val="22"/>
+                      <w:color w:val="000000"/>
+                    </w:rPr>
+                    <w:t xml:space="preserve">0.05</w:t>
                   </w:r>
                 </w:p>
               </w:tc>
@@ -2219,61 +2985,61 @@
                       <w:szCs w:val="22"/>
                       <w:color w:val="000000"/>
                     </w:rPr>
-                    <w:t xml:space="preserve">Start + Rate</w:t>
-                  </w:r>
-                </w:p>
-              </w:tc>
-              <w:tc>
-                <w:tcPr>
-                  <w:tcBorders>
-                    <w:bottom w:val="none" w:sz="0" w:space="0" w:color="000000"/>
-                    <w:top w:val="none" w:sz="0" w:space="0" w:color="000000"/>
-                    <w:left w:val="none" w:sz="0" w:space="0" w:color="000000"/>
-                    <w:right w:val="none" w:sz="0" w:space="0" w:color="000000"/>
-                  </w:tcBorders>
-                  <w:shd w:val="clear" w:color="auto" w:fill="FFFFFF"/>
-                  <w:tcMar>
-                    <w:top w:w="0" w:type="dxa"/>
-                    <w:bottom w:w="0" w:type="dxa"/>
-                    <w:left w:w="0" w:type="dxa"/>
-                    <w:right w:w="0" w:type="dxa"/>
-                  </w:tcMar>
-                  <w:vAlign w:val="center"/>
-                </w:tcPr>
-                <w:p>
-                  <w:pPr>
-                    <w:jc w:val="right"/>
-                    <w:pBdr>
-                      <w:bottom w:val="none" w:sz="0" w:space="0" w:color="000000"/>
-                      <w:top w:val="none" w:sz="0" w:space="0" w:color="000000"/>
-                      <w:left w:val="none" w:sz="0" w:space="0" w:color="000000"/>
-                      <w:right w:val="none" w:sz="0" w:space="0" w:color="000000"/>
-                    </w:pBdr>
-                    <w:spacing w:after="100" w:before="100" w:line="240"/>
-                    <w:ind w:left="100" w:right="100" w:firstLine="0" w:firstLineChars="0"/>
-                    <w:rPr>
-                      <w:rFonts w:ascii="Helvetica" w:hAnsi="Helvetica" w:eastAsia="Helvetica" w:cs="Helvetica"/>
-                      <w:i w:val="false"/>
-                      <w:b w:val="false"/>
-                      <w:u w:val="none"/>
-                      <w:strike w:val="false"/>
-                      <w:sz w:val="22"/>
-                      <w:szCs w:val="22"/>
-                      <w:color w:val="000000"/>
-                    </w:rPr>
-                  </w:pPr>
-                  <w:r xmlns:w="http://schemas.openxmlformats.org/wordprocessingml/2006/main" xmlns:wp="http://schemas.openxmlformats.org/drawingml/2006/wordprocessingDrawing" xmlns:r="http://schemas.openxmlformats.org/officeDocument/2006/relationships" xmlns:w14="http://schemas.microsoft.com/office/word/2010/wordml">
-                    <w:rPr>
-                      <w:rFonts w:ascii="Helvetica" w:hAnsi="Helvetica" w:eastAsia="Helvetica" w:cs="Helvetica"/>
-                      <w:i w:val="false"/>
-                      <w:b w:val="false"/>
-                      <w:u w:val="none"/>
-                      <w:strike w:val="false"/>
-                      <w:sz w:val="22"/>
-                      <w:szCs w:val="22"/>
-                      <w:color w:val="000000"/>
-                    </w:rPr>
-                    <w:t xml:space="preserve">5</w:t>
+                    <w:t xml:space="preserve">Start</w:t>
+                  </w:r>
+                </w:p>
+              </w:tc>
+              <w:tc>
+                <w:tcPr>
+                  <w:tcBorders>
+                    <w:bottom w:val="none" w:sz="0" w:space="0" w:color="000000"/>
+                    <w:top w:val="none" w:sz="0" w:space="0" w:color="000000"/>
+                    <w:left w:val="none" w:sz="0" w:space="0" w:color="000000"/>
+                    <w:right w:val="none" w:sz="0" w:space="0" w:color="000000"/>
+                  </w:tcBorders>
+                  <w:shd w:val="clear" w:color="auto" w:fill="FFFFFF"/>
+                  <w:tcMar>
+                    <w:top w:w="0" w:type="dxa"/>
+                    <w:bottom w:w="0" w:type="dxa"/>
+                    <w:left w:w="0" w:type="dxa"/>
+                    <w:right w:w="0" w:type="dxa"/>
+                  </w:tcMar>
+                  <w:vAlign w:val="center"/>
+                </w:tcPr>
+                <w:p>
+                  <w:pPr>
+                    <w:jc w:val="right"/>
+                    <w:pBdr>
+                      <w:bottom w:val="none" w:sz="0" w:space="0" w:color="000000"/>
+                      <w:top w:val="none" w:sz="0" w:space="0" w:color="000000"/>
+                      <w:left w:val="none" w:sz="0" w:space="0" w:color="000000"/>
+                      <w:right w:val="none" w:sz="0" w:space="0" w:color="000000"/>
+                    </w:pBdr>
+                    <w:spacing w:after="100" w:before="100" w:line="240"/>
+                    <w:ind w:left="100" w:right="100" w:firstLine="0" w:firstLineChars="0"/>
+                    <w:rPr>
+                      <w:rFonts w:ascii="Helvetica" w:hAnsi="Helvetica" w:eastAsia="Helvetica" w:cs="Helvetica"/>
+                      <w:i w:val="false"/>
+                      <w:b w:val="false"/>
+                      <w:u w:val="none"/>
+                      <w:strike w:val="false"/>
+                      <w:sz w:val="22"/>
+                      <w:szCs w:val="22"/>
+                      <w:color w:val="000000"/>
+                    </w:rPr>
+                  </w:pPr>
+                  <w:r xmlns:w="http://schemas.openxmlformats.org/wordprocessingml/2006/main" xmlns:wp="http://schemas.openxmlformats.org/drawingml/2006/wordprocessingDrawing" xmlns:r="http://schemas.openxmlformats.org/officeDocument/2006/relationships" xmlns:w14="http://schemas.microsoft.com/office/word/2010/wordml">
+                    <w:rPr>
+                      <w:rFonts w:ascii="Helvetica" w:hAnsi="Helvetica" w:eastAsia="Helvetica" w:cs="Helvetica"/>
+                      <w:i w:val="false"/>
+                      <w:b w:val="false"/>
+                      <w:u w:val="none"/>
+                      <w:strike w:val="false"/>
+                      <w:sz w:val="22"/>
+                      <w:szCs w:val="22"/>
+                      <w:color w:val="000000"/>
+                    </w:rPr>
+                    <w:t xml:space="preserve">7</w:t>
                   </w:r>
                 </w:p>
               </w:tc>
@@ -2327,989 +3093,223 @@
                       <w:szCs w:val="22"/>
                       <w:color w:val="000000"/>
                     </w:rPr>
-                    <w:t xml:space="preserve">9804.53</w:t>
-                  </w:r>
-                </w:p>
-              </w:tc>
-              <w:tc>
-                <w:tcPr>
-                  <w:tcBorders>
-                    <w:bottom w:val="none" w:sz="0" w:space="0" w:color="000000"/>
-                    <w:top w:val="none" w:sz="0" w:space="0" w:color="000000"/>
-                    <w:left w:val="none" w:sz="0" w:space="0" w:color="000000"/>
-                    <w:right w:val="none" w:sz="0" w:space="0" w:color="000000"/>
-                  </w:tcBorders>
-                  <w:shd w:val="clear" w:color="auto" w:fill="FFFFFF"/>
-                  <w:tcMar>
-                    <w:top w:w="0" w:type="dxa"/>
-                    <w:bottom w:w="0" w:type="dxa"/>
-                    <w:left w:w="0" w:type="dxa"/>
-                    <w:right w:w="0" w:type="dxa"/>
-                  </w:tcMar>
-                  <w:vAlign w:val="center"/>
-                </w:tcPr>
-                <w:p>
-                  <w:pPr>
-                    <w:jc w:val="right"/>
-                    <w:pBdr>
-                      <w:bottom w:val="none" w:sz="0" w:space="0" w:color="000000"/>
-                      <w:top w:val="none" w:sz="0" w:space="0" w:color="000000"/>
-                      <w:left w:val="none" w:sz="0" w:space="0" w:color="000000"/>
-                      <w:right w:val="none" w:sz="0" w:space="0" w:color="000000"/>
-                    </w:pBdr>
-                    <w:spacing w:after="100" w:before="100" w:line="240"/>
-                    <w:ind w:left="100" w:right="100" w:firstLine="0" w:firstLineChars="0"/>
-                    <w:rPr>
-                      <w:rFonts w:ascii="Helvetica" w:hAnsi="Helvetica" w:eastAsia="Helvetica" w:cs="Helvetica"/>
-                      <w:i w:val="false"/>
-                      <w:b w:val="false"/>
-                      <w:u w:val="none"/>
-                      <w:strike w:val="false"/>
-                      <w:sz w:val="22"/>
-                      <w:szCs w:val="22"/>
-                      <w:color w:val="000000"/>
-                    </w:rPr>
-                  </w:pPr>
-                  <w:r xmlns:w="http://schemas.openxmlformats.org/wordprocessingml/2006/main" xmlns:wp="http://schemas.openxmlformats.org/drawingml/2006/wordprocessingDrawing" xmlns:r="http://schemas.openxmlformats.org/officeDocument/2006/relationships" xmlns:w14="http://schemas.microsoft.com/office/word/2010/wordml">
-                    <w:rPr>
-                      <w:rFonts w:ascii="Helvetica" w:hAnsi="Helvetica" w:eastAsia="Helvetica" w:cs="Helvetica"/>
-                      <w:i w:val="false"/>
-                      <w:b w:val="false"/>
-                      <w:u w:val="none"/>
-                      <w:strike w:val="false"/>
-                      <w:sz w:val="22"/>
-                      <w:szCs w:val="22"/>
-                      <w:color w:val="000000"/>
-                    </w:rPr>
-                    <w:t xml:space="preserve">55.89</w:t>
-                  </w:r>
-                </w:p>
-              </w:tc>
-              <w:tc>
-                <w:tcPr>
-                  <w:tcBorders>
-                    <w:bottom w:val="none" w:sz="0" w:space="0" w:color="000000"/>
-                    <w:top w:val="none" w:sz="0" w:space="0" w:color="000000"/>
-                    <w:left w:val="none" w:sz="0" w:space="0" w:color="000000"/>
-                    <w:right w:val="none" w:sz="0" w:space="0" w:color="000000"/>
-                  </w:tcBorders>
-                  <w:shd w:val="clear" w:color="auto" w:fill="FFFFFF"/>
-                  <w:tcMar>
-                    <w:top w:w="0" w:type="dxa"/>
-                    <w:bottom w:w="0" w:type="dxa"/>
-                    <w:left w:w="0" w:type="dxa"/>
-                    <w:right w:w="0" w:type="dxa"/>
-                  </w:tcMar>
-                  <w:vAlign w:val="center"/>
-                </w:tcPr>
-                <w:p>
-                  <w:pPr>
-                    <w:jc w:val="right"/>
-                    <w:pBdr>
-                      <w:bottom w:val="none" w:sz="0" w:space="0" w:color="000000"/>
-                      <w:top w:val="none" w:sz="0" w:space="0" w:color="000000"/>
-                      <w:left w:val="none" w:sz="0" w:space="0" w:color="000000"/>
-                      <w:right w:val="none" w:sz="0" w:space="0" w:color="000000"/>
-                    </w:pBdr>
-                    <w:spacing w:after="100" w:before="100" w:line="240"/>
-                    <w:ind w:left="100" w:right="100" w:firstLine="0" w:firstLineChars="0"/>
-                    <w:rPr>
-                      <w:rFonts w:ascii="Helvetica" w:hAnsi="Helvetica" w:eastAsia="Helvetica" w:cs="Helvetica"/>
-                      <w:i w:val="false"/>
-                      <w:b w:val="false"/>
-                      <w:u w:val="none"/>
-                      <w:strike w:val="false"/>
-                      <w:sz w:val="22"/>
-                      <w:szCs w:val="22"/>
-                      <w:color w:val="000000"/>
-                    </w:rPr>
-                  </w:pPr>
-                  <w:r xmlns:w="http://schemas.openxmlformats.org/wordprocessingml/2006/main" xmlns:wp="http://schemas.openxmlformats.org/drawingml/2006/wordprocessingDrawing" xmlns:r="http://schemas.openxmlformats.org/officeDocument/2006/relationships" xmlns:w14="http://schemas.microsoft.com/office/word/2010/wordml">
-                    <w:rPr>
-                      <w:rFonts w:ascii="Helvetica" w:hAnsi="Helvetica" w:eastAsia="Helvetica" w:cs="Helvetica"/>
-                      <w:i w:val="false"/>
-                      <w:b w:val="false"/>
-                      <w:u w:val="none"/>
-                      <w:strike w:val="false"/>
-                      <w:sz w:val="22"/>
-                      <w:szCs w:val="22"/>
-                      <w:color w:val="000000"/>
-                    </w:rPr>
-                    <w:t xml:space="preserve">-1.99</w:t>
-                  </w:r>
-                </w:p>
-              </w:tc>
-              <w:tc>
-                <w:tcPr>
-                  <w:tcBorders>
-                    <w:bottom w:val="none" w:sz="0" w:space="0" w:color="000000"/>
-                    <w:top w:val="none" w:sz="0" w:space="0" w:color="000000"/>
-                    <w:left w:val="none" w:sz="0" w:space="0" w:color="000000"/>
-                    <w:right w:val="none" w:sz="0" w:space="0" w:color="000000"/>
-                  </w:tcBorders>
-                  <w:shd w:val="clear" w:color="auto" w:fill="FFFFFF"/>
-                  <w:tcMar>
-                    <w:top w:w="0" w:type="dxa"/>
-                    <w:bottom w:w="0" w:type="dxa"/>
-                    <w:left w:w="0" w:type="dxa"/>
-                    <w:right w:w="0" w:type="dxa"/>
-                  </w:tcMar>
-                  <w:vAlign w:val="center"/>
-                </w:tcPr>
-                <w:p>
-                  <w:pPr>
-                    <w:jc w:val="right"/>
-                    <w:pBdr>
-                      <w:bottom w:val="none" w:sz="0" w:space="0" w:color="000000"/>
-                      <w:top w:val="none" w:sz="0" w:space="0" w:color="000000"/>
-                      <w:left w:val="none" w:sz="0" w:space="0" w:color="000000"/>
-                      <w:right w:val="none" w:sz="0" w:space="0" w:color="000000"/>
-                    </w:pBdr>
-                    <w:spacing w:after="100" w:before="100" w:line="240"/>
-                    <w:ind w:left="100" w:right="100" w:firstLine="0" w:firstLineChars="0"/>
-                    <w:rPr>
-                      <w:rFonts w:ascii="Helvetica" w:hAnsi="Helvetica" w:eastAsia="Helvetica" w:cs="Helvetica"/>
-                      <w:i w:val="false"/>
-                      <w:b w:val="false"/>
-                      <w:u w:val="none"/>
-                      <w:strike w:val="false"/>
-                      <w:sz w:val="22"/>
-                      <w:szCs w:val="22"/>
-                      <w:color w:val="000000"/>
-                    </w:rPr>
-                  </w:pPr>
-                  <w:r xmlns:w="http://schemas.openxmlformats.org/wordprocessingml/2006/main" xmlns:wp="http://schemas.openxmlformats.org/drawingml/2006/wordprocessingDrawing" xmlns:r="http://schemas.openxmlformats.org/officeDocument/2006/relationships" xmlns:w14="http://schemas.microsoft.com/office/word/2010/wordml">
-                    <w:rPr>
-                      <w:rFonts w:ascii="Helvetica" w:hAnsi="Helvetica" w:eastAsia="Helvetica" w:cs="Helvetica"/>
-                      <w:i w:val="false"/>
-                      <w:b w:val="false"/>
-                      <w:u w:val="none"/>
-                      <w:strike w:val="false"/>
-                      <w:sz w:val="22"/>
-                      <w:szCs w:val="22"/>
-                      <w:color w:val="000000"/>
-                    </w:rPr>
-                    <w:t xml:space="preserve">1.36</w:t>
-                  </w:r>
-                </w:p>
-              </w:tc>
-              <w:tc>
-                <w:tcPr>
-                  <w:tcBorders>
-                    <w:bottom w:val="none" w:sz="0" w:space="0" w:color="000000"/>
-                    <w:top w:val="none" w:sz="0" w:space="0" w:color="000000"/>
-                    <w:left w:val="none" w:sz="0" w:space="0" w:color="000000"/>
-                    <w:right w:val="none" w:sz="0" w:space="0" w:color="000000"/>
-                  </w:tcBorders>
-                  <w:shd w:val="clear" w:color="auto" w:fill="FFFFFF"/>
-                  <w:tcMar>
-                    <w:top w:w="0" w:type="dxa"/>
-                    <w:bottom w:w="0" w:type="dxa"/>
-                    <w:left w:w="0" w:type="dxa"/>
-                    <w:right w:w="0" w:type="dxa"/>
-                  </w:tcMar>
-                  <w:vAlign w:val="center"/>
-                </w:tcPr>
-                <w:p>
-                  <w:pPr>
-                    <w:jc w:val="right"/>
-                    <w:pBdr>
-                      <w:bottom w:val="none" w:sz="0" w:space="0" w:color="000000"/>
-                      <w:top w:val="none" w:sz="0" w:space="0" w:color="000000"/>
-                      <w:left w:val="none" w:sz="0" w:space="0" w:color="000000"/>
-                      <w:right w:val="none" w:sz="0" w:space="0" w:color="000000"/>
-                    </w:pBdr>
-                    <w:spacing w:after="100" w:before="100" w:line="240"/>
-                    <w:ind w:left="100" w:right="100" w:firstLine="0" w:firstLineChars="0"/>
-                    <w:rPr>
-                      <w:rFonts w:ascii="Helvetica" w:hAnsi="Helvetica" w:eastAsia="Helvetica" w:cs="Helvetica"/>
-                      <w:i w:val="false"/>
-                      <w:b w:val="false"/>
-                      <w:u w:val="none"/>
-                      <w:strike w:val="false"/>
-                      <w:sz w:val="22"/>
-                      <w:szCs w:val="22"/>
-                      <w:color w:val="000000"/>
-                    </w:rPr>
-                  </w:pPr>
-                  <w:r xmlns:w="http://schemas.openxmlformats.org/wordprocessingml/2006/main" xmlns:wp="http://schemas.openxmlformats.org/drawingml/2006/wordprocessingDrawing" xmlns:r="http://schemas.openxmlformats.org/officeDocument/2006/relationships" xmlns:w14="http://schemas.microsoft.com/office/word/2010/wordml">
-                    <w:rPr>
-                      <w:rFonts w:ascii="Helvetica" w:hAnsi="Helvetica" w:eastAsia="Helvetica" w:cs="Helvetica"/>
-                      <w:i w:val="false"/>
-                      <w:b w:val="false"/>
-                      <w:u w:val="none"/>
-                      <w:strike w:val="false"/>
-                      <w:sz w:val="22"/>
-                      <w:szCs w:val="22"/>
-                      <w:color w:val="000000"/>
-                    </w:rPr>
-                    <w:t xml:space="preserve">0.05</w:t>
-                  </w:r>
-                </w:p>
-              </w:tc>
-            </w:tr>
-            <w:tr>
-              <w:trPr>
-                <w:trHeight w:val="573" w:hRule="auto"/>
-              </w:trPr>
-              <w:tc>
-                <w:tcPr>
-                  <w:tcBorders>
-                    <w:bottom w:val="none" w:sz="0" w:space="0" w:color="000000"/>
-                    <w:top w:val="none" w:sz="0" w:space="0" w:color="000000"/>
-                    <w:left w:val="none" w:sz="0" w:space="0" w:color="000000"/>
-                    <w:right w:val="none" w:sz="0" w:space="0" w:color="000000"/>
-                  </w:tcBorders>
-                  <w:shd w:val="clear" w:color="auto" w:fill="FFFFFF"/>
-                  <w:tcMar>
-                    <w:top w:w="0" w:type="dxa"/>
-                    <w:bottom w:w="0" w:type="dxa"/>
-                    <w:left w:w="0" w:type="dxa"/>
-                    <w:right w:w="0" w:type="dxa"/>
-                  </w:tcMar>
-                  <w:vAlign w:val="center"/>
-                </w:tcPr>
-                <w:p>
-                  <w:pPr>
-                    <w:jc w:val="left"/>
-                    <w:pBdr>
-                      <w:bottom w:val="none" w:sz="0" w:space="0" w:color="000000"/>
-                      <w:top w:val="none" w:sz="0" w:space="0" w:color="000000"/>
-                      <w:left w:val="none" w:sz="0" w:space="0" w:color="000000"/>
-                      <w:right w:val="none" w:sz="0" w:space="0" w:color="000000"/>
-                    </w:pBdr>
-                    <w:spacing w:after="100" w:before="100" w:line="240"/>
-                    <w:ind w:left="100" w:right="100" w:firstLine="0" w:firstLineChars="0"/>
-                    <w:rPr>
-                      <w:rFonts w:ascii="Helvetica" w:hAnsi="Helvetica" w:eastAsia="Helvetica" w:cs="Helvetica"/>
-                      <w:i w:val="false"/>
-                      <w:b w:val="false"/>
-                      <w:u w:val="none"/>
-                      <w:strike w:val="false"/>
-                      <w:sz w:val="22"/>
-                      <w:szCs w:val="22"/>
-                      <w:color w:val="000000"/>
-                    </w:rPr>
-                  </w:pPr>
-                  <w:r xmlns:w="http://schemas.openxmlformats.org/wordprocessingml/2006/main" xmlns:wp="http://schemas.openxmlformats.org/drawingml/2006/wordprocessingDrawing" xmlns:r="http://schemas.openxmlformats.org/officeDocument/2006/relationships" xmlns:w14="http://schemas.microsoft.com/office/word/2010/wordml">
-                    <w:rPr>
-                      <w:rFonts w:ascii="Helvetica" w:hAnsi="Helvetica" w:eastAsia="Helvetica" w:cs="Helvetica"/>
-                      <w:i w:val="false"/>
-                      <w:b w:val="false"/>
-                      <w:u w:val="none"/>
-                      <w:strike w:val="false"/>
-                      <w:sz w:val="22"/>
-                      <w:szCs w:val="22"/>
-                      <w:color w:val="000000"/>
-                    </w:rPr>
-                    <w:t xml:space="preserve">Rate</w:t>
-                  </w:r>
-                </w:p>
-              </w:tc>
-              <w:tc>
-                <w:tcPr>
-                  <w:tcBorders>
-                    <w:bottom w:val="none" w:sz="0" w:space="0" w:color="000000"/>
-                    <w:top w:val="none" w:sz="0" w:space="0" w:color="000000"/>
-                    <w:left w:val="none" w:sz="0" w:space="0" w:color="000000"/>
-                    <w:right w:val="none" w:sz="0" w:space="0" w:color="000000"/>
-                  </w:tcBorders>
-                  <w:shd w:val="clear" w:color="auto" w:fill="FFFFFF"/>
-                  <w:tcMar>
-                    <w:top w:w="0" w:type="dxa"/>
-                    <w:bottom w:w="0" w:type="dxa"/>
-                    <w:left w:w="0" w:type="dxa"/>
-                    <w:right w:w="0" w:type="dxa"/>
-                  </w:tcMar>
-                  <w:vAlign w:val="center"/>
-                </w:tcPr>
-                <w:p>
-                  <w:pPr>
-                    <w:jc w:val="right"/>
-                    <w:pBdr>
-                      <w:bottom w:val="none" w:sz="0" w:space="0" w:color="000000"/>
-                      <w:top w:val="none" w:sz="0" w:space="0" w:color="000000"/>
-                      <w:left w:val="none" w:sz="0" w:space="0" w:color="000000"/>
-                      <w:right w:val="none" w:sz="0" w:space="0" w:color="000000"/>
-                    </w:pBdr>
-                    <w:spacing w:after="100" w:before="100" w:line="240"/>
-                    <w:ind w:left="100" w:right="100" w:firstLine="0" w:firstLineChars="0"/>
-                    <w:rPr>
-                      <w:rFonts w:ascii="Helvetica" w:hAnsi="Helvetica" w:eastAsia="Helvetica" w:cs="Helvetica"/>
-                      <w:i w:val="false"/>
-                      <w:b w:val="false"/>
-                      <w:u w:val="none"/>
-                      <w:strike w:val="false"/>
-                      <w:sz w:val="22"/>
-                      <w:szCs w:val="22"/>
-                      <w:color w:val="000000"/>
-                    </w:rPr>
-                  </w:pPr>
-                  <w:r xmlns:w="http://schemas.openxmlformats.org/wordprocessingml/2006/main" xmlns:wp="http://schemas.openxmlformats.org/drawingml/2006/wordprocessingDrawing" xmlns:r="http://schemas.openxmlformats.org/officeDocument/2006/relationships" xmlns:w14="http://schemas.microsoft.com/office/word/2010/wordml">
-                    <w:rPr>
-                      <w:rFonts w:ascii="Helvetica" w:hAnsi="Helvetica" w:eastAsia="Helvetica" w:cs="Helvetica"/>
-                      <w:i w:val="false"/>
-                      <w:b w:val="false"/>
-                      <w:u w:val="none"/>
-                      <w:strike w:val="false"/>
-                      <w:sz w:val="22"/>
-                      <w:szCs w:val="22"/>
-                      <w:color w:val="000000"/>
-                    </w:rPr>
-                    <w:t xml:space="preserve">6</w:t>
-                  </w:r>
-                </w:p>
-              </w:tc>
-              <w:tc>
-                <w:tcPr>
-                  <w:tcBorders>
-                    <w:bottom w:val="none" w:sz="0" w:space="0" w:color="000000"/>
-                    <w:top w:val="none" w:sz="0" w:space="0" w:color="000000"/>
-                    <w:left w:val="none" w:sz="0" w:space="0" w:color="000000"/>
-                    <w:right w:val="none" w:sz="0" w:space="0" w:color="000000"/>
-                  </w:tcBorders>
-                  <w:shd w:val="clear" w:color="auto" w:fill="FFFFFF"/>
-                  <w:tcMar>
-                    <w:top w:w="0" w:type="dxa"/>
-                    <w:bottom w:w="0" w:type="dxa"/>
-                    <w:left w:w="0" w:type="dxa"/>
-                    <w:right w:w="0" w:type="dxa"/>
-                  </w:tcMar>
-                  <w:vAlign w:val="center"/>
-                </w:tcPr>
-                <w:p>
-                  <w:pPr>
-                    <w:jc w:val="left"/>
-                    <w:pBdr>
-                      <w:bottom w:val="none" w:sz="0" w:space="0" w:color="000000"/>
-                      <w:top w:val="none" w:sz="0" w:space="0" w:color="000000"/>
-                      <w:left w:val="none" w:sz="0" w:space="0" w:color="000000"/>
-                      <w:right w:val="none" w:sz="0" w:space="0" w:color="000000"/>
-                    </w:pBdr>
-                    <w:spacing w:after="100" w:before="100" w:line="240"/>
-                    <w:ind w:left="100" w:right="100" w:firstLine="0" w:firstLineChars="0"/>
-                    <w:rPr>
-                      <w:rFonts w:ascii="Helvetica" w:hAnsi="Helvetica" w:eastAsia="Helvetica" w:cs="Helvetica"/>
-                      <w:i w:val="false"/>
-                      <w:b w:val="false"/>
-                      <w:u w:val="none"/>
-                      <w:strike w:val="false"/>
-                      <w:sz w:val="22"/>
-                      <w:szCs w:val="22"/>
-                      <w:color w:val="000000"/>
-                    </w:rPr>
-                  </w:pPr>
-                  <w:r xmlns:w="http://schemas.openxmlformats.org/wordprocessingml/2006/main" xmlns:wp="http://schemas.openxmlformats.org/drawingml/2006/wordprocessingDrawing" xmlns:r="http://schemas.openxmlformats.org/officeDocument/2006/relationships" xmlns:w14="http://schemas.microsoft.com/office/word/2010/wordml">
-                    <w:rPr>
-                      <w:rFonts w:ascii="Helvetica" w:hAnsi="Helvetica" w:eastAsia="Helvetica" w:cs="Helvetica"/>
-                      <w:i w:val="false"/>
-                      <w:b w:val="false"/>
-                      <w:u w:val="none"/>
-                      <w:strike w:val="false"/>
-                      <w:sz w:val="22"/>
-                      <w:szCs w:val="22"/>
-                      <w:color w:val="000000"/>
-                    </w:rPr>
-                    <w:t xml:space="preserve">9805.14</w:t>
-                  </w:r>
-                </w:p>
-              </w:tc>
-              <w:tc>
-                <w:tcPr>
-                  <w:tcBorders>
-                    <w:bottom w:val="none" w:sz="0" w:space="0" w:color="000000"/>
-                    <w:top w:val="none" w:sz="0" w:space="0" w:color="000000"/>
-                    <w:left w:val="none" w:sz="0" w:space="0" w:color="000000"/>
-                    <w:right w:val="none" w:sz="0" w:space="0" w:color="000000"/>
-                  </w:tcBorders>
-                  <w:shd w:val="clear" w:color="auto" w:fill="FFFFFF"/>
-                  <w:tcMar>
-                    <w:top w:w="0" w:type="dxa"/>
-                    <w:bottom w:w="0" w:type="dxa"/>
-                    <w:left w:w="0" w:type="dxa"/>
-                    <w:right w:w="0" w:type="dxa"/>
-                  </w:tcMar>
-                  <w:vAlign w:val="center"/>
-                </w:tcPr>
-                <w:p>
-                  <w:pPr>
-                    <w:jc w:val="right"/>
-                    <w:pBdr>
-                      <w:bottom w:val="none" w:sz="0" w:space="0" w:color="000000"/>
-                      <w:top w:val="none" w:sz="0" w:space="0" w:color="000000"/>
-                      <w:left w:val="none" w:sz="0" w:space="0" w:color="000000"/>
-                      <w:right w:val="none" w:sz="0" w:space="0" w:color="000000"/>
-                    </w:pBdr>
-                    <w:spacing w:after="100" w:before="100" w:line="240"/>
-                    <w:ind w:left="100" w:right="100" w:firstLine="0" w:firstLineChars="0"/>
-                    <w:rPr>
-                      <w:rFonts w:ascii="Helvetica" w:hAnsi="Helvetica" w:eastAsia="Helvetica" w:cs="Helvetica"/>
-                      <w:i w:val="false"/>
-                      <w:b w:val="false"/>
-                      <w:u w:val="none"/>
-                      <w:strike w:val="false"/>
-                      <w:sz w:val="22"/>
-                      <w:szCs w:val="22"/>
-                      <w:color w:val="000000"/>
-                    </w:rPr>
-                  </w:pPr>
-                  <w:r xmlns:w="http://schemas.openxmlformats.org/wordprocessingml/2006/main" xmlns:wp="http://schemas.openxmlformats.org/drawingml/2006/wordprocessingDrawing" xmlns:r="http://schemas.openxmlformats.org/officeDocument/2006/relationships" xmlns:w14="http://schemas.microsoft.com/office/word/2010/wordml">
-                    <w:rPr>
-                      <w:rFonts w:ascii="Helvetica" w:hAnsi="Helvetica" w:eastAsia="Helvetica" w:cs="Helvetica"/>
-                      <w:i w:val="false"/>
-                      <w:b w:val="false"/>
-                      <w:u w:val="none"/>
-                      <w:strike w:val="false"/>
-                      <w:sz w:val="22"/>
-                      <w:szCs w:val="22"/>
-                      <w:color w:val="000000"/>
-                    </w:rPr>
-                    <w:t xml:space="preserve">55.21</w:t>
-                  </w:r>
-                </w:p>
-              </w:tc>
-              <w:tc>
-                <w:tcPr>
-                  <w:tcBorders>
-                    <w:bottom w:val="none" w:sz="0" w:space="0" w:color="000000"/>
-                    <w:top w:val="none" w:sz="0" w:space="0" w:color="000000"/>
-                    <w:left w:val="none" w:sz="0" w:space="0" w:color="000000"/>
-                    <w:right w:val="none" w:sz="0" w:space="0" w:color="000000"/>
-                  </w:tcBorders>
-                  <w:shd w:val="clear" w:color="auto" w:fill="FFFFFF"/>
-                  <w:tcMar>
-                    <w:top w:w="0" w:type="dxa"/>
-                    <w:bottom w:w="0" w:type="dxa"/>
-                    <w:left w:w="0" w:type="dxa"/>
-                    <w:right w:w="0" w:type="dxa"/>
-                  </w:tcMar>
-                  <w:vAlign w:val="center"/>
-                </w:tcPr>
-                <w:p>
-                  <w:pPr>
-                    <w:jc w:val="right"/>
-                    <w:pBdr>
-                      <w:bottom w:val="none" w:sz="0" w:space="0" w:color="000000"/>
-                      <w:top w:val="none" w:sz="0" w:space="0" w:color="000000"/>
-                      <w:left w:val="none" w:sz="0" w:space="0" w:color="000000"/>
-                      <w:right w:val="none" w:sz="0" w:space="0" w:color="000000"/>
-                    </w:pBdr>
-                    <w:spacing w:after="100" w:before="100" w:line="240"/>
-                    <w:ind w:left="100" w:right="100" w:firstLine="0" w:firstLineChars="0"/>
-                    <w:rPr>
-                      <w:rFonts w:ascii="Helvetica" w:hAnsi="Helvetica" w:eastAsia="Helvetica" w:cs="Helvetica"/>
-                      <w:i w:val="false"/>
-                      <w:b w:val="false"/>
-                      <w:u w:val="none"/>
-                      <w:strike w:val="false"/>
-                      <w:sz w:val="22"/>
-                      <w:szCs w:val="22"/>
-                      <w:color w:val="000000"/>
-                    </w:rPr>
-                  </w:pPr>
-                  <w:r xmlns:w="http://schemas.openxmlformats.org/wordprocessingml/2006/main" xmlns:wp="http://schemas.openxmlformats.org/drawingml/2006/wordprocessingDrawing" xmlns:r="http://schemas.openxmlformats.org/officeDocument/2006/relationships" xmlns:w14="http://schemas.microsoft.com/office/word/2010/wordml">
-                    <w:rPr>
-                      <w:rFonts w:ascii="Helvetica" w:hAnsi="Helvetica" w:eastAsia="Helvetica" w:cs="Helvetica"/>
-                      <w:i w:val="false"/>
-                      <w:b w:val="false"/>
-                      <w:u w:val="none"/>
-                      <w:strike w:val="false"/>
-                      <w:sz w:val="22"/>
-                      <w:szCs w:val="22"/>
-                      <w:color w:val="000000"/>
-                    </w:rPr>
-                    <w:t xml:space="preserve">-2.29</w:t>
-                  </w:r>
-                </w:p>
-              </w:tc>
-              <w:tc>
-                <w:tcPr>
-                  <w:tcBorders>
-                    <w:bottom w:val="none" w:sz="0" w:space="0" w:color="000000"/>
-                    <w:top w:val="none" w:sz="0" w:space="0" w:color="000000"/>
-                    <w:left w:val="none" w:sz="0" w:space="0" w:color="000000"/>
-                    <w:right w:val="none" w:sz="0" w:space="0" w:color="000000"/>
-                  </w:tcBorders>
-                  <w:shd w:val="clear" w:color="auto" w:fill="FFFFFF"/>
-                  <w:tcMar>
-                    <w:top w:w="0" w:type="dxa"/>
-                    <w:bottom w:w="0" w:type="dxa"/>
-                    <w:left w:w="0" w:type="dxa"/>
-                    <w:right w:w="0" w:type="dxa"/>
-                  </w:tcMar>
-                  <w:vAlign w:val="center"/>
-                </w:tcPr>
-                <w:p>
-                  <w:pPr>
-                    <w:jc w:val="right"/>
-                    <w:pBdr>
-                      <w:bottom w:val="none" w:sz="0" w:space="0" w:color="000000"/>
-                      <w:top w:val="none" w:sz="0" w:space="0" w:color="000000"/>
-                      <w:left w:val="none" w:sz="0" w:space="0" w:color="000000"/>
-                      <w:right w:val="none" w:sz="0" w:space="0" w:color="000000"/>
-                    </w:pBdr>
-                    <w:spacing w:after="100" w:before="100" w:line="240"/>
-                    <w:ind w:left="100" w:right="100" w:firstLine="0" w:firstLineChars="0"/>
-                    <w:rPr>
-                      <w:rFonts w:ascii="Helvetica" w:hAnsi="Helvetica" w:eastAsia="Helvetica" w:cs="Helvetica"/>
-                      <w:i w:val="false"/>
-                      <w:b w:val="false"/>
-                      <w:u w:val="none"/>
-                      <w:strike w:val="false"/>
-                      <w:sz w:val="22"/>
-                      <w:szCs w:val="22"/>
-                      <w:color w:val="000000"/>
-                    </w:rPr>
-                  </w:pPr>
-                  <w:r xmlns:w="http://schemas.openxmlformats.org/wordprocessingml/2006/main" xmlns:wp="http://schemas.openxmlformats.org/drawingml/2006/wordprocessingDrawing" xmlns:r="http://schemas.openxmlformats.org/officeDocument/2006/relationships" xmlns:w14="http://schemas.microsoft.com/office/word/2010/wordml">
-                    <w:rPr>
-                      <w:rFonts w:ascii="Helvetica" w:hAnsi="Helvetica" w:eastAsia="Helvetica" w:cs="Helvetica"/>
-                      <w:i w:val="false"/>
-                      <w:b w:val="false"/>
-                      <w:u w:val="none"/>
-                      <w:strike w:val="false"/>
-                      <w:sz w:val="22"/>
-                      <w:szCs w:val="22"/>
-                      <w:color w:val="000000"/>
-                    </w:rPr>
-                    <w:t xml:space="preserve">1.76</w:t>
-                  </w:r>
-                </w:p>
-              </w:tc>
-              <w:tc>
-                <w:tcPr>
-                  <w:tcBorders>
-                    <w:bottom w:val="none" w:sz="0" w:space="0" w:color="000000"/>
-                    <w:top w:val="none" w:sz="0" w:space="0" w:color="000000"/>
-                    <w:left w:val="none" w:sz="0" w:space="0" w:color="000000"/>
-                    <w:right w:val="none" w:sz="0" w:space="0" w:color="000000"/>
-                  </w:tcBorders>
-                  <w:shd w:val="clear" w:color="auto" w:fill="FFFFFF"/>
-                  <w:tcMar>
-                    <w:top w:w="0" w:type="dxa"/>
-                    <w:bottom w:w="0" w:type="dxa"/>
-                    <w:left w:w="0" w:type="dxa"/>
-                    <w:right w:w="0" w:type="dxa"/>
-                  </w:tcMar>
-                  <w:vAlign w:val="center"/>
-                </w:tcPr>
-                <w:p>
-                  <w:pPr>
-                    <w:jc w:val="right"/>
-                    <w:pBdr>
-                      <w:bottom w:val="none" w:sz="0" w:space="0" w:color="000000"/>
-                      <w:top w:val="none" w:sz="0" w:space="0" w:color="000000"/>
-                      <w:left w:val="none" w:sz="0" w:space="0" w:color="000000"/>
-                      <w:right w:val="none" w:sz="0" w:space="0" w:color="000000"/>
-                    </w:pBdr>
-                    <w:spacing w:after="100" w:before="100" w:line="240"/>
-                    <w:ind w:left="100" w:right="100" w:firstLine="0" w:firstLineChars="0"/>
-                    <w:rPr>
-                      <w:rFonts w:ascii="Helvetica" w:hAnsi="Helvetica" w:eastAsia="Helvetica" w:cs="Helvetica"/>
-                      <w:i w:val="false"/>
-                      <w:b w:val="false"/>
-                      <w:u w:val="none"/>
-                      <w:strike w:val="false"/>
-                      <w:sz w:val="22"/>
-                      <w:szCs w:val="22"/>
-                      <w:color w:val="000000"/>
-                    </w:rPr>
-                  </w:pPr>
-                  <w:r xmlns:w="http://schemas.openxmlformats.org/wordprocessingml/2006/main" xmlns:wp="http://schemas.openxmlformats.org/drawingml/2006/wordprocessingDrawing" xmlns:r="http://schemas.openxmlformats.org/officeDocument/2006/relationships" xmlns:w14="http://schemas.microsoft.com/office/word/2010/wordml">
-                    <w:rPr>
-                      <w:rFonts w:ascii="Helvetica" w:hAnsi="Helvetica" w:eastAsia="Helvetica" w:cs="Helvetica"/>
-                      <w:i w:val="false"/>
-                      <w:b w:val="false"/>
-                      <w:u w:val="none"/>
-                      <w:strike w:val="false"/>
-                      <w:sz w:val="22"/>
-                      <w:szCs w:val="22"/>
-                      <w:color w:val="000000"/>
-                    </w:rPr>
-                    <w:t xml:space="preserve">0.07</w:t>
-                  </w:r>
-                </w:p>
-              </w:tc>
-            </w:tr>
-            <w:tr>
-              <w:trPr>
-                <w:trHeight w:val="577" w:hRule="auto"/>
-              </w:trPr>
-              <w:tc>
-                <w:tcPr>
-                  <w:tcBorders>
-                    <w:bottom w:val="none" w:sz="0" w:space="0" w:color="000000"/>
-                    <w:top w:val="none" w:sz="0" w:space="0" w:color="000000"/>
-                    <w:left w:val="none" w:sz="0" w:space="0" w:color="000000"/>
-                    <w:right w:val="none" w:sz="0" w:space="0" w:color="000000"/>
-                  </w:tcBorders>
-                  <w:shd w:val="clear" w:color="auto" w:fill="FFFFFF"/>
-                  <w:tcMar>
-                    <w:top w:w="0" w:type="dxa"/>
-                    <w:bottom w:w="0" w:type="dxa"/>
-                    <w:left w:w="0" w:type="dxa"/>
-                    <w:right w:w="0" w:type="dxa"/>
-                  </w:tcMar>
-                  <w:vAlign w:val="center"/>
-                </w:tcPr>
-                <w:p>
-                  <w:pPr>
-                    <w:jc w:val="left"/>
-                    <w:pBdr>
-                      <w:bottom w:val="none" w:sz="0" w:space="0" w:color="000000"/>
-                      <w:top w:val="none" w:sz="0" w:space="0" w:color="000000"/>
-                      <w:left w:val="none" w:sz="0" w:space="0" w:color="000000"/>
-                      <w:right w:val="none" w:sz="0" w:space="0" w:color="000000"/>
-                    </w:pBdr>
-                    <w:spacing w:after="100" w:before="100" w:line="240"/>
-                    <w:ind w:left="100" w:right="100" w:firstLine="0" w:firstLineChars="0"/>
-                    <w:rPr>
-                      <w:rFonts w:ascii="Helvetica" w:hAnsi="Helvetica" w:eastAsia="Helvetica" w:cs="Helvetica"/>
-                      <w:i w:val="false"/>
-                      <w:b w:val="false"/>
-                      <w:u w:val="none"/>
-                      <w:strike w:val="false"/>
-                      <w:sz w:val="22"/>
-                      <w:szCs w:val="22"/>
-                      <w:color w:val="000000"/>
-                    </w:rPr>
-                  </w:pPr>
-                  <w:r xmlns:w="http://schemas.openxmlformats.org/wordprocessingml/2006/main" xmlns:wp="http://schemas.openxmlformats.org/drawingml/2006/wordprocessingDrawing" xmlns:r="http://schemas.openxmlformats.org/officeDocument/2006/relationships" xmlns:w14="http://schemas.microsoft.com/office/word/2010/wordml">
-                    <w:rPr>
-                      <w:rFonts w:ascii="Helvetica" w:hAnsi="Helvetica" w:eastAsia="Helvetica" w:cs="Helvetica"/>
-                      <w:i w:val="false"/>
-                      <w:b w:val="false"/>
-                      <w:u w:val="none"/>
-                      <w:strike w:val="false"/>
-                      <w:sz w:val="22"/>
-                      <w:szCs w:val="22"/>
-                      <w:color w:val="000000"/>
-                    </w:rPr>
-                    <w:t xml:space="preserve">Start</w:t>
-                  </w:r>
-                </w:p>
-              </w:tc>
-              <w:tc>
-                <w:tcPr>
-                  <w:tcBorders>
-                    <w:bottom w:val="none" w:sz="0" w:space="0" w:color="000000"/>
-                    <w:top w:val="none" w:sz="0" w:space="0" w:color="000000"/>
-                    <w:left w:val="none" w:sz="0" w:space="0" w:color="000000"/>
-                    <w:right w:val="none" w:sz="0" w:space="0" w:color="000000"/>
-                  </w:tcBorders>
-                  <w:shd w:val="clear" w:color="auto" w:fill="FFFFFF"/>
-                  <w:tcMar>
-                    <w:top w:w="0" w:type="dxa"/>
-                    <w:bottom w:w="0" w:type="dxa"/>
-                    <w:left w:w="0" w:type="dxa"/>
-                    <w:right w:w="0" w:type="dxa"/>
-                  </w:tcMar>
-                  <w:vAlign w:val="center"/>
-                </w:tcPr>
-                <w:p>
-                  <w:pPr>
-                    <w:jc w:val="right"/>
-                    <w:pBdr>
-                      <w:bottom w:val="none" w:sz="0" w:space="0" w:color="000000"/>
-                      <w:top w:val="none" w:sz="0" w:space="0" w:color="000000"/>
-                      <w:left w:val="none" w:sz="0" w:space="0" w:color="000000"/>
-                      <w:right w:val="none" w:sz="0" w:space="0" w:color="000000"/>
-                    </w:pBdr>
-                    <w:spacing w:after="100" w:before="100" w:line="240"/>
-                    <w:ind w:left="100" w:right="100" w:firstLine="0" w:firstLineChars="0"/>
-                    <w:rPr>
-                      <w:rFonts w:ascii="Helvetica" w:hAnsi="Helvetica" w:eastAsia="Helvetica" w:cs="Helvetica"/>
-                      <w:i w:val="false"/>
-                      <w:b w:val="false"/>
-                      <w:u w:val="none"/>
-                      <w:strike w:val="false"/>
-                      <w:sz w:val="22"/>
-                      <w:szCs w:val="22"/>
-                      <w:color w:val="000000"/>
-                    </w:rPr>
-                  </w:pPr>
-                  <w:r xmlns:w="http://schemas.openxmlformats.org/wordprocessingml/2006/main" xmlns:wp="http://schemas.openxmlformats.org/drawingml/2006/wordprocessingDrawing" xmlns:r="http://schemas.openxmlformats.org/officeDocument/2006/relationships" xmlns:w14="http://schemas.microsoft.com/office/word/2010/wordml">
-                    <w:rPr>
-                      <w:rFonts w:ascii="Helvetica" w:hAnsi="Helvetica" w:eastAsia="Helvetica" w:cs="Helvetica"/>
-                      <w:i w:val="false"/>
-                      <w:b w:val="false"/>
-                      <w:u w:val="none"/>
-                      <w:strike w:val="false"/>
-                      <w:sz w:val="22"/>
-                      <w:szCs w:val="22"/>
-                      <w:color w:val="000000"/>
-                    </w:rPr>
-                    <w:t xml:space="preserve">7</w:t>
-                  </w:r>
-                </w:p>
-              </w:tc>
-              <w:tc>
-                <w:tcPr>
-                  <w:tcBorders>
-                    <w:bottom w:val="none" w:sz="0" w:space="0" w:color="000000"/>
-                    <w:top w:val="none" w:sz="0" w:space="0" w:color="000000"/>
-                    <w:left w:val="none" w:sz="0" w:space="0" w:color="000000"/>
-                    <w:right w:val="none" w:sz="0" w:space="0" w:color="000000"/>
-                  </w:tcBorders>
-                  <w:shd w:val="clear" w:color="auto" w:fill="FFFFFF"/>
-                  <w:tcMar>
-                    <w:top w:w="0" w:type="dxa"/>
-                    <w:bottom w:w="0" w:type="dxa"/>
-                    <w:left w:w="0" w:type="dxa"/>
-                    <w:right w:w="0" w:type="dxa"/>
-                  </w:tcMar>
-                  <w:vAlign w:val="center"/>
-                </w:tcPr>
-                <w:p>
-                  <w:pPr>
-                    <w:jc w:val="left"/>
-                    <w:pBdr>
-                      <w:bottom w:val="none" w:sz="0" w:space="0" w:color="000000"/>
-                      <w:top w:val="none" w:sz="0" w:space="0" w:color="000000"/>
-                      <w:left w:val="none" w:sz="0" w:space="0" w:color="000000"/>
-                      <w:right w:val="none" w:sz="0" w:space="0" w:color="000000"/>
-                    </w:pBdr>
-                    <w:spacing w:after="100" w:before="100" w:line="240"/>
-                    <w:ind w:left="100" w:right="100" w:firstLine="0" w:firstLineChars="0"/>
-                    <w:rPr>
-                      <w:rFonts w:ascii="Helvetica" w:hAnsi="Helvetica" w:eastAsia="Helvetica" w:cs="Helvetica"/>
-                      <w:i w:val="false"/>
-                      <w:b w:val="false"/>
-                      <w:u w:val="none"/>
-                      <w:strike w:val="false"/>
-                      <w:sz w:val="22"/>
-                      <w:szCs w:val="22"/>
-                      <w:color w:val="000000"/>
-                    </w:rPr>
-                  </w:pPr>
-                  <w:r xmlns:w="http://schemas.openxmlformats.org/wordprocessingml/2006/main" xmlns:wp="http://schemas.openxmlformats.org/drawingml/2006/wordprocessingDrawing" xmlns:r="http://schemas.openxmlformats.org/officeDocument/2006/relationships" xmlns:w14="http://schemas.microsoft.com/office/word/2010/wordml">
-                    <w:rPr>
-                      <w:rFonts w:ascii="Helvetica" w:hAnsi="Helvetica" w:eastAsia="Helvetica" w:cs="Helvetica"/>
-                      <w:i w:val="false"/>
-                      <w:b w:val="false"/>
-                      <w:u w:val="none"/>
-                      <w:strike w:val="false"/>
-                      <w:sz w:val="22"/>
-                      <w:szCs w:val="22"/>
-                      <w:color w:val="000000"/>
-                    </w:rPr>
-                    <w:t xml:space="preserve">9805.27</w:t>
-                  </w:r>
-                </w:p>
-              </w:tc>
-              <w:tc>
-                <w:tcPr>
-                  <w:tcBorders>
-                    <w:bottom w:val="none" w:sz="0" w:space="0" w:color="000000"/>
-                    <w:top w:val="none" w:sz="0" w:space="0" w:color="000000"/>
-                    <w:left w:val="none" w:sz="0" w:space="0" w:color="000000"/>
-                    <w:right w:val="none" w:sz="0" w:space="0" w:color="000000"/>
-                  </w:tcBorders>
-                  <w:shd w:val="clear" w:color="auto" w:fill="FFFFFF"/>
-                  <w:tcMar>
-                    <w:top w:w="0" w:type="dxa"/>
-                    <w:bottom w:w="0" w:type="dxa"/>
-                    <w:left w:w="0" w:type="dxa"/>
-                    <w:right w:w="0" w:type="dxa"/>
-                  </w:tcMar>
-                  <w:vAlign w:val="center"/>
-                </w:tcPr>
-                <w:p>
-                  <w:pPr>
-                    <w:jc w:val="right"/>
-                    <w:pBdr>
-                      <w:bottom w:val="none" w:sz="0" w:space="0" w:color="000000"/>
-                      <w:top w:val="none" w:sz="0" w:space="0" w:color="000000"/>
-                      <w:left w:val="none" w:sz="0" w:space="0" w:color="000000"/>
-                      <w:right w:val="none" w:sz="0" w:space="0" w:color="000000"/>
-                    </w:pBdr>
-                    <w:spacing w:after="100" w:before="100" w:line="240"/>
-                    <w:ind w:left="100" w:right="100" w:firstLine="0" w:firstLineChars="0"/>
-                    <w:rPr>
-                      <w:rFonts w:ascii="Helvetica" w:hAnsi="Helvetica" w:eastAsia="Helvetica" w:cs="Helvetica"/>
-                      <w:i w:val="false"/>
-                      <w:b w:val="false"/>
-                      <w:u w:val="none"/>
-                      <w:strike w:val="false"/>
-                      <w:sz w:val="22"/>
-                      <w:szCs w:val="22"/>
-                      <w:color w:val="000000"/>
-                    </w:rPr>
-                  </w:pPr>
-                  <w:r xmlns:w="http://schemas.openxmlformats.org/wordprocessingml/2006/main" xmlns:wp="http://schemas.openxmlformats.org/drawingml/2006/wordprocessingDrawing" xmlns:r="http://schemas.openxmlformats.org/officeDocument/2006/relationships" xmlns:w14="http://schemas.microsoft.com/office/word/2010/wordml">
-                    <w:rPr>
-                      <w:rFonts w:ascii="Helvetica" w:hAnsi="Helvetica" w:eastAsia="Helvetica" w:cs="Helvetica"/>
-                      <w:i w:val="false"/>
-                      <w:b w:val="false"/>
-                      <w:u w:val="none"/>
-                      <w:strike w:val="false"/>
-                      <w:sz w:val="22"/>
-                      <w:szCs w:val="22"/>
-                      <w:color w:val="000000"/>
-                    </w:rPr>
-                    <w:t xml:space="preserve">55.84</w:t>
-                  </w:r>
-                </w:p>
-              </w:tc>
-              <w:tc>
-                <w:tcPr>
-                  <w:tcBorders>
-                    <w:bottom w:val="none" w:sz="0" w:space="0" w:color="000000"/>
-                    <w:top w:val="none" w:sz="0" w:space="0" w:color="000000"/>
-                    <w:left w:val="none" w:sz="0" w:space="0" w:color="000000"/>
-                    <w:right w:val="none" w:sz="0" w:space="0" w:color="000000"/>
-                  </w:tcBorders>
-                  <w:shd w:val="clear" w:color="auto" w:fill="FFFFFF"/>
-                  <w:tcMar>
-                    <w:top w:w="0" w:type="dxa"/>
-                    <w:bottom w:w="0" w:type="dxa"/>
-                    <w:left w:w="0" w:type="dxa"/>
-                    <w:right w:w="0" w:type="dxa"/>
-                  </w:tcMar>
-                  <w:vAlign w:val="center"/>
-                </w:tcPr>
-                <w:p>
-                  <w:pPr>
-                    <w:jc w:val="right"/>
-                    <w:pBdr>
-                      <w:bottom w:val="none" w:sz="0" w:space="0" w:color="000000"/>
-                      <w:top w:val="none" w:sz="0" w:space="0" w:color="000000"/>
-                      <w:left w:val="none" w:sz="0" w:space="0" w:color="000000"/>
-                      <w:right w:val="none" w:sz="0" w:space="0" w:color="000000"/>
-                    </w:pBdr>
-                    <w:spacing w:after="100" w:before="100" w:line="240"/>
-                    <w:ind w:left="100" w:right="100" w:firstLine="0" w:firstLineChars="0"/>
-                    <w:rPr>
-                      <w:rFonts w:ascii="Helvetica" w:hAnsi="Helvetica" w:eastAsia="Helvetica" w:cs="Helvetica"/>
-                      <w:i w:val="false"/>
-                      <w:b w:val="false"/>
-                      <w:u w:val="none"/>
-                      <w:strike w:val="false"/>
-                      <w:sz w:val="22"/>
-                      <w:szCs w:val="22"/>
-                      <w:color w:val="000000"/>
-                    </w:rPr>
-                  </w:pPr>
-                  <w:r xmlns:w="http://schemas.openxmlformats.org/wordprocessingml/2006/main" xmlns:wp="http://schemas.openxmlformats.org/drawingml/2006/wordprocessingDrawing" xmlns:r="http://schemas.openxmlformats.org/officeDocument/2006/relationships" xmlns:w14="http://schemas.microsoft.com/office/word/2010/wordml">
-                    <w:rPr>
-                      <w:rFonts w:ascii="Helvetica" w:hAnsi="Helvetica" w:eastAsia="Helvetica" w:cs="Helvetica"/>
-                      <w:i w:val="false"/>
-                      <w:b w:val="false"/>
-                      <w:u w:val="none"/>
-                      <w:strike w:val="false"/>
-                      <w:sz w:val="22"/>
-                      <w:szCs w:val="22"/>
-                      <w:color w:val="000000"/>
-                    </w:rPr>
-                    <w:t xml:space="preserve">-2.36</w:t>
-                  </w:r>
-                </w:p>
-              </w:tc>
-              <w:tc>
-                <w:tcPr>
-                  <w:tcBorders>
-                    <w:bottom w:val="none" w:sz="0" w:space="0" w:color="000000"/>
-                    <w:top w:val="none" w:sz="0" w:space="0" w:color="000000"/>
-                    <w:left w:val="none" w:sz="0" w:space="0" w:color="000000"/>
-                    <w:right w:val="none" w:sz="0" w:space="0" w:color="000000"/>
-                  </w:tcBorders>
-                  <w:shd w:val="clear" w:color="auto" w:fill="FFFFFF"/>
-                  <w:tcMar>
-                    <w:top w:w="0" w:type="dxa"/>
-                    <w:bottom w:w="0" w:type="dxa"/>
-                    <w:left w:w="0" w:type="dxa"/>
-                    <w:right w:w="0" w:type="dxa"/>
-                  </w:tcMar>
-                  <w:vAlign w:val="center"/>
-                </w:tcPr>
-                <w:p>
-                  <w:pPr>
-                    <w:jc w:val="right"/>
-                    <w:pBdr>
-                      <w:bottom w:val="none" w:sz="0" w:space="0" w:color="000000"/>
-                      <w:top w:val="none" w:sz="0" w:space="0" w:color="000000"/>
-                      <w:left w:val="none" w:sz="0" w:space="0" w:color="000000"/>
-                      <w:right w:val="none" w:sz="0" w:space="0" w:color="000000"/>
-                    </w:pBdr>
-                    <w:spacing w:after="100" w:before="100" w:line="240"/>
-                    <w:ind w:left="100" w:right="100" w:firstLine="0" w:firstLineChars="0"/>
-                    <w:rPr>
-                      <w:rFonts w:ascii="Helvetica" w:hAnsi="Helvetica" w:eastAsia="Helvetica" w:cs="Helvetica"/>
-                      <w:i w:val="false"/>
-                      <w:b w:val="false"/>
-                      <w:u w:val="none"/>
-                      <w:strike w:val="false"/>
-                      <w:sz w:val="22"/>
-                      <w:szCs w:val="22"/>
-                      <w:color w:val="000000"/>
-                    </w:rPr>
-                  </w:pPr>
-                  <w:r xmlns:w="http://schemas.openxmlformats.org/wordprocessingml/2006/main" xmlns:wp="http://schemas.openxmlformats.org/drawingml/2006/wordprocessingDrawing" xmlns:r="http://schemas.openxmlformats.org/officeDocument/2006/relationships" xmlns:w14="http://schemas.microsoft.com/office/word/2010/wordml">
-                    <w:rPr>
-                      <w:rFonts w:ascii="Helvetica" w:hAnsi="Helvetica" w:eastAsia="Helvetica" w:cs="Helvetica"/>
-                      <w:i w:val="false"/>
-                      <w:b w:val="false"/>
-                      <w:u w:val="none"/>
-                      <w:strike w:val="false"/>
-                      <w:sz w:val="22"/>
-                      <w:szCs w:val="22"/>
-                      <w:color w:val="000000"/>
-                    </w:rPr>
-                    <w:t xml:space="preserve">1.71</w:t>
-                  </w:r>
-                </w:p>
-              </w:tc>
-              <w:tc>
-                <w:tcPr>
-                  <w:tcBorders>
-                    <w:bottom w:val="none" w:sz="0" w:space="0" w:color="000000"/>
-                    <w:top w:val="none" w:sz="0" w:space="0" w:color="000000"/>
-                    <w:left w:val="none" w:sz="0" w:space="0" w:color="000000"/>
-                    <w:right w:val="none" w:sz="0" w:space="0" w:color="000000"/>
-                  </w:tcBorders>
-                  <w:shd w:val="clear" w:color="auto" w:fill="FFFFFF"/>
-                  <w:tcMar>
-                    <w:top w:w="0" w:type="dxa"/>
-                    <w:bottom w:w="0" w:type="dxa"/>
-                    <w:left w:w="0" w:type="dxa"/>
-                    <w:right w:w="0" w:type="dxa"/>
-                  </w:tcMar>
-                  <w:vAlign w:val="center"/>
-                </w:tcPr>
-                <w:p>
-                  <w:pPr>
-                    <w:jc w:val="right"/>
-                    <w:pBdr>
-                      <w:bottom w:val="none" w:sz="0" w:space="0" w:color="000000"/>
-                      <w:top w:val="none" w:sz="0" w:space="0" w:color="000000"/>
-                      <w:left w:val="none" w:sz="0" w:space="0" w:color="000000"/>
-                      <w:right w:val="none" w:sz="0" w:space="0" w:color="000000"/>
-                    </w:pBdr>
-                    <w:spacing w:after="100" w:before="100" w:line="240"/>
-                    <w:ind w:left="100" w:right="100" w:firstLine="0" w:firstLineChars="0"/>
-                    <w:rPr>
-                      <w:rFonts w:ascii="Helvetica" w:hAnsi="Helvetica" w:eastAsia="Helvetica" w:cs="Helvetica"/>
-                      <w:i w:val="false"/>
-                      <w:b w:val="false"/>
-                      <w:u w:val="none"/>
-                      <w:strike w:val="false"/>
-                      <w:sz w:val="22"/>
-                      <w:szCs w:val="22"/>
-                      <w:color w:val="000000"/>
-                    </w:rPr>
-                  </w:pPr>
-                  <w:r xmlns:w="http://schemas.openxmlformats.org/wordprocessingml/2006/main" xmlns:wp="http://schemas.openxmlformats.org/drawingml/2006/wordprocessingDrawing" xmlns:r="http://schemas.openxmlformats.org/officeDocument/2006/relationships" xmlns:w14="http://schemas.microsoft.com/office/word/2010/wordml">
-                    <w:rPr>
-                      <w:rFonts w:ascii="Helvetica" w:hAnsi="Helvetica" w:eastAsia="Helvetica" w:cs="Helvetica"/>
-                      <w:i w:val="false"/>
-                      <w:b w:val="false"/>
-                      <w:u w:val="none"/>
-                      <w:strike w:val="false"/>
-                      <w:sz w:val="22"/>
-                      <w:szCs w:val="22"/>
-                      <w:color w:val="000000"/>
-                    </w:rPr>
-                    <w:t xml:space="preserve">0.05</w:t>
+                    <w:t xml:space="preserve">11154.87</w:t>
+                  </w:r>
+                </w:p>
+              </w:tc>
+              <w:tc>
+                <w:tcPr>
+                  <w:tcBorders>
+                    <w:bottom w:val="none" w:sz="0" w:space="0" w:color="000000"/>
+                    <w:top w:val="none" w:sz="0" w:space="0" w:color="000000"/>
+                    <w:left w:val="none" w:sz="0" w:space="0" w:color="000000"/>
+                    <w:right w:val="none" w:sz="0" w:space="0" w:color="000000"/>
+                  </w:tcBorders>
+                  <w:shd w:val="clear" w:color="auto" w:fill="FFFFFF"/>
+                  <w:tcMar>
+                    <w:top w:w="0" w:type="dxa"/>
+                    <w:bottom w:w="0" w:type="dxa"/>
+                    <w:left w:w="0" w:type="dxa"/>
+                    <w:right w:w="0" w:type="dxa"/>
+                  </w:tcMar>
+                  <w:vAlign w:val="center"/>
+                </w:tcPr>
+                <w:p>
+                  <w:pPr>
+                    <w:jc w:val="right"/>
+                    <w:pBdr>
+                      <w:bottom w:val="none" w:sz="0" w:space="0" w:color="000000"/>
+                      <w:top w:val="none" w:sz="0" w:space="0" w:color="000000"/>
+                      <w:left w:val="none" w:sz="0" w:space="0" w:color="000000"/>
+                      <w:right w:val="none" w:sz="0" w:space="0" w:color="000000"/>
+                    </w:pBdr>
+                    <w:spacing w:after="100" w:before="100" w:line="240"/>
+                    <w:ind w:left="100" w:right="100" w:firstLine="0" w:firstLineChars="0"/>
+                    <w:rPr>
+                      <w:rFonts w:ascii="Helvetica" w:hAnsi="Helvetica" w:eastAsia="Helvetica" w:cs="Helvetica"/>
+                      <w:i w:val="false"/>
+                      <w:b w:val="false"/>
+                      <w:u w:val="none"/>
+                      <w:strike w:val="false"/>
+                      <w:sz w:val="22"/>
+                      <w:szCs w:val="22"/>
+                      <w:color w:val="000000"/>
+                    </w:rPr>
+                  </w:pPr>
+                  <w:r xmlns:w="http://schemas.openxmlformats.org/wordprocessingml/2006/main" xmlns:wp="http://schemas.openxmlformats.org/drawingml/2006/wordprocessingDrawing" xmlns:r="http://schemas.openxmlformats.org/officeDocument/2006/relationships" xmlns:w14="http://schemas.microsoft.com/office/word/2010/wordml">
+                    <w:rPr>
+                      <w:rFonts w:ascii="Helvetica" w:hAnsi="Helvetica" w:eastAsia="Helvetica" w:cs="Helvetica"/>
+                      <w:i w:val="false"/>
+                      <w:b w:val="false"/>
+                      <w:u w:val="none"/>
+                      <w:strike w:val="false"/>
+                      <w:sz w:val="22"/>
+                      <w:szCs w:val="22"/>
+                      <w:color w:val="000000"/>
+                    </w:rPr>
+                    <w:t xml:space="preserve">58.53</w:t>
+                  </w:r>
+                </w:p>
+              </w:tc>
+              <w:tc>
+                <w:tcPr>
+                  <w:tcBorders>
+                    <w:bottom w:val="none" w:sz="0" w:space="0" w:color="000000"/>
+                    <w:top w:val="none" w:sz="0" w:space="0" w:color="000000"/>
+                    <w:left w:val="none" w:sz="0" w:space="0" w:color="000000"/>
+                    <w:right w:val="none" w:sz="0" w:space="0" w:color="000000"/>
+                  </w:tcBorders>
+                  <w:shd w:val="clear" w:color="auto" w:fill="FFFFFF"/>
+                  <w:tcMar>
+                    <w:top w:w="0" w:type="dxa"/>
+                    <w:bottom w:w="0" w:type="dxa"/>
+                    <w:left w:w="0" w:type="dxa"/>
+                    <w:right w:w="0" w:type="dxa"/>
+                  </w:tcMar>
+                  <w:vAlign w:val="center"/>
+                </w:tcPr>
+                <w:p>
+                  <w:pPr>
+                    <w:jc w:val="right"/>
+                    <w:pBdr>
+                      <w:bottom w:val="none" w:sz="0" w:space="0" w:color="000000"/>
+                      <w:top w:val="none" w:sz="0" w:space="0" w:color="000000"/>
+                      <w:left w:val="none" w:sz="0" w:space="0" w:color="000000"/>
+                      <w:right w:val="none" w:sz="0" w:space="0" w:color="000000"/>
+                    </w:pBdr>
+                    <w:spacing w:after="100" w:before="100" w:line="240"/>
+                    <w:ind w:left="100" w:right="100" w:firstLine="0" w:firstLineChars="0"/>
+                    <w:rPr>
+                      <w:rFonts w:ascii="Helvetica" w:hAnsi="Helvetica" w:eastAsia="Helvetica" w:cs="Helvetica"/>
+                      <w:i w:val="false"/>
+                      <w:b w:val="false"/>
+                      <w:u w:val="none"/>
+                      <w:strike w:val="false"/>
+                      <w:sz w:val="22"/>
+                      <w:szCs w:val="22"/>
+                      <w:color w:val="000000"/>
+                    </w:rPr>
+                  </w:pPr>
+                  <w:r xmlns:w="http://schemas.openxmlformats.org/wordprocessingml/2006/main" xmlns:wp="http://schemas.openxmlformats.org/drawingml/2006/wordprocessingDrawing" xmlns:r="http://schemas.openxmlformats.org/officeDocument/2006/relationships" xmlns:w14="http://schemas.microsoft.com/office/word/2010/wordml">
+                    <w:rPr>
+                      <w:rFonts w:ascii="Helvetica" w:hAnsi="Helvetica" w:eastAsia="Helvetica" w:cs="Helvetica"/>
+                      <w:i w:val="false"/>
+                      <w:b w:val="false"/>
+                      <w:u w:val="none"/>
+                      <w:strike w:val="false"/>
+                      <w:sz w:val="22"/>
+                      <w:szCs w:val="22"/>
+                      <w:color w:val="000000"/>
+                    </w:rPr>
+                    <w:t xml:space="preserve">-2.82</w:t>
+                  </w:r>
+                </w:p>
+              </w:tc>
+              <w:tc>
+                <w:tcPr>
+                  <w:tcBorders>
+                    <w:bottom w:val="none" w:sz="0" w:space="0" w:color="000000"/>
+                    <w:top w:val="none" w:sz="0" w:space="0" w:color="000000"/>
+                    <w:left w:val="none" w:sz="0" w:space="0" w:color="000000"/>
+                    <w:right w:val="none" w:sz="0" w:space="0" w:color="000000"/>
+                  </w:tcBorders>
+                  <w:shd w:val="clear" w:color="auto" w:fill="FFFFFF"/>
+                  <w:tcMar>
+                    <w:top w:w="0" w:type="dxa"/>
+                    <w:bottom w:w="0" w:type="dxa"/>
+                    <w:left w:w="0" w:type="dxa"/>
+                    <w:right w:w="0" w:type="dxa"/>
+                  </w:tcMar>
+                  <w:vAlign w:val="center"/>
+                </w:tcPr>
+                <w:p>
+                  <w:pPr>
+                    <w:jc w:val="right"/>
+                    <w:pBdr>
+                      <w:bottom w:val="none" w:sz="0" w:space="0" w:color="000000"/>
+                      <w:top w:val="none" w:sz="0" w:space="0" w:color="000000"/>
+                      <w:left w:val="none" w:sz="0" w:space="0" w:color="000000"/>
+                      <w:right w:val="none" w:sz="0" w:space="0" w:color="000000"/>
+                    </w:pBdr>
+                    <w:spacing w:after="100" w:before="100" w:line="240"/>
+                    <w:ind w:left="100" w:right="100" w:firstLine="0" w:firstLineChars="0"/>
+                    <w:rPr>
+                      <w:rFonts w:ascii="Helvetica" w:hAnsi="Helvetica" w:eastAsia="Helvetica" w:cs="Helvetica"/>
+                      <w:i w:val="false"/>
+                      <w:b w:val="false"/>
+                      <w:u w:val="none"/>
+                      <w:strike w:val="false"/>
+                      <w:sz w:val="22"/>
+                      <w:szCs w:val="22"/>
+                      <w:color w:val="000000"/>
+                    </w:rPr>
+                  </w:pPr>
+                  <w:r xmlns:w="http://schemas.openxmlformats.org/wordprocessingml/2006/main" xmlns:wp="http://schemas.openxmlformats.org/drawingml/2006/wordprocessingDrawing" xmlns:r="http://schemas.openxmlformats.org/officeDocument/2006/relationships" xmlns:w14="http://schemas.microsoft.com/office/word/2010/wordml">
+                    <w:rPr>
+                      <w:rFonts w:ascii="Helvetica" w:hAnsi="Helvetica" w:eastAsia="Helvetica" w:cs="Helvetica"/>
+                      <w:i w:val="false"/>
+                      <w:b w:val="false"/>
+                      <w:u w:val="none"/>
+                      <w:strike w:val="false"/>
+                      <w:sz w:val="22"/>
+                      <w:szCs w:val="22"/>
+                      <w:color w:val="000000"/>
+                    </w:rPr>
+                    <w:t xml:space="preserve">1.61</w:t>
+                  </w:r>
+                </w:p>
+              </w:tc>
+              <w:tc>
+                <w:tcPr>
+                  <w:tcBorders>
+                    <w:bottom w:val="none" w:sz="0" w:space="0" w:color="000000"/>
+                    <w:top w:val="none" w:sz="0" w:space="0" w:color="000000"/>
+                    <w:left w:val="none" w:sz="0" w:space="0" w:color="000000"/>
+                    <w:right w:val="none" w:sz="0" w:space="0" w:color="000000"/>
+                  </w:tcBorders>
+                  <w:shd w:val="clear" w:color="auto" w:fill="FFFFFF"/>
+                  <w:tcMar>
+                    <w:top w:w="0" w:type="dxa"/>
+                    <w:bottom w:w="0" w:type="dxa"/>
+                    <w:left w:w="0" w:type="dxa"/>
+                    <w:right w:w="0" w:type="dxa"/>
+                  </w:tcMar>
+                  <w:vAlign w:val="center"/>
+                </w:tcPr>
+                <w:p>
+                  <w:pPr>
+                    <w:jc w:val="right"/>
+                    <w:pBdr>
+                      <w:bottom w:val="none" w:sz="0" w:space="0" w:color="000000"/>
+                      <w:top w:val="none" w:sz="0" w:space="0" w:color="000000"/>
+                      <w:left w:val="none" w:sz="0" w:space="0" w:color="000000"/>
+                      <w:right w:val="none" w:sz="0" w:space="0" w:color="000000"/>
+                    </w:pBdr>
+                    <w:spacing w:after="100" w:before="100" w:line="240"/>
+                    <w:ind w:left="100" w:right="100" w:firstLine="0" w:firstLineChars="0"/>
+                    <w:rPr>
+                      <w:rFonts w:ascii="Helvetica" w:hAnsi="Helvetica" w:eastAsia="Helvetica" w:cs="Helvetica"/>
+                      <w:i w:val="false"/>
+                      <w:b w:val="false"/>
+                      <w:u w:val="none"/>
+                      <w:strike w:val="false"/>
+                      <w:sz w:val="22"/>
+                      <w:szCs w:val="22"/>
+                      <w:color w:val="000000"/>
+                    </w:rPr>
+                  </w:pPr>
+                  <w:r xmlns:w="http://schemas.openxmlformats.org/wordprocessingml/2006/main" xmlns:wp="http://schemas.openxmlformats.org/drawingml/2006/wordprocessingDrawing" xmlns:r="http://schemas.openxmlformats.org/officeDocument/2006/relationships" xmlns:w14="http://schemas.microsoft.com/office/word/2010/wordml">
+                    <w:rPr>
+                      <w:rFonts w:ascii="Helvetica" w:hAnsi="Helvetica" w:eastAsia="Helvetica" w:cs="Helvetica"/>
+                      <w:i w:val="false"/>
+                      <w:b w:val="false"/>
+                      <w:u w:val="none"/>
+                      <w:strike w:val="false"/>
+                      <w:sz w:val="22"/>
+                      <w:szCs w:val="22"/>
+                      <w:color w:val="000000"/>
+                    </w:rPr>
+                    <w:t xml:space="preserve">0.04</w:t>
                   </w:r>
                 </w:p>
               </w:tc>
@@ -3476,7 +3476,7 @@
                       <w:szCs w:val="22"/>
                       <w:color w:val="000000"/>
                     </w:rPr>
-                    <w:t xml:space="preserve">9814.26</w:t>
+                    <w:t xml:space="preserve">11162.41</w:t>
                   </w:r>
                 </w:p>
               </w:tc>
@@ -3530,7 +3530,7 @@
                       <w:szCs w:val="22"/>
                       <w:color w:val="000000"/>
                     </w:rPr>
-                    <w:t xml:space="preserve">54.04</w:t>
+                    <w:t xml:space="preserve">57.31</w:t>
                   </w:r>
                 </w:p>
               </w:tc>
@@ -3584,7 +3584,7 @@
                       <w:szCs w:val="22"/>
                       <w:color w:val="000000"/>
                     </w:rPr>
-                    <w:t xml:space="preserve">-6.86</w:t>
+                    <w:t xml:space="preserve">-6.59</w:t>
                   </w:r>
                 </w:p>
               </w:tc>
@@ -3638,7 +3638,7 @@
                       <w:szCs w:val="22"/>
                       <w:color w:val="000000"/>
                     </w:rPr>
-                    <w:t xml:space="preserve">3.57</w:t>
+                    <w:t xml:space="preserve">3.39</w:t>
                   </w:r>
                 </w:p>
               </w:tc>
@@ -4119,7 +4119,7 @@
                       <w:szCs w:val="22"/>
                       <w:color w:val="000000"/>
                     </w:rPr>
-                    <w:t xml:space="preserve">52.64</w:t>
+                    <w:t xml:space="preserve">52.22</w:t>
                   </w:r>
                 </w:p>
               </w:tc>
@@ -4173,7 +4173,7 @@
                       <w:szCs w:val="22"/>
                       <w:color w:val="000000"/>
                     </w:rPr>
-                    <w:t xml:space="preserve">50.41</w:t>
+                    <w:t xml:space="preserve">50.05</w:t>
                   </w:r>
                 </w:p>
               </w:tc>
@@ -4227,7 +4227,7 @@
                       <w:szCs w:val="22"/>
                       <w:color w:val="000000"/>
                     </w:rPr>
-                    <w:t xml:space="preserve">54.81</w:t>
+                    <w:t xml:space="preserve">54.42</w:t>
                   </w:r>
                 </w:p>
               </w:tc>
@@ -4340,115 +4340,115 @@
                       <w:szCs w:val="22"/>
                       <w:color w:val="000000"/>
                     </w:rPr>
-                    <w:t xml:space="preserve">22.12</w:t>
-                  </w:r>
-                </w:p>
-              </w:tc>
-              <w:tc>
-                <w:tcPr>
-                  <w:tcBorders>
-                    <w:bottom w:val="none" w:sz="0" w:space="0" w:color="000000"/>
-                    <w:top w:val="none" w:sz="0" w:space="0" w:color="000000"/>
-                    <w:left w:val="none" w:sz="0" w:space="0" w:color="000000"/>
-                    <w:right w:val="none" w:sz="0" w:space="0" w:color="000000"/>
-                  </w:tcBorders>
-                  <w:shd w:val="clear" w:color="auto" w:fill="FFFFFF"/>
-                  <w:tcMar>
-                    <w:top w:w="0" w:type="dxa"/>
-                    <w:bottom w:w="0" w:type="dxa"/>
-                    <w:left w:w="0" w:type="dxa"/>
-                    <w:right w:w="0" w:type="dxa"/>
-                  </w:tcMar>
-                  <w:vAlign w:val="center"/>
-                </w:tcPr>
-                <w:p>
-                  <w:pPr>
-                    <w:jc w:val="right"/>
-                    <w:pBdr>
-                      <w:bottom w:val="none" w:sz="0" w:space="0" w:color="000000"/>
-                      <w:top w:val="none" w:sz="0" w:space="0" w:color="000000"/>
-                      <w:left w:val="none" w:sz="0" w:space="0" w:color="000000"/>
-                      <w:right w:val="none" w:sz="0" w:space="0" w:color="000000"/>
-                    </w:pBdr>
-                    <w:spacing w:after="100" w:before="100" w:line="240"/>
-                    <w:ind w:left="100" w:right="100" w:firstLine="0" w:firstLineChars="0"/>
-                    <w:rPr>
-                      <w:rFonts w:ascii="Helvetica" w:hAnsi="Helvetica" w:eastAsia="Helvetica" w:cs="Helvetica"/>
-                      <w:i w:val="false"/>
-                      <w:b w:val="false"/>
-                      <w:u w:val="none"/>
-                      <w:strike w:val="false"/>
-                      <w:sz w:val="22"/>
-                      <w:szCs w:val="22"/>
-                      <w:color w:val="000000"/>
-                    </w:rPr>
-                  </w:pPr>
-                  <w:r xmlns:w="http://schemas.openxmlformats.org/wordprocessingml/2006/main" xmlns:wp="http://schemas.openxmlformats.org/drawingml/2006/wordprocessingDrawing" xmlns:r="http://schemas.openxmlformats.org/officeDocument/2006/relationships" xmlns:w14="http://schemas.microsoft.com/office/word/2010/wordml">
-                    <w:rPr>
-                      <w:rFonts w:ascii="Helvetica" w:hAnsi="Helvetica" w:eastAsia="Helvetica" w:cs="Helvetica"/>
-                      <w:i w:val="false"/>
-                      <w:b w:val="false"/>
-                      <w:u w:val="none"/>
-                      <w:strike w:val="false"/>
-                      <w:sz w:val="22"/>
-                      <w:szCs w:val="22"/>
-                      <w:color w:val="000000"/>
-                    </w:rPr>
-                    <w:t xml:space="preserve">17.38</w:t>
-                  </w:r>
-                </w:p>
-              </w:tc>
-              <w:tc>
-                <w:tcPr>
-                  <w:tcBorders>
-                    <w:bottom w:val="none" w:sz="0" w:space="0" w:color="000000"/>
-                    <w:top w:val="none" w:sz="0" w:space="0" w:color="000000"/>
-                    <w:left w:val="none" w:sz="0" w:space="0" w:color="000000"/>
-                    <w:right w:val="none" w:sz="0" w:space="0" w:color="000000"/>
-                  </w:tcBorders>
-                  <w:shd w:val="clear" w:color="auto" w:fill="FFFFFF"/>
-                  <w:tcMar>
-                    <w:top w:w="0" w:type="dxa"/>
-                    <w:bottom w:w="0" w:type="dxa"/>
-                    <w:left w:w="0" w:type="dxa"/>
-                    <w:right w:w="0" w:type="dxa"/>
-                  </w:tcMar>
-                  <w:vAlign w:val="center"/>
-                </w:tcPr>
-                <w:p>
-                  <w:pPr>
-                    <w:jc w:val="right"/>
-                    <w:pBdr>
-                      <w:bottom w:val="none" w:sz="0" w:space="0" w:color="000000"/>
-                      <w:top w:val="none" w:sz="0" w:space="0" w:color="000000"/>
-                      <w:left w:val="none" w:sz="0" w:space="0" w:color="000000"/>
-                      <w:right w:val="none" w:sz="0" w:space="0" w:color="000000"/>
-                    </w:pBdr>
-                    <w:spacing w:after="100" w:before="100" w:line="240"/>
-                    <w:ind w:left="100" w:right="100" w:firstLine="0" w:firstLineChars="0"/>
-                    <w:rPr>
-                      <w:rFonts w:ascii="Helvetica" w:hAnsi="Helvetica" w:eastAsia="Helvetica" w:cs="Helvetica"/>
-                      <w:i w:val="false"/>
-                      <w:b w:val="false"/>
-                      <w:u w:val="none"/>
-                      <w:strike w:val="false"/>
-                      <w:sz w:val="22"/>
-                      <w:szCs w:val="22"/>
-                      <w:color w:val="000000"/>
-                    </w:rPr>
-                  </w:pPr>
-                  <w:r xmlns:w="http://schemas.openxmlformats.org/wordprocessingml/2006/main" xmlns:wp="http://schemas.openxmlformats.org/drawingml/2006/wordprocessingDrawing" xmlns:r="http://schemas.openxmlformats.org/officeDocument/2006/relationships" xmlns:w14="http://schemas.microsoft.com/office/word/2010/wordml">
-                    <w:rPr>
-                      <w:rFonts w:ascii="Helvetica" w:hAnsi="Helvetica" w:eastAsia="Helvetica" w:cs="Helvetica"/>
-                      <w:i w:val="false"/>
-                      <w:b w:val="false"/>
-                      <w:u w:val="none"/>
-                      <w:strike w:val="false"/>
-                      <w:sz w:val="22"/>
-                      <w:szCs w:val="22"/>
-                      <w:color w:val="000000"/>
-                    </w:rPr>
-                    <w:t xml:space="preserve">28.17</w:t>
+                    <w:t xml:space="preserve">22.07</w:t>
+                  </w:r>
+                </w:p>
+              </w:tc>
+              <w:tc>
+                <w:tcPr>
+                  <w:tcBorders>
+                    <w:bottom w:val="none" w:sz="0" w:space="0" w:color="000000"/>
+                    <w:top w:val="none" w:sz="0" w:space="0" w:color="000000"/>
+                    <w:left w:val="none" w:sz="0" w:space="0" w:color="000000"/>
+                    <w:right w:val="none" w:sz="0" w:space="0" w:color="000000"/>
+                  </w:tcBorders>
+                  <w:shd w:val="clear" w:color="auto" w:fill="FFFFFF"/>
+                  <w:tcMar>
+                    <w:top w:w="0" w:type="dxa"/>
+                    <w:bottom w:w="0" w:type="dxa"/>
+                    <w:left w:w="0" w:type="dxa"/>
+                    <w:right w:w="0" w:type="dxa"/>
+                  </w:tcMar>
+                  <w:vAlign w:val="center"/>
+                </w:tcPr>
+                <w:p>
+                  <w:pPr>
+                    <w:jc w:val="right"/>
+                    <w:pBdr>
+                      <w:bottom w:val="none" w:sz="0" w:space="0" w:color="000000"/>
+                      <w:top w:val="none" w:sz="0" w:space="0" w:color="000000"/>
+                      <w:left w:val="none" w:sz="0" w:space="0" w:color="000000"/>
+                      <w:right w:val="none" w:sz="0" w:space="0" w:color="000000"/>
+                    </w:pBdr>
+                    <w:spacing w:after="100" w:before="100" w:line="240"/>
+                    <w:ind w:left="100" w:right="100" w:firstLine="0" w:firstLineChars="0"/>
+                    <w:rPr>
+                      <w:rFonts w:ascii="Helvetica" w:hAnsi="Helvetica" w:eastAsia="Helvetica" w:cs="Helvetica"/>
+                      <w:i w:val="false"/>
+                      <w:b w:val="false"/>
+                      <w:u w:val="none"/>
+                      <w:strike w:val="false"/>
+                      <w:sz w:val="22"/>
+                      <w:szCs w:val="22"/>
+                      <w:color w:val="000000"/>
+                    </w:rPr>
+                  </w:pPr>
+                  <w:r xmlns:w="http://schemas.openxmlformats.org/wordprocessingml/2006/main" xmlns:wp="http://schemas.openxmlformats.org/drawingml/2006/wordprocessingDrawing" xmlns:r="http://schemas.openxmlformats.org/officeDocument/2006/relationships" xmlns:w14="http://schemas.microsoft.com/office/word/2010/wordml">
+                    <w:rPr>
+                      <w:rFonts w:ascii="Helvetica" w:hAnsi="Helvetica" w:eastAsia="Helvetica" w:cs="Helvetica"/>
+                      <w:i w:val="false"/>
+                      <w:b w:val="false"/>
+                      <w:u w:val="none"/>
+                      <w:strike w:val="false"/>
+                      <w:sz w:val="22"/>
+                      <w:szCs w:val="22"/>
+                      <w:color w:val="000000"/>
+                    </w:rPr>
+                    <w:t xml:space="preserve">17.19</w:t>
+                  </w:r>
+                </w:p>
+              </w:tc>
+              <w:tc>
+                <w:tcPr>
+                  <w:tcBorders>
+                    <w:bottom w:val="none" w:sz="0" w:space="0" w:color="000000"/>
+                    <w:top w:val="none" w:sz="0" w:space="0" w:color="000000"/>
+                    <w:left w:val="none" w:sz="0" w:space="0" w:color="000000"/>
+                    <w:right w:val="none" w:sz="0" w:space="0" w:color="000000"/>
+                  </w:tcBorders>
+                  <w:shd w:val="clear" w:color="auto" w:fill="FFFFFF"/>
+                  <w:tcMar>
+                    <w:top w:w="0" w:type="dxa"/>
+                    <w:bottom w:w="0" w:type="dxa"/>
+                    <w:left w:w="0" w:type="dxa"/>
+                    <w:right w:w="0" w:type="dxa"/>
+                  </w:tcMar>
+                  <w:vAlign w:val="center"/>
+                </w:tcPr>
+                <w:p>
+                  <w:pPr>
+                    <w:jc w:val="right"/>
+                    <w:pBdr>
+                      <w:bottom w:val="none" w:sz="0" w:space="0" w:color="000000"/>
+                      <w:top w:val="none" w:sz="0" w:space="0" w:color="000000"/>
+                      <w:left w:val="none" w:sz="0" w:space="0" w:color="000000"/>
+                      <w:right w:val="none" w:sz="0" w:space="0" w:color="000000"/>
+                    </w:pBdr>
+                    <w:spacing w:after="100" w:before="100" w:line="240"/>
+                    <w:ind w:left="100" w:right="100" w:firstLine="0" w:firstLineChars="0"/>
+                    <w:rPr>
+                      <w:rFonts w:ascii="Helvetica" w:hAnsi="Helvetica" w:eastAsia="Helvetica" w:cs="Helvetica"/>
+                      <w:i w:val="false"/>
+                      <w:b w:val="false"/>
+                      <w:u w:val="none"/>
+                      <w:strike w:val="false"/>
+                      <w:sz w:val="22"/>
+                      <w:szCs w:val="22"/>
+                      <w:color w:val="000000"/>
+                    </w:rPr>
+                  </w:pPr>
+                  <w:r xmlns:w="http://schemas.openxmlformats.org/wordprocessingml/2006/main" xmlns:wp="http://schemas.openxmlformats.org/drawingml/2006/wordprocessingDrawing" xmlns:r="http://schemas.openxmlformats.org/officeDocument/2006/relationships" xmlns:w14="http://schemas.microsoft.com/office/word/2010/wordml">
+                    <w:rPr>
+                      <w:rFonts w:ascii="Helvetica" w:hAnsi="Helvetica" w:eastAsia="Helvetica" w:cs="Helvetica"/>
+                      <w:i w:val="false"/>
+                      <w:b w:val="false"/>
+                      <w:u w:val="none"/>
+                      <w:strike w:val="false"/>
+                      <w:sz w:val="22"/>
+                      <w:szCs w:val="22"/>
+                      <w:color w:val="000000"/>
+                    </w:rPr>
+                    <w:t xml:space="preserve">27.92</w:t>
                   </w:r>
                 </w:p>
               </w:tc>
@@ -4561,127 +4561,127 @@
                       <w:szCs w:val="22"/>
                       <w:color w:val="000000"/>
                     </w:rPr>
-                    <w:t xml:space="preserve">28.87</w:t>
-                  </w:r>
-                </w:p>
-              </w:tc>
-              <w:tc>
-                <w:tcPr>
-                  <w:tcBorders>
-                    <w:bottom w:val="none" w:sz="0" w:space="0" w:color="000000"/>
-                    <w:top w:val="none" w:sz="0" w:space="0" w:color="000000"/>
-                    <w:left w:val="none" w:sz="0" w:space="0" w:color="000000"/>
-                    <w:right w:val="none" w:sz="0" w:space="0" w:color="000000"/>
-                  </w:tcBorders>
-                  <w:shd w:val="clear" w:color="auto" w:fill="FFFFFF"/>
-                  <w:tcMar>
-                    <w:top w:w="0" w:type="dxa"/>
-                    <w:bottom w:w="0" w:type="dxa"/>
-                    <w:left w:w="0" w:type="dxa"/>
-                    <w:right w:w="0" w:type="dxa"/>
-                  </w:tcMar>
-                  <w:vAlign w:val="center"/>
-                </w:tcPr>
-                <w:p>
-                  <w:pPr>
-                    <w:jc w:val="right"/>
-                    <w:pBdr>
-                      <w:bottom w:val="none" w:sz="0" w:space="0" w:color="000000"/>
-                      <w:top w:val="none" w:sz="0" w:space="0" w:color="000000"/>
-                      <w:left w:val="none" w:sz="0" w:space="0" w:color="000000"/>
-                      <w:right w:val="none" w:sz="0" w:space="0" w:color="000000"/>
-                    </w:pBdr>
-                    <w:spacing w:after="100" w:before="100" w:line="240"/>
-                    <w:ind w:left="100" w:right="100" w:firstLine="0" w:firstLineChars="0"/>
-                    <w:rPr>
-                      <w:rFonts w:ascii="Helvetica" w:hAnsi="Helvetica" w:eastAsia="Helvetica" w:cs="Helvetica"/>
-                      <w:i w:val="false"/>
-                      <w:b w:val="false"/>
-                      <w:u w:val="none"/>
-                      <w:strike w:val="false"/>
-                      <w:sz w:val="22"/>
-                      <w:szCs w:val="22"/>
-                      <w:color w:val="000000"/>
-                    </w:rPr>
-                  </w:pPr>
-                  <w:r xmlns:w="http://schemas.openxmlformats.org/wordprocessingml/2006/main" xmlns:wp="http://schemas.openxmlformats.org/drawingml/2006/wordprocessingDrawing" xmlns:r="http://schemas.openxmlformats.org/officeDocument/2006/relationships" xmlns:w14="http://schemas.microsoft.com/office/word/2010/wordml">
-                    <w:rPr>
-                      <w:rFonts w:ascii="Helvetica" w:hAnsi="Helvetica" w:eastAsia="Helvetica" w:cs="Helvetica"/>
-                      <w:i w:val="false"/>
-                      <w:b w:val="false"/>
-                      <w:u w:val="none"/>
-                      <w:strike w:val="false"/>
-                      <w:sz w:val="22"/>
-                      <w:szCs w:val="22"/>
-                      <w:color w:val="000000"/>
-                    </w:rPr>
-                    <w:t xml:space="preserve">22.69</w:t>
-                  </w:r>
-                </w:p>
-              </w:tc>
-              <w:tc>
-                <w:tcPr>
-                  <w:tcBorders>
-                    <w:bottom w:val="none" w:sz="0" w:space="0" w:color="000000"/>
-                    <w:top w:val="none" w:sz="0" w:space="0" w:color="000000"/>
-                    <w:left w:val="none" w:sz="0" w:space="0" w:color="000000"/>
-                    <w:right w:val="none" w:sz="0" w:space="0" w:color="000000"/>
-                  </w:tcBorders>
-                  <w:shd w:val="clear" w:color="auto" w:fill="FFFFFF"/>
-                  <w:tcMar>
-                    <w:top w:w="0" w:type="dxa"/>
-                    <w:bottom w:w="0" w:type="dxa"/>
-                    <w:left w:w="0" w:type="dxa"/>
-                    <w:right w:w="0" w:type="dxa"/>
-                  </w:tcMar>
-                  <w:vAlign w:val="center"/>
-                </w:tcPr>
-                <w:p>
-                  <w:pPr>
-                    <w:jc w:val="right"/>
-                    <w:pBdr>
-                      <w:bottom w:val="none" w:sz="0" w:space="0" w:color="000000"/>
-                      <w:top w:val="none" w:sz="0" w:space="0" w:color="000000"/>
-                      <w:left w:val="none" w:sz="0" w:space="0" w:color="000000"/>
-                      <w:right w:val="none" w:sz="0" w:space="0" w:color="000000"/>
-                    </w:pBdr>
-                    <w:spacing w:after="100" w:before="100" w:line="240"/>
-                    <w:ind w:left="100" w:right="100" w:firstLine="0" w:firstLineChars="0"/>
-                    <w:rPr>
-                      <w:rFonts w:ascii="Helvetica" w:hAnsi="Helvetica" w:eastAsia="Helvetica" w:cs="Helvetica"/>
-                      <w:i w:val="false"/>
-                      <w:b w:val="false"/>
-                      <w:u w:val="none"/>
-                      <w:strike w:val="false"/>
-                      <w:sz w:val="22"/>
-                      <w:szCs w:val="22"/>
-                      <w:color w:val="000000"/>
-                    </w:rPr>
-                  </w:pPr>
-                  <w:r xmlns:w="http://schemas.openxmlformats.org/wordprocessingml/2006/main" xmlns:wp="http://schemas.openxmlformats.org/drawingml/2006/wordprocessingDrawing" xmlns:r="http://schemas.openxmlformats.org/officeDocument/2006/relationships" xmlns:w14="http://schemas.microsoft.com/office/word/2010/wordml">
-                    <w:rPr>
-                      <w:rFonts w:ascii="Helvetica" w:hAnsi="Helvetica" w:eastAsia="Helvetica" w:cs="Helvetica"/>
-                      <w:i w:val="false"/>
-                      <w:b w:val="false"/>
-                      <w:u w:val="none"/>
-                      <w:strike w:val="false"/>
-                      <w:sz w:val="22"/>
-                      <w:szCs w:val="22"/>
-                      <w:color w:val="000000"/>
-                    </w:rPr>
-                    <w:t xml:space="preserve">36.77</w:t>
+                    <w:t xml:space="preserve">29.44</w:t>
+                  </w:r>
+                </w:p>
+              </w:tc>
+              <w:tc>
+                <w:tcPr>
+                  <w:tcBorders>
+                    <w:bottom w:val="none" w:sz="0" w:space="0" w:color="000000"/>
+                    <w:top w:val="none" w:sz="0" w:space="0" w:color="000000"/>
+                    <w:left w:val="none" w:sz="0" w:space="0" w:color="000000"/>
+                    <w:right w:val="none" w:sz="0" w:space="0" w:color="000000"/>
+                  </w:tcBorders>
+                  <w:shd w:val="clear" w:color="auto" w:fill="FFFFFF"/>
+                  <w:tcMar>
+                    <w:top w:w="0" w:type="dxa"/>
+                    <w:bottom w:w="0" w:type="dxa"/>
+                    <w:left w:w="0" w:type="dxa"/>
+                    <w:right w:w="0" w:type="dxa"/>
+                  </w:tcMar>
+                  <w:vAlign w:val="center"/>
+                </w:tcPr>
+                <w:p>
+                  <w:pPr>
+                    <w:jc w:val="right"/>
+                    <w:pBdr>
+                      <w:bottom w:val="none" w:sz="0" w:space="0" w:color="000000"/>
+                      <w:top w:val="none" w:sz="0" w:space="0" w:color="000000"/>
+                      <w:left w:val="none" w:sz="0" w:space="0" w:color="000000"/>
+                      <w:right w:val="none" w:sz="0" w:space="0" w:color="000000"/>
+                    </w:pBdr>
+                    <w:spacing w:after="100" w:before="100" w:line="240"/>
+                    <w:ind w:left="100" w:right="100" w:firstLine="0" w:firstLineChars="0"/>
+                    <w:rPr>
+                      <w:rFonts w:ascii="Helvetica" w:hAnsi="Helvetica" w:eastAsia="Helvetica" w:cs="Helvetica"/>
+                      <w:i w:val="false"/>
+                      <w:b w:val="false"/>
+                      <w:u w:val="none"/>
+                      <w:strike w:val="false"/>
+                      <w:sz w:val="22"/>
+                      <w:szCs w:val="22"/>
+                      <w:color w:val="000000"/>
+                    </w:rPr>
+                  </w:pPr>
+                  <w:r xmlns:w="http://schemas.openxmlformats.org/wordprocessingml/2006/main" xmlns:wp="http://schemas.openxmlformats.org/drawingml/2006/wordprocessingDrawing" xmlns:r="http://schemas.openxmlformats.org/officeDocument/2006/relationships" xmlns:w14="http://schemas.microsoft.com/office/word/2010/wordml">
+                    <w:rPr>
+                      <w:rFonts w:ascii="Helvetica" w:hAnsi="Helvetica" w:eastAsia="Helvetica" w:cs="Helvetica"/>
+                      <w:i w:val="false"/>
+                      <w:b w:val="false"/>
+                      <w:u w:val="none"/>
+                      <w:strike w:val="false"/>
+                      <w:sz w:val="22"/>
+                      <w:szCs w:val="22"/>
+                      <w:color w:val="000000"/>
+                    </w:rPr>
+                    <w:t xml:space="preserve">23.46</w:t>
+                  </w:r>
+                </w:p>
+              </w:tc>
+              <w:tc>
+                <w:tcPr>
+                  <w:tcBorders>
+                    <w:bottom w:val="none" w:sz="0" w:space="0" w:color="000000"/>
+                    <w:top w:val="none" w:sz="0" w:space="0" w:color="000000"/>
+                    <w:left w:val="none" w:sz="0" w:space="0" w:color="000000"/>
+                    <w:right w:val="none" w:sz="0" w:space="0" w:color="000000"/>
+                  </w:tcBorders>
+                  <w:shd w:val="clear" w:color="auto" w:fill="FFFFFF"/>
+                  <w:tcMar>
+                    <w:top w:w="0" w:type="dxa"/>
+                    <w:bottom w:w="0" w:type="dxa"/>
+                    <w:left w:w="0" w:type="dxa"/>
+                    <w:right w:w="0" w:type="dxa"/>
+                  </w:tcMar>
+                  <w:vAlign w:val="center"/>
+                </w:tcPr>
+                <w:p>
+                  <w:pPr>
+                    <w:jc w:val="right"/>
+                    <w:pBdr>
+                      <w:bottom w:val="none" w:sz="0" w:space="0" w:color="000000"/>
+                      <w:top w:val="none" w:sz="0" w:space="0" w:color="000000"/>
+                      <w:left w:val="none" w:sz="0" w:space="0" w:color="000000"/>
+                      <w:right w:val="none" w:sz="0" w:space="0" w:color="000000"/>
+                    </w:pBdr>
+                    <w:spacing w:after="100" w:before="100" w:line="240"/>
+                    <w:ind w:left="100" w:right="100" w:firstLine="0" w:firstLineChars="0"/>
+                    <w:rPr>
+                      <w:rFonts w:ascii="Helvetica" w:hAnsi="Helvetica" w:eastAsia="Helvetica" w:cs="Helvetica"/>
+                      <w:i w:val="false"/>
+                      <w:b w:val="false"/>
+                      <w:u w:val="none"/>
+                      <w:strike w:val="false"/>
+                      <w:sz w:val="22"/>
+                      <w:szCs w:val="22"/>
+                      <w:color w:val="000000"/>
+                    </w:rPr>
+                  </w:pPr>
+                  <w:r xmlns:w="http://schemas.openxmlformats.org/wordprocessingml/2006/main" xmlns:wp="http://schemas.openxmlformats.org/drawingml/2006/wordprocessingDrawing" xmlns:r="http://schemas.openxmlformats.org/officeDocument/2006/relationships" xmlns:w14="http://schemas.microsoft.com/office/word/2010/wordml">
+                    <w:rPr>
+                      <w:rFonts w:ascii="Helvetica" w:hAnsi="Helvetica" w:eastAsia="Helvetica" w:cs="Helvetica"/>
+                      <w:i w:val="false"/>
+                      <w:b w:val="false"/>
+                      <w:u w:val="none"/>
+                      <w:strike w:val="false"/>
+                      <w:sz w:val="22"/>
+                      <w:szCs w:val="22"/>
+                      <w:color w:val="000000"/>
+                    </w:rPr>
+                    <w:t xml:space="preserve">36.31</w:t>
                   </w:r>
                 </w:p>
               </w:tc>
             </w:tr>
             <w:tr>
               <w:trPr>
-                <w:trHeight w:val="617" w:hRule="auto"/>
+                <w:trHeight w:val="573" w:hRule="auto"/>
               </w:trPr>
               <w:tc>
                 <w:tcPr>
                   <w:tcBorders>
-                    <w:bottom w:val="none" w:sz="0" w:space="0" w:color="000000"/>
+                    <w:bottom w:val="single" w:sz="12" w:space="0" w:color="666666"/>
                     <w:top w:val="none" w:sz="0" w:space="0" w:color="000000"/>
                     <w:left w:val="none" w:sz="0" w:space="0" w:color="000000"/>
                     <w:right w:val="none" w:sz="0" w:space="0" w:color="000000"/>
@@ -4728,177 +4728,10 @@
                       <w:szCs w:val="22"/>
                       <w:color w:val="000000"/>
                     </w:rPr>
-                    <w:t xml:space="preserve">Rate_{Dependent}</w:t>
-                  </w:r>
-                </w:p>
-              </w:tc>
-              <w:tc>
-                <w:tcPr>
-                  <w:tcBorders>
-                    <w:bottom w:val="none" w:sz="0" w:space="0" w:color="000000"/>
-                    <w:top w:val="none" w:sz="0" w:space="0" w:color="000000"/>
-                    <w:left w:val="none" w:sz="0" w:space="0" w:color="000000"/>
-                    <w:right w:val="none" w:sz="0" w:space="0" w:color="000000"/>
-                  </w:tcBorders>
-                  <w:shd w:val="clear" w:color="auto" w:fill="FFFFFF"/>
-                  <w:tcMar>
-                    <w:top w:w="0" w:type="dxa"/>
-                    <w:bottom w:w="0" w:type="dxa"/>
-                    <w:left w:w="0" w:type="dxa"/>
-                    <w:right w:w="0" w:type="dxa"/>
-                  </w:tcMar>
-                  <w:vAlign w:val="center"/>
-                </w:tcPr>
-                <w:p>
-                  <w:pPr>
-                    <w:jc w:val="right"/>
-                    <w:pBdr>
-                      <w:bottom w:val="none" w:sz="0" w:space="0" w:color="000000"/>
-                      <w:top w:val="none" w:sz="0" w:space="0" w:color="000000"/>
-                      <w:left w:val="none" w:sz="0" w:space="0" w:color="000000"/>
-                      <w:right w:val="none" w:sz="0" w:space="0" w:color="000000"/>
-                    </w:pBdr>
-                    <w:spacing w:after="100" w:before="100" w:line="240"/>
-                    <w:ind w:left="100" w:right="100" w:firstLine="0" w:firstLineChars="0"/>
-                    <w:rPr>
-                      <w:rFonts w:ascii="Helvetica" w:hAnsi="Helvetica" w:eastAsia="Helvetica" w:cs="Helvetica"/>
-                      <w:i w:val="false"/>
-                      <w:b w:val="false"/>
-                      <w:u w:val="none"/>
-                      <w:strike w:val="false"/>
-                      <w:sz w:val="22"/>
-                      <w:szCs w:val="22"/>
-                      <w:color w:val="000000"/>
-                    </w:rPr>
-                  </w:pPr>
-                  <w:r xmlns:w="http://schemas.openxmlformats.org/wordprocessingml/2006/main" xmlns:wp="http://schemas.openxmlformats.org/drawingml/2006/wordprocessingDrawing" xmlns:r="http://schemas.openxmlformats.org/officeDocument/2006/relationships" xmlns:w14="http://schemas.microsoft.com/office/word/2010/wordml">
-                    <w:rPr>
-                      <w:rFonts w:ascii="Helvetica" w:hAnsi="Helvetica" w:eastAsia="Helvetica" w:cs="Helvetica"/>
-                      <w:i w:val="false"/>
-                      <w:b w:val="false"/>
-                      <w:u w:val="none"/>
-                      <w:strike w:val="false"/>
-                      <w:sz w:val="22"/>
-                      <w:szCs w:val="22"/>
-                      <w:color w:val="000000"/>
-                    </w:rPr>
-                    <w:t xml:space="preserve">0.49</w:t>
-                  </w:r>
-                </w:p>
-              </w:tc>
-              <w:tc>
-                <w:tcPr>
-                  <w:tcBorders>
-                    <w:bottom w:val="none" w:sz="0" w:space="0" w:color="000000"/>
-                    <w:top w:val="none" w:sz="0" w:space="0" w:color="000000"/>
-                    <w:left w:val="none" w:sz="0" w:space="0" w:color="000000"/>
-                    <w:right w:val="none" w:sz="0" w:space="0" w:color="000000"/>
-                  </w:tcBorders>
-                  <w:shd w:val="clear" w:color="auto" w:fill="FFFFFF"/>
-                  <w:tcMar>
-                    <w:top w:w="0" w:type="dxa"/>
-                    <w:bottom w:w="0" w:type="dxa"/>
-                    <w:left w:w="0" w:type="dxa"/>
-                    <w:right w:w="0" w:type="dxa"/>
-                  </w:tcMar>
-                  <w:vAlign w:val="center"/>
-                </w:tcPr>
-                <w:p>
-                  <w:pPr>
-                    <w:jc w:val="right"/>
-                    <w:pBdr>
-                      <w:bottom w:val="none" w:sz="0" w:space="0" w:color="000000"/>
-                      <w:top w:val="none" w:sz="0" w:space="0" w:color="000000"/>
-                      <w:left w:val="none" w:sz="0" w:space="0" w:color="000000"/>
-                      <w:right w:val="none" w:sz="0" w:space="0" w:color="000000"/>
-                    </w:pBdr>
-                    <w:spacing w:after="100" w:before="100" w:line="240"/>
-                    <w:ind w:left="100" w:right="100" w:firstLine="0" w:firstLineChars="0"/>
-                    <w:rPr>
-                      <w:rFonts w:ascii="Helvetica" w:hAnsi="Helvetica" w:eastAsia="Helvetica" w:cs="Helvetica"/>
-                      <w:i w:val="false"/>
-                      <w:b w:val="false"/>
-                      <w:u w:val="none"/>
-                      <w:strike w:val="false"/>
-                      <w:sz w:val="22"/>
-                      <w:szCs w:val="22"/>
-                      <w:color w:val="000000"/>
-                    </w:rPr>
-                  </w:pPr>
-                  <w:r xmlns:w="http://schemas.openxmlformats.org/wordprocessingml/2006/main" xmlns:wp="http://schemas.openxmlformats.org/drawingml/2006/wordprocessingDrawing" xmlns:r="http://schemas.openxmlformats.org/officeDocument/2006/relationships" xmlns:w14="http://schemas.microsoft.com/office/word/2010/wordml">
-                    <w:rPr>
-                      <w:rFonts w:ascii="Helvetica" w:hAnsi="Helvetica" w:eastAsia="Helvetica" w:cs="Helvetica"/>
-                      <w:i w:val="false"/>
-                      <w:b w:val="false"/>
-                      <w:u w:val="none"/>
-                      <w:strike w:val="false"/>
-                      <w:sz w:val="22"/>
-                      <w:szCs w:val="22"/>
-                      <w:color w:val="000000"/>
-                    </w:rPr>
-                    <w:t xml:space="preserve">0.37</w:t>
-                  </w:r>
-                </w:p>
-              </w:tc>
-              <w:tc>
-                <w:tcPr>
-                  <w:tcBorders>
-                    <w:bottom w:val="none" w:sz="0" w:space="0" w:color="000000"/>
-                    <w:top w:val="none" w:sz="0" w:space="0" w:color="000000"/>
-                    <w:left w:val="none" w:sz="0" w:space="0" w:color="000000"/>
-                    <w:right w:val="none" w:sz="0" w:space="0" w:color="000000"/>
-                  </w:tcBorders>
-                  <w:shd w:val="clear" w:color="auto" w:fill="FFFFFF"/>
-                  <w:tcMar>
-                    <w:top w:w="0" w:type="dxa"/>
-                    <w:bottom w:w="0" w:type="dxa"/>
-                    <w:left w:w="0" w:type="dxa"/>
-                    <w:right w:w="0" w:type="dxa"/>
-                  </w:tcMar>
-                  <w:vAlign w:val="center"/>
-                </w:tcPr>
-                <w:p>
-                  <w:pPr>
-                    <w:jc w:val="right"/>
-                    <w:pBdr>
-                      <w:bottom w:val="none" w:sz="0" w:space="0" w:color="000000"/>
-                      <w:top w:val="none" w:sz="0" w:space="0" w:color="000000"/>
-                      <w:left w:val="none" w:sz="0" w:space="0" w:color="000000"/>
-                      <w:right w:val="none" w:sz="0" w:space="0" w:color="000000"/>
-                    </w:pBdr>
-                    <w:spacing w:after="100" w:before="100" w:line="240"/>
-                    <w:ind w:left="100" w:right="100" w:firstLine="0" w:firstLineChars="0"/>
-                    <w:rPr>
-                      <w:rFonts w:ascii="Helvetica" w:hAnsi="Helvetica" w:eastAsia="Helvetica" w:cs="Helvetica"/>
-                      <w:i w:val="false"/>
-                      <w:b w:val="false"/>
-                      <w:u w:val="none"/>
-                      <w:strike w:val="false"/>
-                      <w:sz w:val="22"/>
-                      <w:szCs w:val="22"/>
-                      <w:color w:val="000000"/>
-                    </w:rPr>
-                  </w:pPr>
-                  <w:r xmlns:w="http://schemas.openxmlformats.org/wordprocessingml/2006/main" xmlns:wp="http://schemas.openxmlformats.org/drawingml/2006/wordprocessingDrawing" xmlns:r="http://schemas.openxmlformats.org/officeDocument/2006/relationships" xmlns:w14="http://schemas.microsoft.com/office/word/2010/wordml">
-                    <w:rPr>
-                      <w:rFonts w:ascii="Helvetica" w:hAnsi="Helvetica" w:eastAsia="Helvetica" w:cs="Helvetica"/>
-                      <w:i w:val="false"/>
-                      <w:b w:val="false"/>
-                      <w:u w:val="none"/>
-                      <w:strike w:val="false"/>
-                      <w:sz w:val="22"/>
-                      <w:szCs w:val="22"/>
-                      <w:color w:val="000000"/>
-                    </w:rPr>
-                    <w:t xml:space="preserve">0.66</w:t>
-                  </w:r>
-                </w:p>
-              </w:tc>
-            </w:tr>
-            <w:tr>
-              <w:trPr>
-                <w:trHeight w:val="617" w:hRule="auto"/>
-              </w:trPr>
+                    <w:t xml:space="preserve">Rate</w:t>
+                  </w:r>
+                </w:p>
+              </w:tc>
               <w:tc>
                 <w:tcPr>
                   <w:tcBorders>
@@ -4918,38 +4751,38 @@
                 </w:tcPr>
                 <w:p>
                   <w:pPr>
-                    <w:jc w:val="left"/>
-                    <w:pBdr>
-                      <w:bottom w:val="none" w:sz="0" w:space="0" w:color="000000"/>
-                      <w:top w:val="none" w:sz="0" w:space="0" w:color="000000"/>
-                      <w:left w:val="none" w:sz="0" w:space="0" w:color="000000"/>
-                      <w:right w:val="none" w:sz="0" w:space="0" w:color="000000"/>
-                    </w:pBdr>
-                    <w:spacing w:after="100" w:before="100" w:line="240"/>
-                    <w:ind w:left="100" w:right="100" w:firstLine="0" w:firstLineChars="0"/>
-                    <w:rPr>
-                      <w:rFonts w:ascii="Helvetica" w:hAnsi="Helvetica" w:eastAsia="Helvetica" w:cs="Helvetica"/>
-                      <w:i w:val="false"/>
-                      <w:b w:val="false"/>
-                      <w:u w:val="none"/>
-                      <w:strike w:val="false"/>
-                      <w:sz w:val="22"/>
-                      <w:szCs w:val="22"/>
-                      <w:color w:val="000000"/>
-                    </w:rPr>
-                  </w:pPr>
-                  <w:r xmlns:w="http://schemas.openxmlformats.org/wordprocessingml/2006/main" xmlns:wp="http://schemas.openxmlformats.org/drawingml/2006/wordprocessingDrawing" xmlns:r="http://schemas.openxmlformats.org/officeDocument/2006/relationships" xmlns:w14="http://schemas.microsoft.com/office/word/2010/wordml">
-                    <w:rPr>
-                      <w:rFonts w:ascii="Helvetica" w:hAnsi="Helvetica" w:eastAsia="Helvetica" w:cs="Helvetica"/>
-                      <w:i w:val="false"/>
-                      <w:b w:val="false"/>
-                      <w:u w:val="none"/>
-                      <w:strike w:val="false"/>
-                      <w:sz w:val="22"/>
-                      <w:szCs w:val="22"/>
-                      <w:color w:val="000000"/>
-                    </w:rPr>
-                    <w:t xml:space="preserve">Rate_{Independent}</w:t>
+                    <w:jc w:val="right"/>
+                    <w:pBdr>
+                      <w:bottom w:val="none" w:sz="0" w:space="0" w:color="000000"/>
+                      <w:top w:val="none" w:sz="0" w:space="0" w:color="000000"/>
+                      <w:left w:val="none" w:sz="0" w:space="0" w:color="000000"/>
+                      <w:right w:val="none" w:sz="0" w:space="0" w:color="000000"/>
+                    </w:pBdr>
+                    <w:spacing w:after="100" w:before="100" w:line="240"/>
+                    <w:ind w:left="100" w:right="100" w:firstLine="0" w:firstLineChars="0"/>
+                    <w:rPr>
+                      <w:rFonts w:ascii="Helvetica" w:hAnsi="Helvetica" w:eastAsia="Helvetica" w:cs="Helvetica"/>
+                      <w:i w:val="false"/>
+                      <w:b w:val="false"/>
+                      <w:u w:val="none"/>
+                      <w:strike w:val="false"/>
+                      <w:sz w:val="22"/>
+                      <w:szCs w:val="22"/>
+                      <w:color w:val="000000"/>
+                    </w:rPr>
+                  </w:pPr>
+                  <w:r xmlns:w="http://schemas.openxmlformats.org/wordprocessingml/2006/main" xmlns:wp="http://schemas.openxmlformats.org/drawingml/2006/wordprocessingDrawing" xmlns:r="http://schemas.openxmlformats.org/officeDocument/2006/relationships" xmlns:w14="http://schemas.microsoft.com/office/word/2010/wordml">
+                    <w:rPr>
+                      <w:rFonts w:ascii="Helvetica" w:hAnsi="Helvetica" w:eastAsia="Helvetica" w:cs="Helvetica"/>
+                      <w:i w:val="false"/>
+                      <w:b w:val="false"/>
+                      <w:u w:val="none"/>
+                      <w:strike w:val="false"/>
+                      <w:sz w:val="22"/>
+                      <w:szCs w:val="22"/>
+                      <w:color w:val="000000"/>
+                    </w:rPr>
+                    <w:t xml:space="preserve">0.50</w:t>
                   </w:r>
                 </w:p>
               </w:tc>
@@ -5003,7 +4836,7 @@
                       <w:szCs w:val="22"/>
                       <w:color w:val="000000"/>
                     </w:rPr>
-                    <w:t xml:space="preserve">0.53</w:t>
+                    <w:t xml:space="preserve">0.38</w:t>
                   </w:r>
                 </w:p>
               </w:tc>
@@ -5057,61 +4890,7 @@
                       <w:szCs w:val="22"/>
                       <w:color w:val="000000"/>
                     </w:rPr>
-                    <w:t xml:space="preserve">0.39</w:t>
-                  </w:r>
-                </w:p>
-              </w:tc>
-              <w:tc>
-                <w:tcPr>
-                  <w:tcBorders>
-                    <w:bottom w:val="single" w:sz="12" w:space="0" w:color="666666"/>
-                    <w:top w:val="none" w:sz="0" w:space="0" w:color="000000"/>
-                    <w:left w:val="none" w:sz="0" w:space="0" w:color="000000"/>
-                    <w:right w:val="none" w:sz="0" w:space="0" w:color="000000"/>
-                  </w:tcBorders>
-                  <w:shd w:val="clear" w:color="auto" w:fill="FFFFFF"/>
-                  <w:tcMar>
-                    <w:top w:w="0" w:type="dxa"/>
-                    <w:bottom w:w="0" w:type="dxa"/>
-                    <w:left w:w="0" w:type="dxa"/>
-                    <w:right w:w="0" w:type="dxa"/>
-                  </w:tcMar>
-                  <w:vAlign w:val="center"/>
-                </w:tcPr>
-                <w:p>
-                  <w:pPr>
-                    <w:jc w:val="right"/>
-                    <w:pBdr>
-                      <w:bottom w:val="none" w:sz="0" w:space="0" w:color="000000"/>
-                      <w:top w:val="none" w:sz="0" w:space="0" w:color="000000"/>
-                      <w:left w:val="none" w:sz="0" w:space="0" w:color="000000"/>
-                      <w:right w:val="none" w:sz="0" w:space="0" w:color="000000"/>
-                    </w:pBdr>
-                    <w:spacing w:after="100" w:before="100" w:line="240"/>
-                    <w:ind w:left="100" w:right="100" w:firstLine="0" w:firstLineChars="0"/>
-                    <w:rPr>
-                      <w:rFonts w:ascii="Helvetica" w:hAnsi="Helvetica" w:eastAsia="Helvetica" w:cs="Helvetica"/>
-                      <w:i w:val="false"/>
-                      <w:b w:val="false"/>
-                      <w:u w:val="none"/>
-                      <w:strike w:val="false"/>
-                      <w:sz w:val="22"/>
-                      <w:szCs w:val="22"/>
-                      <w:color w:val="000000"/>
-                    </w:rPr>
-                  </w:pPr>
-                  <w:r xmlns:w="http://schemas.openxmlformats.org/wordprocessingml/2006/main" xmlns:wp="http://schemas.openxmlformats.org/drawingml/2006/wordprocessingDrawing" xmlns:r="http://schemas.openxmlformats.org/officeDocument/2006/relationships" xmlns:w14="http://schemas.microsoft.com/office/word/2010/wordml">
-                    <w:rPr>
-                      <w:rFonts w:ascii="Helvetica" w:hAnsi="Helvetica" w:eastAsia="Helvetica" w:cs="Helvetica"/>
-                      <w:i w:val="false"/>
-                      <w:b w:val="false"/>
-                      <w:u w:val="none"/>
-                      <w:strike w:val="false"/>
-                      <w:sz w:val="22"/>
-                      <w:szCs w:val="22"/>
-                      <w:color w:val="000000"/>
-                    </w:rPr>
-                    <w:t xml:space="preserve">0.71</w:t>
+                    <w:t xml:space="preserve">0.65</w:t>
                   </w:r>
                 </w:p>
               </w:tc>
@@ -5701,7 +5480,7 @@
             </w:tr>
             <w:tr>
               <w:trPr>
-                <w:trHeight w:val="577" w:hRule="auto"/>
+                <w:trHeight w:val="573" w:hRule="auto"/>
               </w:trPr>
               <w:tc>
                 <w:tcPr>
@@ -5753,7 +5532,7 @@
                       <w:szCs w:val="22"/>
                       <w:color w:val="000000"/>
                     </w:rPr>
-                    <w:t xml:space="preserve">Start + Increase</w:t>
+                    <w:t xml:space="preserve">Increase</w:t>
                   </w:r>
                 </w:p>
               </w:tc>
@@ -5861,7 +5640,7 @@
                       <w:szCs w:val="22"/>
                       <w:color w:val="000000"/>
                     </w:rPr>
-                    <w:t xml:space="preserve">21530.3</w:t>
+                    <w:t xml:space="preserve">25591.34</w:t>
                   </w:r>
                 </w:p>
               </w:tc>
@@ -5915,7 +5694,7 @@
                       <w:szCs w:val="22"/>
                       <w:color w:val="000000"/>
                     </w:rPr>
-                    <w:t xml:space="preserve">78.06</w:t>
+                    <w:t xml:space="preserve">82.12</w:t>
                   </w:r>
                 </w:p>
               </w:tc>
@@ -6077,7 +5856,7 @@
                       <w:szCs w:val="22"/>
                       <w:color w:val="000000"/>
                     </w:rPr>
-                    <w:t xml:space="preserve">0.17</w:t>
+                    <w:t xml:space="preserve">0.29</w:t>
                   </w:r>
                 </w:p>
               </w:tc>
@@ -6136,7 +5915,7 @@
                       <w:szCs w:val="22"/>
                       <w:color w:val="000000"/>
                     </w:rPr>
-                    <w:t xml:space="preserve">Full Model</w:t>
+                    <w:t xml:space="preserve">Rate + Increase</w:t>
                   </w:r>
                 </w:p>
               </w:tc>
@@ -6244,115 +6023,552 @@
                       <w:szCs w:val="22"/>
                       <w:color w:val="000000"/>
                     </w:rPr>
-                    <w:t xml:space="preserve">21530.46</w:t>
-                  </w:r>
-                </w:p>
-              </w:tc>
-              <w:tc>
-                <w:tcPr>
-                  <w:tcBorders>
-                    <w:bottom w:val="none" w:sz="0" w:space="0" w:color="000000"/>
-                    <w:top w:val="none" w:sz="0" w:space="0" w:color="000000"/>
-                    <w:left w:val="none" w:sz="0" w:space="0" w:color="000000"/>
-                    <w:right w:val="none" w:sz="0" w:space="0" w:color="000000"/>
-                  </w:tcBorders>
-                  <w:shd w:val="clear" w:color="auto" w:fill="FFFFFF"/>
-                  <w:tcMar>
-                    <w:top w:w="0" w:type="dxa"/>
-                    <w:bottom w:w="0" w:type="dxa"/>
-                    <w:left w:w="0" w:type="dxa"/>
-                    <w:right w:w="0" w:type="dxa"/>
-                  </w:tcMar>
-                  <w:vAlign w:val="center"/>
-                </w:tcPr>
-                <w:p>
-                  <w:pPr>
-                    <w:jc w:val="right"/>
-                    <w:pBdr>
-                      <w:bottom w:val="none" w:sz="0" w:space="0" w:color="000000"/>
-                      <w:top w:val="none" w:sz="0" w:space="0" w:color="000000"/>
-                      <w:left w:val="none" w:sz="0" w:space="0" w:color="000000"/>
-                      <w:right w:val="none" w:sz="0" w:space="0" w:color="000000"/>
-                    </w:pBdr>
-                    <w:spacing w:after="100" w:before="100" w:line="240"/>
-                    <w:ind w:left="100" w:right="100" w:firstLine="0" w:firstLineChars="0"/>
-                    <w:rPr>
-                      <w:rFonts w:ascii="Helvetica" w:hAnsi="Helvetica" w:eastAsia="Helvetica" w:cs="Helvetica"/>
-                      <w:i w:val="false"/>
-                      <w:b w:val="false"/>
-                      <w:u w:val="none"/>
-                      <w:strike w:val="false"/>
-                      <w:sz w:val="22"/>
-                      <w:szCs w:val="22"/>
-                      <w:color w:val="000000"/>
-                    </w:rPr>
-                  </w:pPr>
-                  <w:r xmlns:w="http://schemas.openxmlformats.org/wordprocessingml/2006/main" xmlns:wp="http://schemas.openxmlformats.org/drawingml/2006/wordprocessingDrawing" xmlns:r="http://schemas.openxmlformats.org/officeDocument/2006/relationships" xmlns:w14="http://schemas.microsoft.com/office/word/2010/wordml">
-                    <w:rPr>
-                      <w:rFonts w:ascii="Helvetica" w:hAnsi="Helvetica" w:eastAsia="Helvetica" w:cs="Helvetica"/>
-                      <w:i w:val="false"/>
-                      <w:b w:val="false"/>
-                      <w:u w:val="none"/>
-                      <w:strike w:val="false"/>
-                      <w:sz w:val="22"/>
-                      <w:szCs w:val="22"/>
-                      <w:color w:val="000000"/>
-                    </w:rPr>
-                    <w:t xml:space="preserve">78.07</w:t>
-                  </w:r>
-                </w:p>
-              </w:tc>
-              <w:tc>
-                <w:tcPr>
-                  <w:tcBorders>
-                    <w:bottom w:val="none" w:sz="0" w:space="0" w:color="000000"/>
-                    <w:top w:val="none" w:sz="0" w:space="0" w:color="000000"/>
-                    <w:left w:val="none" w:sz="0" w:space="0" w:color="000000"/>
-                    <w:right w:val="none" w:sz="0" w:space="0" w:color="000000"/>
-                  </w:tcBorders>
-                  <w:shd w:val="clear" w:color="auto" w:fill="FFFFFF"/>
-                  <w:tcMar>
-                    <w:top w:w="0" w:type="dxa"/>
-                    <w:bottom w:w="0" w:type="dxa"/>
-                    <w:left w:w="0" w:type="dxa"/>
-                    <w:right w:w="0" w:type="dxa"/>
-                  </w:tcMar>
-                  <w:vAlign w:val="center"/>
-                </w:tcPr>
-                <w:p>
-                  <w:pPr>
-                    <w:jc w:val="right"/>
-                    <w:pBdr>
-                      <w:bottom w:val="none" w:sz="0" w:space="0" w:color="000000"/>
-                      <w:top w:val="none" w:sz="0" w:space="0" w:color="000000"/>
-                      <w:left w:val="none" w:sz="0" w:space="0" w:color="000000"/>
-                      <w:right w:val="none" w:sz="0" w:space="0" w:color="000000"/>
-                    </w:pBdr>
-                    <w:spacing w:after="100" w:before="100" w:line="240"/>
-                    <w:ind w:left="100" w:right="100" w:firstLine="0" w:firstLineChars="0"/>
-                    <w:rPr>
-                      <w:rFonts w:ascii="Helvetica" w:hAnsi="Helvetica" w:eastAsia="Helvetica" w:cs="Helvetica"/>
-                      <w:i w:val="false"/>
-                      <w:b w:val="false"/>
-                      <w:u w:val="none"/>
-                      <w:strike w:val="false"/>
-                      <w:sz w:val="22"/>
-                      <w:szCs w:val="22"/>
-                      <w:color w:val="000000"/>
-                    </w:rPr>
-                  </w:pPr>
-                  <w:r xmlns:w="http://schemas.openxmlformats.org/wordprocessingml/2006/main" xmlns:wp="http://schemas.openxmlformats.org/drawingml/2006/wordprocessingDrawing" xmlns:r="http://schemas.openxmlformats.org/officeDocument/2006/relationships" xmlns:w14="http://schemas.microsoft.com/office/word/2010/wordml">
-                    <w:rPr>
-                      <w:rFonts w:ascii="Helvetica" w:hAnsi="Helvetica" w:eastAsia="Helvetica" w:cs="Helvetica"/>
-                      <w:i w:val="false"/>
-                      <w:b w:val="false"/>
-                      <w:u w:val="none"/>
-                      <w:strike w:val="false"/>
-                      <w:sz w:val="22"/>
-                      <w:szCs w:val="22"/>
-                      <w:color w:val="000000"/>
-                    </w:rPr>
-                    <w:t xml:space="preserve">-0.08</w:t>
+                    <w:t xml:space="preserve">25591.39</w:t>
+                  </w:r>
+                </w:p>
+              </w:tc>
+              <w:tc>
+                <w:tcPr>
+                  <w:tcBorders>
+                    <w:bottom w:val="none" w:sz="0" w:space="0" w:color="000000"/>
+                    <w:top w:val="none" w:sz="0" w:space="0" w:color="000000"/>
+                    <w:left w:val="none" w:sz="0" w:space="0" w:color="000000"/>
+                    <w:right w:val="none" w:sz="0" w:space="0" w:color="000000"/>
+                  </w:tcBorders>
+                  <w:shd w:val="clear" w:color="auto" w:fill="FFFFFF"/>
+                  <w:tcMar>
+                    <w:top w:w="0" w:type="dxa"/>
+                    <w:bottom w:w="0" w:type="dxa"/>
+                    <w:left w:w="0" w:type="dxa"/>
+                    <w:right w:w="0" w:type="dxa"/>
+                  </w:tcMar>
+                  <w:vAlign w:val="center"/>
+                </w:tcPr>
+                <w:p>
+                  <w:pPr>
+                    <w:jc w:val="right"/>
+                    <w:pBdr>
+                      <w:bottom w:val="none" w:sz="0" w:space="0" w:color="000000"/>
+                      <w:top w:val="none" w:sz="0" w:space="0" w:color="000000"/>
+                      <w:left w:val="none" w:sz="0" w:space="0" w:color="000000"/>
+                      <w:right w:val="none" w:sz="0" w:space="0" w:color="000000"/>
+                    </w:pBdr>
+                    <w:spacing w:after="100" w:before="100" w:line="240"/>
+                    <w:ind w:left="100" w:right="100" w:firstLine="0" w:firstLineChars="0"/>
+                    <w:rPr>
+                      <w:rFonts w:ascii="Helvetica" w:hAnsi="Helvetica" w:eastAsia="Helvetica" w:cs="Helvetica"/>
+                      <w:i w:val="false"/>
+                      <w:b w:val="false"/>
+                      <w:u w:val="none"/>
+                      <w:strike w:val="false"/>
+                      <w:sz w:val="22"/>
+                      <w:szCs w:val="22"/>
+                      <w:color w:val="000000"/>
+                    </w:rPr>
+                  </w:pPr>
+                  <w:r xmlns:w="http://schemas.openxmlformats.org/wordprocessingml/2006/main" xmlns:wp="http://schemas.openxmlformats.org/drawingml/2006/wordprocessingDrawing" xmlns:r="http://schemas.openxmlformats.org/officeDocument/2006/relationships" xmlns:w14="http://schemas.microsoft.com/office/word/2010/wordml">
+                    <w:rPr>
+                      <w:rFonts w:ascii="Helvetica" w:hAnsi="Helvetica" w:eastAsia="Helvetica" w:cs="Helvetica"/>
+                      <w:i w:val="false"/>
+                      <w:b w:val="false"/>
+                      <w:u w:val="none"/>
+                      <w:strike w:val="false"/>
+                      <w:sz w:val="22"/>
+                      <w:szCs w:val="22"/>
+                      <w:color w:val="000000"/>
+                    </w:rPr>
+                    <w:t xml:space="preserve">82.06</w:t>
+                  </w:r>
+                </w:p>
+              </w:tc>
+              <w:tc>
+                <w:tcPr>
+                  <w:tcBorders>
+                    <w:bottom w:val="none" w:sz="0" w:space="0" w:color="000000"/>
+                    <w:top w:val="none" w:sz="0" w:space="0" w:color="000000"/>
+                    <w:left w:val="none" w:sz="0" w:space="0" w:color="000000"/>
+                    <w:right w:val="none" w:sz="0" w:space="0" w:color="000000"/>
+                  </w:tcBorders>
+                  <w:shd w:val="clear" w:color="auto" w:fill="FFFFFF"/>
+                  <w:tcMar>
+                    <w:top w:w="0" w:type="dxa"/>
+                    <w:bottom w:w="0" w:type="dxa"/>
+                    <w:left w:w="0" w:type="dxa"/>
+                    <w:right w:w="0" w:type="dxa"/>
+                  </w:tcMar>
+                  <w:vAlign w:val="center"/>
+                </w:tcPr>
+                <w:p>
+                  <w:pPr>
+                    <w:jc w:val="right"/>
+                    <w:pBdr>
+                      <w:bottom w:val="none" w:sz="0" w:space="0" w:color="000000"/>
+                      <w:top w:val="none" w:sz="0" w:space="0" w:color="000000"/>
+                      <w:left w:val="none" w:sz="0" w:space="0" w:color="000000"/>
+                      <w:right w:val="none" w:sz="0" w:space="0" w:color="000000"/>
+                    </w:pBdr>
+                    <w:spacing w:after="100" w:before="100" w:line="240"/>
+                    <w:ind w:left="100" w:right="100" w:firstLine="0" w:firstLineChars="0"/>
+                    <w:rPr>
+                      <w:rFonts w:ascii="Helvetica" w:hAnsi="Helvetica" w:eastAsia="Helvetica" w:cs="Helvetica"/>
+                      <w:i w:val="false"/>
+                      <w:b w:val="false"/>
+                      <w:u w:val="none"/>
+                      <w:strike w:val="false"/>
+                      <w:sz w:val="22"/>
+                      <w:szCs w:val="22"/>
+                      <w:color w:val="000000"/>
+                    </w:rPr>
+                  </w:pPr>
+                  <w:r xmlns:w="http://schemas.openxmlformats.org/wordprocessingml/2006/main" xmlns:wp="http://schemas.openxmlformats.org/drawingml/2006/wordprocessingDrawing" xmlns:r="http://schemas.openxmlformats.org/officeDocument/2006/relationships" xmlns:w14="http://schemas.microsoft.com/office/word/2010/wordml">
+                    <w:rPr>
+                      <w:rFonts w:ascii="Helvetica" w:hAnsi="Helvetica" w:eastAsia="Helvetica" w:cs="Helvetica"/>
+                      <w:i w:val="false"/>
+                      <w:b w:val="false"/>
+                      <w:u w:val="none"/>
+                      <w:strike w:val="false"/>
+                      <w:sz w:val="22"/>
+                      <w:szCs w:val="22"/>
+                      <w:color w:val="000000"/>
+                    </w:rPr>
+                    <w:t xml:space="preserve">-0.03</w:t>
+                  </w:r>
+                </w:p>
+              </w:tc>
+              <w:tc>
+                <w:tcPr>
+                  <w:tcBorders>
+                    <w:bottom w:val="none" w:sz="0" w:space="0" w:color="000000"/>
+                    <w:top w:val="none" w:sz="0" w:space="0" w:color="000000"/>
+                    <w:left w:val="none" w:sz="0" w:space="0" w:color="000000"/>
+                    <w:right w:val="none" w:sz="0" w:space="0" w:color="000000"/>
+                  </w:tcBorders>
+                  <w:shd w:val="clear" w:color="auto" w:fill="FFFFFF"/>
+                  <w:tcMar>
+                    <w:top w:w="0" w:type="dxa"/>
+                    <w:bottom w:w="0" w:type="dxa"/>
+                    <w:left w:w="0" w:type="dxa"/>
+                    <w:right w:w="0" w:type="dxa"/>
+                  </w:tcMar>
+                  <w:vAlign w:val="center"/>
+                </w:tcPr>
+                <w:p>
+                  <w:pPr>
+                    <w:jc w:val="right"/>
+                    <w:pBdr>
+                      <w:bottom w:val="none" w:sz="0" w:space="0" w:color="000000"/>
+                      <w:top w:val="none" w:sz="0" w:space="0" w:color="000000"/>
+                      <w:left w:val="none" w:sz="0" w:space="0" w:color="000000"/>
+                      <w:right w:val="none" w:sz="0" w:space="0" w:color="000000"/>
+                    </w:pBdr>
+                    <w:spacing w:after="100" w:before="100" w:line="240"/>
+                    <w:ind w:left="100" w:right="100" w:firstLine="0" w:firstLineChars="0"/>
+                    <w:rPr>
+                      <w:rFonts w:ascii="Helvetica" w:hAnsi="Helvetica" w:eastAsia="Helvetica" w:cs="Helvetica"/>
+                      <w:i w:val="false"/>
+                      <w:b w:val="false"/>
+                      <w:u w:val="none"/>
+                      <w:strike w:val="false"/>
+                      <w:sz w:val="22"/>
+                      <w:szCs w:val="22"/>
+                      <w:color w:val="000000"/>
+                    </w:rPr>
+                  </w:pPr>
+                  <w:r xmlns:w="http://schemas.openxmlformats.org/wordprocessingml/2006/main" xmlns:wp="http://schemas.openxmlformats.org/drawingml/2006/wordprocessingDrawing" xmlns:r="http://schemas.openxmlformats.org/officeDocument/2006/relationships" xmlns:w14="http://schemas.microsoft.com/office/word/2010/wordml">
+                    <w:rPr>
+                      <w:rFonts w:ascii="Helvetica" w:hAnsi="Helvetica" w:eastAsia="Helvetica" w:cs="Helvetica"/>
+                      <w:i w:val="false"/>
+                      <w:b w:val="false"/>
+                      <w:u w:val="none"/>
+                      <w:strike w:val="false"/>
+                      <w:sz w:val="22"/>
+                      <w:szCs w:val="22"/>
+                      <w:color w:val="000000"/>
+                    </w:rPr>
+                    <w:t xml:space="preserve">0.15</w:t>
+                  </w:r>
+                </w:p>
+              </w:tc>
+              <w:tc>
+                <w:tcPr>
+                  <w:tcBorders>
+                    <w:bottom w:val="none" w:sz="0" w:space="0" w:color="000000"/>
+                    <w:top w:val="none" w:sz="0" w:space="0" w:color="000000"/>
+                    <w:left w:val="none" w:sz="0" w:space="0" w:color="000000"/>
+                    <w:right w:val="none" w:sz="0" w:space="0" w:color="000000"/>
+                  </w:tcBorders>
+                  <w:shd w:val="clear" w:color="auto" w:fill="FFFFFF"/>
+                  <w:tcMar>
+                    <w:top w:w="0" w:type="dxa"/>
+                    <w:bottom w:w="0" w:type="dxa"/>
+                    <w:left w:w="0" w:type="dxa"/>
+                    <w:right w:w="0" w:type="dxa"/>
+                  </w:tcMar>
+                  <w:vAlign w:val="center"/>
+                </w:tcPr>
+                <w:p>
+                  <w:pPr>
+                    <w:jc w:val="right"/>
+                    <w:pBdr>
+                      <w:bottom w:val="none" w:sz="0" w:space="0" w:color="000000"/>
+                      <w:top w:val="none" w:sz="0" w:space="0" w:color="000000"/>
+                      <w:left w:val="none" w:sz="0" w:space="0" w:color="000000"/>
+                      <w:right w:val="none" w:sz="0" w:space="0" w:color="000000"/>
+                    </w:pBdr>
+                    <w:spacing w:after="100" w:before="100" w:line="240"/>
+                    <w:ind w:left="100" w:right="100" w:firstLine="0" w:firstLineChars="0"/>
+                    <w:rPr>
+                      <w:rFonts w:ascii="Helvetica" w:hAnsi="Helvetica" w:eastAsia="Helvetica" w:cs="Helvetica"/>
+                      <w:i w:val="false"/>
+                      <w:b w:val="false"/>
+                      <w:u w:val="none"/>
+                      <w:strike w:val="false"/>
+                      <w:sz w:val="22"/>
+                      <w:szCs w:val="22"/>
+                      <w:color w:val="000000"/>
+                    </w:rPr>
+                  </w:pPr>
+                  <w:r xmlns:w="http://schemas.openxmlformats.org/wordprocessingml/2006/main" xmlns:wp="http://schemas.openxmlformats.org/drawingml/2006/wordprocessingDrawing" xmlns:r="http://schemas.openxmlformats.org/officeDocument/2006/relationships" xmlns:w14="http://schemas.microsoft.com/office/word/2010/wordml">
+                    <w:rPr>
+                      <w:rFonts w:ascii="Helvetica" w:hAnsi="Helvetica" w:eastAsia="Helvetica" w:cs="Helvetica"/>
+                      <w:i w:val="false"/>
+                      <w:b w:val="false"/>
+                      <w:u w:val="none"/>
+                      <w:strike w:val="false"/>
+                      <w:sz w:val="22"/>
+                      <w:szCs w:val="22"/>
+                      <w:color w:val="000000"/>
+                    </w:rPr>
+                    <w:t xml:space="preserve">0.28</w:t>
+                  </w:r>
+                </w:p>
+              </w:tc>
+            </w:tr>
+            <w:tr>
+              <w:trPr>
+                <w:trHeight w:val="577" w:hRule="auto"/>
+              </w:trPr>
+              <w:tc>
+                <w:tcPr>
+                  <w:tcBorders>
+                    <w:bottom w:val="none" w:sz="0" w:space="0" w:color="000000"/>
+                    <w:top w:val="none" w:sz="0" w:space="0" w:color="000000"/>
+                    <w:left w:val="none" w:sz="0" w:space="0" w:color="000000"/>
+                    <w:right w:val="none" w:sz="0" w:space="0" w:color="000000"/>
+                  </w:tcBorders>
+                  <w:shd w:val="clear" w:color="auto" w:fill="FFFFFF"/>
+                  <w:tcMar>
+                    <w:top w:w="0" w:type="dxa"/>
+                    <w:bottom w:w="0" w:type="dxa"/>
+                    <w:left w:w="0" w:type="dxa"/>
+                    <w:right w:w="0" w:type="dxa"/>
+                  </w:tcMar>
+                  <w:vAlign w:val="center"/>
+                </w:tcPr>
+                <w:p>
+                  <w:pPr>
+                    <w:jc w:val="left"/>
+                    <w:pBdr>
+                      <w:bottom w:val="none" w:sz="0" w:space="0" w:color="000000"/>
+                      <w:top w:val="none" w:sz="0" w:space="0" w:color="000000"/>
+                      <w:left w:val="none" w:sz="0" w:space="0" w:color="000000"/>
+                      <w:right w:val="none" w:sz="0" w:space="0" w:color="000000"/>
+                    </w:pBdr>
+                    <w:spacing w:after="100" w:before="100" w:line="240"/>
+                    <w:ind w:left="100" w:right="100" w:firstLine="0" w:firstLineChars="0"/>
+                    <w:rPr>
+                      <w:rFonts w:ascii="Helvetica" w:hAnsi="Helvetica" w:eastAsia="Helvetica" w:cs="Helvetica"/>
+                      <w:i w:val="false"/>
+                      <w:b w:val="false"/>
+                      <w:u w:val="none"/>
+                      <w:strike w:val="false"/>
+                      <w:sz w:val="22"/>
+                      <w:szCs w:val="22"/>
+                      <w:color w:val="000000"/>
+                    </w:rPr>
+                  </w:pPr>
+                  <w:r xmlns:w="http://schemas.openxmlformats.org/wordprocessingml/2006/main" xmlns:wp="http://schemas.openxmlformats.org/drawingml/2006/wordprocessingDrawing" xmlns:r="http://schemas.openxmlformats.org/officeDocument/2006/relationships" xmlns:w14="http://schemas.microsoft.com/office/word/2010/wordml">
+                    <w:rPr>
+                      <w:rFonts w:ascii="Helvetica" w:hAnsi="Helvetica" w:eastAsia="Helvetica" w:cs="Helvetica"/>
+                      <w:i w:val="false"/>
+                      <w:b w:val="false"/>
+                      <w:u w:val="none"/>
+                      <w:strike w:val="false"/>
+                      <w:sz w:val="22"/>
+                      <w:szCs w:val="22"/>
+                      <w:color w:val="000000"/>
+                    </w:rPr>
+                    <w:t xml:space="preserve">Start + Increase</w:t>
+                  </w:r>
+                </w:p>
+              </w:tc>
+              <w:tc>
+                <w:tcPr>
+                  <w:tcBorders>
+                    <w:bottom w:val="none" w:sz="0" w:space="0" w:color="000000"/>
+                    <w:top w:val="none" w:sz="0" w:space="0" w:color="000000"/>
+                    <w:left w:val="none" w:sz="0" w:space="0" w:color="000000"/>
+                    <w:right w:val="none" w:sz="0" w:space="0" w:color="000000"/>
+                  </w:tcBorders>
+                  <w:shd w:val="clear" w:color="auto" w:fill="FFFFFF"/>
+                  <w:tcMar>
+                    <w:top w:w="0" w:type="dxa"/>
+                    <w:bottom w:w="0" w:type="dxa"/>
+                    <w:left w:w="0" w:type="dxa"/>
+                    <w:right w:w="0" w:type="dxa"/>
+                  </w:tcMar>
+                  <w:vAlign w:val="center"/>
+                </w:tcPr>
+                <w:p>
+                  <w:pPr>
+                    <w:jc w:val="right"/>
+                    <w:pBdr>
+                      <w:bottom w:val="none" w:sz="0" w:space="0" w:color="000000"/>
+                      <w:top w:val="none" w:sz="0" w:space="0" w:color="000000"/>
+                      <w:left w:val="none" w:sz="0" w:space="0" w:color="000000"/>
+                      <w:right w:val="none" w:sz="0" w:space="0" w:color="000000"/>
+                    </w:pBdr>
+                    <w:spacing w:after="100" w:before="100" w:line="240"/>
+                    <w:ind w:left="100" w:right="100" w:firstLine="0" w:firstLineChars="0"/>
+                    <w:rPr>
+                      <w:rFonts w:ascii="Helvetica" w:hAnsi="Helvetica" w:eastAsia="Helvetica" w:cs="Helvetica"/>
+                      <w:i w:val="false"/>
+                      <w:b w:val="false"/>
+                      <w:u w:val="none"/>
+                      <w:strike w:val="false"/>
+                      <w:sz w:val="22"/>
+                      <w:szCs w:val="22"/>
+                      <w:color w:val="000000"/>
+                    </w:rPr>
+                  </w:pPr>
+                  <w:r xmlns:w="http://schemas.openxmlformats.org/wordprocessingml/2006/main" xmlns:wp="http://schemas.openxmlformats.org/drawingml/2006/wordprocessingDrawing" xmlns:r="http://schemas.openxmlformats.org/officeDocument/2006/relationships" xmlns:w14="http://schemas.microsoft.com/office/word/2010/wordml">
+                    <w:rPr>
+                      <w:rFonts w:ascii="Helvetica" w:hAnsi="Helvetica" w:eastAsia="Helvetica" w:cs="Helvetica"/>
+                      <w:i w:val="false"/>
+                      <w:b w:val="false"/>
+                      <w:u w:val="none"/>
+                      <w:strike w:val="false"/>
+                      <w:sz w:val="22"/>
+                      <w:szCs w:val="22"/>
+                      <w:color w:val="000000"/>
+                    </w:rPr>
+                    <w:t xml:space="preserve">3</w:t>
+                  </w:r>
+                </w:p>
+              </w:tc>
+              <w:tc>
+                <w:tcPr>
+                  <w:tcBorders>
+                    <w:bottom w:val="none" w:sz="0" w:space="0" w:color="000000"/>
+                    <w:top w:val="none" w:sz="0" w:space="0" w:color="000000"/>
+                    <w:left w:val="none" w:sz="0" w:space="0" w:color="000000"/>
+                    <w:right w:val="none" w:sz="0" w:space="0" w:color="000000"/>
+                  </w:tcBorders>
+                  <w:shd w:val="clear" w:color="auto" w:fill="FFFFFF"/>
+                  <w:tcMar>
+                    <w:top w:w="0" w:type="dxa"/>
+                    <w:bottom w:w="0" w:type="dxa"/>
+                    <w:left w:w="0" w:type="dxa"/>
+                    <w:right w:w="0" w:type="dxa"/>
+                  </w:tcMar>
+                  <w:vAlign w:val="center"/>
+                </w:tcPr>
+                <w:p>
+                  <w:pPr>
+                    <w:jc w:val="left"/>
+                    <w:pBdr>
+                      <w:bottom w:val="none" w:sz="0" w:space="0" w:color="000000"/>
+                      <w:top w:val="none" w:sz="0" w:space="0" w:color="000000"/>
+                      <w:left w:val="none" w:sz="0" w:space="0" w:color="000000"/>
+                      <w:right w:val="none" w:sz="0" w:space="0" w:color="000000"/>
+                    </w:pBdr>
+                    <w:spacing w:after="100" w:before="100" w:line="240"/>
+                    <w:ind w:left="100" w:right="100" w:firstLine="0" w:firstLineChars="0"/>
+                    <w:rPr>
+                      <w:rFonts w:ascii="Helvetica" w:hAnsi="Helvetica" w:eastAsia="Helvetica" w:cs="Helvetica"/>
+                      <w:i w:val="false"/>
+                      <w:b w:val="false"/>
+                      <w:u w:val="none"/>
+                      <w:strike w:val="false"/>
+                      <w:sz w:val="22"/>
+                      <w:szCs w:val="22"/>
+                      <w:color w:val="000000"/>
+                    </w:rPr>
+                  </w:pPr>
+                  <w:r xmlns:w="http://schemas.openxmlformats.org/wordprocessingml/2006/main" xmlns:wp="http://schemas.openxmlformats.org/drawingml/2006/wordprocessingDrawing" xmlns:r="http://schemas.openxmlformats.org/officeDocument/2006/relationships" xmlns:w14="http://schemas.microsoft.com/office/word/2010/wordml">
+                    <w:rPr>
+                      <w:rFonts w:ascii="Helvetica" w:hAnsi="Helvetica" w:eastAsia="Helvetica" w:cs="Helvetica"/>
+                      <w:i w:val="false"/>
+                      <w:b w:val="false"/>
+                      <w:u w:val="none"/>
+                      <w:strike w:val="false"/>
+                      <w:sz w:val="22"/>
+                      <w:szCs w:val="22"/>
+                      <w:color w:val="000000"/>
+                    </w:rPr>
+                    <w:t xml:space="preserve">25593.45</w:t>
+                  </w:r>
+                </w:p>
+              </w:tc>
+              <w:tc>
+                <w:tcPr>
+                  <w:tcBorders>
+                    <w:bottom w:val="none" w:sz="0" w:space="0" w:color="000000"/>
+                    <w:top w:val="none" w:sz="0" w:space="0" w:color="000000"/>
+                    <w:left w:val="none" w:sz="0" w:space="0" w:color="000000"/>
+                    <w:right w:val="none" w:sz="0" w:space="0" w:color="000000"/>
+                  </w:tcBorders>
+                  <w:shd w:val="clear" w:color="auto" w:fill="FFFFFF"/>
+                  <w:tcMar>
+                    <w:top w:w="0" w:type="dxa"/>
+                    <w:bottom w:w="0" w:type="dxa"/>
+                    <w:left w:w="0" w:type="dxa"/>
+                    <w:right w:w="0" w:type="dxa"/>
+                  </w:tcMar>
+                  <w:vAlign w:val="center"/>
+                </w:tcPr>
+                <w:p>
+                  <w:pPr>
+                    <w:jc w:val="right"/>
+                    <w:pBdr>
+                      <w:bottom w:val="none" w:sz="0" w:space="0" w:color="000000"/>
+                      <w:top w:val="none" w:sz="0" w:space="0" w:color="000000"/>
+                      <w:left w:val="none" w:sz="0" w:space="0" w:color="000000"/>
+                      <w:right w:val="none" w:sz="0" w:space="0" w:color="000000"/>
+                    </w:pBdr>
+                    <w:spacing w:after="100" w:before="100" w:line="240"/>
+                    <w:ind w:left="100" w:right="100" w:firstLine="0" w:firstLineChars="0"/>
+                    <w:rPr>
+                      <w:rFonts w:ascii="Helvetica" w:hAnsi="Helvetica" w:eastAsia="Helvetica" w:cs="Helvetica"/>
+                      <w:i w:val="false"/>
+                      <w:b w:val="false"/>
+                      <w:u w:val="none"/>
+                      <w:strike w:val="false"/>
+                      <w:sz w:val="22"/>
+                      <w:szCs w:val="22"/>
+                      <w:color w:val="000000"/>
+                    </w:rPr>
+                  </w:pPr>
+                  <w:r xmlns:w="http://schemas.openxmlformats.org/wordprocessingml/2006/main" xmlns:wp="http://schemas.openxmlformats.org/drawingml/2006/wordprocessingDrawing" xmlns:r="http://schemas.openxmlformats.org/officeDocument/2006/relationships" xmlns:w14="http://schemas.microsoft.com/office/word/2010/wordml">
+                    <w:rPr>
+                      <w:rFonts w:ascii="Helvetica" w:hAnsi="Helvetica" w:eastAsia="Helvetica" w:cs="Helvetica"/>
+                      <w:i w:val="false"/>
+                      <w:b w:val="false"/>
+                      <w:u w:val="none"/>
+                      <w:strike w:val="false"/>
+                      <w:sz w:val="22"/>
+                      <w:szCs w:val="22"/>
+                      <w:color w:val="000000"/>
+                    </w:rPr>
+                    <w:t xml:space="preserve">82.10</w:t>
+                  </w:r>
+                </w:p>
+              </w:tc>
+              <w:tc>
+                <w:tcPr>
+                  <w:tcBorders>
+                    <w:bottom w:val="none" w:sz="0" w:space="0" w:color="000000"/>
+                    <w:top w:val="none" w:sz="0" w:space="0" w:color="000000"/>
+                    <w:left w:val="none" w:sz="0" w:space="0" w:color="000000"/>
+                    <w:right w:val="none" w:sz="0" w:space="0" w:color="000000"/>
+                  </w:tcBorders>
+                  <w:shd w:val="clear" w:color="auto" w:fill="FFFFFF"/>
+                  <w:tcMar>
+                    <w:top w:w="0" w:type="dxa"/>
+                    <w:bottom w:w="0" w:type="dxa"/>
+                    <w:left w:w="0" w:type="dxa"/>
+                    <w:right w:w="0" w:type="dxa"/>
+                  </w:tcMar>
+                  <w:vAlign w:val="center"/>
+                </w:tcPr>
+                <w:p>
+                  <w:pPr>
+                    <w:jc w:val="right"/>
+                    <w:pBdr>
+                      <w:bottom w:val="none" w:sz="0" w:space="0" w:color="000000"/>
+                      <w:top w:val="none" w:sz="0" w:space="0" w:color="000000"/>
+                      <w:left w:val="none" w:sz="0" w:space="0" w:color="000000"/>
+                      <w:right w:val="none" w:sz="0" w:space="0" w:color="000000"/>
+                    </w:pBdr>
+                    <w:spacing w:after="100" w:before="100" w:line="240"/>
+                    <w:ind w:left="100" w:right="100" w:firstLine="0" w:firstLineChars="0"/>
+                    <w:rPr>
+                      <w:rFonts w:ascii="Helvetica" w:hAnsi="Helvetica" w:eastAsia="Helvetica" w:cs="Helvetica"/>
+                      <w:i w:val="false"/>
+                      <w:b w:val="false"/>
+                      <w:u w:val="none"/>
+                      <w:strike w:val="false"/>
+                      <w:sz w:val="22"/>
+                      <w:szCs w:val="22"/>
+                      <w:color w:val="000000"/>
+                    </w:rPr>
+                  </w:pPr>
+                  <w:r xmlns:w="http://schemas.openxmlformats.org/wordprocessingml/2006/main" xmlns:wp="http://schemas.openxmlformats.org/drawingml/2006/wordprocessingDrawing" xmlns:r="http://schemas.openxmlformats.org/officeDocument/2006/relationships" xmlns:w14="http://schemas.microsoft.com/office/word/2010/wordml">
+                    <w:rPr>
+                      <w:rFonts w:ascii="Helvetica" w:hAnsi="Helvetica" w:eastAsia="Helvetica" w:cs="Helvetica"/>
+                      <w:i w:val="false"/>
+                      <w:b w:val="false"/>
+                      <w:u w:val="none"/>
+                      <w:strike w:val="false"/>
+                      <w:sz w:val="22"/>
+                      <w:szCs w:val="22"/>
+                      <w:color w:val="000000"/>
+                    </w:rPr>
+                    <w:t xml:space="preserve">-1.06</w:t>
+                  </w:r>
+                </w:p>
+              </w:tc>
+              <w:tc>
+                <w:tcPr>
+                  <w:tcBorders>
+                    <w:bottom w:val="none" w:sz="0" w:space="0" w:color="000000"/>
+                    <w:top w:val="none" w:sz="0" w:space="0" w:color="000000"/>
+                    <w:left w:val="none" w:sz="0" w:space="0" w:color="000000"/>
+                    <w:right w:val="none" w:sz="0" w:space="0" w:color="000000"/>
+                  </w:tcBorders>
+                  <w:shd w:val="clear" w:color="auto" w:fill="FFFFFF"/>
+                  <w:tcMar>
+                    <w:top w:w="0" w:type="dxa"/>
+                    <w:bottom w:w="0" w:type="dxa"/>
+                    <w:left w:w="0" w:type="dxa"/>
+                    <w:right w:w="0" w:type="dxa"/>
+                  </w:tcMar>
+                  <w:vAlign w:val="center"/>
+                </w:tcPr>
+                <w:p>
+                  <w:pPr>
+                    <w:jc w:val="right"/>
+                    <w:pBdr>
+                      <w:bottom w:val="none" w:sz="0" w:space="0" w:color="000000"/>
+                      <w:top w:val="none" w:sz="0" w:space="0" w:color="000000"/>
+                      <w:left w:val="none" w:sz="0" w:space="0" w:color="000000"/>
+                      <w:right w:val="none" w:sz="0" w:space="0" w:color="000000"/>
+                    </w:pBdr>
+                    <w:spacing w:after="100" w:before="100" w:line="240"/>
+                    <w:ind w:left="100" w:right="100" w:firstLine="0" w:firstLineChars="0"/>
+                    <w:rPr>
+                      <w:rFonts w:ascii="Helvetica" w:hAnsi="Helvetica" w:eastAsia="Helvetica" w:cs="Helvetica"/>
+                      <w:i w:val="false"/>
+                      <w:b w:val="false"/>
+                      <w:u w:val="none"/>
+                      <w:strike w:val="false"/>
+                      <w:sz w:val="22"/>
+                      <w:szCs w:val="22"/>
+                      <w:color w:val="000000"/>
+                    </w:rPr>
+                  </w:pPr>
+                  <w:r xmlns:w="http://schemas.openxmlformats.org/wordprocessingml/2006/main" xmlns:wp="http://schemas.openxmlformats.org/drawingml/2006/wordprocessingDrawing" xmlns:r="http://schemas.openxmlformats.org/officeDocument/2006/relationships" xmlns:w14="http://schemas.microsoft.com/office/word/2010/wordml">
+                    <w:rPr>
+                      <w:rFonts w:ascii="Helvetica" w:hAnsi="Helvetica" w:eastAsia="Helvetica" w:cs="Helvetica"/>
+                      <w:i w:val="false"/>
+                      <w:b w:val="false"/>
+                      <w:u w:val="none"/>
+                      <w:strike w:val="false"/>
+                      <w:sz w:val="22"/>
+                      <w:szCs w:val="22"/>
+                      <w:color w:val="000000"/>
+                    </w:rPr>
+                    <w:t xml:space="preserve">1.53</w:t>
                   </w:r>
                 </w:p>
               </w:tc>
@@ -6407,60 +6623,6 @@
                       <w:color w:val="000000"/>
                     </w:rPr>
                     <w:t xml:space="preserve">0.10</w:t>
-                  </w:r>
-                </w:p>
-              </w:tc>
-              <w:tc>
-                <w:tcPr>
-                  <w:tcBorders>
-                    <w:bottom w:val="none" w:sz="0" w:space="0" w:color="000000"/>
-                    <w:top w:val="none" w:sz="0" w:space="0" w:color="000000"/>
-                    <w:left w:val="none" w:sz="0" w:space="0" w:color="000000"/>
-                    <w:right w:val="none" w:sz="0" w:space="0" w:color="000000"/>
-                  </w:tcBorders>
-                  <w:shd w:val="clear" w:color="auto" w:fill="FFFFFF"/>
-                  <w:tcMar>
-                    <w:top w:w="0" w:type="dxa"/>
-                    <w:bottom w:w="0" w:type="dxa"/>
-                    <w:left w:w="0" w:type="dxa"/>
-                    <w:right w:w="0" w:type="dxa"/>
-                  </w:tcMar>
-                  <w:vAlign w:val="center"/>
-                </w:tcPr>
-                <w:p>
-                  <w:pPr>
-                    <w:jc w:val="right"/>
-                    <w:pBdr>
-                      <w:bottom w:val="none" w:sz="0" w:space="0" w:color="000000"/>
-                      <w:top w:val="none" w:sz="0" w:space="0" w:color="000000"/>
-                      <w:left w:val="none" w:sz="0" w:space="0" w:color="000000"/>
-                      <w:right w:val="none" w:sz="0" w:space="0" w:color="000000"/>
-                    </w:pBdr>
-                    <w:spacing w:after="100" w:before="100" w:line="240"/>
-                    <w:ind w:left="100" w:right="100" w:firstLine="0" w:firstLineChars="0"/>
-                    <w:rPr>
-                      <w:rFonts w:ascii="Helvetica" w:hAnsi="Helvetica" w:eastAsia="Helvetica" w:cs="Helvetica"/>
-                      <w:i w:val="false"/>
-                      <w:b w:val="false"/>
-                      <w:u w:val="none"/>
-                      <w:strike w:val="false"/>
-                      <w:sz w:val="22"/>
-                      <w:szCs w:val="22"/>
-                      <w:color w:val="000000"/>
-                    </w:rPr>
-                  </w:pPr>
-                  <w:r xmlns:w="http://schemas.openxmlformats.org/wordprocessingml/2006/main" xmlns:wp="http://schemas.openxmlformats.org/drawingml/2006/wordprocessingDrawing" xmlns:r="http://schemas.openxmlformats.org/officeDocument/2006/relationships" xmlns:w14="http://schemas.microsoft.com/office/word/2010/wordml">
-                    <w:rPr>
-                      <w:rFonts w:ascii="Helvetica" w:hAnsi="Helvetica" w:eastAsia="Helvetica" w:cs="Helvetica"/>
-                      <w:i w:val="false"/>
-                      <w:b w:val="false"/>
-                      <w:u w:val="none"/>
-                      <w:strike w:val="false"/>
-                      <w:sz w:val="22"/>
-                      <w:szCs w:val="22"/>
-                      <w:color w:val="000000"/>
-                    </w:rPr>
-                    <w:t xml:space="preserve">0.16</w:t>
                   </w:r>
                 </w:p>
               </w:tc>
@@ -6519,61 +6681,61 @@
                       <w:szCs w:val="22"/>
                       <w:color w:val="000000"/>
                     </w:rPr>
-                    <w:t xml:space="preserve">Increase</w:t>
-                  </w:r>
-                </w:p>
-              </w:tc>
-              <w:tc>
-                <w:tcPr>
-                  <w:tcBorders>
-                    <w:bottom w:val="none" w:sz="0" w:space="0" w:color="000000"/>
-                    <w:top w:val="none" w:sz="0" w:space="0" w:color="000000"/>
-                    <w:left w:val="none" w:sz="0" w:space="0" w:color="000000"/>
-                    <w:right w:val="none" w:sz="0" w:space="0" w:color="000000"/>
-                  </w:tcBorders>
-                  <w:shd w:val="clear" w:color="auto" w:fill="FFFFFF"/>
-                  <w:tcMar>
-                    <w:top w:w="0" w:type="dxa"/>
-                    <w:bottom w:w="0" w:type="dxa"/>
-                    <w:left w:w="0" w:type="dxa"/>
-                    <w:right w:w="0" w:type="dxa"/>
-                  </w:tcMar>
-                  <w:vAlign w:val="center"/>
-                </w:tcPr>
-                <w:p>
-                  <w:pPr>
-                    <w:jc w:val="right"/>
-                    <w:pBdr>
-                      <w:bottom w:val="none" w:sz="0" w:space="0" w:color="000000"/>
-                      <w:top w:val="none" w:sz="0" w:space="0" w:color="000000"/>
-                      <w:left w:val="none" w:sz="0" w:space="0" w:color="000000"/>
-                      <w:right w:val="none" w:sz="0" w:space="0" w:color="000000"/>
-                    </w:pBdr>
-                    <w:spacing w:after="100" w:before="100" w:line="240"/>
-                    <w:ind w:left="100" w:right="100" w:firstLine="0" w:firstLineChars="0"/>
-                    <w:rPr>
-                      <w:rFonts w:ascii="Helvetica" w:hAnsi="Helvetica" w:eastAsia="Helvetica" w:cs="Helvetica"/>
-                      <w:i w:val="false"/>
-                      <w:b w:val="false"/>
-                      <w:u w:val="none"/>
-                      <w:strike w:val="false"/>
-                      <w:sz w:val="22"/>
-                      <w:szCs w:val="22"/>
-                      <w:color w:val="000000"/>
-                    </w:rPr>
-                  </w:pPr>
-                  <w:r xmlns:w="http://schemas.openxmlformats.org/wordprocessingml/2006/main" xmlns:wp="http://schemas.openxmlformats.org/drawingml/2006/wordprocessingDrawing" xmlns:r="http://schemas.openxmlformats.org/officeDocument/2006/relationships" xmlns:w14="http://schemas.microsoft.com/office/word/2010/wordml">
-                    <w:rPr>
-                      <w:rFonts w:ascii="Helvetica" w:hAnsi="Helvetica" w:eastAsia="Helvetica" w:cs="Helvetica"/>
-                      <w:i w:val="false"/>
-                      <w:b w:val="false"/>
-                      <w:u w:val="none"/>
-                      <w:strike w:val="false"/>
-                      <w:sz w:val="22"/>
-                      <w:szCs w:val="22"/>
-                      <w:color w:val="000000"/>
-                    </w:rPr>
-                    <w:t xml:space="preserve">3</w:t>
+                    <w:t xml:space="preserve">Full Model</w:t>
+                  </w:r>
+                </w:p>
+              </w:tc>
+              <w:tc>
+                <w:tcPr>
+                  <w:tcBorders>
+                    <w:bottom w:val="none" w:sz="0" w:space="0" w:color="000000"/>
+                    <w:top w:val="none" w:sz="0" w:space="0" w:color="000000"/>
+                    <w:left w:val="none" w:sz="0" w:space="0" w:color="000000"/>
+                    <w:right w:val="none" w:sz="0" w:space="0" w:color="000000"/>
+                  </w:tcBorders>
+                  <w:shd w:val="clear" w:color="auto" w:fill="FFFFFF"/>
+                  <w:tcMar>
+                    <w:top w:w="0" w:type="dxa"/>
+                    <w:bottom w:w="0" w:type="dxa"/>
+                    <w:left w:w="0" w:type="dxa"/>
+                    <w:right w:w="0" w:type="dxa"/>
+                  </w:tcMar>
+                  <w:vAlign w:val="center"/>
+                </w:tcPr>
+                <w:p>
+                  <w:pPr>
+                    <w:jc w:val="right"/>
+                    <w:pBdr>
+                      <w:bottom w:val="none" w:sz="0" w:space="0" w:color="000000"/>
+                      <w:top w:val="none" w:sz="0" w:space="0" w:color="000000"/>
+                      <w:left w:val="none" w:sz="0" w:space="0" w:color="000000"/>
+                      <w:right w:val="none" w:sz="0" w:space="0" w:color="000000"/>
+                    </w:pBdr>
+                    <w:spacing w:after="100" w:before="100" w:line="240"/>
+                    <w:ind w:left="100" w:right="100" w:firstLine="0" w:firstLineChars="0"/>
+                    <w:rPr>
+                      <w:rFonts w:ascii="Helvetica" w:hAnsi="Helvetica" w:eastAsia="Helvetica" w:cs="Helvetica"/>
+                      <w:i w:val="false"/>
+                      <w:b w:val="false"/>
+                      <w:u w:val="none"/>
+                      <w:strike w:val="false"/>
+                      <w:sz w:val="22"/>
+                      <w:szCs w:val="22"/>
+                      <w:color w:val="000000"/>
+                    </w:rPr>
+                  </w:pPr>
+                  <w:r xmlns:w="http://schemas.openxmlformats.org/wordprocessingml/2006/main" xmlns:wp="http://schemas.openxmlformats.org/drawingml/2006/wordprocessingDrawing" xmlns:r="http://schemas.openxmlformats.org/officeDocument/2006/relationships" xmlns:w14="http://schemas.microsoft.com/office/word/2010/wordml">
+                    <w:rPr>
+                      <w:rFonts w:ascii="Helvetica" w:hAnsi="Helvetica" w:eastAsia="Helvetica" w:cs="Helvetica"/>
+                      <w:i w:val="false"/>
+                      <w:b w:val="false"/>
+                      <w:u w:val="none"/>
+                      <w:strike w:val="false"/>
+                      <w:sz w:val="22"/>
+                      <w:szCs w:val="22"/>
+                      <w:color w:val="000000"/>
+                    </w:rPr>
+                    <w:t xml:space="preserve">4</w:t>
                   </w:r>
                 </w:p>
               </w:tc>
@@ -6627,223 +6789,606 @@
                       <w:szCs w:val="22"/>
                       <w:color w:val="000000"/>
                     </w:rPr>
-                    <w:t xml:space="preserve">21530.74</w:t>
-                  </w:r>
-                </w:p>
-              </w:tc>
-              <w:tc>
-                <w:tcPr>
-                  <w:tcBorders>
-                    <w:bottom w:val="none" w:sz="0" w:space="0" w:color="000000"/>
-                    <w:top w:val="none" w:sz="0" w:space="0" w:color="000000"/>
-                    <w:left w:val="none" w:sz="0" w:space="0" w:color="000000"/>
-                    <w:right w:val="none" w:sz="0" w:space="0" w:color="000000"/>
-                  </w:tcBorders>
-                  <w:shd w:val="clear" w:color="auto" w:fill="FFFFFF"/>
-                  <w:tcMar>
-                    <w:top w:w="0" w:type="dxa"/>
-                    <w:bottom w:w="0" w:type="dxa"/>
-                    <w:left w:w="0" w:type="dxa"/>
-                    <w:right w:w="0" w:type="dxa"/>
-                  </w:tcMar>
-                  <w:vAlign w:val="center"/>
-                </w:tcPr>
-                <w:p>
-                  <w:pPr>
-                    <w:jc w:val="right"/>
-                    <w:pBdr>
-                      <w:bottom w:val="none" w:sz="0" w:space="0" w:color="000000"/>
-                      <w:top w:val="none" w:sz="0" w:space="0" w:color="000000"/>
-                      <w:left w:val="none" w:sz="0" w:space="0" w:color="000000"/>
-                      <w:right w:val="none" w:sz="0" w:space="0" w:color="000000"/>
-                    </w:pBdr>
-                    <w:spacing w:after="100" w:before="100" w:line="240"/>
-                    <w:ind w:left="100" w:right="100" w:firstLine="0" w:firstLineChars="0"/>
-                    <w:rPr>
-                      <w:rFonts w:ascii="Helvetica" w:hAnsi="Helvetica" w:eastAsia="Helvetica" w:cs="Helvetica"/>
-                      <w:i w:val="false"/>
-                      <w:b w:val="false"/>
-                      <w:u w:val="none"/>
-                      <w:strike w:val="false"/>
-                      <w:sz w:val="22"/>
-                      <w:szCs w:val="22"/>
-                      <w:color w:val="000000"/>
-                    </w:rPr>
-                  </w:pPr>
-                  <w:r xmlns:w="http://schemas.openxmlformats.org/wordprocessingml/2006/main" xmlns:wp="http://schemas.openxmlformats.org/drawingml/2006/wordprocessingDrawing" xmlns:r="http://schemas.openxmlformats.org/officeDocument/2006/relationships" xmlns:w14="http://schemas.microsoft.com/office/word/2010/wordml">
-                    <w:rPr>
-                      <w:rFonts w:ascii="Helvetica" w:hAnsi="Helvetica" w:eastAsia="Helvetica" w:cs="Helvetica"/>
-                      <w:i w:val="false"/>
-                      <w:b w:val="false"/>
-                      <w:u w:val="none"/>
-                      <w:strike w:val="false"/>
-                      <w:sz w:val="22"/>
-                      <w:szCs w:val="22"/>
-                      <w:color w:val="000000"/>
-                    </w:rPr>
-                    <w:t xml:space="preserve">78.02</w:t>
-                  </w:r>
-                </w:p>
-              </w:tc>
-              <w:tc>
-                <w:tcPr>
-                  <w:tcBorders>
-                    <w:bottom w:val="none" w:sz="0" w:space="0" w:color="000000"/>
-                    <w:top w:val="none" w:sz="0" w:space="0" w:color="000000"/>
-                    <w:left w:val="none" w:sz="0" w:space="0" w:color="000000"/>
-                    <w:right w:val="none" w:sz="0" w:space="0" w:color="000000"/>
-                  </w:tcBorders>
-                  <w:shd w:val="clear" w:color="auto" w:fill="FFFFFF"/>
-                  <w:tcMar>
-                    <w:top w:w="0" w:type="dxa"/>
-                    <w:bottom w:w="0" w:type="dxa"/>
-                    <w:left w:w="0" w:type="dxa"/>
-                    <w:right w:w="0" w:type="dxa"/>
-                  </w:tcMar>
-                  <w:vAlign w:val="center"/>
-                </w:tcPr>
-                <w:p>
-                  <w:pPr>
-                    <w:jc w:val="right"/>
-                    <w:pBdr>
-                      <w:bottom w:val="none" w:sz="0" w:space="0" w:color="000000"/>
-                      <w:top w:val="none" w:sz="0" w:space="0" w:color="000000"/>
-                      <w:left w:val="none" w:sz="0" w:space="0" w:color="000000"/>
-                      <w:right w:val="none" w:sz="0" w:space="0" w:color="000000"/>
-                    </w:pBdr>
-                    <w:spacing w:after="100" w:before="100" w:line="240"/>
-                    <w:ind w:left="100" w:right="100" w:firstLine="0" w:firstLineChars="0"/>
-                    <w:rPr>
-                      <w:rFonts w:ascii="Helvetica" w:hAnsi="Helvetica" w:eastAsia="Helvetica" w:cs="Helvetica"/>
-                      <w:i w:val="false"/>
-                      <w:b w:val="false"/>
-                      <w:u w:val="none"/>
-                      <w:strike w:val="false"/>
-                      <w:sz w:val="22"/>
-                      <w:szCs w:val="22"/>
-                      <w:color w:val="000000"/>
-                    </w:rPr>
-                  </w:pPr>
-                  <w:r xmlns:w="http://schemas.openxmlformats.org/wordprocessingml/2006/main" xmlns:wp="http://schemas.openxmlformats.org/drawingml/2006/wordprocessingDrawing" xmlns:r="http://schemas.openxmlformats.org/officeDocument/2006/relationships" xmlns:w14="http://schemas.microsoft.com/office/word/2010/wordml">
-                    <w:rPr>
-                      <w:rFonts w:ascii="Helvetica" w:hAnsi="Helvetica" w:eastAsia="Helvetica" w:cs="Helvetica"/>
-                      <w:i w:val="false"/>
-                      <w:b w:val="false"/>
-                      <w:u w:val="none"/>
-                      <w:strike w:val="false"/>
-                      <w:sz w:val="22"/>
-                      <w:szCs w:val="22"/>
-                      <w:color w:val="000000"/>
-                    </w:rPr>
-                    <w:t xml:space="preserve">-0.22</w:t>
-                  </w:r>
-                </w:p>
-              </w:tc>
-              <w:tc>
-                <w:tcPr>
-                  <w:tcBorders>
-                    <w:bottom w:val="none" w:sz="0" w:space="0" w:color="000000"/>
-                    <w:top w:val="none" w:sz="0" w:space="0" w:color="000000"/>
-                    <w:left w:val="none" w:sz="0" w:space="0" w:color="000000"/>
-                    <w:right w:val="none" w:sz="0" w:space="0" w:color="000000"/>
-                  </w:tcBorders>
-                  <w:shd w:val="clear" w:color="auto" w:fill="FFFFFF"/>
-                  <w:tcMar>
-                    <w:top w:w="0" w:type="dxa"/>
-                    <w:bottom w:w="0" w:type="dxa"/>
-                    <w:left w:w="0" w:type="dxa"/>
-                    <w:right w:w="0" w:type="dxa"/>
-                  </w:tcMar>
-                  <w:vAlign w:val="center"/>
-                </w:tcPr>
-                <w:p>
-                  <w:pPr>
-                    <w:jc w:val="right"/>
-                    <w:pBdr>
-                      <w:bottom w:val="none" w:sz="0" w:space="0" w:color="000000"/>
-                      <w:top w:val="none" w:sz="0" w:space="0" w:color="000000"/>
-                      <w:left w:val="none" w:sz="0" w:space="0" w:color="000000"/>
-                      <w:right w:val="none" w:sz="0" w:space="0" w:color="000000"/>
-                    </w:pBdr>
-                    <w:spacing w:after="100" w:before="100" w:line="240"/>
-                    <w:ind w:left="100" w:right="100" w:firstLine="0" w:firstLineChars="0"/>
-                    <w:rPr>
-                      <w:rFonts w:ascii="Helvetica" w:hAnsi="Helvetica" w:eastAsia="Helvetica" w:cs="Helvetica"/>
-                      <w:i w:val="false"/>
-                      <w:b w:val="false"/>
-                      <w:u w:val="none"/>
-                      <w:strike w:val="false"/>
-                      <w:sz w:val="22"/>
-                      <w:szCs w:val="22"/>
-                      <w:color w:val="000000"/>
-                    </w:rPr>
-                  </w:pPr>
-                  <w:r xmlns:w="http://schemas.openxmlformats.org/wordprocessingml/2006/main" xmlns:wp="http://schemas.openxmlformats.org/drawingml/2006/wordprocessingDrawing" xmlns:r="http://schemas.openxmlformats.org/officeDocument/2006/relationships" xmlns:w14="http://schemas.microsoft.com/office/word/2010/wordml">
-                    <w:rPr>
-                      <w:rFonts w:ascii="Helvetica" w:hAnsi="Helvetica" w:eastAsia="Helvetica" w:cs="Helvetica"/>
-                      <w:i w:val="false"/>
-                      <w:b w:val="false"/>
-                      <w:u w:val="none"/>
-                      <w:strike w:val="false"/>
-                      <w:sz w:val="22"/>
-                      <w:szCs w:val="22"/>
-                      <w:color w:val="000000"/>
-                    </w:rPr>
-                    <w:t xml:space="preserve">2.25</w:t>
-                  </w:r>
-                </w:p>
-              </w:tc>
-              <w:tc>
-                <w:tcPr>
-                  <w:tcBorders>
-                    <w:bottom w:val="none" w:sz="0" w:space="0" w:color="000000"/>
-                    <w:top w:val="none" w:sz="0" w:space="0" w:color="000000"/>
-                    <w:left w:val="none" w:sz="0" w:space="0" w:color="000000"/>
-                    <w:right w:val="none" w:sz="0" w:space="0" w:color="000000"/>
-                  </w:tcBorders>
-                  <w:shd w:val="clear" w:color="auto" w:fill="FFFFFF"/>
-                  <w:tcMar>
-                    <w:top w:w="0" w:type="dxa"/>
-                    <w:bottom w:w="0" w:type="dxa"/>
-                    <w:left w:w="0" w:type="dxa"/>
-                    <w:right w:w="0" w:type="dxa"/>
-                  </w:tcMar>
-                  <w:vAlign w:val="center"/>
-                </w:tcPr>
-                <w:p>
-                  <w:pPr>
-                    <w:jc w:val="right"/>
-                    <w:pBdr>
-                      <w:bottom w:val="none" w:sz="0" w:space="0" w:color="000000"/>
-                      <w:top w:val="none" w:sz="0" w:space="0" w:color="000000"/>
-                      <w:left w:val="none" w:sz="0" w:space="0" w:color="000000"/>
-                      <w:right w:val="none" w:sz="0" w:space="0" w:color="000000"/>
-                    </w:pBdr>
-                    <w:spacing w:after="100" w:before="100" w:line="240"/>
-                    <w:ind w:left="100" w:right="100" w:firstLine="0" w:firstLineChars="0"/>
-                    <w:rPr>
-                      <w:rFonts w:ascii="Helvetica" w:hAnsi="Helvetica" w:eastAsia="Helvetica" w:cs="Helvetica"/>
-                      <w:i w:val="false"/>
-                      <w:b w:val="false"/>
-                      <w:u w:val="none"/>
-                      <w:strike w:val="false"/>
-                      <w:sz w:val="22"/>
-                      <w:szCs w:val="22"/>
-                      <w:color w:val="000000"/>
-                    </w:rPr>
-                  </w:pPr>
-                  <w:r xmlns:w="http://schemas.openxmlformats.org/wordprocessingml/2006/main" xmlns:wp="http://schemas.openxmlformats.org/drawingml/2006/wordprocessingDrawing" xmlns:r="http://schemas.openxmlformats.org/officeDocument/2006/relationships" xmlns:w14="http://schemas.microsoft.com/office/word/2010/wordml">
-                    <w:rPr>
-                      <w:rFonts w:ascii="Helvetica" w:hAnsi="Helvetica" w:eastAsia="Helvetica" w:cs="Helvetica"/>
-                      <w:i w:val="false"/>
-                      <w:b w:val="false"/>
-                      <w:u w:val="none"/>
-                      <w:strike w:val="false"/>
-                      <w:sz w:val="22"/>
-                      <w:szCs w:val="22"/>
-                      <w:color w:val="000000"/>
-                    </w:rPr>
-                    <w:t xml:space="preserve">0.21</w:t>
+                    <w:t xml:space="preserve">25593.56</w:t>
+                  </w:r>
+                </w:p>
+              </w:tc>
+              <w:tc>
+                <w:tcPr>
+                  <w:tcBorders>
+                    <w:bottom w:val="none" w:sz="0" w:space="0" w:color="000000"/>
+                    <w:top w:val="none" w:sz="0" w:space="0" w:color="000000"/>
+                    <w:left w:val="none" w:sz="0" w:space="0" w:color="000000"/>
+                    <w:right w:val="none" w:sz="0" w:space="0" w:color="000000"/>
+                  </w:tcBorders>
+                  <w:shd w:val="clear" w:color="auto" w:fill="FFFFFF"/>
+                  <w:tcMar>
+                    <w:top w:w="0" w:type="dxa"/>
+                    <w:bottom w:w="0" w:type="dxa"/>
+                    <w:left w:w="0" w:type="dxa"/>
+                    <w:right w:w="0" w:type="dxa"/>
+                  </w:tcMar>
+                  <w:vAlign w:val="center"/>
+                </w:tcPr>
+                <w:p>
+                  <w:pPr>
+                    <w:jc w:val="right"/>
+                    <w:pBdr>
+                      <w:bottom w:val="none" w:sz="0" w:space="0" w:color="000000"/>
+                      <w:top w:val="none" w:sz="0" w:space="0" w:color="000000"/>
+                      <w:left w:val="none" w:sz="0" w:space="0" w:color="000000"/>
+                      <w:right w:val="none" w:sz="0" w:space="0" w:color="000000"/>
+                    </w:pBdr>
+                    <w:spacing w:after="100" w:before="100" w:line="240"/>
+                    <w:ind w:left="100" w:right="100" w:firstLine="0" w:firstLineChars="0"/>
+                    <w:rPr>
+                      <w:rFonts w:ascii="Helvetica" w:hAnsi="Helvetica" w:eastAsia="Helvetica" w:cs="Helvetica"/>
+                      <w:i w:val="false"/>
+                      <w:b w:val="false"/>
+                      <w:u w:val="none"/>
+                      <w:strike w:val="false"/>
+                      <w:sz w:val="22"/>
+                      <w:szCs w:val="22"/>
+                      <w:color w:val="000000"/>
+                    </w:rPr>
+                  </w:pPr>
+                  <w:r xmlns:w="http://schemas.openxmlformats.org/wordprocessingml/2006/main" xmlns:wp="http://schemas.openxmlformats.org/drawingml/2006/wordprocessingDrawing" xmlns:r="http://schemas.openxmlformats.org/officeDocument/2006/relationships" xmlns:w14="http://schemas.microsoft.com/office/word/2010/wordml">
+                    <w:rPr>
+                      <w:rFonts w:ascii="Helvetica" w:hAnsi="Helvetica" w:eastAsia="Helvetica" w:cs="Helvetica"/>
+                      <w:i w:val="false"/>
+                      <w:b w:val="false"/>
+                      <w:u w:val="none"/>
+                      <w:strike w:val="false"/>
+                      <w:sz w:val="22"/>
+                      <w:szCs w:val="22"/>
+                      <w:color w:val="000000"/>
+                    </w:rPr>
+                    <w:t xml:space="preserve">82.10</w:t>
+                  </w:r>
+                </w:p>
+              </w:tc>
+              <w:tc>
+                <w:tcPr>
+                  <w:tcBorders>
+                    <w:bottom w:val="none" w:sz="0" w:space="0" w:color="000000"/>
+                    <w:top w:val="none" w:sz="0" w:space="0" w:color="000000"/>
+                    <w:left w:val="none" w:sz="0" w:space="0" w:color="000000"/>
+                    <w:right w:val="none" w:sz="0" w:space="0" w:color="000000"/>
+                  </w:tcBorders>
+                  <w:shd w:val="clear" w:color="auto" w:fill="FFFFFF"/>
+                  <w:tcMar>
+                    <w:top w:w="0" w:type="dxa"/>
+                    <w:bottom w:w="0" w:type="dxa"/>
+                    <w:left w:w="0" w:type="dxa"/>
+                    <w:right w:w="0" w:type="dxa"/>
+                  </w:tcMar>
+                  <w:vAlign w:val="center"/>
+                </w:tcPr>
+                <w:p>
+                  <w:pPr>
+                    <w:jc w:val="right"/>
+                    <w:pBdr>
+                      <w:bottom w:val="none" w:sz="0" w:space="0" w:color="000000"/>
+                      <w:top w:val="none" w:sz="0" w:space="0" w:color="000000"/>
+                      <w:left w:val="none" w:sz="0" w:space="0" w:color="000000"/>
+                      <w:right w:val="none" w:sz="0" w:space="0" w:color="000000"/>
+                    </w:pBdr>
+                    <w:spacing w:after="100" w:before="100" w:line="240"/>
+                    <w:ind w:left="100" w:right="100" w:firstLine="0" w:firstLineChars="0"/>
+                    <w:rPr>
+                      <w:rFonts w:ascii="Helvetica" w:hAnsi="Helvetica" w:eastAsia="Helvetica" w:cs="Helvetica"/>
+                      <w:i w:val="false"/>
+                      <w:b w:val="false"/>
+                      <w:u w:val="none"/>
+                      <w:strike w:val="false"/>
+                      <w:sz w:val="22"/>
+                      <w:szCs w:val="22"/>
+                      <w:color w:val="000000"/>
+                    </w:rPr>
+                  </w:pPr>
+                  <w:r xmlns:w="http://schemas.openxmlformats.org/wordprocessingml/2006/main" xmlns:wp="http://schemas.openxmlformats.org/drawingml/2006/wordprocessingDrawing" xmlns:r="http://schemas.openxmlformats.org/officeDocument/2006/relationships" xmlns:w14="http://schemas.microsoft.com/office/word/2010/wordml">
+                    <w:rPr>
+                      <w:rFonts w:ascii="Helvetica" w:hAnsi="Helvetica" w:eastAsia="Helvetica" w:cs="Helvetica"/>
+                      <w:i w:val="false"/>
+                      <w:b w:val="false"/>
+                      <w:u w:val="none"/>
+                      <w:strike w:val="false"/>
+                      <w:sz w:val="22"/>
+                      <w:szCs w:val="22"/>
+                      <w:color w:val="000000"/>
+                    </w:rPr>
+                    <w:t xml:space="preserve">-1.11</w:t>
+                  </w:r>
+                </w:p>
+              </w:tc>
+              <w:tc>
+                <w:tcPr>
+                  <w:tcBorders>
+                    <w:bottom w:val="none" w:sz="0" w:space="0" w:color="000000"/>
+                    <w:top w:val="none" w:sz="0" w:space="0" w:color="000000"/>
+                    <w:left w:val="none" w:sz="0" w:space="0" w:color="000000"/>
+                    <w:right w:val="none" w:sz="0" w:space="0" w:color="000000"/>
+                  </w:tcBorders>
+                  <w:shd w:val="clear" w:color="auto" w:fill="FFFFFF"/>
+                  <w:tcMar>
+                    <w:top w:w="0" w:type="dxa"/>
+                    <w:bottom w:w="0" w:type="dxa"/>
+                    <w:left w:w="0" w:type="dxa"/>
+                    <w:right w:w="0" w:type="dxa"/>
+                  </w:tcMar>
+                  <w:vAlign w:val="center"/>
+                </w:tcPr>
+                <w:p>
+                  <w:pPr>
+                    <w:jc w:val="right"/>
+                    <w:pBdr>
+                      <w:bottom w:val="none" w:sz="0" w:space="0" w:color="000000"/>
+                      <w:top w:val="none" w:sz="0" w:space="0" w:color="000000"/>
+                      <w:left w:val="none" w:sz="0" w:space="0" w:color="000000"/>
+                      <w:right w:val="none" w:sz="0" w:space="0" w:color="000000"/>
+                    </w:pBdr>
+                    <w:spacing w:after="100" w:before="100" w:line="240"/>
+                    <w:ind w:left="100" w:right="100" w:firstLine="0" w:firstLineChars="0"/>
+                    <w:rPr>
+                      <w:rFonts w:ascii="Helvetica" w:hAnsi="Helvetica" w:eastAsia="Helvetica" w:cs="Helvetica"/>
+                      <w:i w:val="false"/>
+                      <w:b w:val="false"/>
+                      <w:u w:val="none"/>
+                      <w:strike w:val="false"/>
+                      <w:sz w:val="22"/>
+                      <w:szCs w:val="22"/>
+                      <w:color w:val="000000"/>
+                    </w:rPr>
+                  </w:pPr>
+                  <w:r xmlns:w="http://schemas.openxmlformats.org/wordprocessingml/2006/main" xmlns:wp="http://schemas.openxmlformats.org/drawingml/2006/wordprocessingDrawing" xmlns:r="http://schemas.openxmlformats.org/officeDocument/2006/relationships" xmlns:w14="http://schemas.microsoft.com/office/word/2010/wordml">
+                    <w:rPr>
+                      <w:rFonts w:ascii="Helvetica" w:hAnsi="Helvetica" w:eastAsia="Helvetica" w:cs="Helvetica"/>
+                      <w:i w:val="false"/>
+                      <w:b w:val="false"/>
+                      <w:u w:val="none"/>
+                      <w:strike w:val="false"/>
+                      <w:sz w:val="22"/>
+                      <w:szCs w:val="22"/>
+                      <w:color w:val="000000"/>
+                    </w:rPr>
+                    <w:t xml:space="preserve">1.47</w:t>
+                  </w:r>
+                </w:p>
+              </w:tc>
+              <w:tc>
+                <w:tcPr>
+                  <w:tcBorders>
+                    <w:bottom w:val="none" w:sz="0" w:space="0" w:color="000000"/>
+                    <w:top w:val="none" w:sz="0" w:space="0" w:color="000000"/>
+                    <w:left w:val="none" w:sz="0" w:space="0" w:color="000000"/>
+                    <w:right w:val="none" w:sz="0" w:space="0" w:color="000000"/>
+                  </w:tcBorders>
+                  <w:shd w:val="clear" w:color="auto" w:fill="FFFFFF"/>
+                  <w:tcMar>
+                    <w:top w:w="0" w:type="dxa"/>
+                    <w:bottom w:w="0" w:type="dxa"/>
+                    <w:left w:w="0" w:type="dxa"/>
+                    <w:right w:w="0" w:type="dxa"/>
+                  </w:tcMar>
+                  <w:vAlign w:val="center"/>
+                </w:tcPr>
+                <w:p>
+                  <w:pPr>
+                    <w:jc w:val="right"/>
+                    <w:pBdr>
+                      <w:bottom w:val="none" w:sz="0" w:space="0" w:color="000000"/>
+                      <w:top w:val="none" w:sz="0" w:space="0" w:color="000000"/>
+                      <w:left w:val="none" w:sz="0" w:space="0" w:color="000000"/>
+                      <w:right w:val="none" w:sz="0" w:space="0" w:color="000000"/>
+                    </w:pBdr>
+                    <w:spacing w:after="100" w:before="100" w:line="240"/>
+                    <w:ind w:left="100" w:right="100" w:firstLine="0" w:firstLineChars="0"/>
+                    <w:rPr>
+                      <w:rFonts w:ascii="Helvetica" w:hAnsi="Helvetica" w:eastAsia="Helvetica" w:cs="Helvetica"/>
+                      <w:i w:val="false"/>
+                      <w:b w:val="false"/>
+                      <w:u w:val="none"/>
+                      <w:strike w:val="false"/>
+                      <w:sz w:val="22"/>
+                      <w:szCs w:val="22"/>
+                      <w:color w:val="000000"/>
+                    </w:rPr>
+                  </w:pPr>
+                  <w:r xmlns:w="http://schemas.openxmlformats.org/wordprocessingml/2006/main" xmlns:wp="http://schemas.openxmlformats.org/drawingml/2006/wordprocessingDrawing" xmlns:r="http://schemas.openxmlformats.org/officeDocument/2006/relationships" xmlns:w14="http://schemas.microsoft.com/office/word/2010/wordml">
+                    <w:rPr>
+                      <w:rFonts w:ascii="Helvetica" w:hAnsi="Helvetica" w:eastAsia="Helvetica" w:cs="Helvetica"/>
+                      <w:i w:val="false"/>
+                      <w:b w:val="false"/>
+                      <w:u w:val="none"/>
+                      <w:strike w:val="false"/>
+                      <w:sz w:val="22"/>
+                      <w:szCs w:val="22"/>
+                      <w:color w:val="000000"/>
+                    </w:rPr>
+                    <w:t xml:space="preserve">0.09</w:t>
+                  </w:r>
+                </w:p>
+              </w:tc>
+            </w:tr>
+            <w:tr>
+              <w:trPr>
+                <w:trHeight w:val="577" w:hRule="auto"/>
+              </w:trPr>
+              <w:tc>
+                <w:tcPr>
+                  <w:tcBorders>
+                    <w:bottom w:val="none" w:sz="0" w:space="0" w:color="000000"/>
+                    <w:top w:val="none" w:sz="0" w:space="0" w:color="000000"/>
+                    <w:left w:val="none" w:sz="0" w:space="0" w:color="000000"/>
+                    <w:right w:val="none" w:sz="0" w:space="0" w:color="000000"/>
+                  </w:tcBorders>
+                  <w:shd w:val="clear" w:color="auto" w:fill="FFFFFF"/>
+                  <w:tcMar>
+                    <w:top w:w="0" w:type="dxa"/>
+                    <w:bottom w:w="0" w:type="dxa"/>
+                    <w:left w:w="0" w:type="dxa"/>
+                    <w:right w:w="0" w:type="dxa"/>
+                  </w:tcMar>
+                  <w:vAlign w:val="center"/>
+                </w:tcPr>
+                <w:p>
+                  <w:pPr>
+                    <w:jc w:val="left"/>
+                    <w:pBdr>
+                      <w:bottom w:val="none" w:sz="0" w:space="0" w:color="000000"/>
+                      <w:top w:val="none" w:sz="0" w:space="0" w:color="000000"/>
+                      <w:left w:val="none" w:sz="0" w:space="0" w:color="000000"/>
+                      <w:right w:val="none" w:sz="0" w:space="0" w:color="000000"/>
+                    </w:pBdr>
+                    <w:spacing w:after="100" w:before="100" w:line="240"/>
+                    <w:ind w:left="100" w:right="100" w:firstLine="0" w:firstLineChars="0"/>
+                    <w:rPr>
+                      <w:rFonts w:ascii="Helvetica" w:hAnsi="Helvetica" w:eastAsia="Helvetica" w:cs="Helvetica"/>
+                      <w:i w:val="false"/>
+                      <w:b w:val="false"/>
+                      <w:u w:val="none"/>
+                      <w:strike w:val="false"/>
+                      <w:sz w:val="22"/>
+                      <w:szCs w:val="22"/>
+                      <w:color w:val="000000"/>
+                    </w:rPr>
+                  </w:pPr>
+                  <w:r xmlns:w="http://schemas.openxmlformats.org/wordprocessingml/2006/main" xmlns:wp="http://schemas.openxmlformats.org/drawingml/2006/wordprocessingDrawing" xmlns:r="http://schemas.openxmlformats.org/officeDocument/2006/relationships" xmlns:w14="http://schemas.microsoft.com/office/word/2010/wordml">
+                    <w:rPr>
+                      <w:rFonts w:ascii="Helvetica" w:hAnsi="Helvetica" w:eastAsia="Helvetica" w:cs="Helvetica"/>
+                      <w:i w:val="false"/>
+                      <w:b w:val="false"/>
+                      <w:u w:val="none"/>
+                      <w:strike w:val="false"/>
+                      <w:sz w:val="22"/>
+                      <w:szCs w:val="22"/>
+                      <w:color w:val="000000"/>
+                    </w:rPr>
+                    <w:t xml:space="preserve">Start + Rate</w:t>
+                  </w:r>
+                </w:p>
+              </w:tc>
+              <w:tc>
+                <w:tcPr>
+                  <w:tcBorders>
+                    <w:bottom w:val="none" w:sz="0" w:space="0" w:color="000000"/>
+                    <w:top w:val="none" w:sz="0" w:space="0" w:color="000000"/>
+                    <w:left w:val="none" w:sz="0" w:space="0" w:color="000000"/>
+                    <w:right w:val="none" w:sz="0" w:space="0" w:color="000000"/>
+                  </w:tcBorders>
+                  <w:shd w:val="clear" w:color="auto" w:fill="FFFFFF"/>
+                  <w:tcMar>
+                    <w:top w:w="0" w:type="dxa"/>
+                    <w:bottom w:w="0" w:type="dxa"/>
+                    <w:left w:w="0" w:type="dxa"/>
+                    <w:right w:w="0" w:type="dxa"/>
+                  </w:tcMar>
+                  <w:vAlign w:val="center"/>
+                </w:tcPr>
+                <w:p>
+                  <w:pPr>
+                    <w:jc w:val="right"/>
+                    <w:pBdr>
+                      <w:bottom w:val="none" w:sz="0" w:space="0" w:color="000000"/>
+                      <w:top w:val="none" w:sz="0" w:space="0" w:color="000000"/>
+                      <w:left w:val="none" w:sz="0" w:space="0" w:color="000000"/>
+                      <w:right w:val="none" w:sz="0" w:space="0" w:color="000000"/>
+                    </w:pBdr>
+                    <w:spacing w:after="100" w:before="100" w:line="240"/>
+                    <w:ind w:left="100" w:right="100" w:firstLine="0" w:firstLineChars="0"/>
+                    <w:rPr>
+                      <w:rFonts w:ascii="Helvetica" w:hAnsi="Helvetica" w:eastAsia="Helvetica" w:cs="Helvetica"/>
+                      <w:i w:val="false"/>
+                      <w:b w:val="false"/>
+                      <w:u w:val="none"/>
+                      <w:strike w:val="false"/>
+                      <w:sz w:val="22"/>
+                      <w:szCs w:val="22"/>
+                      <w:color w:val="000000"/>
+                    </w:rPr>
+                  </w:pPr>
+                  <w:r xmlns:w="http://schemas.openxmlformats.org/wordprocessingml/2006/main" xmlns:wp="http://schemas.openxmlformats.org/drawingml/2006/wordprocessingDrawing" xmlns:r="http://schemas.openxmlformats.org/officeDocument/2006/relationships" xmlns:w14="http://schemas.microsoft.com/office/word/2010/wordml">
+                    <w:rPr>
+                      <w:rFonts w:ascii="Helvetica" w:hAnsi="Helvetica" w:eastAsia="Helvetica" w:cs="Helvetica"/>
+                      <w:i w:val="false"/>
+                      <w:b w:val="false"/>
+                      <w:u w:val="none"/>
+                      <w:strike w:val="false"/>
+                      <w:sz w:val="22"/>
+                      <w:szCs w:val="22"/>
+                      <w:color w:val="000000"/>
+                    </w:rPr>
+                    <w:t xml:space="preserve">5</w:t>
+                  </w:r>
+                </w:p>
+              </w:tc>
+              <w:tc>
+                <w:tcPr>
+                  <w:tcBorders>
+                    <w:bottom w:val="none" w:sz="0" w:space="0" w:color="000000"/>
+                    <w:top w:val="none" w:sz="0" w:space="0" w:color="000000"/>
+                    <w:left w:val="none" w:sz="0" w:space="0" w:color="000000"/>
+                    <w:right w:val="none" w:sz="0" w:space="0" w:color="000000"/>
+                  </w:tcBorders>
+                  <w:shd w:val="clear" w:color="auto" w:fill="FFFFFF"/>
+                  <w:tcMar>
+                    <w:top w:w="0" w:type="dxa"/>
+                    <w:bottom w:w="0" w:type="dxa"/>
+                    <w:left w:w="0" w:type="dxa"/>
+                    <w:right w:w="0" w:type="dxa"/>
+                  </w:tcMar>
+                  <w:vAlign w:val="center"/>
+                </w:tcPr>
+                <w:p>
+                  <w:pPr>
+                    <w:jc w:val="left"/>
+                    <w:pBdr>
+                      <w:bottom w:val="none" w:sz="0" w:space="0" w:color="000000"/>
+                      <w:top w:val="none" w:sz="0" w:space="0" w:color="000000"/>
+                      <w:left w:val="none" w:sz="0" w:space="0" w:color="000000"/>
+                      <w:right w:val="none" w:sz="0" w:space="0" w:color="000000"/>
+                    </w:pBdr>
+                    <w:spacing w:after="100" w:before="100" w:line="240"/>
+                    <w:ind w:left="100" w:right="100" w:firstLine="0" w:firstLineChars="0"/>
+                    <w:rPr>
+                      <w:rFonts w:ascii="Helvetica" w:hAnsi="Helvetica" w:eastAsia="Helvetica" w:cs="Helvetica"/>
+                      <w:i w:val="false"/>
+                      <w:b w:val="false"/>
+                      <w:u w:val="none"/>
+                      <w:strike w:val="false"/>
+                      <w:sz w:val="22"/>
+                      <w:szCs w:val="22"/>
+                      <w:color w:val="000000"/>
+                    </w:rPr>
+                  </w:pPr>
+                  <w:r xmlns:w="http://schemas.openxmlformats.org/wordprocessingml/2006/main" xmlns:wp="http://schemas.openxmlformats.org/drawingml/2006/wordprocessingDrawing" xmlns:r="http://schemas.openxmlformats.org/officeDocument/2006/relationships" xmlns:w14="http://schemas.microsoft.com/office/word/2010/wordml">
+                    <w:rPr>
+                      <w:rFonts w:ascii="Helvetica" w:hAnsi="Helvetica" w:eastAsia="Helvetica" w:cs="Helvetica"/>
+                      <w:i w:val="false"/>
+                      <w:b w:val="false"/>
+                      <w:u w:val="none"/>
+                      <w:strike w:val="false"/>
+                      <w:sz w:val="22"/>
+                      <w:szCs w:val="22"/>
+                      <w:color w:val="000000"/>
+                    </w:rPr>
+                    <w:t xml:space="preserve">25594.91</w:t>
+                  </w:r>
+                </w:p>
+              </w:tc>
+              <w:tc>
+                <w:tcPr>
+                  <w:tcBorders>
+                    <w:bottom w:val="none" w:sz="0" w:space="0" w:color="000000"/>
+                    <w:top w:val="none" w:sz="0" w:space="0" w:color="000000"/>
+                    <w:left w:val="none" w:sz="0" w:space="0" w:color="000000"/>
+                    <w:right w:val="none" w:sz="0" w:space="0" w:color="000000"/>
+                  </w:tcBorders>
+                  <w:shd w:val="clear" w:color="auto" w:fill="FFFFFF"/>
+                  <w:tcMar>
+                    <w:top w:w="0" w:type="dxa"/>
+                    <w:bottom w:w="0" w:type="dxa"/>
+                    <w:left w:w="0" w:type="dxa"/>
+                    <w:right w:w="0" w:type="dxa"/>
+                  </w:tcMar>
+                  <w:vAlign w:val="center"/>
+                </w:tcPr>
+                <w:p>
+                  <w:pPr>
+                    <w:jc w:val="right"/>
+                    <w:pBdr>
+                      <w:bottom w:val="none" w:sz="0" w:space="0" w:color="000000"/>
+                      <w:top w:val="none" w:sz="0" w:space="0" w:color="000000"/>
+                      <w:left w:val="none" w:sz="0" w:space="0" w:color="000000"/>
+                      <w:right w:val="none" w:sz="0" w:space="0" w:color="000000"/>
+                    </w:pBdr>
+                    <w:spacing w:after="100" w:before="100" w:line="240"/>
+                    <w:ind w:left="100" w:right="100" w:firstLine="0" w:firstLineChars="0"/>
+                    <w:rPr>
+                      <w:rFonts w:ascii="Helvetica" w:hAnsi="Helvetica" w:eastAsia="Helvetica" w:cs="Helvetica"/>
+                      <w:i w:val="false"/>
+                      <w:b w:val="false"/>
+                      <w:u w:val="none"/>
+                      <w:strike w:val="false"/>
+                      <w:sz w:val="22"/>
+                      <w:szCs w:val="22"/>
+                      <w:color w:val="000000"/>
+                    </w:rPr>
+                  </w:pPr>
+                  <w:r xmlns:w="http://schemas.openxmlformats.org/wordprocessingml/2006/main" xmlns:wp="http://schemas.openxmlformats.org/drawingml/2006/wordprocessingDrawing" xmlns:r="http://schemas.openxmlformats.org/officeDocument/2006/relationships" xmlns:w14="http://schemas.microsoft.com/office/word/2010/wordml">
+                    <w:rPr>
+                      <w:rFonts w:ascii="Helvetica" w:hAnsi="Helvetica" w:eastAsia="Helvetica" w:cs="Helvetica"/>
+                      <w:i w:val="false"/>
+                      <w:b w:val="false"/>
+                      <w:u w:val="none"/>
+                      <w:strike w:val="false"/>
+                      <w:sz w:val="22"/>
+                      <w:szCs w:val="22"/>
+                      <w:color w:val="000000"/>
+                    </w:rPr>
+                    <w:t xml:space="preserve">82.05</w:t>
+                  </w:r>
+                </w:p>
+              </w:tc>
+              <w:tc>
+                <w:tcPr>
+                  <w:tcBorders>
+                    <w:bottom w:val="none" w:sz="0" w:space="0" w:color="000000"/>
+                    <w:top w:val="none" w:sz="0" w:space="0" w:color="000000"/>
+                    <w:left w:val="none" w:sz="0" w:space="0" w:color="000000"/>
+                    <w:right w:val="none" w:sz="0" w:space="0" w:color="000000"/>
+                  </w:tcBorders>
+                  <w:shd w:val="clear" w:color="auto" w:fill="FFFFFF"/>
+                  <w:tcMar>
+                    <w:top w:w="0" w:type="dxa"/>
+                    <w:bottom w:w="0" w:type="dxa"/>
+                    <w:left w:w="0" w:type="dxa"/>
+                    <w:right w:w="0" w:type="dxa"/>
+                  </w:tcMar>
+                  <w:vAlign w:val="center"/>
+                </w:tcPr>
+                <w:p>
+                  <w:pPr>
+                    <w:jc w:val="right"/>
+                    <w:pBdr>
+                      <w:bottom w:val="none" w:sz="0" w:space="0" w:color="000000"/>
+                      <w:top w:val="none" w:sz="0" w:space="0" w:color="000000"/>
+                      <w:left w:val="none" w:sz="0" w:space="0" w:color="000000"/>
+                      <w:right w:val="none" w:sz="0" w:space="0" w:color="000000"/>
+                    </w:pBdr>
+                    <w:spacing w:after="100" w:before="100" w:line="240"/>
+                    <w:ind w:left="100" w:right="100" w:firstLine="0" w:firstLineChars="0"/>
+                    <w:rPr>
+                      <w:rFonts w:ascii="Helvetica" w:hAnsi="Helvetica" w:eastAsia="Helvetica" w:cs="Helvetica"/>
+                      <w:i w:val="false"/>
+                      <w:b w:val="false"/>
+                      <w:u w:val="none"/>
+                      <w:strike w:val="false"/>
+                      <w:sz w:val="22"/>
+                      <w:szCs w:val="22"/>
+                      <w:color w:val="000000"/>
+                    </w:rPr>
+                  </w:pPr>
+                  <w:r xmlns:w="http://schemas.openxmlformats.org/wordprocessingml/2006/main" xmlns:wp="http://schemas.openxmlformats.org/drawingml/2006/wordprocessingDrawing" xmlns:r="http://schemas.openxmlformats.org/officeDocument/2006/relationships" xmlns:w14="http://schemas.microsoft.com/office/word/2010/wordml">
+                    <w:rPr>
+                      <w:rFonts w:ascii="Helvetica" w:hAnsi="Helvetica" w:eastAsia="Helvetica" w:cs="Helvetica"/>
+                      <w:i w:val="false"/>
+                      <w:b w:val="false"/>
+                      <w:u w:val="none"/>
+                      <w:strike w:val="false"/>
+                      <w:sz w:val="22"/>
+                      <w:szCs w:val="22"/>
+                      <w:color w:val="000000"/>
+                    </w:rPr>
+                    <w:t xml:space="preserve">-1.78</w:t>
+                  </w:r>
+                </w:p>
+              </w:tc>
+              <w:tc>
+                <w:tcPr>
+                  <w:tcBorders>
+                    <w:bottom w:val="none" w:sz="0" w:space="0" w:color="000000"/>
+                    <w:top w:val="none" w:sz="0" w:space="0" w:color="000000"/>
+                    <w:left w:val="none" w:sz="0" w:space="0" w:color="000000"/>
+                    <w:right w:val="none" w:sz="0" w:space="0" w:color="000000"/>
+                  </w:tcBorders>
+                  <w:shd w:val="clear" w:color="auto" w:fill="FFFFFF"/>
+                  <w:tcMar>
+                    <w:top w:w="0" w:type="dxa"/>
+                    <w:bottom w:w="0" w:type="dxa"/>
+                    <w:left w:w="0" w:type="dxa"/>
+                    <w:right w:w="0" w:type="dxa"/>
+                  </w:tcMar>
+                  <w:vAlign w:val="center"/>
+                </w:tcPr>
+                <w:p>
+                  <w:pPr>
+                    <w:jc w:val="right"/>
+                    <w:pBdr>
+                      <w:bottom w:val="none" w:sz="0" w:space="0" w:color="000000"/>
+                      <w:top w:val="none" w:sz="0" w:space="0" w:color="000000"/>
+                      <w:left w:val="none" w:sz="0" w:space="0" w:color="000000"/>
+                      <w:right w:val="none" w:sz="0" w:space="0" w:color="000000"/>
+                    </w:pBdr>
+                    <w:spacing w:after="100" w:before="100" w:line="240"/>
+                    <w:ind w:left="100" w:right="100" w:firstLine="0" w:firstLineChars="0"/>
+                    <w:rPr>
+                      <w:rFonts w:ascii="Helvetica" w:hAnsi="Helvetica" w:eastAsia="Helvetica" w:cs="Helvetica"/>
+                      <w:i w:val="false"/>
+                      <w:b w:val="false"/>
+                      <w:u w:val="none"/>
+                      <w:strike w:val="false"/>
+                      <w:sz w:val="22"/>
+                      <w:szCs w:val="22"/>
+                      <w:color w:val="000000"/>
+                    </w:rPr>
+                  </w:pPr>
+                  <w:r xmlns:w="http://schemas.openxmlformats.org/wordprocessingml/2006/main" xmlns:wp="http://schemas.openxmlformats.org/drawingml/2006/wordprocessingDrawing" xmlns:r="http://schemas.openxmlformats.org/officeDocument/2006/relationships" xmlns:w14="http://schemas.microsoft.com/office/word/2010/wordml">
+                    <w:rPr>
+                      <w:rFonts w:ascii="Helvetica" w:hAnsi="Helvetica" w:eastAsia="Helvetica" w:cs="Helvetica"/>
+                      <w:i w:val="false"/>
+                      <w:b w:val="false"/>
+                      <w:u w:val="none"/>
+                      <w:strike w:val="false"/>
+                      <w:sz w:val="22"/>
+                      <w:szCs w:val="22"/>
+                      <w:color w:val="000000"/>
+                    </w:rPr>
+                    <w:t xml:space="preserve">2.41</w:t>
+                  </w:r>
+                </w:p>
+              </w:tc>
+              <w:tc>
+                <w:tcPr>
+                  <w:tcBorders>
+                    <w:bottom w:val="none" w:sz="0" w:space="0" w:color="000000"/>
+                    <w:top w:val="none" w:sz="0" w:space="0" w:color="000000"/>
+                    <w:left w:val="none" w:sz="0" w:space="0" w:color="000000"/>
+                    <w:right w:val="none" w:sz="0" w:space="0" w:color="000000"/>
+                  </w:tcBorders>
+                  <w:shd w:val="clear" w:color="auto" w:fill="FFFFFF"/>
+                  <w:tcMar>
+                    <w:top w:w="0" w:type="dxa"/>
+                    <w:bottom w:w="0" w:type="dxa"/>
+                    <w:left w:w="0" w:type="dxa"/>
+                    <w:right w:w="0" w:type="dxa"/>
+                  </w:tcMar>
+                  <w:vAlign w:val="center"/>
+                </w:tcPr>
+                <w:p>
+                  <w:pPr>
+                    <w:jc w:val="right"/>
+                    <w:pBdr>
+                      <w:bottom w:val="none" w:sz="0" w:space="0" w:color="000000"/>
+                      <w:top w:val="none" w:sz="0" w:space="0" w:color="000000"/>
+                      <w:left w:val="none" w:sz="0" w:space="0" w:color="000000"/>
+                      <w:right w:val="none" w:sz="0" w:space="0" w:color="000000"/>
+                    </w:pBdr>
+                    <w:spacing w:after="100" w:before="100" w:line="240"/>
+                    <w:ind w:left="100" w:right="100" w:firstLine="0" w:firstLineChars="0"/>
+                    <w:rPr>
+                      <w:rFonts w:ascii="Helvetica" w:hAnsi="Helvetica" w:eastAsia="Helvetica" w:cs="Helvetica"/>
+                      <w:i w:val="false"/>
+                      <w:b w:val="false"/>
+                      <w:u w:val="none"/>
+                      <w:strike w:val="false"/>
+                      <w:sz w:val="22"/>
+                      <w:szCs w:val="22"/>
+                      <w:color w:val="000000"/>
+                    </w:rPr>
+                  </w:pPr>
+                  <w:r xmlns:w="http://schemas.openxmlformats.org/wordprocessingml/2006/main" xmlns:wp="http://schemas.openxmlformats.org/drawingml/2006/wordprocessingDrawing" xmlns:r="http://schemas.openxmlformats.org/officeDocument/2006/relationships" xmlns:w14="http://schemas.microsoft.com/office/word/2010/wordml">
+                    <w:rPr>
+                      <w:rFonts w:ascii="Helvetica" w:hAnsi="Helvetica" w:eastAsia="Helvetica" w:cs="Helvetica"/>
+                      <w:i w:val="false"/>
+                      <w:b w:val="false"/>
+                      <w:u w:val="none"/>
+                      <w:strike w:val="false"/>
+                      <w:sz w:val="22"/>
+                      <w:szCs w:val="22"/>
+                      <w:color w:val="000000"/>
+                    </w:rPr>
+                    <w:t xml:space="preserve">0.08</w:t>
                   </w:r>
                 </w:p>
               </w:tc>
@@ -6902,61 +7447,61 @@
                       <w:szCs w:val="22"/>
                       <w:color w:val="000000"/>
                     </w:rPr>
-                    <w:t xml:space="preserve">Rate + Increase</w:t>
-                  </w:r>
-                </w:p>
-              </w:tc>
-              <w:tc>
-                <w:tcPr>
-                  <w:tcBorders>
-                    <w:bottom w:val="none" w:sz="0" w:space="0" w:color="000000"/>
-                    <w:top w:val="none" w:sz="0" w:space="0" w:color="000000"/>
-                    <w:left w:val="none" w:sz="0" w:space="0" w:color="000000"/>
-                    <w:right w:val="none" w:sz="0" w:space="0" w:color="000000"/>
-                  </w:tcBorders>
-                  <w:shd w:val="clear" w:color="auto" w:fill="FFFFFF"/>
-                  <w:tcMar>
-                    <w:top w:w="0" w:type="dxa"/>
-                    <w:bottom w:w="0" w:type="dxa"/>
-                    <w:left w:w="0" w:type="dxa"/>
-                    <w:right w:w="0" w:type="dxa"/>
-                  </w:tcMar>
-                  <w:vAlign w:val="center"/>
-                </w:tcPr>
-                <w:p>
-                  <w:pPr>
-                    <w:jc w:val="right"/>
-                    <w:pBdr>
-                      <w:bottom w:val="none" w:sz="0" w:space="0" w:color="000000"/>
-                      <w:top w:val="none" w:sz="0" w:space="0" w:color="000000"/>
-                      <w:left w:val="none" w:sz="0" w:space="0" w:color="000000"/>
-                      <w:right w:val="none" w:sz="0" w:space="0" w:color="000000"/>
-                    </w:pBdr>
-                    <w:spacing w:after="100" w:before="100" w:line="240"/>
-                    <w:ind w:left="100" w:right="100" w:firstLine="0" w:firstLineChars="0"/>
-                    <w:rPr>
-                      <w:rFonts w:ascii="Helvetica" w:hAnsi="Helvetica" w:eastAsia="Helvetica" w:cs="Helvetica"/>
-                      <w:i w:val="false"/>
-                      <w:b w:val="false"/>
-                      <w:u w:val="none"/>
-                      <w:strike w:val="false"/>
-                      <w:sz w:val="22"/>
-                      <w:szCs w:val="22"/>
-                      <w:color w:val="000000"/>
-                    </w:rPr>
-                  </w:pPr>
-                  <w:r xmlns:w="http://schemas.openxmlformats.org/wordprocessingml/2006/main" xmlns:wp="http://schemas.openxmlformats.org/drawingml/2006/wordprocessingDrawing" xmlns:r="http://schemas.openxmlformats.org/officeDocument/2006/relationships" xmlns:w14="http://schemas.microsoft.com/office/word/2010/wordml">
-                    <w:rPr>
-                      <w:rFonts w:ascii="Helvetica" w:hAnsi="Helvetica" w:eastAsia="Helvetica" w:cs="Helvetica"/>
-                      <w:i w:val="false"/>
-                      <w:b w:val="false"/>
-                      <w:u w:val="none"/>
-                      <w:strike w:val="false"/>
-                      <w:sz w:val="22"/>
-                      <w:szCs w:val="22"/>
-                      <w:color w:val="000000"/>
-                    </w:rPr>
-                    <w:t xml:space="preserve">4</w:t>
+                    <w:t xml:space="preserve">Rate</w:t>
+                  </w:r>
+                </w:p>
+              </w:tc>
+              <w:tc>
+                <w:tcPr>
+                  <w:tcBorders>
+                    <w:bottom w:val="none" w:sz="0" w:space="0" w:color="000000"/>
+                    <w:top w:val="none" w:sz="0" w:space="0" w:color="000000"/>
+                    <w:left w:val="none" w:sz="0" w:space="0" w:color="000000"/>
+                    <w:right w:val="none" w:sz="0" w:space="0" w:color="000000"/>
+                  </w:tcBorders>
+                  <w:shd w:val="clear" w:color="auto" w:fill="FFFFFF"/>
+                  <w:tcMar>
+                    <w:top w:w="0" w:type="dxa"/>
+                    <w:bottom w:w="0" w:type="dxa"/>
+                    <w:left w:w="0" w:type="dxa"/>
+                    <w:right w:w="0" w:type="dxa"/>
+                  </w:tcMar>
+                  <w:vAlign w:val="center"/>
+                </w:tcPr>
+                <w:p>
+                  <w:pPr>
+                    <w:jc w:val="right"/>
+                    <w:pBdr>
+                      <w:bottom w:val="none" w:sz="0" w:space="0" w:color="000000"/>
+                      <w:top w:val="none" w:sz="0" w:space="0" w:color="000000"/>
+                      <w:left w:val="none" w:sz="0" w:space="0" w:color="000000"/>
+                      <w:right w:val="none" w:sz="0" w:space="0" w:color="000000"/>
+                    </w:pBdr>
+                    <w:spacing w:after="100" w:before="100" w:line="240"/>
+                    <w:ind w:left="100" w:right="100" w:firstLine="0" w:firstLineChars="0"/>
+                    <w:rPr>
+                      <w:rFonts w:ascii="Helvetica" w:hAnsi="Helvetica" w:eastAsia="Helvetica" w:cs="Helvetica"/>
+                      <w:i w:val="false"/>
+                      <w:b w:val="false"/>
+                      <w:u w:val="none"/>
+                      <w:strike w:val="false"/>
+                      <w:sz w:val="22"/>
+                      <w:szCs w:val="22"/>
+                      <w:color w:val="000000"/>
+                    </w:rPr>
+                  </w:pPr>
+                  <w:r xmlns:w="http://schemas.openxmlformats.org/wordprocessingml/2006/main" xmlns:wp="http://schemas.openxmlformats.org/drawingml/2006/wordprocessingDrawing" xmlns:r="http://schemas.openxmlformats.org/officeDocument/2006/relationships" xmlns:w14="http://schemas.microsoft.com/office/word/2010/wordml">
+                    <w:rPr>
+                      <w:rFonts w:ascii="Helvetica" w:hAnsi="Helvetica" w:eastAsia="Helvetica" w:cs="Helvetica"/>
+                      <w:i w:val="false"/>
+                      <w:b w:val="false"/>
+                      <w:u w:val="none"/>
+                      <w:strike w:val="false"/>
+                      <w:sz w:val="22"/>
+                      <w:szCs w:val="22"/>
+                      <w:color w:val="000000"/>
+                    </w:rPr>
+                    <w:t xml:space="preserve">6</w:t>
                   </w:r>
                 </w:p>
               </w:tc>
@@ -7010,223 +7555,223 @@
                       <w:szCs w:val="22"/>
                       <w:color w:val="000000"/>
                     </w:rPr>
-                    <w:t xml:space="preserve">21530.85</w:t>
-                  </w:r>
-                </w:p>
-              </w:tc>
-              <w:tc>
-                <w:tcPr>
-                  <w:tcBorders>
-                    <w:bottom w:val="none" w:sz="0" w:space="0" w:color="000000"/>
-                    <w:top w:val="none" w:sz="0" w:space="0" w:color="000000"/>
-                    <w:left w:val="none" w:sz="0" w:space="0" w:color="000000"/>
-                    <w:right w:val="none" w:sz="0" w:space="0" w:color="000000"/>
-                  </w:tcBorders>
-                  <w:shd w:val="clear" w:color="auto" w:fill="FFFFFF"/>
-                  <w:tcMar>
-                    <w:top w:w="0" w:type="dxa"/>
-                    <w:bottom w:w="0" w:type="dxa"/>
-                    <w:left w:w="0" w:type="dxa"/>
-                    <w:right w:w="0" w:type="dxa"/>
-                  </w:tcMar>
-                  <w:vAlign w:val="center"/>
-                </w:tcPr>
-                <w:p>
-                  <w:pPr>
-                    <w:jc w:val="right"/>
-                    <w:pBdr>
-                      <w:bottom w:val="none" w:sz="0" w:space="0" w:color="000000"/>
-                      <w:top w:val="none" w:sz="0" w:space="0" w:color="000000"/>
-                      <w:left w:val="none" w:sz="0" w:space="0" w:color="000000"/>
-                      <w:right w:val="none" w:sz="0" w:space="0" w:color="000000"/>
-                    </w:pBdr>
-                    <w:spacing w:after="100" w:before="100" w:line="240"/>
-                    <w:ind w:left="100" w:right="100" w:firstLine="0" w:firstLineChars="0"/>
-                    <w:rPr>
-                      <w:rFonts w:ascii="Helvetica" w:hAnsi="Helvetica" w:eastAsia="Helvetica" w:cs="Helvetica"/>
-                      <w:i w:val="false"/>
-                      <w:b w:val="false"/>
-                      <w:u w:val="none"/>
-                      <w:strike w:val="false"/>
-                      <w:sz w:val="22"/>
-                      <w:szCs w:val="22"/>
-                      <w:color w:val="000000"/>
-                    </w:rPr>
-                  </w:pPr>
-                  <w:r xmlns:w="http://schemas.openxmlformats.org/wordprocessingml/2006/main" xmlns:wp="http://schemas.openxmlformats.org/drawingml/2006/wordprocessingDrawing" xmlns:r="http://schemas.openxmlformats.org/officeDocument/2006/relationships" xmlns:w14="http://schemas.microsoft.com/office/word/2010/wordml">
-                    <w:rPr>
-                      <w:rFonts w:ascii="Helvetica" w:hAnsi="Helvetica" w:eastAsia="Helvetica" w:cs="Helvetica"/>
-                      <w:i w:val="false"/>
-                      <w:b w:val="false"/>
-                      <w:u w:val="none"/>
-                      <w:strike w:val="false"/>
-                      <w:sz w:val="22"/>
-                      <w:szCs w:val="22"/>
-                      <w:color w:val="000000"/>
-                    </w:rPr>
-                    <w:t xml:space="preserve">77.96</w:t>
-                  </w:r>
-                </w:p>
-              </w:tc>
-              <w:tc>
-                <w:tcPr>
-                  <w:tcBorders>
-                    <w:bottom w:val="none" w:sz="0" w:space="0" w:color="000000"/>
-                    <w:top w:val="none" w:sz="0" w:space="0" w:color="000000"/>
-                    <w:left w:val="none" w:sz="0" w:space="0" w:color="000000"/>
-                    <w:right w:val="none" w:sz="0" w:space="0" w:color="000000"/>
-                  </w:tcBorders>
-                  <w:shd w:val="clear" w:color="auto" w:fill="FFFFFF"/>
-                  <w:tcMar>
-                    <w:top w:w="0" w:type="dxa"/>
-                    <w:bottom w:w="0" w:type="dxa"/>
-                    <w:left w:w="0" w:type="dxa"/>
-                    <w:right w:w="0" w:type="dxa"/>
-                  </w:tcMar>
-                  <w:vAlign w:val="center"/>
-                </w:tcPr>
-                <w:p>
-                  <w:pPr>
-                    <w:jc w:val="right"/>
-                    <w:pBdr>
-                      <w:bottom w:val="none" w:sz="0" w:space="0" w:color="000000"/>
-                      <w:top w:val="none" w:sz="0" w:space="0" w:color="000000"/>
-                      <w:left w:val="none" w:sz="0" w:space="0" w:color="000000"/>
-                      <w:right w:val="none" w:sz="0" w:space="0" w:color="000000"/>
-                    </w:pBdr>
-                    <w:spacing w:after="100" w:before="100" w:line="240"/>
-                    <w:ind w:left="100" w:right="100" w:firstLine="0" w:firstLineChars="0"/>
-                    <w:rPr>
-                      <w:rFonts w:ascii="Helvetica" w:hAnsi="Helvetica" w:eastAsia="Helvetica" w:cs="Helvetica"/>
-                      <w:i w:val="false"/>
-                      <w:b w:val="false"/>
-                      <w:u w:val="none"/>
-                      <w:strike w:val="false"/>
-                      <w:sz w:val="22"/>
-                      <w:szCs w:val="22"/>
-                      <w:color w:val="000000"/>
-                    </w:rPr>
-                  </w:pPr>
-                  <w:r xmlns:w="http://schemas.openxmlformats.org/wordprocessingml/2006/main" xmlns:wp="http://schemas.openxmlformats.org/drawingml/2006/wordprocessingDrawing" xmlns:r="http://schemas.openxmlformats.org/officeDocument/2006/relationships" xmlns:w14="http://schemas.microsoft.com/office/word/2010/wordml">
-                    <w:rPr>
-                      <w:rFonts w:ascii="Helvetica" w:hAnsi="Helvetica" w:eastAsia="Helvetica" w:cs="Helvetica"/>
-                      <w:i w:val="false"/>
-                      <w:b w:val="false"/>
-                      <w:u w:val="none"/>
-                      <w:strike w:val="false"/>
-                      <w:sz w:val="22"/>
-                      <w:szCs w:val="22"/>
-                      <w:color w:val="000000"/>
-                    </w:rPr>
-                    <w:t xml:space="preserve">-0.28</w:t>
-                  </w:r>
-                </w:p>
-              </w:tc>
-              <w:tc>
-                <w:tcPr>
-                  <w:tcBorders>
-                    <w:bottom w:val="none" w:sz="0" w:space="0" w:color="000000"/>
-                    <w:top w:val="none" w:sz="0" w:space="0" w:color="000000"/>
-                    <w:left w:val="none" w:sz="0" w:space="0" w:color="000000"/>
-                    <w:right w:val="none" w:sz="0" w:space="0" w:color="000000"/>
-                  </w:tcBorders>
-                  <w:shd w:val="clear" w:color="auto" w:fill="FFFFFF"/>
-                  <w:tcMar>
-                    <w:top w:w="0" w:type="dxa"/>
-                    <w:bottom w:w="0" w:type="dxa"/>
-                    <w:left w:w="0" w:type="dxa"/>
-                    <w:right w:w="0" w:type="dxa"/>
-                  </w:tcMar>
-                  <w:vAlign w:val="center"/>
-                </w:tcPr>
-                <w:p>
-                  <w:pPr>
-                    <w:jc w:val="right"/>
-                    <w:pBdr>
-                      <w:bottom w:val="none" w:sz="0" w:space="0" w:color="000000"/>
-                      <w:top w:val="none" w:sz="0" w:space="0" w:color="000000"/>
-                      <w:left w:val="none" w:sz="0" w:space="0" w:color="000000"/>
-                      <w:right w:val="none" w:sz="0" w:space="0" w:color="000000"/>
-                    </w:pBdr>
-                    <w:spacing w:after="100" w:before="100" w:line="240"/>
-                    <w:ind w:left="100" w:right="100" w:firstLine="0" w:firstLineChars="0"/>
-                    <w:rPr>
-                      <w:rFonts w:ascii="Helvetica" w:hAnsi="Helvetica" w:eastAsia="Helvetica" w:cs="Helvetica"/>
-                      <w:i w:val="false"/>
-                      <w:b w:val="false"/>
-                      <w:u w:val="none"/>
-                      <w:strike w:val="false"/>
-                      <w:sz w:val="22"/>
-                      <w:szCs w:val="22"/>
-                      <w:color w:val="000000"/>
-                    </w:rPr>
-                  </w:pPr>
-                  <w:r xmlns:w="http://schemas.openxmlformats.org/wordprocessingml/2006/main" xmlns:wp="http://schemas.openxmlformats.org/drawingml/2006/wordprocessingDrawing" xmlns:r="http://schemas.openxmlformats.org/officeDocument/2006/relationships" xmlns:w14="http://schemas.microsoft.com/office/word/2010/wordml">
-                    <w:rPr>
-                      <w:rFonts w:ascii="Helvetica" w:hAnsi="Helvetica" w:eastAsia="Helvetica" w:cs="Helvetica"/>
-                      <w:i w:val="false"/>
-                      <w:b w:val="false"/>
-                      <w:u w:val="none"/>
-                      <w:strike w:val="false"/>
-                      <w:sz w:val="22"/>
-                      <w:szCs w:val="22"/>
-                      <w:color w:val="000000"/>
-                    </w:rPr>
-                    <w:t xml:space="preserve">2.22</w:t>
-                  </w:r>
-                </w:p>
-              </w:tc>
-              <w:tc>
-                <w:tcPr>
-                  <w:tcBorders>
-                    <w:bottom w:val="none" w:sz="0" w:space="0" w:color="000000"/>
-                    <w:top w:val="none" w:sz="0" w:space="0" w:color="000000"/>
-                    <w:left w:val="none" w:sz="0" w:space="0" w:color="000000"/>
-                    <w:right w:val="none" w:sz="0" w:space="0" w:color="000000"/>
-                  </w:tcBorders>
-                  <w:shd w:val="clear" w:color="auto" w:fill="FFFFFF"/>
-                  <w:tcMar>
-                    <w:top w:w="0" w:type="dxa"/>
-                    <w:bottom w:w="0" w:type="dxa"/>
-                    <w:left w:w="0" w:type="dxa"/>
-                    <w:right w:w="0" w:type="dxa"/>
-                  </w:tcMar>
-                  <w:vAlign w:val="center"/>
-                </w:tcPr>
-                <w:p>
-                  <w:pPr>
-                    <w:jc w:val="right"/>
-                    <w:pBdr>
-                      <w:bottom w:val="none" w:sz="0" w:space="0" w:color="000000"/>
-                      <w:top w:val="none" w:sz="0" w:space="0" w:color="000000"/>
-                      <w:left w:val="none" w:sz="0" w:space="0" w:color="000000"/>
-                      <w:right w:val="none" w:sz="0" w:space="0" w:color="000000"/>
-                    </w:pBdr>
-                    <w:spacing w:after="100" w:before="100" w:line="240"/>
-                    <w:ind w:left="100" w:right="100" w:firstLine="0" w:firstLineChars="0"/>
-                    <w:rPr>
-                      <w:rFonts w:ascii="Helvetica" w:hAnsi="Helvetica" w:eastAsia="Helvetica" w:cs="Helvetica"/>
-                      <w:i w:val="false"/>
-                      <w:b w:val="false"/>
-                      <w:u w:val="none"/>
-                      <w:strike w:val="false"/>
-                      <w:sz w:val="22"/>
-                      <w:szCs w:val="22"/>
-                      <w:color w:val="000000"/>
-                    </w:rPr>
-                  </w:pPr>
-                  <w:r xmlns:w="http://schemas.openxmlformats.org/wordprocessingml/2006/main" xmlns:wp="http://schemas.openxmlformats.org/drawingml/2006/wordprocessingDrawing" xmlns:r="http://schemas.openxmlformats.org/officeDocument/2006/relationships" xmlns:w14="http://schemas.microsoft.com/office/word/2010/wordml">
-                    <w:rPr>
-                      <w:rFonts w:ascii="Helvetica" w:hAnsi="Helvetica" w:eastAsia="Helvetica" w:cs="Helvetica"/>
-                      <w:i w:val="false"/>
-                      <w:b w:val="false"/>
-                      <w:u w:val="none"/>
-                      <w:strike w:val="false"/>
-                      <w:sz w:val="22"/>
-                      <w:szCs w:val="22"/>
-                      <w:color w:val="000000"/>
-                    </w:rPr>
-                    <w:t xml:space="preserve">0.19</w:t>
+                    <w:t xml:space="preserve">25596.09</w:t>
+                  </w:r>
+                </w:p>
+              </w:tc>
+              <w:tc>
+                <w:tcPr>
+                  <w:tcBorders>
+                    <w:bottom w:val="none" w:sz="0" w:space="0" w:color="000000"/>
+                    <w:top w:val="none" w:sz="0" w:space="0" w:color="000000"/>
+                    <w:left w:val="none" w:sz="0" w:space="0" w:color="000000"/>
+                    <w:right w:val="none" w:sz="0" w:space="0" w:color="000000"/>
+                  </w:tcBorders>
+                  <w:shd w:val="clear" w:color="auto" w:fill="FFFFFF"/>
+                  <w:tcMar>
+                    <w:top w:w="0" w:type="dxa"/>
+                    <w:bottom w:w="0" w:type="dxa"/>
+                    <w:left w:w="0" w:type="dxa"/>
+                    <w:right w:w="0" w:type="dxa"/>
+                  </w:tcMar>
+                  <w:vAlign w:val="center"/>
+                </w:tcPr>
+                <w:p>
+                  <w:pPr>
+                    <w:jc w:val="right"/>
+                    <w:pBdr>
+                      <w:bottom w:val="none" w:sz="0" w:space="0" w:color="000000"/>
+                      <w:top w:val="none" w:sz="0" w:space="0" w:color="000000"/>
+                      <w:left w:val="none" w:sz="0" w:space="0" w:color="000000"/>
+                      <w:right w:val="none" w:sz="0" w:space="0" w:color="000000"/>
+                    </w:pBdr>
+                    <w:spacing w:after="100" w:before="100" w:line="240"/>
+                    <w:ind w:left="100" w:right="100" w:firstLine="0" w:firstLineChars="0"/>
+                    <w:rPr>
+                      <w:rFonts w:ascii="Helvetica" w:hAnsi="Helvetica" w:eastAsia="Helvetica" w:cs="Helvetica"/>
+                      <w:i w:val="false"/>
+                      <w:b w:val="false"/>
+                      <w:u w:val="none"/>
+                      <w:strike w:val="false"/>
+                      <w:sz w:val="22"/>
+                      <w:szCs w:val="22"/>
+                      <w:color w:val="000000"/>
+                    </w:rPr>
+                  </w:pPr>
+                  <w:r xmlns:w="http://schemas.openxmlformats.org/wordprocessingml/2006/main" xmlns:wp="http://schemas.openxmlformats.org/drawingml/2006/wordprocessingDrawing" xmlns:r="http://schemas.openxmlformats.org/officeDocument/2006/relationships" xmlns:w14="http://schemas.microsoft.com/office/word/2010/wordml">
+                    <w:rPr>
+                      <w:rFonts w:ascii="Helvetica" w:hAnsi="Helvetica" w:eastAsia="Helvetica" w:cs="Helvetica"/>
+                      <w:i w:val="false"/>
+                      <w:b w:val="false"/>
+                      <w:u w:val="none"/>
+                      <w:strike w:val="false"/>
+                      <w:sz w:val="22"/>
+                      <w:szCs w:val="22"/>
+                      <w:color w:val="000000"/>
+                    </w:rPr>
+                    <w:t xml:space="preserve">81.82</w:t>
+                  </w:r>
+                </w:p>
+              </w:tc>
+              <w:tc>
+                <w:tcPr>
+                  <w:tcBorders>
+                    <w:bottom w:val="none" w:sz="0" w:space="0" w:color="000000"/>
+                    <w:top w:val="none" w:sz="0" w:space="0" w:color="000000"/>
+                    <w:left w:val="none" w:sz="0" w:space="0" w:color="000000"/>
+                    <w:right w:val="none" w:sz="0" w:space="0" w:color="000000"/>
+                  </w:tcBorders>
+                  <w:shd w:val="clear" w:color="auto" w:fill="FFFFFF"/>
+                  <w:tcMar>
+                    <w:top w:w="0" w:type="dxa"/>
+                    <w:bottom w:w="0" w:type="dxa"/>
+                    <w:left w:w="0" w:type="dxa"/>
+                    <w:right w:w="0" w:type="dxa"/>
+                  </w:tcMar>
+                  <w:vAlign w:val="center"/>
+                </w:tcPr>
+                <w:p>
+                  <w:pPr>
+                    <w:jc w:val="right"/>
+                    <w:pBdr>
+                      <w:bottom w:val="none" w:sz="0" w:space="0" w:color="000000"/>
+                      <w:top w:val="none" w:sz="0" w:space="0" w:color="000000"/>
+                      <w:left w:val="none" w:sz="0" w:space="0" w:color="000000"/>
+                      <w:right w:val="none" w:sz="0" w:space="0" w:color="000000"/>
+                    </w:pBdr>
+                    <w:spacing w:after="100" w:before="100" w:line="240"/>
+                    <w:ind w:left="100" w:right="100" w:firstLine="0" w:firstLineChars="0"/>
+                    <w:rPr>
+                      <w:rFonts w:ascii="Helvetica" w:hAnsi="Helvetica" w:eastAsia="Helvetica" w:cs="Helvetica"/>
+                      <w:i w:val="false"/>
+                      <w:b w:val="false"/>
+                      <w:u w:val="none"/>
+                      <w:strike w:val="false"/>
+                      <w:sz w:val="22"/>
+                      <w:szCs w:val="22"/>
+                      <w:color w:val="000000"/>
+                    </w:rPr>
+                  </w:pPr>
+                  <w:r xmlns:w="http://schemas.openxmlformats.org/wordprocessingml/2006/main" xmlns:wp="http://schemas.openxmlformats.org/drawingml/2006/wordprocessingDrawing" xmlns:r="http://schemas.openxmlformats.org/officeDocument/2006/relationships" xmlns:w14="http://schemas.microsoft.com/office/word/2010/wordml">
+                    <w:rPr>
+                      <w:rFonts w:ascii="Helvetica" w:hAnsi="Helvetica" w:eastAsia="Helvetica" w:cs="Helvetica"/>
+                      <w:i w:val="false"/>
+                      <w:b w:val="false"/>
+                      <w:u w:val="none"/>
+                      <w:strike w:val="false"/>
+                      <w:sz w:val="22"/>
+                      <w:szCs w:val="22"/>
+                      <w:color w:val="000000"/>
+                    </w:rPr>
+                    <w:t xml:space="preserve">-2.38</w:t>
+                  </w:r>
+                </w:p>
+              </w:tc>
+              <w:tc>
+                <w:tcPr>
+                  <w:tcBorders>
+                    <w:bottom w:val="none" w:sz="0" w:space="0" w:color="000000"/>
+                    <w:top w:val="none" w:sz="0" w:space="0" w:color="000000"/>
+                    <w:left w:val="none" w:sz="0" w:space="0" w:color="000000"/>
+                    <w:right w:val="none" w:sz="0" w:space="0" w:color="000000"/>
+                  </w:tcBorders>
+                  <w:shd w:val="clear" w:color="auto" w:fill="FFFFFF"/>
+                  <w:tcMar>
+                    <w:top w:w="0" w:type="dxa"/>
+                    <w:bottom w:w="0" w:type="dxa"/>
+                    <w:left w:w="0" w:type="dxa"/>
+                    <w:right w:w="0" w:type="dxa"/>
+                  </w:tcMar>
+                  <w:vAlign w:val="center"/>
+                </w:tcPr>
+                <w:p>
+                  <w:pPr>
+                    <w:jc w:val="right"/>
+                    <w:pBdr>
+                      <w:bottom w:val="none" w:sz="0" w:space="0" w:color="000000"/>
+                      <w:top w:val="none" w:sz="0" w:space="0" w:color="000000"/>
+                      <w:left w:val="none" w:sz="0" w:space="0" w:color="000000"/>
+                      <w:right w:val="none" w:sz="0" w:space="0" w:color="000000"/>
+                    </w:pBdr>
+                    <w:spacing w:after="100" w:before="100" w:line="240"/>
+                    <w:ind w:left="100" w:right="100" w:firstLine="0" w:firstLineChars="0"/>
+                    <w:rPr>
+                      <w:rFonts w:ascii="Helvetica" w:hAnsi="Helvetica" w:eastAsia="Helvetica" w:cs="Helvetica"/>
+                      <w:i w:val="false"/>
+                      <w:b w:val="false"/>
+                      <w:u w:val="none"/>
+                      <w:strike w:val="false"/>
+                      <w:sz w:val="22"/>
+                      <w:szCs w:val="22"/>
+                      <w:color w:val="000000"/>
+                    </w:rPr>
+                  </w:pPr>
+                  <w:r xmlns:w="http://schemas.openxmlformats.org/wordprocessingml/2006/main" xmlns:wp="http://schemas.openxmlformats.org/drawingml/2006/wordprocessingDrawing" xmlns:r="http://schemas.openxmlformats.org/officeDocument/2006/relationships" xmlns:w14="http://schemas.microsoft.com/office/word/2010/wordml">
+                    <w:rPr>
+                      <w:rFonts w:ascii="Helvetica" w:hAnsi="Helvetica" w:eastAsia="Helvetica" w:cs="Helvetica"/>
+                      <w:i w:val="false"/>
+                      <w:b w:val="false"/>
+                      <w:u w:val="none"/>
+                      <w:strike w:val="false"/>
+                      <w:sz w:val="22"/>
+                      <w:szCs w:val="22"/>
+                      <w:color w:val="000000"/>
+                    </w:rPr>
+                    <w:t xml:space="preserve">1.88</w:t>
+                  </w:r>
+                </w:p>
+              </w:tc>
+              <w:tc>
+                <w:tcPr>
+                  <w:tcBorders>
+                    <w:bottom w:val="none" w:sz="0" w:space="0" w:color="000000"/>
+                    <w:top w:val="none" w:sz="0" w:space="0" w:color="000000"/>
+                    <w:left w:val="none" w:sz="0" w:space="0" w:color="000000"/>
+                    <w:right w:val="none" w:sz="0" w:space="0" w:color="000000"/>
+                  </w:tcBorders>
+                  <w:shd w:val="clear" w:color="auto" w:fill="FFFFFF"/>
+                  <w:tcMar>
+                    <w:top w:w="0" w:type="dxa"/>
+                    <w:bottom w:w="0" w:type="dxa"/>
+                    <w:left w:w="0" w:type="dxa"/>
+                    <w:right w:w="0" w:type="dxa"/>
+                  </w:tcMar>
+                  <w:vAlign w:val="center"/>
+                </w:tcPr>
+                <w:p>
+                  <w:pPr>
+                    <w:jc w:val="right"/>
+                    <w:pBdr>
+                      <w:bottom w:val="none" w:sz="0" w:space="0" w:color="000000"/>
+                      <w:top w:val="none" w:sz="0" w:space="0" w:color="000000"/>
+                      <w:left w:val="none" w:sz="0" w:space="0" w:color="000000"/>
+                      <w:right w:val="none" w:sz="0" w:space="0" w:color="000000"/>
+                    </w:pBdr>
+                    <w:spacing w:after="100" w:before="100" w:line="240"/>
+                    <w:ind w:left="100" w:right="100" w:firstLine="0" w:firstLineChars="0"/>
+                    <w:rPr>
+                      <w:rFonts w:ascii="Helvetica" w:hAnsi="Helvetica" w:eastAsia="Helvetica" w:cs="Helvetica"/>
+                      <w:i w:val="false"/>
+                      <w:b w:val="false"/>
+                      <w:u w:val="none"/>
+                      <w:strike w:val="false"/>
+                      <w:sz w:val="22"/>
+                      <w:szCs w:val="22"/>
+                      <w:color w:val="000000"/>
+                    </w:rPr>
+                  </w:pPr>
+                  <w:r xmlns:w="http://schemas.openxmlformats.org/wordprocessingml/2006/main" xmlns:wp="http://schemas.openxmlformats.org/drawingml/2006/wordprocessingDrawing" xmlns:r="http://schemas.openxmlformats.org/officeDocument/2006/relationships" xmlns:w14="http://schemas.microsoft.com/office/word/2010/wordml">
+                    <w:rPr>
+                      <w:rFonts w:ascii="Helvetica" w:hAnsi="Helvetica" w:eastAsia="Helvetica" w:cs="Helvetica"/>
+                      <w:i w:val="false"/>
+                      <w:b w:val="false"/>
+                      <w:u w:val="none"/>
+                      <w:strike w:val="false"/>
+                      <w:sz w:val="22"/>
+                      <w:szCs w:val="22"/>
+                      <w:color w:val="000000"/>
+                    </w:rPr>
+                    <w:t xml:space="preserve">0.08</w:t>
                   </w:r>
                 </w:p>
               </w:tc>
@@ -7285,61 +7830,61 @@
                       <w:szCs w:val="22"/>
                       <w:color w:val="000000"/>
                     </w:rPr>
-                    <w:t xml:space="preserve">Start + Rate</w:t>
-                  </w:r>
-                </w:p>
-              </w:tc>
-              <w:tc>
-                <w:tcPr>
-                  <w:tcBorders>
-                    <w:bottom w:val="none" w:sz="0" w:space="0" w:color="000000"/>
-                    <w:top w:val="none" w:sz="0" w:space="0" w:color="000000"/>
-                    <w:left w:val="none" w:sz="0" w:space="0" w:color="000000"/>
-                    <w:right w:val="none" w:sz="0" w:space="0" w:color="000000"/>
-                  </w:tcBorders>
-                  <w:shd w:val="clear" w:color="auto" w:fill="FFFFFF"/>
-                  <w:tcMar>
-                    <w:top w:w="0" w:type="dxa"/>
-                    <w:bottom w:w="0" w:type="dxa"/>
-                    <w:left w:w="0" w:type="dxa"/>
-                    <w:right w:w="0" w:type="dxa"/>
-                  </w:tcMar>
-                  <w:vAlign w:val="center"/>
-                </w:tcPr>
-                <w:p>
-                  <w:pPr>
-                    <w:jc w:val="right"/>
-                    <w:pBdr>
-                      <w:bottom w:val="none" w:sz="0" w:space="0" w:color="000000"/>
-                      <w:top w:val="none" w:sz="0" w:space="0" w:color="000000"/>
-                      <w:left w:val="none" w:sz="0" w:space="0" w:color="000000"/>
-                      <w:right w:val="none" w:sz="0" w:space="0" w:color="000000"/>
-                    </w:pBdr>
-                    <w:spacing w:after="100" w:before="100" w:line="240"/>
-                    <w:ind w:left="100" w:right="100" w:firstLine="0" w:firstLineChars="0"/>
-                    <w:rPr>
-                      <w:rFonts w:ascii="Helvetica" w:hAnsi="Helvetica" w:eastAsia="Helvetica" w:cs="Helvetica"/>
-                      <w:i w:val="false"/>
-                      <w:b w:val="false"/>
-                      <w:u w:val="none"/>
-                      <w:strike w:val="false"/>
-                      <w:sz w:val="22"/>
-                      <w:szCs w:val="22"/>
-                      <w:color w:val="000000"/>
-                    </w:rPr>
-                  </w:pPr>
-                  <w:r xmlns:w="http://schemas.openxmlformats.org/wordprocessingml/2006/main" xmlns:wp="http://schemas.openxmlformats.org/drawingml/2006/wordprocessingDrawing" xmlns:r="http://schemas.openxmlformats.org/officeDocument/2006/relationships" xmlns:w14="http://schemas.microsoft.com/office/word/2010/wordml">
-                    <w:rPr>
-                      <w:rFonts w:ascii="Helvetica" w:hAnsi="Helvetica" w:eastAsia="Helvetica" w:cs="Helvetica"/>
-                      <w:i w:val="false"/>
-                      <w:b w:val="false"/>
-                      <w:u w:val="none"/>
-                      <w:strike w:val="false"/>
-                      <w:sz w:val="22"/>
-                      <w:szCs w:val="22"/>
-                      <w:color w:val="000000"/>
-                    </w:rPr>
-                    <w:t xml:space="preserve">5</w:t>
+                    <w:t xml:space="preserve">Start</w:t>
+                  </w:r>
+                </w:p>
+              </w:tc>
+              <w:tc>
+                <w:tcPr>
+                  <w:tcBorders>
+                    <w:bottom w:val="none" w:sz="0" w:space="0" w:color="000000"/>
+                    <w:top w:val="none" w:sz="0" w:space="0" w:color="000000"/>
+                    <w:left w:val="none" w:sz="0" w:space="0" w:color="000000"/>
+                    <w:right w:val="none" w:sz="0" w:space="0" w:color="000000"/>
+                  </w:tcBorders>
+                  <w:shd w:val="clear" w:color="auto" w:fill="FFFFFF"/>
+                  <w:tcMar>
+                    <w:top w:w="0" w:type="dxa"/>
+                    <w:bottom w:w="0" w:type="dxa"/>
+                    <w:left w:w="0" w:type="dxa"/>
+                    <w:right w:w="0" w:type="dxa"/>
+                  </w:tcMar>
+                  <w:vAlign w:val="center"/>
+                </w:tcPr>
+                <w:p>
+                  <w:pPr>
+                    <w:jc w:val="right"/>
+                    <w:pBdr>
+                      <w:bottom w:val="none" w:sz="0" w:space="0" w:color="000000"/>
+                      <w:top w:val="none" w:sz="0" w:space="0" w:color="000000"/>
+                      <w:left w:val="none" w:sz="0" w:space="0" w:color="000000"/>
+                      <w:right w:val="none" w:sz="0" w:space="0" w:color="000000"/>
+                    </w:pBdr>
+                    <w:spacing w:after="100" w:before="100" w:line="240"/>
+                    <w:ind w:left="100" w:right="100" w:firstLine="0" w:firstLineChars="0"/>
+                    <w:rPr>
+                      <w:rFonts w:ascii="Helvetica" w:hAnsi="Helvetica" w:eastAsia="Helvetica" w:cs="Helvetica"/>
+                      <w:i w:val="false"/>
+                      <w:b w:val="false"/>
+                      <w:u w:val="none"/>
+                      <w:strike w:val="false"/>
+                      <w:sz w:val="22"/>
+                      <w:szCs w:val="22"/>
+                      <w:color w:val="000000"/>
+                    </w:rPr>
+                  </w:pPr>
+                  <w:r xmlns:w="http://schemas.openxmlformats.org/wordprocessingml/2006/main" xmlns:wp="http://schemas.openxmlformats.org/drawingml/2006/wordprocessingDrawing" xmlns:r="http://schemas.openxmlformats.org/officeDocument/2006/relationships" xmlns:w14="http://schemas.microsoft.com/office/word/2010/wordml">
+                    <w:rPr>
+                      <w:rFonts w:ascii="Helvetica" w:hAnsi="Helvetica" w:eastAsia="Helvetica" w:cs="Helvetica"/>
+                      <w:i w:val="false"/>
+                      <w:b w:val="false"/>
+                      <w:u w:val="none"/>
+                      <w:strike w:val="false"/>
+                      <w:sz w:val="22"/>
+                      <w:szCs w:val="22"/>
+                      <w:color w:val="000000"/>
+                    </w:rPr>
+                    <w:t xml:space="preserve">7</w:t>
                   </w:r>
                 </w:p>
               </w:tc>
@@ -7393,989 +7938,223 @@
                       <w:szCs w:val="22"/>
                       <w:color w:val="000000"/>
                     </w:rPr>
-                    <w:t xml:space="preserve">21532.08</w:t>
-                  </w:r>
-                </w:p>
-              </w:tc>
-              <w:tc>
-                <w:tcPr>
-                  <w:tcBorders>
-                    <w:bottom w:val="none" w:sz="0" w:space="0" w:color="000000"/>
-                    <w:top w:val="none" w:sz="0" w:space="0" w:color="000000"/>
-                    <w:left w:val="none" w:sz="0" w:space="0" w:color="000000"/>
-                    <w:right w:val="none" w:sz="0" w:space="0" w:color="000000"/>
-                  </w:tcBorders>
-                  <w:shd w:val="clear" w:color="auto" w:fill="FFFFFF"/>
-                  <w:tcMar>
-                    <w:top w:w="0" w:type="dxa"/>
-                    <w:bottom w:w="0" w:type="dxa"/>
-                    <w:left w:w="0" w:type="dxa"/>
-                    <w:right w:w="0" w:type="dxa"/>
-                  </w:tcMar>
-                  <w:vAlign w:val="center"/>
-                </w:tcPr>
-                <w:p>
-                  <w:pPr>
-                    <w:jc w:val="right"/>
-                    <w:pBdr>
-                      <w:bottom w:val="none" w:sz="0" w:space="0" w:color="000000"/>
-                      <w:top w:val="none" w:sz="0" w:space="0" w:color="000000"/>
-                      <w:left w:val="none" w:sz="0" w:space="0" w:color="000000"/>
-                      <w:right w:val="none" w:sz="0" w:space="0" w:color="000000"/>
-                    </w:pBdr>
-                    <w:spacing w:after="100" w:before="100" w:line="240"/>
-                    <w:ind w:left="100" w:right="100" w:firstLine="0" w:firstLineChars="0"/>
-                    <w:rPr>
-                      <w:rFonts w:ascii="Helvetica" w:hAnsi="Helvetica" w:eastAsia="Helvetica" w:cs="Helvetica"/>
-                      <w:i w:val="false"/>
-                      <w:b w:val="false"/>
-                      <w:u w:val="none"/>
-                      <w:strike w:val="false"/>
-                      <w:sz w:val="22"/>
-                      <w:szCs w:val="22"/>
-                      <w:color w:val="000000"/>
-                    </w:rPr>
-                  </w:pPr>
-                  <w:r xmlns:w="http://schemas.openxmlformats.org/wordprocessingml/2006/main" xmlns:wp="http://schemas.openxmlformats.org/drawingml/2006/wordprocessingDrawing" xmlns:r="http://schemas.openxmlformats.org/officeDocument/2006/relationships" xmlns:w14="http://schemas.microsoft.com/office/word/2010/wordml">
-                    <w:rPr>
-                      <w:rFonts w:ascii="Helvetica" w:hAnsi="Helvetica" w:eastAsia="Helvetica" w:cs="Helvetica"/>
-                      <w:i w:val="false"/>
-                      <w:b w:val="false"/>
-                      <w:u w:val="none"/>
-                      <w:strike w:val="false"/>
-                      <w:sz w:val="22"/>
-                      <w:szCs w:val="22"/>
-                      <w:color w:val="000000"/>
-                    </w:rPr>
-                    <w:t xml:space="preserve">77.94</w:t>
-                  </w:r>
-                </w:p>
-              </w:tc>
-              <w:tc>
-                <w:tcPr>
-                  <w:tcBorders>
-                    <w:bottom w:val="none" w:sz="0" w:space="0" w:color="000000"/>
-                    <w:top w:val="none" w:sz="0" w:space="0" w:color="000000"/>
-                    <w:left w:val="none" w:sz="0" w:space="0" w:color="000000"/>
-                    <w:right w:val="none" w:sz="0" w:space="0" w:color="000000"/>
-                  </w:tcBorders>
-                  <w:shd w:val="clear" w:color="auto" w:fill="FFFFFF"/>
-                  <w:tcMar>
-                    <w:top w:w="0" w:type="dxa"/>
-                    <w:bottom w:w="0" w:type="dxa"/>
-                    <w:left w:w="0" w:type="dxa"/>
-                    <w:right w:w="0" w:type="dxa"/>
-                  </w:tcMar>
-                  <w:vAlign w:val="center"/>
-                </w:tcPr>
-                <w:p>
-                  <w:pPr>
-                    <w:jc w:val="right"/>
-                    <w:pBdr>
-                      <w:bottom w:val="none" w:sz="0" w:space="0" w:color="000000"/>
-                      <w:top w:val="none" w:sz="0" w:space="0" w:color="000000"/>
-                      <w:left w:val="none" w:sz="0" w:space="0" w:color="000000"/>
-                      <w:right w:val="none" w:sz="0" w:space="0" w:color="000000"/>
-                    </w:pBdr>
-                    <w:spacing w:after="100" w:before="100" w:line="240"/>
-                    <w:ind w:left="100" w:right="100" w:firstLine="0" w:firstLineChars="0"/>
-                    <w:rPr>
-                      <w:rFonts w:ascii="Helvetica" w:hAnsi="Helvetica" w:eastAsia="Helvetica" w:cs="Helvetica"/>
-                      <w:i w:val="false"/>
-                      <w:b w:val="false"/>
-                      <w:u w:val="none"/>
-                      <w:strike w:val="false"/>
-                      <w:sz w:val="22"/>
-                      <w:szCs w:val="22"/>
-                      <w:color w:val="000000"/>
-                    </w:rPr>
-                  </w:pPr>
-                  <w:r xmlns:w="http://schemas.openxmlformats.org/wordprocessingml/2006/main" xmlns:wp="http://schemas.openxmlformats.org/drawingml/2006/wordprocessingDrawing" xmlns:r="http://schemas.openxmlformats.org/officeDocument/2006/relationships" xmlns:w14="http://schemas.microsoft.com/office/word/2010/wordml">
-                    <w:rPr>
-                      <w:rFonts w:ascii="Helvetica" w:hAnsi="Helvetica" w:eastAsia="Helvetica" w:cs="Helvetica"/>
-                      <w:i w:val="false"/>
-                      <w:b w:val="false"/>
-                      <w:u w:val="none"/>
-                      <w:strike w:val="false"/>
-                      <w:sz w:val="22"/>
-                      <w:szCs w:val="22"/>
-                      <w:color w:val="000000"/>
-                    </w:rPr>
-                    <w:t xml:space="preserve">-0.89</w:t>
-                  </w:r>
-                </w:p>
-              </w:tc>
-              <w:tc>
-                <w:tcPr>
-                  <w:tcBorders>
-                    <w:bottom w:val="none" w:sz="0" w:space="0" w:color="000000"/>
-                    <w:top w:val="none" w:sz="0" w:space="0" w:color="000000"/>
-                    <w:left w:val="none" w:sz="0" w:space="0" w:color="000000"/>
-                    <w:right w:val="none" w:sz="0" w:space="0" w:color="000000"/>
-                  </w:tcBorders>
-                  <w:shd w:val="clear" w:color="auto" w:fill="FFFFFF"/>
-                  <w:tcMar>
-                    <w:top w:w="0" w:type="dxa"/>
-                    <w:bottom w:w="0" w:type="dxa"/>
-                    <w:left w:w="0" w:type="dxa"/>
-                    <w:right w:w="0" w:type="dxa"/>
-                  </w:tcMar>
-                  <w:vAlign w:val="center"/>
-                </w:tcPr>
-                <w:p>
-                  <w:pPr>
-                    <w:jc w:val="right"/>
-                    <w:pBdr>
-                      <w:bottom w:val="none" w:sz="0" w:space="0" w:color="000000"/>
-                      <w:top w:val="none" w:sz="0" w:space="0" w:color="000000"/>
-                      <w:left w:val="none" w:sz="0" w:space="0" w:color="000000"/>
-                      <w:right w:val="none" w:sz="0" w:space="0" w:color="000000"/>
-                    </w:pBdr>
-                    <w:spacing w:after="100" w:before="100" w:line="240"/>
-                    <w:ind w:left="100" w:right="100" w:firstLine="0" w:firstLineChars="0"/>
-                    <w:rPr>
-                      <w:rFonts w:ascii="Helvetica" w:hAnsi="Helvetica" w:eastAsia="Helvetica" w:cs="Helvetica"/>
-                      <w:i w:val="false"/>
-                      <w:b w:val="false"/>
-                      <w:u w:val="none"/>
-                      <w:strike w:val="false"/>
-                      <w:sz w:val="22"/>
-                      <w:szCs w:val="22"/>
-                      <w:color w:val="000000"/>
-                    </w:rPr>
-                  </w:pPr>
-                  <w:r xmlns:w="http://schemas.openxmlformats.org/wordprocessingml/2006/main" xmlns:wp="http://schemas.openxmlformats.org/drawingml/2006/wordprocessingDrawing" xmlns:r="http://schemas.openxmlformats.org/officeDocument/2006/relationships" xmlns:w14="http://schemas.microsoft.com/office/word/2010/wordml">
-                    <w:rPr>
-                      <w:rFonts w:ascii="Helvetica" w:hAnsi="Helvetica" w:eastAsia="Helvetica" w:cs="Helvetica"/>
-                      <w:i w:val="false"/>
-                      <w:b w:val="false"/>
-                      <w:u w:val="none"/>
-                      <w:strike w:val="false"/>
-                      <w:sz w:val="22"/>
-                      <w:szCs w:val="22"/>
-                      <w:color w:val="000000"/>
-                    </w:rPr>
-                    <w:t xml:space="preserve">1.10</w:t>
-                  </w:r>
-                </w:p>
-              </w:tc>
-              <w:tc>
-                <w:tcPr>
-                  <w:tcBorders>
-                    <w:bottom w:val="none" w:sz="0" w:space="0" w:color="000000"/>
-                    <w:top w:val="none" w:sz="0" w:space="0" w:color="000000"/>
-                    <w:left w:val="none" w:sz="0" w:space="0" w:color="000000"/>
-                    <w:right w:val="none" w:sz="0" w:space="0" w:color="000000"/>
-                  </w:tcBorders>
-                  <w:shd w:val="clear" w:color="auto" w:fill="FFFFFF"/>
-                  <w:tcMar>
-                    <w:top w:w="0" w:type="dxa"/>
-                    <w:bottom w:w="0" w:type="dxa"/>
-                    <w:left w:w="0" w:type="dxa"/>
-                    <w:right w:w="0" w:type="dxa"/>
-                  </w:tcMar>
-                  <w:vAlign w:val="center"/>
-                </w:tcPr>
-                <w:p>
-                  <w:pPr>
-                    <w:jc w:val="right"/>
-                    <w:pBdr>
-                      <w:bottom w:val="none" w:sz="0" w:space="0" w:color="000000"/>
-                      <w:top w:val="none" w:sz="0" w:space="0" w:color="000000"/>
-                      <w:left w:val="none" w:sz="0" w:space="0" w:color="000000"/>
-                      <w:right w:val="none" w:sz="0" w:space="0" w:color="000000"/>
-                    </w:pBdr>
-                    <w:spacing w:after="100" w:before="100" w:line="240"/>
-                    <w:ind w:left="100" w:right="100" w:firstLine="0" w:firstLineChars="0"/>
-                    <w:rPr>
-                      <w:rFonts w:ascii="Helvetica" w:hAnsi="Helvetica" w:eastAsia="Helvetica" w:cs="Helvetica"/>
-                      <w:i w:val="false"/>
-                      <w:b w:val="false"/>
-                      <w:u w:val="none"/>
-                      <w:strike w:val="false"/>
-                      <w:sz w:val="22"/>
-                      <w:szCs w:val="22"/>
-                      <w:color w:val="000000"/>
-                    </w:rPr>
-                  </w:pPr>
-                  <w:r xmlns:w="http://schemas.openxmlformats.org/wordprocessingml/2006/main" xmlns:wp="http://schemas.openxmlformats.org/drawingml/2006/wordprocessingDrawing" xmlns:r="http://schemas.openxmlformats.org/officeDocument/2006/relationships" xmlns:w14="http://schemas.microsoft.com/office/word/2010/wordml">
-                    <w:rPr>
-                      <w:rFonts w:ascii="Helvetica" w:hAnsi="Helvetica" w:eastAsia="Helvetica" w:cs="Helvetica"/>
-                      <w:i w:val="false"/>
-                      <w:b w:val="false"/>
-                      <w:u w:val="none"/>
-                      <w:strike w:val="false"/>
-                      <w:sz w:val="22"/>
-                      <w:szCs w:val="22"/>
-                      <w:color w:val="000000"/>
-                    </w:rPr>
-                    <w:t xml:space="preserve">0.12</w:t>
-                  </w:r>
-                </w:p>
-              </w:tc>
-            </w:tr>
-            <w:tr>
-              <w:trPr>
-                <w:trHeight w:val="577" w:hRule="auto"/>
-              </w:trPr>
-              <w:tc>
-                <w:tcPr>
-                  <w:tcBorders>
-                    <w:bottom w:val="none" w:sz="0" w:space="0" w:color="000000"/>
-                    <w:top w:val="none" w:sz="0" w:space="0" w:color="000000"/>
-                    <w:left w:val="none" w:sz="0" w:space="0" w:color="000000"/>
-                    <w:right w:val="none" w:sz="0" w:space="0" w:color="000000"/>
-                  </w:tcBorders>
-                  <w:shd w:val="clear" w:color="auto" w:fill="FFFFFF"/>
-                  <w:tcMar>
-                    <w:top w:w="0" w:type="dxa"/>
-                    <w:bottom w:w="0" w:type="dxa"/>
-                    <w:left w:w="0" w:type="dxa"/>
-                    <w:right w:w="0" w:type="dxa"/>
-                  </w:tcMar>
-                  <w:vAlign w:val="center"/>
-                </w:tcPr>
-                <w:p>
-                  <w:pPr>
-                    <w:jc w:val="left"/>
-                    <w:pBdr>
-                      <w:bottom w:val="none" w:sz="0" w:space="0" w:color="000000"/>
-                      <w:top w:val="none" w:sz="0" w:space="0" w:color="000000"/>
-                      <w:left w:val="none" w:sz="0" w:space="0" w:color="000000"/>
-                      <w:right w:val="none" w:sz="0" w:space="0" w:color="000000"/>
-                    </w:pBdr>
-                    <w:spacing w:after="100" w:before="100" w:line="240"/>
-                    <w:ind w:left="100" w:right="100" w:firstLine="0" w:firstLineChars="0"/>
-                    <w:rPr>
-                      <w:rFonts w:ascii="Helvetica" w:hAnsi="Helvetica" w:eastAsia="Helvetica" w:cs="Helvetica"/>
-                      <w:i w:val="false"/>
-                      <w:b w:val="false"/>
-                      <w:u w:val="none"/>
-                      <w:strike w:val="false"/>
-                      <w:sz w:val="22"/>
-                      <w:szCs w:val="22"/>
-                      <w:color w:val="000000"/>
-                    </w:rPr>
-                  </w:pPr>
-                  <w:r xmlns:w="http://schemas.openxmlformats.org/wordprocessingml/2006/main" xmlns:wp="http://schemas.openxmlformats.org/drawingml/2006/wordprocessingDrawing" xmlns:r="http://schemas.openxmlformats.org/officeDocument/2006/relationships" xmlns:w14="http://schemas.microsoft.com/office/word/2010/wordml">
-                    <w:rPr>
-                      <w:rFonts w:ascii="Helvetica" w:hAnsi="Helvetica" w:eastAsia="Helvetica" w:cs="Helvetica"/>
-                      <w:i w:val="false"/>
-                      <w:b w:val="false"/>
-                      <w:u w:val="none"/>
-                      <w:strike w:val="false"/>
-                      <w:sz w:val="22"/>
-                      <w:szCs w:val="22"/>
-                      <w:color w:val="000000"/>
-                    </w:rPr>
-                    <w:t xml:space="preserve">Start</w:t>
-                  </w:r>
-                </w:p>
-              </w:tc>
-              <w:tc>
-                <w:tcPr>
-                  <w:tcBorders>
-                    <w:bottom w:val="none" w:sz="0" w:space="0" w:color="000000"/>
-                    <w:top w:val="none" w:sz="0" w:space="0" w:color="000000"/>
-                    <w:left w:val="none" w:sz="0" w:space="0" w:color="000000"/>
-                    <w:right w:val="none" w:sz="0" w:space="0" w:color="000000"/>
-                  </w:tcBorders>
-                  <w:shd w:val="clear" w:color="auto" w:fill="FFFFFF"/>
-                  <w:tcMar>
-                    <w:top w:w="0" w:type="dxa"/>
-                    <w:bottom w:w="0" w:type="dxa"/>
-                    <w:left w:w="0" w:type="dxa"/>
-                    <w:right w:w="0" w:type="dxa"/>
-                  </w:tcMar>
-                  <w:vAlign w:val="center"/>
-                </w:tcPr>
-                <w:p>
-                  <w:pPr>
-                    <w:jc w:val="right"/>
-                    <w:pBdr>
-                      <w:bottom w:val="none" w:sz="0" w:space="0" w:color="000000"/>
-                      <w:top w:val="none" w:sz="0" w:space="0" w:color="000000"/>
-                      <w:left w:val="none" w:sz="0" w:space="0" w:color="000000"/>
-                      <w:right w:val="none" w:sz="0" w:space="0" w:color="000000"/>
-                    </w:pBdr>
-                    <w:spacing w:after="100" w:before="100" w:line="240"/>
-                    <w:ind w:left="100" w:right="100" w:firstLine="0" w:firstLineChars="0"/>
-                    <w:rPr>
-                      <w:rFonts w:ascii="Helvetica" w:hAnsi="Helvetica" w:eastAsia="Helvetica" w:cs="Helvetica"/>
-                      <w:i w:val="false"/>
-                      <w:b w:val="false"/>
-                      <w:u w:val="none"/>
-                      <w:strike w:val="false"/>
-                      <w:sz w:val="22"/>
-                      <w:szCs w:val="22"/>
-                      <w:color w:val="000000"/>
-                    </w:rPr>
-                  </w:pPr>
-                  <w:r xmlns:w="http://schemas.openxmlformats.org/wordprocessingml/2006/main" xmlns:wp="http://schemas.openxmlformats.org/drawingml/2006/wordprocessingDrawing" xmlns:r="http://schemas.openxmlformats.org/officeDocument/2006/relationships" xmlns:w14="http://schemas.microsoft.com/office/word/2010/wordml">
-                    <w:rPr>
-                      <w:rFonts w:ascii="Helvetica" w:hAnsi="Helvetica" w:eastAsia="Helvetica" w:cs="Helvetica"/>
-                      <w:i w:val="false"/>
-                      <w:b w:val="false"/>
-                      <w:u w:val="none"/>
-                      <w:strike w:val="false"/>
-                      <w:sz w:val="22"/>
-                      <w:szCs w:val="22"/>
-                      <w:color w:val="000000"/>
-                    </w:rPr>
-                    <w:t xml:space="preserve">6</w:t>
-                  </w:r>
-                </w:p>
-              </w:tc>
-              <w:tc>
-                <w:tcPr>
-                  <w:tcBorders>
-                    <w:bottom w:val="none" w:sz="0" w:space="0" w:color="000000"/>
-                    <w:top w:val="none" w:sz="0" w:space="0" w:color="000000"/>
-                    <w:left w:val="none" w:sz="0" w:space="0" w:color="000000"/>
-                    <w:right w:val="none" w:sz="0" w:space="0" w:color="000000"/>
-                  </w:tcBorders>
-                  <w:shd w:val="clear" w:color="auto" w:fill="FFFFFF"/>
-                  <w:tcMar>
-                    <w:top w:w="0" w:type="dxa"/>
-                    <w:bottom w:w="0" w:type="dxa"/>
-                    <w:left w:w="0" w:type="dxa"/>
-                    <w:right w:w="0" w:type="dxa"/>
-                  </w:tcMar>
-                  <w:vAlign w:val="center"/>
-                </w:tcPr>
-                <w:p>
-                  <w:pPr>
-                    <w:jc w:val="left"/>
-                    <w:pBdr>
-                      <w:bottom w:val="none" w:sz="0" w:space="0" w:color="000000"/>
-                      <w:top w:val="none" w:sz="0" w:space="0" w:color="000000"/>
-                      <w:left w:val="none" w:sz="0" w:space="0" w:color="000000"/>
-                      <w:right w:val="none" w:sz="0" w:space="0" w:color="000000"/>
-                    </w:pBdr>
-                    <w:spacing w:after="100" w:before="100" w:line="240"/>
-                    <w:ind w:left="100" w:right="100" w:firstLine="0" w:firstLineChars="0"/>
-                    <w:rPr>
-                      <w:rFonts w:ascii="Helvetica" w:hAnsi="Helvetica" w:eastAsia="Helvetica" w:cs="Helvetica"/>
-                      <w:i w:val="false"/>
-                      <w:b w:val="false"/>
-                      <w:u w:val="none"/>
-                      <w:strike w:val="false"/>
-                      <w:sz w:val="22"/>
-                      <w:szCs w:val="22"/>
-                      <w:color w:val="000000"/>
-                    </w:rPr>
-                  </w:pPr>
-                  <w:r xmlns:w="http://schemas.openxmlformats.org/wordprocessingml/2006/main" xmlns:wp="http://schemas.openxmlformats.org/drawingml/2006/wordprocessingDrawing" xmlns:r="http://schemas.openxmlformats.org/officeDocument/2006/relationships" xmlns:w14="http://schemas.microsoft.com/office/word/2010/wordml">
-                    <w:rPr>
-                      <w:rFonts w:ascii="Helvetica" w:hAnsi="Helvetica" w:eastAsia="Helvetica" w:cs="Helvetica"/>
-                      <w:i w:val="false"/>
-                      <w:b w:val="false"/>
-                      <w:u w:val="none"/>
-                      <w:strike w:val="false"/>
-                      <w:sz w:val="22"/>
-                      <w:szCs w:val="22"/>
-                      <w:color w:val="000000"/>
-                    </w:rPr>
-                    <w:t xml:space="preserve">21533.45</w:t>
-                  </w:r>
-                </w:p>
-              </w:tc>
-              <w:tc>
-                <w:tcPr>
-                  <w:tcBorders>
-                    <w:bottom w:val="none" w:sz="0" w:space="0" w:color="000000"/>
-                    <w:top w:val="none" w:sz="0" w:space="0" w:color="000000"/>
-                    <w:left w:val="none" w:sz="0" w:space="0" w:color="000000"/>
-                    <w:right w:val="none" w:sz="0" w:space="0" w:color="000000"/>
-                  </w:tcBorders>
-                  <w:shd w:val="clear" w:color="auto" w:fill="FFFFFF"/>
-                  <w:tcMar>
-                    <w:top w:w="0" w:type="dxa"/>
-                    <w:bottom w:w="0" w:type="dxa"/>
-                    <w:left w:w="0" w:type="dxa"/>
-                    <w:right w:w="0" w:type="dxa"/>
-                  </w:tcMar>
-                  <w:vAlign w:val="center"/>
-                </w:tcPr>
-                <w:p>
-                  <w:pPr>
-                    <w:jc w:val="right"/>
-                    <w:pBdr>
-                      <w:bottom w:val="none" w:sz="0" w:space="0" w:color="000000"/>
-                      <w:top w:val="none" w:sz="0" w:space="0" w:color="000000"/>
-                      <w:left w:val="none" w:sz="0" w:space="0" w:color="000000"/>
-                      <w:right w:val="none" w:sz="0" w:space="0" w:color="000000"/>
-                    </w:pBdr>
-                    <w:spacing w:after="100" w:before="100" w:line="240"/>
-                    <w:ind w:left="100" w:right="100" w:firstLine="0" w:firstLineChars="0"/>
-                    <w:rPr>
-                      <w:rFonts w:ascii="Helvetica" w:hAnsi="Helvetica" w:eastAsia="Helvetica" w:cs="Helvetica"/>
-                      <w:i w:val="false"/>
-                      <w:b w:val="false"/>
-                      <w:u w:val="none"/>
-                      <w:strike w:val="false"/>
-                      <w:sz w:val="22"/>
-                      <w:szCs w:val="22"/>
-                      <w:color w:val="000000"/>
-                    </w:rPr>
-                  </w:pPr>
-                  <w:r xmlns:w="http://schemas.openxmlformats.org/wordprocessingml/2006/main" xmlns:wp="http://schemas.openxmlformats.org/drawingml/2006/wordprocessingDrawing" xmlns:r="http://schemas.openxmlformats.org/officeDocument/2006/relationships" xmlns:w14="http://schemas.microsoft.com/office/word/2010/wordml">
-                    <w:rPr>
-                      <w:rFonts w:ascii="Helvetica" w:hAnsi="Helvetica" w:eastAsia="Helvetica" w:cs="Helvetica"/>
-                      <w:i w:val="false"/>
-                      <w:b w:val="false"/>
-                      <w:u w:val="none"/>
-                      <w:strike w:val="false"/>
-                      <w:sz w:val="22"/>
-                      <w:szCs w:val="22"/>
-                      <w:color w:val="000000"/>
-                    </w:rPr>
-                    <w:t xml:space="preserve">77.85</w:t>
-                  </w:r>
-                </w:p>
-              </w:tc>
-              <w:tc>
-                <w:tcPr>
-                  <w:tcBorders>
-                    <w:bottom w:val="none" w:sz="0" w:space="0" w:color="000000"/>
-                    <w:top w:val="none" w:sz="0" w:space="0" w:color="000000"/>
-                    <w:left w:val="none" w:sz="0" w:space="0" w:color="000000"/>
-                    <w:right w:val="none" w:sz="0" w:space="0" w:color="000000"/>
-                  </w:tcBorders>
-                  <w:shd w:val="clear" w:color="auto" w:fill="FFFFFF"/>
-                  <w:tcMar>
-                    <w:top w:w="0" w:type="dxa"/>
-                    <w:bottom w:w="0" w:type="dxa"/>
-                    <w:left w:w="0" w:type="dxa"/>
-                    <w:right w:w="0" w:type="dxa"/>
-                  </w:tcMar>
-                  <w:vAlign w:val="center"/>
-                </w:tcPr>
-                <w:p>
-                  <w:pPr>
-                    <w:jc w:val="right"/>
-                    <w:pBdr>
-                      <w:bottom w:val="none" w:sz="0" w:space="0" w:color="000000"/>
-                      <w:top w:val="none" w:sz="0" w:space="0" w:color="000000"/>
-                      <w:left w:val="none" w:sz="0" w:space="0" w:color="000000"/>
-                      <w:right w:val="none" w:sz="0" w:space="0" w:color="000000"/>
-                    </w:pBdr>
-                    <w:spacing w:after="100" w:before="100" w:line="240"/>
-                    <w:ind w:left="100" w:right="100" w:firstLine="0" w:firstLineChars="0"/>
-                    <w:rPr>
-                      <w:rFonts w:ascii="Helvetica" w:hAnsi="Helvetica" w:eastAsia="Helvetica" w:cs="Helvetica"/>
-                      <w:i w:val="false"/>
-                      <w:b w:val="false"/>
-                      <w:u w:val="none"/>
-                      <w:strike w:val="false"/>
-                      <w:sz w:val="22"/>
-                      <w:szCs w:val="22"/>
-                      <w:color w:val="000000"/>
-                    </w:rPr>
-                  </w:pPr>
-                  <w:r xmlns:w="http://schemas.openxmlformats.org/wordprocessingml/2006/main" xmlns:wp="http://schemas.openxmlformats.org/drawingml/2006/wordprocessingDrawing" xmlns:r="http://schemas.openxmlformats.org/officeDocument/2006/relationships" xmlns:w14="http://schemas.microsoft.com/office/word/2010/wordml">
-                    <w:rPr>
-                      <w:rFonts w:ascii="Helvetica" w:hAnsi="Helvetica" w:eastAsia="Helvetica" w:cs="Helvetica"/>
-                      <w:i w:val="false"/>
-                      <w:b w:val="false"/>
-                      <w:u w:val="none"/>
-                      <w:strike w:val="false"/>
-                      <w:sz w:val="22"/>
-                      <w:szCs w:val="22"/>
-                      <w:color w:val="000000"/>
-                    </w:rPr>
-                    <w:t xml:space="preserve">-1.58</w:t>
-                  </w:r>
-                </w:p>
-              </w:tc>
-              <w:tc>
-                <w:tcPr>
-                  <w:tcBorders>
-                    <w:bottom w:val="none" w:sz="0" w:space="0" w:color="000000"/>
-                    <w:top w:val="none" w:sz="0" w:space="0" w:color="000000"/>
-                    <w:left w:val="none" w:sz="0" w:space="0" w:color="000000"/>
-                    <w:right w:val="none" w:sz="0" w:space="0" w:color="000000"/>
-                  </w:tcBorders>
-                  <w:shd w:val="clear" w:color="auto" w:fill="FFFFFF"/>
-                  <w:tcMar>
-                    <w:top w:w="0" w:type="dxa"/>
-                    <w:bottom w:w="0" w:type="dxa"/>
-                    <w:left w:w="0" w:type="dxa"/>
-                    <w:right w:w="0" w:type="dxa"/>
-                  </w:tcMar>
-                  <w:vAlign w:val="center"/>
-                </w:tcPr>
-                <w:p>
-                  <w:pPr>
-                    <w:jc w:val="right"/>
-                    <w:pBdr>
-                      <w:bottom w:val="none" w:sz="0" w:space="0" w:color="000000"/>
-                      <w:top w:val="none" w:sz="0" w:space="0" w:color="000000"/>
-                      <w:left w:val="none" w:sz="0" w:space="0" w:color="000000"/>
-                      <w:right w:val="none" w:sz="0" w:space="0" w:color="000000"/>
-                    </w:pBdr>
-                    <w:spacing w:after="100" w:before="100" w:line="240"/>
-                    <w:ind w:left="100" w:right="100" w:firstLine="0" w:firstLineChars="0"/>
-                    <w:rPr>
-                      <w:rFonts w:ascii="Helvetica" w:hAnsi="Helvetica" w:eastAsia="Helvetica" w:cs="Helvetica"/>
-                      <w:i w:val="false"/>
-                      <w:b w:val="false"/>
-                      <w:u w:val="none"/>
-                      <w:strike w:val="false"/>
-                      <w:sz w:val="22"/>
-                      <w:szCs w:val="22"/>
-                      <w:color w:val="000000"/>
-                    </w:rPr>
-                  </w:pPr>
-                  <w:r xmlns:w="http://schemas.openxmlformats.org/wordprocessingml/2006/main" xmlns:wp="http://schemas.openxmlformats.org/drawingml/2006/wordprocessingDrawing" xmlns:r="http://schemas.openxmlformats.org/officeDocument/2006/relationships" xmlns:w14="http://schemas.microsoft.com/office/word/2010/wordml">
-                    <w:rPr>
-                      <w:rFonts w:ascii="Helvetica" w:hAnsi="Helvetica" w:eastAsia="Helvetica" w:cs="Helvetica"/>
-                      <w:i w:val="false"/>
-                      <w:b w:val="false"/>
-                      <w:u w:val="none"/>
-                      <w:strike w:val="false"/>
-                      <w:sz w:val="22"/>
-                      <w:szCs w:val="22"/>
-                      <w:color w:val="000000"/>
-                    </w:rPr>
-                    <w:t xml:space="preserve">1.71</w:t>
-                  </w:r>
-                </w:p>
-              </w:tc>
-              <w:tc>
-                <w:tcPr>
-                  <w:tcBorders>
-                    <w:bottom w:val="none" w:sz="0" w:space="0" w:color="000000"/>
-                    <w:top w:val="none" w:sz="0" w:space="0" w:color="000000"/>
-                    <w:left w:val="none" w:sz="0" w:space="0" w:color="000000"/>
-                    <w:right w:val="none" w:sz="0" w:space="0" w:color="000000"/>
-                  </w:tcBorders>
-                  <w:shd w:val="clear" w:color="auto" w:fill="FFFFFF"/>
-                  <w:tcMar>
-                    <w:top w:w="0" w:type="dxa"/>
-                    <w:bottom w:w="0" w:type="dxa"/>
-                    <w:left w:w="0" w:type="dxa"/>
-                    <w:right w:w="0" w:type="dxa"/>
-                  </w:tcMar>
-                  <w:vAlign w:val="center"/>
-                </w:tcPr>
-                <w:p>
-                  <w:pPr>
-                    <w:jc w:val="right"/>
-                    <w:pBdr>
-                      <w:bottom w:val="none" w:sz="0" w:space="0" w:color="000000"/>
-                      <w:top w:val="none" w:sz="0" w:space="0" w:color="000000"/>
-                      <w:left w:val="none" w:sz="0" w:space="0" w:color="000000"/>
-                      <w:right w:val="none" w:sz="0" w:space="0" w:color="000000"/>
-                    </w:pBdr>
-                    <w:spacing w:after="100" w:before="100" w:line="240"/>
-                    <w:ind w:left="100" w:right="100" w:firstLine="0" w:firstLineChars="0"/>
-                    <w:rPr>
-                      <w:rFonts w:ascii="Helvetica" w:hAnsi="Helvetica" w:eastAsia="Helvetica" w:cs="Helvetica"/>
-                      <w:i w:val="false"/>
-                      <w:b w:val="false"/>
-                      <w:u w:val="none"/>
-                      <w:strike w:val="false"/>
-                      <w:sz w:val="22"/>
-                      <w:szCs w:val="22"/>
-                      <w:color w:val="000000"/>
-                    </w:rPr>
-                  </w:pPr>
-                  <w:r xmlns:w="http://schemas.openxmlformats.org/wordprocessingml/2006/main" xmlns:wp="http://schemas.openxmlformats.org/drawingml/2006/wordprocessingDrawing" xmlns:r="http://schemas.openxmlformats.org/officeDocument/2006/relationships" xmlns:w14="http://schemas.microsoft.com/office/word/2010/wordml">
-                    <w:rPr>
-                      <w:rFonts w:ascii="Helvetica" w:hAnsi="Helvetica" w:eastAsia="Helvetica" w:cs="Helvetica"/>
-                      <w:i w:val="false"/>
-                      <w:b w:val="false"/>
-                      <w:u w:val="none"/>
-                      <w:strike w:val="false"/>
-                      <w:sz w:val="22"/>
-                      <w:szCs w:val="22"/>
-                      <w:color w:val="000000"/>
-                    </w:rPr>
-                    <w:t xml:space="preserve">0.11</w:t>
-                  </w:r>
-                </w:p>
-              </w:tc>
-            </w:tr>
-            <w:tr>
-              <w:trPr>
-                <w:trHeight w:val="573" w:hRule="auto"/>
-              </w:trPr>
-              <w:tc>
-                <w:tcPr>
-                  <w:tcBorders>
-                    <w:bottom w:val="none" w:sz="0" w:space="0" w:color="000000"/>
-                    <w:top w:val="none" w:sz="0" w:space="0" w:color="000000"/>
-                    <w:left w:val="none" w:sz="0" w:space="0" w:color="000000"/>
-                    <w:right w:val="none" w:sz="0" w:space="0" w:color="000000"/>
-                  </w:tcBorders>
-                  <w:shd w:val="clear" w:color="auto" w:fill="FFFFFF"/>
-                  <w:tcMar>
-                    <w:top w:w="0" w:type="dxa"/>
-                    <w:bottom w:w="0" w:type="dxa"/>
-                    <w:left w:w="0" w:type="dxa"/>
-                    <w:right w:w="0" w:type="dxa"/>
-                  </w:tcMar>
-                  <w:vAlign w:val="center"/>
-                </w:tcPr>
-                <w:p>
-                  <w:pPr>
-                    <w:jc w:val="left"/>
-                    <w:pBdr>
-                      <w:bottom w:val="none" w:sz="0" w:space="0" w:color="000000"/>
-                      <w:top w:val="none" w:sz="0" w:space="0" w:color="000000"/>
-                      <w:left w:val="none" w:sz="0" w:space="0" w:color="000000"/>
-                      <w:right w:val="none" w:sz="0" w:space="0" w:color="000000"/>
-                    </w:pBdr>
-                    <w:spacing w:after="100" w:before="100" w:line="240"/>
-                    <w:ind w:left="100" w:right="100" w:firstLine="0" w:firstLineChars="0"/>
-                    <w:rPr>
-                      <w:rFonts w:ascii="Helvetica" w:hAnsi="Helvetica" w:eastAsia="Helvetica" w:cs="Helvetica"/>
-                      <w:i w:val="false"/>
-                      <w:b w:val="false"/>
-                      <w:u w:val="none"/>
-                      <w:strike w:val="false"/>
-                      <w:sz w:val="22"/>
-                      <w:szCs w:val="22"/>
-                      <w:color w:val="000000"/>
-                    </w:rPr>
-                  </w:pPr>
-                  <w:r xmlns:w="http://schemas.openxmlformats.org/wordprocessingml/2006/main" xmlns:wp="http://schemas.openxmlformats.org/drawingml/2006/wordprocessingDrawing" xmlns:r="http://schemas.openxmlformats.org/officeDocument/2006/relationships" xmlns:w14="http://schemas.microsoft.com/office/word/2010/wordml">
-                    <w:rPr>
-                      <w:rFonts w:ascii="Helvetica" w:hAnsi="Helvetica" w:eastAsia="Helvetica" w:cs="Helvetica"/>
-                      <w:i w:val="false"/>
-                      <w:b w:val="false"/>
-                      <w:u w:val="none"/>
-                      <w:strike w:val="false"/>
-                      <w:sz w:val="22"/>
-                      <w:szCs w:val="22"/>
-                      <w:color w:val="000000"/>
-                    </w:rPr>
-                    <w:t xml:space="preserve">Rate</w:t>
-                  </w:r>
-                </w:p>
-              </w:tc>
-              <w:tc>
-                <w:tcPr>
-                  <w:tcBorders>
-                    <w:bottom w:val="none" w:sz="0" w:space="0" w:color="000000"/>
-                    <w:top w:val="none" w:sz="0" w:space="0" w:color="000000"/>
-                    <w:left w:val="none" w:sz="0" w:space="0" w:color="000000"/>
-                    <w:right w:val="none" w:sz="0" w:space="0" w:color="000000"/>
-                  </w:tcBorders>
-                  <w:shd w:val="clear" w:color="auto" w:fill="FFFFFF"/>
-                  <w:tcMar>
-                    <w:top w:w="0" w:type="dxa"/>
-                    <w:bottom w:w="0" w:type="dxa"/>
-                    <w:left w:w="0" w:type="dxa"/>
-                    <w:right w:w="0" w:type="dxa"/>
-                  </w:tcMar>
-                  <w:vAlign w:val="center"/>
-                </w:tcPr>
-                <w:p>
-                  <w:pPr>
-                    <w:jc w:val="right"/>
-                    <w:pBdr>
-                      <w:bottom w:val="none" w:sz="0" w:space="0" w:color="000000"/>
-                      <w:top w:val="none" w:sz="0" w:space="0" w:color="000000"/>
-                      <w:left w:val="none" w:sz="0" w:space="0" w:color="000000"/>
-                      <w:right w:val="none" w:sz="0" w:space="0" w:color="000000"/>
-                    </w:pBdr>
-                    <w:spacing w:after="100" w:before="100" w:line="240"/>
-                    <w:ind w:left="100" w:right="100" w:firstLine="0" w:firstLineChars="0"/>
-                    <w:rPr>
-                      <w:rFonts w:ascii="Helvetica" w:hAnsi="Helvetica" w:eastAsia="Helvetica" w:cs="Helvetica"/>
-                      <w:i w:val="false"/>
-                      <w:b w:val="false"/>
-                      <w:u w:val="none"/>
-                      <w:strike w:val="false"/>
-                      <w:sz w:val="22"/>
-                      <w:szCs w:val="22"/>
-                      <w:color w:val="000000"/>
-                    </w:rPr>
-                  </w:pPr>
-                  <w:r xmlns:w="http://schemas.openxmlformats.org/wordprocessingml/2006/main" xmlns:wp="http://schemas.openxmlformats.org/drawingml/2006/wordprocessingDrawing" xmlns:r="http://schemas.openxmlformats.org/officeDocument/2006/relationships" xmlns:w14="http://schemas.microsoft.com/office/word/2010/wordml">
-                    <w:rPr>
-                      <w:rFonts w:ascii="Helvetica" w:hAnsi="Helvetica" w:eastAsia="Helvetica" w:cs="Helvetica"/>
-                      <w:i w:val="false"/>
-                      <w:b w:val="false"/>
-                      <w:u w:val="none"/>
-                      <w:strike w:val="false"/>
-                      <w:sz w:val="22"/>
-                      <w:szCs w:val="22"/>
-                      <w:color w:val="000000"/>
-                    </w:rPr>
-                    <w:t xml:space="preserve">7</w:t>
-                  </w:r>
-                </w:p>
-              </w:tc>
-              <w:tc>
-                <w:tcPr>
-                  <w:tcBorders>
-                    <w:bottom w:val="none" w:sz="0" w:space="0" w:color="000000"/>
-                    <w:top w:val="none" w:sz="0" w:space="0" w:color="000000"/>
-                    <w:left w:val="none" w:sz="0" w:space="0" w:color="000000"/>
-                    <w:right w:val="none" w:sz="0" w:space="0" w:color="000000"/>
-                  </w:tcBorders>
-                  <w:shd w:val="clear" w:color="auto" w:fill="FFFFFF"/>
-                  <w:tcMar>
-                    <w:top w:w="0" w:type="dxa"/>
-                    <w:bottom w:w="0" w:type="dxa"/>
-                    <w:left w:w="0" w:type="dxa"/>
-                    <w:right w:w="0" w:type="dxa"/>
-                  </w:tcMar>
-                  <w:vAlign w:val="center"/>
-                </w:tcPr>
-                <w:p>
-                  <w:pPr>
-                    <w:jc w:val="left"/>
-                    <w:pBdr>
-                      <w:bottom w:val="none" w:sz="0" w:space="0" w:color="000000"/>
-                      <w:top w:val="none" w:sz="0" w:space="0" w:color="000000"/>
-                      <w:left w:val="none" w:sz="0" w:space="0" w:color="000000"/>
-                      <w:right w:val="none" w:sz="0" w:space="0" w:color="000000"/>
-                    </w:pBdr>
-                    <w:spacing w:after="100" w:before="100" w:line="240"/>
-                    <w:ind w:left="100" w:right="100" w:firstLine="0" w:firstLineChars="0"/>
-                    <w:rPr>
-                      <w:rFonts w:ascii="Helvetica" w:hAnsi="Helvetica" w:eastAsia="Helvetica" w:cs="Helvetica"/>
-                      <w:i w:val="false"/>
-                      <w:b w:val="false"/>
-                      <w:u w:val="none"/>
-                      <w:strike w:val="false"/>
-                      <w:sz w:val="22"/>
-                      <w:szCs w:val="22"/>
-                      <w:color w:val="000000"/>
-                    </w:rPr>
-                  </w:pPr>
-                  <w:r xmlns:w="http://schemas.openxmlformats.org/wordprocessingml/2006/main" xmlns:wp="http://schemas.openxmlformats.org/drawingml/2006/wordprocessingDrawing" xmlns:r="http://schemas.openxmlformats.org/officeDocument/2006/relationships" xmlns:w14="http://schemas.microsoft.com/office/word/2010/wordml">
-                    <w:rPr>
-                      <w:rFonts w:ascii="Helvetica" w:hAnsi="Helvetica" w:eastAsia="Helvetica" w:cs="Helvetica"/>
-                      <w:i w:val="false"/>
-                      <w:b w:val="false"/>
-                      <w:u w:val="none"/>
-                      <w:strike w:val="false"/>
-                      <w:sz w:val="22"/>
-                      <w:szCs w:val="22"/>
-                      <w:color w:val="000000"/>
-                    </w:rPr>
-                    <w:t xml:space="preserve">21536.97</w:t>
-                  </w:r>
-                </w:p>
-              </w:tc>
-              <w:tc>
-                <w:tcPr>
-                  <w:tcBorders>
-                    <w:bottom w:val="none" w:sz="0" w:space="0" w:color="000000"/>
-                    <w:top w:val="none" w:sz="0" w:space="0" w:color="000000"/>
-                    <w:left w:val="none" w:sz="0" w:space="0" w:color="000000"/>
-                    <w:right w:val="none" w:sz="0" w:space="0" w:color="000000"/>
-                  </w:tcBorders>
-                  <w:shd w:val="clear" w:color="auto" w:fill="FFFFFF"/>
-                  <w:tcMar>
-                    <w:top w:w="0" w:type="dxa"/>
-                    <w:bottom w:w="0" w:type="dxa"/>
-                    <w:left w:w="0" w:type="dxa"/>
-                    <w:right w:w="0" w:type="dxa"/>
-                  </w:tcMar>
-                  <w:vAlign w:val="center"/>
-                </w:tcPr>
-                <w:p>
-                  <w:pPr>
-                    <w:jc w:val="right"/>
-                    <w:pBdr>
-                      <w:bottom w:val="none" w:sz="0" w:space="0" w:color="000000"/>
-                      <w:top w:val="none" w:sz="0" w:space="0" w:color="000000"/>
-                      <w:left w:val="none" w:sz="0" w:space="0" w:color="000000"/>
-                      <w:right w:val="none" w:sz="0" w:space="0" w:color="000000"/>
-                    </w:pBdr>
-                    <w:spacing w:after="100" w:before="100" w:line="240"/>
-                    <w:ind w:left="100" w:right="100" w:firstLine="0" w:firstLineChars="0"/>
-                    <w:rPr>
-                      <w:rFonts w:ascii="Helvetica" w:hAnsi="Helvetica" w:eastAsia="Helvetica" w:cs="Helvetica"/>
-                      <w:i w:val="false"/>
-                      <w:b w:val="false"/>
-                      <w:u w:val="none"/>
-                      <w:strike w:val="false"/>
-                      <w:sz w:val="22"/>
-                      <w:szCs w:val="22"/>
-                      <w:color w:val="000000"/>
-                    </w:rPr>
-                  </w:pPr>
-                  <w:r xmlns:w="http://schemas.openxmlformats.org/wordprocessingml/2006/main" xmlns:wp="http://schemas.openxmlformats.org/drawingml/2006/wordprocessingDrawing" xmlns:r="http://schemas.openxmlformats.org/officeDocument/2006/relationships" xmlns:w14="http://schemas.microsoft.com/office/word/2010/wordml">
-                    <w:rPr>
-                      <w:rFonts w:ascii="Helvetica" w:hAnsi="Helvetica" w:eastAsia="Helvetica" w:cs="Helvetica"/>
-                      <w:i w:val="false"/>
-                      <w:b w:val="false"/>
-                      <w:u w:val="none"/>
-                      <w:strike w:val="false"/>
-                      <w:sz w:val="22"/>
-                      <w:szCs w:val="22"/>
-                      <w:color w:val="000000"/>
-                    </w:rPr>
-                    <w:t xml:space="preserve">77.60</w:t>
-                  </w:r>
-                </w:p>
-              </w:tc>
-              <w:tc>
-                <w:tcPr>
-                  <w:tcBorders>
-                    <w:bottom w:val="none" w:sz="0" w:space="0" w:color="000000"/>
-                    <w:top w:val="none" w:sz="0" w:space="0" w:color="000000"/>
-                    <w:left w:val="none" w:sz="0" w:space="0" w:color="000000"/>
-                    <w:right w:val="none" w:sz="0" w:space="0" w:color="000000"/>
-                  </w:tcBorders>
-                  <w:shd w:val="clear" w:color="auto" w:fill="FFFFFF"/>
-                  <w:tcMar>
-                    <w:top w:w="0" w:type="dxa"/>
-                    <w:bottom w:w="0" w:type="dxa"/>
-                    <w:left w:w="0" w:type="dxa"/>
-                    <w:right w:w="0" w:type="dxa"/>
-                  </w:tcMar>
-                  <w:vAlign w:val="center"/>
-                </w:tcPr>
-                <w:p>
-                  <w:pPr>
-                    <w:jc w:val="right"/>
-                    <w:pBdr>
-                      <w:bottom w:val="none" w:sz="0" w:space="0" w:color="000000"/>
-                      <w:top w:val="none" w:sz="0" w:space="0" w:color="000000"/>
-                      <w:left w:val="none" w:sz="0" w:space="0" w:color="000000"/>
-                      <w:right w:val="none" w:sz="0" w:space="0" w:color="000000"/>
-                    </w:pBdr>
-                    <w:spacing w:after="100" w:before="100" w:line="240"/>
-                    <w:ind w:left="100" w:right="100" w:firstLine="0" w:firstLineChars="0"/>
-                    <w:rPr>
-                      <w:rFonts w:ascii="Helvetica" w:hAnsi="Helvetica" w:eastAsia="Helvetica" w:cs="Helvetica"/>
-                      <w:i w:val="false"/>
-                      <w:b w:val="false"/>
-                      <w:u w:val="none"/>
-                      <w:strike w:val="false"/>
-                      <w:sz w:val="22"/>
-                      <w:szCs w:val="22"/>
-                      <w:color w:val="000000"/>
-                    </w:rPr>
-                  </w:pPr>
-                  <w:r xmlns:w="http://schemas.openxmlformats.org/wordprocessingml/2006/main" xmlns:wp="http://schemas.openxmlformats.org/drawingml/2006/wordprocessingDrawing" xmlns:r="http://schemas.openxmlformats.org/officeDocument/2006/relationships" xmlns:w14="http://schemas.microsoft.com/office/word/2010/wordml">
-                    <w:rPr>
-                      <w:rFonts w:ascii="Helvetica" w:hAnsi="Helvetica" w:eastAsia="Helvetica" w:cs="Helvetica"/>
-                      <w:i w:val="false"/>
-                      <w:b w:val="false"/>
-                      <w:u w:val="none"/>
-                      <w:strike w:val="false"/>
-                      <w:sz w:val="22"/>
-                      <w:szCs w:val="22"/>
-                      <w:color w:val="000000"/>
-                    </w:rPr>
-                    <w:t xml:space="preserve">-3.34</w:t>
-                  </w:r>
-                </w:p>
-              </w:tc>
-              <w:tc>
-                <w:tcPr>
-                  <w:tcBorders>
-                    <w:bottom w:val="none" w:sz="0" w:space="0" w:color="000000"/>
-                    <w:top w:val="none" w:sz="0" w:space="0" w:color="000000"/>
-                    <w:left w:val="none" w:sz="0" w:space="0" w:color="000000"/>
-                    <w:right w:val="none" w:sz="0" w:space="0" w:color="000000"/>
-                  </w:tcBorders>
-                  <w:shd w:val="clear" w:color="auto" w:fill="FFFFFF"/>
-                  <w:tcMar>
-                    <w:top w:w="0" w:type="dxa"/>
-                    <w:bottom w:w="0" w:type="dxa"/>
-                    <w:left w:w="0" w:type="dxa"/>
-                    <w:right w:w="0" w:type="dxa"/>
-                  </w:tcMar>
-                  <w:vAlign w:val="center"/>
-                </w:tcPr>
-                <w:p>
-                  <w:pPr>
-                    <w:jc w:val="right"/>
-                    <w:pBdr>
-                      <w:bottom w:val="none" w:sz="0" w:space="0" w:color="000000"/>
-                      <w:top w:val="none" w:sz="0" w:space="0" w:color="000000"/>
-                      <w:left w:val="none" w:sz="0" w:space="0" w:color="000000"/>
-                      <w:right w:val="none" w:sz="0" w:space="0" w:color="000000"/>
-                    </w:pBdr>
-                    <w:spacing w:after="100" w:before="100" w:line="240"/>
-                    <w:ind w:left="100" w:right="100" w:firstLine="0" w:firstLineChars="0"/>
-                    <w:rPr>
-                      <w:rFonts w:ascii="Helvetica" w:hAnsi="Helvetica" w:eastAsia="Helvetica" w:cs="Helvetica"/>
-                      <w:i w:val="false"/>
-                      <w:b w:val="false"/>
-                      <w:u w:val="none"/>
-                      <w:strike w:val="false"/>
-                      <w:sz w:val="22"/>
-                      <w:szCs w:val="22"/>
-                      <w:color w:val="000000"/>
-                    </w:rPr>
-                  </w:pPr>
-                  <w:r xmlns:w="http://schemas.openxmlformats.org/wordprocessingml/2006/main" xmlns:wp="http://schemas.openxmlformats.org/drawingml/2006/wordprocessingDrawing" xmlns:r="http://schemas.openxmlformats.org/officeDocument/2006/relationships" xmlns:w14="http://schemas.microsoft.com/office/word/2010/wordml">
-                    <w:rPr>
-                      <w:rFonts w:ascii="Helvetica" w:hAnsi="Helvetica" w:eastAsia="Helvetica" w:cs="Helvetica"/>
-                      <w:i w:val="false"/>
-                      <w:b w:val="false"/>
-                      <w:u w:val="none"/>
-                      <w:strike w:val="false"/>
-                      <w:sz w:val="22"/>
-                      <w:szCs w:val="22"/>
-                      <w:color w:val="000000"/>
-                    </w:rPr>
-                    <w:t xml:space="preserve">3.19</w:t>
-                  </w:r>
-                </w:p>
-              </w:tc>
-              <w:tc>
-                <w:tcPr>
-                  <w:tcBorders>
-                    <w:bottom w:val="none" w:sz="0" w:space="0" w:color="000000"/>
-                    <w:top w:val="none" w:sz="0" w:space="0" w:color="000000"/>
-                    <w:left w:val="none" w:sz="0" w:space="0" w:color="000000"/>
-                    <w:right w:val="none" w:sz="0" w:space="0" w:color="000000"/>
-                  </w:tcBorders>
-                  <w:shd w:val="clear" w:color="auto" w:fill="FFFFFF"/>
-                  <w:tcMar>
-                    <w:top w:w="0" w:type="dxa"/>
-                    <w:bottom w:w="0" w:type="dxa"/>
-                    <w:left w:w="0" w:type="dxa"/>
-                    <w:right w:w="0" w:type="dxa"/>
-                  </w:tcMar>
-                  <w:vAlign w:val="center"/>
-                </w:tcPr>
-                <w:p>
-                  <w:pPr>
-                    <w:jc w:val="right"/>
-                    <w:pBdr>
-                      <w:bottom w:val="none" w:sz="0" w:space="0" w:color="000000"/>
-                      <w:top w:val="none" w:sz="0" w:space="0" w:color="000000"/>
-                      <w:left w:val="none" w:sz="0" w:space="0" w:color="000000"/>
-                      <w:right w:val="none" w:sz="0" w:space="0" w:color="000000"/>
-                    </w:pBdr>
-                    <w:spacing w:after="100" w:before="100" w:line="240"/>
-                    <w:ind w:left="100" w:right="100" w:firstLine="0" w:firstLineChars="0"/>
-                    <w:rPr>
-                      <w:rFonts w:ascii="Helvetica" w:hAnsi="Helvetica" w:eastAsia="Helvetica" w:cs="Helvetica"/>
-                      <w:i w:val="false"/>
-                      <w:b w:val="false"/>
-                      <w:u w:val="none"/>
-                      <w:strike w:val="false"/>
-                      <w:sz w:val="22"/>
-                      <w:szCs w:val="22"/>
-                      <w:color w:val="000000"/>
-                    </w:rPr>
-                  </w:pPr>
-                  <w:r xmlns:w="http://schemas.openxmlformats.org/wordprocessingml/2006/main" xmlns:wp="http://schemas.openxmlformats.org/drawingml/2006/wordprocessingDrawing" xmlns:r="http://schemas.openxmlformats.org/officeDocument/2006/relationships" xmlns:w14="http://schemas.microsoft.com/office/word/2010/wordml">
-                    <w:rPr>
-                      <w:rFonts w:ascii="Helvetica" w:hAnsi="Helvetica" w:eastAsia="Helvetica" w:cs="Helvetica"/>
-                      <w:i w:val="false"/>
-                      <w:b w:val="false"/>
-                      <w:u w:val="none"/>
-                      <w:strike w:val="false"/>
-                      <w:sz w:val="22"/>
-                      <w:szCs w:val="22"/>
-                      <w:color w:val="000000"/>
-                    </w:rPr>
-                    <w:t xml:space="preserve">0.03</w:t>
+                    <w:t xml:space="preserve">25596.36</w:t>
+                  </w:r>
+                </w:p>
+              </w:tc>
+              <w:tc>
+                <w:tcPr>
+                  <w:tcBorders>
+                    <w:bottom w:val="none" w:sz="0" w:space="0" w:color="000000"/>
+                    <w:top w:val="none" w:sz="0" w:space="0" w:color="000000"/>
+                    <w:left w:val="none" w:sz="0" w:space="0" w:color="000000"/>
+                    <w:right w:val="none" w:sz="0" w:space="0" w:color="000000"/>
+                  </w:tcBorders>
+                  <w:shd w:val="clear" w:color="auto" w:fill="FFFFFF"/>
+                  <w:tcMar>
+                    <w:top w:w="0" w:type="dxa"/>
+                    <w:bottom w:w="0" w:type="dxa"/>
+                    <w:left w:w="0" w:type="dxa"/>
+                    <w:right w:w="0" w:type="dxa"/>
+                  </w:tcMar>
+                  <w:vAlign w:val="center"/>
+                </w:tcPr>
+                <w:p>
+                  <w:pPr>
+                    <w:jc w:val="right"/>
+                    <w:pBdr>
+                      <w:bottom w:val="none" w:sz="0" w:space="0" w:color="000000"/>
+                      <w:top w:val="none" w:sz="0" w:space="0" w:color="000000"/>
+                      <w:left w:val="none" w:sz="0" w:space="0" w:color="000000"/>
+                      <w:right w:val="none" w:sz="0" w:space="0" w:color="000000"/>
+                    </w:pBdr>
+                    <w:spacing w:after="100" w:before="100" w:line="240"/>
+                    <w:ind w:left="100" w:right="100" w:firstLine="0" w:firstLineChars="0"/>
+                    <w:rPr>
+                      <w:rFonts w:ascii="Helvetica" w:hAnsi="Helvetica" w:eastAsia="Helvetica" w:cs="Helvetica"/>
+                      <w:i w:val="false"/>
+                      <w:b w:val="false"/>
+                      <w:u w:val="none"/>
+                      <w:strike w:val="false"/>
+                      <w:sz w:val="22"/>
+                      <w:szCs w:val="22"/>
+                      <w:color w:val="000000"/>
+                    </w:rPr>
+                  </w:pPr>
+                  <w:r xmlns:w="http://schemas.openxmlformats.org/wordprocessingml/2006/main" xmlns:wp="http://schemas.openxmlformats.org/drawingml/2006/wordprocessingDrawing" xmlns:r="http://schemas.openxmlformats.org/officeDocument/2006/relationships" xmlns:w14="http://schemas.microsoft.com/office/word/2010/wordml">
+                    <w:rPr>
+                      <w:rFonts w:ascii="Helvetica" w:hAnsi="Helvetica" w:eastAsia="Helvetica" w:cs="Helvetica"/>
+                      <w:i w:val="false"/>
+                      <w:b w:val="false"/>
+                      <w:u w:val="none"/>
+                      <w:strike w:val="false"/>
+                      <w:sz w:val="22"/>
+                      <w:szCs w:val="22"/>
+                      <w:color w:val="000000"/>
+                    </w:rPr>
+                    <w:t xml:space="preserve">81.91</w:t>
+                  </w:r>
+                </w:p>
+              </w:tc>
+              <w:tc>
+                <w:tcPr>
+                  <w:tcBorders>
+                    <w:bottom w:val="none" w:sz="0" w:space="0" w:color="000000"/>
+                    <w:top w:val="none" w:sz="0" w:space="0" w:color="000000"/>
+                    <w:left w:val="none" w:sz="0" w:space="0" w:color="000000"/>
+                    <w:right w:val="none" w:sz="0" w:space="0" w:color="000000"/>
+                  </w:tcBorders>
+                  <w:shd w:val="clear" w:color="auto" w:fill="FFFFFF"/>
+                  <w:tcMar>
+                    <w:top w:w="0" w:type="dxa"/>
+                    <w:bottom w:w="0" w:type="dxa"/>
+                    <w:left w:w="0" w:type="dxa"/>
+                    <w:right w:w="0" w:type="dxa"/>
+                  </w:tcMar>
+                  <w:vAlign w:val="center"/>
+                </w:tcPr>
+                <w:p>
+                  <w:pPr>
+                    <w:jc w:val="right"/>
+                    <w:pBdr>
+                      <w:bottom w:val="none" w:sz="0" w:space="0" w:color="000000"/>
+                      <w:top w:val="none" w:sz="0" w:space="0" w:color="000000"/>
+                      <w:left w:val="none" w:sz="0" w:space="0" w:color="000000"/>
+                      <w:right w:val="none" w:sz="0" w:space="0" w:color="000000"/>
+                    </w:pBdr>
+                    <w:spacing w:after="100" w:before="100" w:line="240"/>
+                    <w:ind w:left="100" w:right="100" w:firstLine="0" w:firstLineChars="0"/>
+                    <w:rPr>
+                      <w:rFonts w:ascii="Helvetica" w:hAnsi="Helvetica" w:eastAsia="Helvetica" w:cs="Helvetica"/>
+                      <w:i w:val="false"/>
+                      <w:b w:val="false"/>
+                      <w:u w:val="none"/>
+                      <w:strike w:val="false"/>
+                      <w:sz w:val="22"/>
+                      <w:szCs w:val="22"/>
+                      <w:color w:val="000000"/>
+                    </w:rPr>
+                  </w:pPr>
+                  <w:r xmlns:w="http://schemas.openxmlformats.org/wordprocessingml/2006/main" xmlns:wp="http://schemas.openxmlformats.org/drawingml/2006/wordprocessingDrawing" xmlns:r="http://schemas.openxmlformats.org/officeDocument/2006/relationships" xmlns:w14="http://schemas.microsoft.com/office/word/2010/wordml">
+                    <w:rPr>
+                      <w:rFonts w:ascii="Helvetica" w:hAnsi="Helvetica" w:eastAsia="Helvetica" w:cs="Helvetica"/>
+                      <w:i w:val="false"/>
+                      <w:b w:val="false"/>
+                      <w:u w:val="none"/>
+                      <w:strike w:val="false"/>
+                      <w:sz w:val="22"/>
+                      <w:szCs w:val="22"/>
+                      <w:color w:val="000000"/>
+                    </w:rPr>
+                    <w:t xml:space="preserve">-2.51</w:t>
+                  </w:r>
+                </w:p>
+              </w:tc>
+              <w:tc>
+                <w:tcPr>
+                  <w:tcBorders>
+                    <w:bottom w:val="none" w:sz="0" w:space="0" w:color="000000"/>
+                    <w:top w:val="none" w:sz="0" w:space="0" w:color="000000"/>
+                    <w:left w:val="none" w:sz="0" w:space="0" w:color="000000"/>
+                    <w:right w:val="none" w:sz="0" w:space="0" w:color="000000"/>
+                  </w:tcBorders>
+                  <w:shd w:val="clear" w:color="auto" w:fill="FFFFFF"/>
+                  <w:tcMar>
+                    <w:top w:w="0" w:type="dxa"/>
+                    <w:bottom w:w="0" w:type="dxa"/>
+                    <w:left w:w="0" w:type="dxa"/>
+                    <w:right w:w="0" w:type="dxa"/>
+                  </w:tcMar>
+                  <w:vAlign w:val="center"/>
+                </w:tcPr>
+                <w:p>
+                  <w:pPr>
+                    <w:jc w:val="right"/>
+                    <w:pBdr>
+                      <w:bottom w:val="none" w:sz="0" w:space="0" w:color="000000"/>
+                      <w:top w:val="none" w:sz="0" w:space="0" w:color="000000"/>
+                      <w:left w:val="none" w:sz="0" w:space="0" w:color="000000"/>
+                      <w:right w:val="none" w:sz="0" w:space="0" w:color="000000"/>
+                    </w:pBdr>
+                    <w:spacing w:after="100" w:before="100" w:line="240"/>
+                    <w:ind w:left="100" w:right="100" w:firstLine="0" w:firstLineChars="0"/>
+                    <w:rPr>
+                      <w:rFonts w:ascii="Helvetica" w:hAnsi="Helvetica" w:eastAsia="Helvetica" w:cs="Helvetica"/>
+                      <w:i w:val="false"/>
+                      <w:b w:val="false"/>
+                      <w:u w:val="none"/>
+                      <w:strike w:val="false"/>
+                      <w:sz w:val="22"/>
+                      <w:szCs w:val="22"/>
+                      <w:color w:val="000000"/>
+                    </w:rPr>
+                  </w:pPr>
+                  <w:r xmlns:w="http://schemas.openxmlformats.org/wordprocessingml/2006/main" xmlns:wp="http://schemas.openxmlformats.org/drawingml/2006/wordprocessingDrawing" xmlns:r="http://schemas.openxmlformats.org/officeDocument/2006/relationships" xmlns:w14="http://schemas.microsoft.com/office/word/2010/wordml">
+                    <w:rPr>
+                      <w:rFonts w:ascii="Helvetica" w:hAnsi="Helvetica" w:eastAsia="Helvetica" w:cs="Helvetica"/>
+                      <w:i w:val="false"/>
+                      <w:b w:val="false"/>
+                      <w:u w:val="none"/>
+                      <w:strike w:val="false"/>
+                      <w:sz w:val="22"/>
+                      <w:szCs w:val="22"/>
+                      <w:color w:val="000000"/>
+                    </w:rPr>
+                    <w:t xml:space="preserve">3.02</w:t>
+                  </w:r>
+                </w:p>
+              </w:tc>
+              <w:tc>
+                <w:tcPr>
+                  <w:tcBorders>
+                    <w:bottom w:val="none" w:sz="0" w:space="0" w:color="000000"/>
+                    <w:top w:val="none" w:sz="0" w:space="0" w:color="000000"/>
+                    <w:left w:val="none" w:sz="0" w:space="0" w:color="000000"/>
+                    <w:right w:val="none" w:sz="0" w:space="0" w:color="000000"/>
+                  </w:tcBorders>
+                  <w:shd w:val="clear" w:color="auto" w:fill="FFFFFF"/>
+                  <w:tcMar>
+                    <w:top w:w="0" w:type="dxa"/>
+                    <w:bottom w:w="0" w:type="dxa"/>
+                    <w:left w:w="0" w:type="dxa"/>
+                    <w:right w:w="0" w:type="dxa"/>
+                  </w:tcMar>
+                  <w:vAlign w:val="center"/>
+                </w:tcPr>
+                <w:p>
+                  <w:pPr>
+                    <w:jc w:val="right"/>
+                    <w:pBdr>
+                      <w:bottom w:val="none" w:sz="0" w:space="0" w:color="000000"/>
+                      <w:top w:val="none" w:sz="0" w:space="0" w:color="000000"/>
+                      <w:left w:val="none" w:sz="0" w:space="0" w:color="000000"/>
+                      <w:right w:val="none" w:sz="0" w:space="0" w:color="000000"/>
+                    </w:pBdr>
+                    <w:spacing w:after="100" w:before="100" w:line="240"/>
+                    <w:ind w:left="100" w:right="100" w:firstLine="0" w:firstLineChars="0"/>
+                    <w:rPr>
+                      <w:rFonts w:ascii="Helvetica" w:hAnsi="Helvetica" w:eastAsia="Helvetica" w:cs="Helvetica"/>
+                      <w:i w:val="false"/>
+                      <w:b w:val="false"/>
+                      <w:u w:val="none"/>
+                      <w:strike w:val="false"/>
+                      <w:sz w:val="22"/>
+                      <w:szCs w:val="22"/>
+                      <w:color w:val="000000"/>
+                    </w:rPr>
+                  </w:pPr>
+                  <w:r xmlns:w="http://schemas.openxmlformats.org/wordprocessingml/2006/main" xmlns:wp="http://schemas.openxmlformats.org/drawingml/2006/wordprocessingDrawing" xmlns:r="http://schemas.openxmlformats.org/officeDocument/2006/relationships" xmlns:w14="http://schemas.microsoft.com/office/word/2010/wordml">
+                    <w:rPr>
+                      <w:rFonts w:ascii="Helvetica" w:hAnsi="Helvetica" w:eastAsia="Helvetica" w:cs="Helvetica"/>
+                      <w:i w:val="false"/>
+                      <w:b w:val="false"/>
+                      <w:u w:val="none"/>
+                      <w:strike w:val="false"/>
+                      <w:sz w:val="22"/>
+                      <w:szCs w:val="22"/>
+                      <w:color w:val="000000"/>
+                    </w:rPr>
+                    <w:t xml:space="preserve">0.08</w:t>
                   </w:r>
                 </w:p>
               </w:tc>
@@ -8542,7 +8321,7 @@
                       <w:szCs w:val="22"/>
                       <w:color w:val="000000"/>
                     </w:rPr>
-                    <w:t xml:space="preserve">21578.96</w:t>
+                    <w:t xml:space="preserve">25627.04</w:t>
                   </w:r>
                 </w:p>
               </w:tc>
@@ -8596,7 +8375,7 @@
                       <w:szCs w:val="22"/>
                       <w:color w:val="000000"/>
                     </w:rPr>
-                    <w:t xml:space="preserve">76.18</w:t>
+                    <w:t xml:space="preserve">80.79</w:t>
                   </w:r>
                 </w:p>
               </w:tc>
@@ -8650,7 +8429,7 @@
                       <w:szCs w:val="22"/>
                       <w:color w:val="000000"/>
                     </w:rPr>
-                    <w:t xml:space="preserve">-24.33</w:t>
+                    <w:t xml:space="preserve">-17.85</w:t>
                   </w:r>
                 </w:p>
               </w:tc>
@@ -8704,7 +8483,7 @@
                       <w:szCs w:val="22"/>
                       <w:color w:val="000000"/>
                     </w:rPr>
-                    <w:t xml:space="preserve">7.47</w:t>
+                    <w:t xml:space="preserve">5.89</w:t>
                   </w:r>
                 </w:p>
               </w:tc>
@@ -9110,7 +8889,7 @@
                 <w:szCs w:val="22"/>
                 <w:color w:val="000000"/>
               </w:rPr>
-              <w:t xml:space="preserve">50.26</w:t>
+              <w:t xml:space="preserve">49.98</w:t>
             </w:r>
           </w:p>
         </w:tc>
@@ -9164,7 +8943,7 @@
                 <w:szCs w:val="22"/>
                 <w:color w:val="000000"/>
               </w:rPr>
-              <w:t xml:space="preserve">48.64</w:t>
+              <w:t xml:space="preserve">48.42</w:t>
             </w:r>
           </w:p>
         </w:tc>
@@ -9218,7 +8997,7 @@
                 <w:szCs w:val="22"/>
                 <w:color w:val="000000"/>
               </w:rPr>
-              <w:t xml:space="preserve">51.96</w:t>
+              <w:t xml:space="preserve">51.50</w:t>
             </w:r>
           </w:p>
         </w:tc>
@@ -9331,7 +9110,7 @@
                 <w:szCs w:val="22"/>
                 <w:color w:val="000000"/>
               </w:rPr>
-              <w:t xml:space="preserve">22.35</w:t>
+              <w:t xml:space="preserve">21.59</w:t>
             </w:r>
           </w:p>
         </w:tc>
@@ -9385,7 +9164,7 @@
                 <w:szCs w:val="22"/>
                 <w:color w:val="000000"/>
               </w:rPr>
-              <w:t xml:space="preserve">17.97</w:t>
+              <w:t xml:space="preserve">17.19</w:t>
             </w:r>
           </w:p>
         </w:tc>
@@ -9439,7 +9218,7 @@
                 <w:szCs w:val="22"/>
                 <w:color w:val="000000"/>
               </w:rPr>
-              <w:t xml:space="preserve">27.95</w:t>
+              <w:t xml:space="preserve">26.85</w:t>
             </w:r>
           </w:p>
         </w:tc>
@@ -9552,7 +9331,7 @@
                 <w:szCs w:val="22"/>
                 <w:color w:val="000000"/>
               </w:rPr>
-              <w:t xml:space="preserve">17.24</w:t>
+              <w:t xml:space="preserve">18.28</w:t>
             </w:r>
           </w:p>
         </w:tc>
@@ -9606,7 +9385,7 @@
                 <w:szCs w:val="22"/>
                 <w:color w:val="000000"/>
               </w:rPr>
-              <w:t xml:space="preserve">13.87</w:t>
+              <w:t xml:space="preserve">14.01</w:t>
             </w:r>
           </w:p>
         </w:tc>
@@ -9660,7 +9439,7 @@
                 <w:szCs w:val="22"/>
                 <w:color w:val="000000"/>
               </w:rPr>
-              <w:t xml:space="preserve">21.57</w:t>
+              <w:t xml:space="preserve">23.17</w:t>
             </w:r>
           </w:p>
         </w:tc>
@@ -9773,7 +9552,7 @@
                 <w:szCs w:val="22"/>
                 <w:color w:val="000000"/>
               </w:rPr>
-              <w:t xml:space="preserve">31.21</w:t>
+              <w:t xml:space="preserve">29.87</w:t>
             </w:r>
           </w:p>
         </w:tc>
@@ -9827,7 +9606,7 @@
                 <w:szCs w:val="22"/>
                 <w:color w:val="000000"/>
               </w:rPr>
-              <w:t xml:space="preserve">25.10</w:t>
+              <w:t xml:space="preserve">24.10</w:t>
             </w:r>
           </w:p>
         </w:tc>
@@ -9881,7 +9660,7 @@
                 <w:szCs w:val="22"/>
                 <w:color w:val="000000"/>
               </w:rPr>
-              <w:t xml:space="preserve">39.04</w:t>
+              <w:t xml:space="preserve">36.58</w:t>
             </w:r>
           </w:p>
         </w:tc>
@@ -10048,7 +9827,7 @@
                 <w:szCs w:val="22"/>
                 <w:color w:val="000000"/>
               </w:rPr>
-              <w:t xml:space="preserve">0.37</w:t>
+              <w:t xml:space="preserve">0.38</w:t>
             </w:r>
           </w:p>
         </w:tc>
@@ -10102,7 +9881,7 @@
                 <w:szCs w:val="22"/>
                 <w:color w:val="000000"/>
               </w:rPr>
-              <w:t xml:space="preserve">0.65</w:t>
+              <w:t xml:space="preserve">0.66</w:t>
             </w:r>
           </w:p>
         </w:tc>
@@ -12827,7 +12606,7 @@
                       <w:szCs w:val="22"/>
                       <w:color w:val="000000"/>
                     </w:rPr>
-                    <w:t xml:space="preserve">0.09</w:t>
+                    <w:t xml:space="preserve">0.10</w:t>
                   </w:r>
                 </w:p>
               </w:tc>
@@ -14430,115 +14209,115 @@
                       <w:szCs w:val="22"/>
                       <w:color w:val="000000"/>
                     </w:rPr>
-                    <w:t xml:space="preserve">29.19</w:t>
-                  </w:r>
-                </w:p>
-              </w:tc>
-              <w:tc>
-                <w:tcPr>
-                  <w:tcBorders>
-                    <w:bottom w:val="none" w:sz="0" w:space="0" w:color="000000"/>
-                    <w:top w:val="none" w:sz="0" w:space="0" w:color="000000"/>
-                    <w:left w:val="none" w:sz="0" w:space="0" w:color="000000"/>
-                    <w:right w:val="none" w:sz="0" w:space="0" w:color="000000"/>
-                  </w:tcBorders>
-                  <w:shd w:val="clear" w:color="auto" w:fill="FFFFFF"/>
-                  <w:tcMar>
-                    <w:top w:w="0" w:type="dxa"/>
-                    <w:bottom w:w="0" w:type="dxa"/>
-                    <w:left w:w="0" w:type="dxa"/>
-                    <w:right w:w="0" w:type="dxa"/>
-                  </w:tcMar>
-                  <w:vAlign w:val="center"/>
-                </w:tcPr>
-                <w:p>
-                  <w:pPr>
-                    <w:jc w:val="right"/>
-                    <w:pBdr>
-                      <w:bottom w:val="none" w:sz="0" w:space="0" w:color="000000"/>
-                      <w:top w:val="none" w:sz="0" w:space="0" w:color="000000"/>
-                      <w:left w:val="none" w:sz="0" w:space="0" w:color="000000"/>
-                      <w:right w:val="none" w:sz="0" w:space="0" w:color="000000"/>
-                    </w:pBdr>
-                    <w:spacing w:after="100" w:before="100" w:line="240"/>
-                    <w:ind w:left="100" w:right="100" w:firstLine="0" w:firstLineChars="0"/>
-                    <w:rPr>
-                      <w:rFonts w:ascii="Helvetica" w:hAnsi="Helvetica" w:eastAsia="Helvetica" w:cs="Helvetica"/>
-                      <w:i w:val="false"/>
-                      <w:b w:val="false"/>
-                      <w:u w:val="none"/>
-                      <w:strike w:val="false"/>
-                      <w:sz w:val="22"/>
-                      <w:szCs w:val="22"/>
-                      <w:color w:val="000000"/>
-                    </w:rPr>
-                  </w:pPr>
-                  <w:r xmlns:w="http://schemas.openxmlformats.org/wordprocessingml/2006/main" xmlns:wp="http://schemas.openxmlformats.org/drawingml/2006/wordprocessingDrawing" xmlns:r="http://schemas.openxmlformats.org/officeDocument/2006/relationships" xmlns:w14="http://schemas.microsoft.com/office/word/2010/wordml">
-                    <w:rPr>
-                      <w:rFonts w:ascii="Helvetica" w:hAnsi="Helvetica" w:eastAsia="Helvetica" w:cs="Helvetica"/>
-                      <w:i w:val="false"/>
-                      <w:b w:val="false"/>
-                      <w:u w:val="none"/>
-                      <w:strike w:val="false"/>
-                      <w:sz w:val="22"/>
-                      <w:szCs w:val="22"/>
-                      <w:color w:val="000000"/>
-                    </w:rPr>
-                    <w:t xml:space="preserve">23.32</w:t>
-                  </w:r>
-                </w:p>
-              </w:tc>
-              <w:tc>
-                <w:tcPr>
-                  <w:tcBorders>
-                    <w:bottom w:val="none" w:sz="0" w:space="0" w:color="000000"/>
-                    <w:top w:val="none" w:sz="0" w:space="0" w:color="000000"/>
-                    <w:left w:val="none" w:sz="0" w:space="0" w:color="000000"/>
-                    <w:right w:val="none" w:sz="0" w:space="0" w:color="000000"/>
-                  </w:tcBorders>
-                  <w:shd w:val="clear" w:color="auto" w:fill="FFFFFF"/>
-                  <w:tcMar>
-                    <w:top w:w="0" w:type="dxa"/>
-                    <w:bottom w:w="0" w:type="dxa"/>
-                    <w:left w:w="0" w:type="dxa"/>
-                    <w:right w:w="0" w:type="dxa"/>
-                  </w:tcMar>
-                  <w:vAlign w:val="center"/>
-                </w:tcPr>
-                <w:p>
-                  <w:pPr>
-                    <w:jc w:val="right"/>
-                    <w:pBdr>
-                      <w:bottom w:val="none" w:sz="0" w:space="0" w:color="000000"/>
-                      <w:top w:val="none" w:sz="0" w:space="0" w:color="000000"/>
-                      <w:left w:val="none" w:sz="0" w:space="0" w:color="000000"/>
-                      <w:right w:val="none" w:sz="0" w:space="0" w:color="000000"/>
-                    </w:pBdr>
-                    <w:spacing w:after="100" w:before="100" w:line="240"/>
-                    <w:ind w:left="100" w:right="100" w:firstLine="0" w:firstLineChars="0"/>
-                    <w:rPr>
-                      <w:rFonts w:ascii="Helvetica" w:hAnsi="Helvetica" w:eastAsia="Helvetica" w:cs="Helvetica"/>
-                      <w:i w:val="false"/>
-                      <w:b w:val="false"/>
-                      <w:u w:val="none"/>
-                      <w:strike w:val="false"/>
-                      <w:sz w:val="22"/>
-                      <w:szCs w:val="22"/>
-                      <w:color w:val="000000"/>
-                    </w:rPr>
-                  </w:pPr>
-                  <w:r xmlns:w="http://schemas.openxmlformats.org/wordprocessingml/2006/main" xmlns:wp="http://schemas.openxmlformats.org/drawingml/2006/wordprocessingDrawing" xmlns:r="http://schemas.openxmlformats.org/officeDocument/2006/relationships" xmlns:w14="http://schemas.microsoft.com/office/word/2010/wordml">
-                    <w:rPr>
-                      <w:rFonts w:ascii="Helvetica" w:hAnsi="Helvetica" w:eastAsia="Helvetica" w:cs="Helvetica"/>
-                      <w:i w:val="false"/>
-                      <w:b w:val="false"/>
-                      <w:u w:val="none"/>
-                      <w:strike w:val="false"/>
-                      <w:sz w:val="22"/>
-                      <w:szCs w:val="22"/>
-                      <w:color w:val="000000"/>
-                    </w:rPr>
-                    <w:t xml:space="preserve">36.27</w:t>
+                    <w:t xml:space="preserve">29.36</w:t>
+                  </w:r>
+                </w:p>
+              </w:tc>
+              <w:tc>
+                <w:tcPr>
+                  <w:tcBorders>
+                    <w:bottom w:val="none" w:sz="0" w:space="0" w:color="000000"/>
+                    <w:top w:val="none" w:sz="0" w:space="0" w:color="000000"/>
+                    <w:left w:val="none" w:sz="0" w:space="0" w:color="000000"/>
+                    <w:right w:val="none" w:sz="0" w:space="0" w:color="000000"/>
+                  </w:tcBorders>
+                  <w:shd w:val="clear" w:color="auto" w:fill="FFFFFF"/>
+                  <w:tcMar>
+                    <w:top w:w="0" w:type="dxa"/>
+                    <w:bottom w:w="0" w:type="dxa"/>
+                    <w:left w:w="0" w:type="dxa"/>
+                    <w:right w:w="0" w:type="dxa"/>
+                  </w:tcMar>
+                  <w:vAlign w:val="center"/>
+                </w:tcPr>
+                <w:p>
+                  <w:pPr>
+                    <w:jc w:val="right"/>
+                    <w:pBdr>
+                      <w:bottom w:val="none" w:sz="0" w:space="0" w:color="000000"/>
+                      <w:top w:val="none" w:sz="0" w:space="0" w:color="000000"/>
+                      <w:left w:val="none" w:sz="0" w:space="0" w:color="000000"/>
+                      <w:right w:val="none" w:sz="0" w:space="0" w:color="000000"/>
+                    </w:pBdr>
+                    <w:spacing w:after="100" w:before="100" w:line="240"/>
+                    <w:ind w:left="100" w:right="100" w:firstLine="0" w:firstLineChars="0"/>
+                    <w:rPr>
+                      <w:rFonts w:ascii="Helvetica" w:hAnsi="Helvetica" w:eastAsia="Helvetica" w:cs="Helvetica"/>
+                      <w:i w:val="false"/>
+                      <w:b w:val="false"/>
+                      <w:u w:val="none"/>
+                      <w:strike w:val="false"/>
+                      <w:sz w:val="22"/>
+                      <w:szCs w:val="22"/>
+                      <w:color w:val="000000"/>
+                    </w:rPr>
+                  </w:pPr>
+                  <w:r xmlns:w="http://schemas.openxmlformats.org/wordprocessingml/2006/main" xmlns:wp="http://schemas.openxmlformats.org/drawingml/2006/wordprocessingDrawing" xmlns:r="http://schemas.openxmlformats.org/officeDocument/2006/relationships" xmlns:w14="http://schemas.microsoft.com/office/word/2010/wordml">
+                    <w:rPr>
+                      <w:rFonts w:ascii="Helvetica" w:hAnsi="Helvetica" w:eastAsia="Helvetica" w:cs="Helvetica"/>
+                      <w:i w:val="false"/>
+                      <w:b w:val="false"/>
+                      <w:u w:val="none"/>
+                      <w:strike w:val="false"/>
+                      <w:sz w:val="22"/>
+                      <w:szCs w:val="22"/>
+                      <w:color w:val="000000"/>
+                    </w:rPr>
+                    <w:t xml:space="preserve">23.63</w:t>
+                  </w:r>
+                </w:p>
+              </w:tc>
+              <w:tc>
+                <w:tcPr>
+                  <w:tcBorders>
+                    <w:bottom w:val="none" w:sz="0" w:space="0" w:color="000000"/>
+                    <w:top w:val="none" w:sz="0" w:space="0" w:color="000000"/>
+                    <w:left w:val="none" w:sz="0" w:space="0" w:color="000000"/>
+                    <w:right w:val="none" w:sz="0" w:space="0" w:color="000000"/>
+                  </w:tcBorders>
+                  <w:shd w:val="clear" w:color="auto" w:fill="FFFFFF"/>
+                  <w:tcMar>
+                    <w:top w:w="0" w:type="dxa"/>
+                    <w:bottom w:w="0" w:type="dxa"/>
+                    <w:left w:w="0" w:type="dxa"/>
+                    <w:right w:w="0" w:type="dxa"/>
+                  </w:tcMar>
+                  <w:vAlign w:val="center"/>
+                </w:tcPr>
+                <w:p>
+                  <w:pPr>
+                    <w:jc w:val="right"/>
+                    <w:pBdr>
+                      <w:bottom w:val="none" w:sz="0" w:space="0" w:color="000000"/>
+                      <w:top w:val="none" w:sz="0" w:space="0" w:color="000000"/>
+                      <w:left w:val="none" w:sz="0" w:space="0" w:color="000000"/>
+                      <w:right w:val="none" w:sz="0" w:space="0" w:color="000000"/>
+                    </w:pBdr>
+                    <w:spacing w:after="100" w:before="100" w:line="240"/>
+                    <w:ind w:left="100" w:right="100" w:firstLine="0" w:firstLineChars="0"/>
+                    <w:rPr>
+                      <w:rFonts w:ascii="Helvetica" w:hAnsi="Helvetica" w:eastAsia="Helvetica" w:cs="Helvetica"/>
+                      <w:i w:val="false"/>
+                      <w:b w:val="false"/>
+                      <w:u w:val="none"/>
+                      <w:strike w:val="false"/>
+                      <w:sz w:val="22"/>
+                      <w:szCs w:val="22"/>
+                      <w:color w:val="000000"/>
+                    </w:rPr>
+                  </w:pPr>
+                  <w:r xmlns:w="http://schemas.openxmlformats.org/wordprocessingml/2006/main" xmlns:wp="http://schemas.openxmlformats.org/drawingml/2006/wordprocessingDrawing" xmlns:r="http://schemas.openxmlformats.org/officeDocument/2006/relationships" xmlns:w14="http://schemas.microsoft.com/office/word/2010/wordml">
+                    <w:rPr>
+                      <w:rFonts w:ascii="Helvetica" w:hAnsi="Helvetica" w:eastAsia="Helvetica" w:cs="Helvetica"/>
+                      <w:i w:val="false"/>
+                      <w:b w:val="false"/>
+                      <w:u w:val="none"/>
+                      <w:strike w:val="false"/>
+                      <w:sz w:val="22"/>
+                      <w:szCs w:val="22"/>
+                      <w:color w:val="000000"/>
+                    </w:rPr>
+                    <w:t xml:space="preserve">36.03</w:t>
                   </w:r>
                 </w:p>
               </w:tc>
@@ -18264,6 +18043,14 @@
         </w:tc>
       </w:tr>
     </w:tbl>
+    <w:p>
+      <w:pPr>
+        <w:pStyle w:val="BodyText"/>
+      </w:pPr>
+      <w:r>
+        <w:t xml:space="preserve">This model comparison is clearly where there are the biggest discrepancies with respect to the order of the model comparisons, at least at first glance– looking at the raw values, ELPD, and weights, there’s basically nothing distinguishing them from each other. My interpretation would be that there is unikely to be any difference between dependent source and dependent.</w:t>
+      </w:r>
+    </w:p>
     <w:tbl>
       <w:tblPr>
         <w:tblStyle w:val="Table"/>
@@ -18314,7 +18101,7 @@
               <w:tblLook w:firstRow="1" w:lastRow="0" w:firstColumn="0" w:lastColumn="0" w:noHBand="0" w:noVBand="1"/>
             </w:tblPr>
             <w:tblGrid>
-              <w:gridCol w:w="2979"/>
+              <w:gridCol w:w="3358"/>
               <w:gridCol w:w="1266"/>
               <w:gridCol w:w="1254"/>
               <w:gridCol w:w="1328"/>
@@ -18543,7 +18330,7 @@
             </w:tr>
             <w:tr>
               <w:trPr>
-                <w:trHeight w:val="619" w:hRule="auto"/>
+                <w:trHeight w:val="577" w:hRule="auto"/>
               </w:trPr>
               <w:tc>
                 <w:tcPr>
@@ -18595,7 +18382,7 @@
                       <w:szCs w:val="22"/>
                       <w:color w:val="000000"/>
                     </w:rPr>
-                    <w:t xml:space="preserve">Start_{Dependent}</w:t>
+                    <w:t xml:space="preserve">Start</w:t>
                   </w:r>
                 </w:p>
               </w:tc>
@@ -18649,7 +18436,7 @@
                       <w:szCs w:val="22"/>
                       <w:color w:val="000000"/>
                     </w:rPr>
-                    <w:t xml:space="preserve">50.37</w:t>
+                    <w:t xml:space="preserve">49.58</w:t>
                   </w:r>
                 </w:p>
               </w:tc>
@@ -18703,7 +18490,7 @@
                       <w:szCs w:val="22"/>
                       <w:color w:val="000000"/>
                     </w:rPr>
-                    <w:t xml:space="preserve">48.30</w:t>
+                    <w:t xml:space="preserve">47.61</w:t>
                   </w:r>
                 </w:p>
               </w:tc>
@@ -18757,7 +18544,228 @@
                       <w:szCs w:val="22"/>
                       <w:color w:val="000000"/>
                     </w:rPr>
-                    <w:t xml:space="preserve">52.58</w:t>
+                    <w:t xml:space="preserve">51.50</w:t>
+                  </w:r>
+                </w:p>
+              </w:tc>
+            </w:tr>
+            <w:tr>
+              <w:trPr>
+                <w:trHeight w:val="617" w:hRule="auto"/>
+              </w:trPr>
+              <w:tc>
+                <w:tcPr>
+                  <w:tcBorders>
+                    <w:bottom w:val="none" w:sz="0" w:space="0" w:color="000000"/>
+                    <w:top w:val="none" w:sz="0" w:space="0" w:color="000000"/>
+                    <w:left w:val="none" w:sz="0" w:space="0" w:color="000000"/>
+                    <w:right w:val="none" w:sz="0" w:space="0" w:color="000000"/>
+                  </w:tcBorders>
+                  <w:shd w:val="clear" w:color="auto" w:fill="FFFFFF"/>
+                  <w:tcMar>
+                    <w:top w:w="0" w:type="dxa"/>
+                    <w:bottom w:w="0" w:type="dxa"/>
+                    <w:left w:w="0" w:type="dxa"/>
+                    <w:right w:w="0" w:type="dxa"/>
+                  </w:tcMar>
+                  <w:vAlign w:val="center"/>
+                </w:tcPr>
+                <w:p>
+                  <w:pPr>
+                    <w:jc w:val="left"/>
+                    <w:pBdr>
+                      <w:bottom w:val="none" w:sz="0" w:space="0" w:color="000000"/>
+                      <w:top w:val="none" w:sz="0" w:space="0" w:color="000000"/>
+                      <w:left w:val="none" w:sz="0" w:space="0" w:color="000000"/>
+                      <w:right w:val="none" w:sz="0" w:space="0" w:color="000000"/>
+                    </w:pBdr>
+                    <w:spacing w:after="100" w:before="100" w:line="240"/>
+                    <w:ind w:left="100" w:right="100" w:firstLine="0" w:firstLineChars="0"/>
+                    <w:rPr>
+                      <w:rFonts w:ascii="Helvetica" w:hAnsi="Helvetica" w:eastAsia="Helvetica" w:cs="Helvetica"/>
+                      <w:i w:val="false"/>
+                      <w:b w:val="false"/>
+                      <w:u w:val="none"/>
+                      <w:strike w:val="false"/>
+                      <w:sz w:val="22"/>
+                      <w:szCs w:val="22"/>
+                      <w:color w:val="000000"/>
+                    </w:rPr>
+                  </w:pPr>
+                  <w:r xmlns:w="http://schemas.openxmlformats.org/wordprocessingml/2006/main" xmlns:wp="http://schemas.openxmlformats.org/drawingml/2006/wordprocessingDrawing" xmlns:r="http://schemas.openxmlformats.org/officeDocument/2006/relationships" xmlns:w14="http://schemas.microsoft.com/office/word/2010/wordml">
+                    <w:rPr>
+                      <w:rFonts w:ascii="Helvetica" w:hAnsi="Helvetica" w:eastAsia="Helvetica" w:cs="Helvetica"/>
+                      <w:i w:val="false"/>
+                      <w:b w:val="false"/>
+                      <w:u w:val="none"/>
+                      <w:strike w:val="false"/>
+                      <w:sz w:val="22"/>
+                      <w:szCs w:val="22"/>
+                      <w:color w:val="000000"/>
+                    </w:rPr>
+                    <w:t xml:space="preserve">Increase_{Dependent}</w:t>
+                  </w:r>
+                </w:p>
+              </w:tc>
+              <w:tc>
+                <w:tcPr>
+                  <w:tcBorders>
+                    <w:bottom w:val="none" w:sz="0" w:space="0" w:color="000000"/>
+                    <w:top w:val="none" w:sz="0" w:space="0" w:color="000000"/>
+                    <w:left w:val="none" w:sz="0" w:space="0" w:color="000000"/>
+                    <w:right w:val="none" w:sz="0" w:space="0" w:color="000000"/>
+                  </w:tcBorders>
+                  <w:shd w:val="clear" w:color="auto" w:fill="FFFFFF"/>
+                  <w:tcMar>
+                    <w:top w:w="0" w:type="dxa"/>
+                    <w:bottom w:w="0" w:type="dxa"/>
+                    <w:left w:w="0" w:type="dxa"/>
+                    <w:right w:w="0" w:type="dxa"/>
+                  </w:tcMar>
+                  <w:vAlign w:val="center"/>
+                </w:tcPr>
+                <w:p>
+                  <w:pPr>
+                    <w:jc w:val="right"/>
+                    <w:pBdr>
+                      <w:bottom w:val="none" w:sz="0" w:space="0" w:color="000000"/>
+                      <w:top w:val="none" w:sz="0" w:space="0" w:color="000000"/>
+                      <w:left w:val="none" w:sz="0" w:space="0" w:color="000000"/>
+                      <w:right w:val="none" w:sz="0" w:space="0" w:color="000000"/>
+                    </w:pBdr>
+                    <w:spacing w:after="100" w:before="100" w:line="240"/>
+                    <w:ind w:left="100" w:right="100" w:firstLine="0" w:firstLineChars="0"/>
+                    <w:rPr>
+                      <w:rFonts w:ascii="Helvetica" w:hAnsi="Helvetica" w:eastAsia="Helvetica" w:cs="Helvetica"/>
+                      <w:i w:val="false"/>
+                      <w:b w:val="false"/>
+                      <w:u w:val="none"/>
+                      <w:strike w:val="false"/>
+                      <w:sz w:val="22"/>
+                      <w:szCs w:val="22"/>
+                      <w:color w:val="000000"/>
+                    </w:rPr>
+                  </w:pPr>
+                  <w:r xmlns:w="http://schemas.openxmlformats.org/wordprocessingml/2006/main" xmlns:wp="http://schemas.openxmlformats.org/drawingml/2006/wordprocessingDrawing" xmlns:r="http://schemas.openxmlformats.org/officeDocument/2006/relationships" xmlns:w14="http://schemas.microsoft.com/office/word/2010/wordml">
+                    <w:rPr>
+                      <w:rFonts w:ascii="Helvetica" w:hAnsi="Helvetica" w:eastAsia="Helvetica" w:cs="Helvetica"/>
+                      <w:i w:val="false"/>
+                      <w:b w:val="false"/>
+                      <w:u w:val="none"/>
+                      <w:strike w:val="false"/>
+                      <w:sz w:val="22"/>
+                      <w:szCs w:val="22"/>
+                      <w:color w:val="000000"/>
+                    </w:rPr>
+                    <w:t xml:space="preserve">21.43</w:t>
+                  </w:r>
+                </w:p>
+              </w:tc>
+              <w:tc>
+                <w:tcPr>
+                  <w:tcBorders>
+                    <w:bottom w:val="none" w:sz="0" w:space="0" w:color="000000"/>
+                    <w:top w:val="none" w:sz="0" w:space="0" w:color="000000"/>
+                    <w:left w:val="none" w:sz="0" w:space="0" w:color="000000"/>
+                    <w:right w:val="none" w:sz="0" w:space="0" w:color="000000"/>
+                  </w:tcBorders>
+                  <w:shd w:val="clear" w:color="auto" w:fill="FFFFFF"/>
+                  <w:tcMar>
+                    <w:top w:w="0" w:type="dxa"/>
+                    <w:bottom w:w="0" w:type="dxa"/>
+                    <w:left w:w="0" w:type="dxa"/>
+                    <w:right w:w="0" w:type="dxa"/>
+                  </w:tcMar>
+                  <w:vAlign w:val="center"/>
+                </w:tcPr>
+                <w:p>
+                  <w:pPr>
+                    <w:jc w:val="right"/>
+                    <w:pBdr>
+                      <w:bottom w:val="none" w:sz="0" w:space="0" w:color="000000"/>
+                      <w:top w:val="none" w:sz="0" w:space="0" w:color="000000"/>
+                      <w:left w:val="none" w:sz="0" w:space="0" w:color="000000"/>
+                      <w:right w:val="none" w:sz="0" w:space="0" w:color="000000"/>
+                    </w:pBdr>
+                    <w:spacing w:after="100" w:before="100" w:line="240"/>
+                    <w:ind w:left="100" w:right="100" w:firstLine="0" w:firstLineChars="0"/>
+                    <w:rPr>
+                      <w:rFonts w:ascii="Helvetica" w:hAnsi="Helvetica" w:eastAsia="Helvetica" w:cs="Helvetica"/>
+                      <w:i w:val="false"/>
+                      <w:b w:val="false"/>
+                      <w:u w:val="none"/>
+                      <w:strike w:val="false"/>
+                      <w:sz w:val="22"/>
+                      <w:szCs w:val="22"/>
+                      <w:color w:val="000000"/>
+                    </w:rPr>
+                  </w:pPr>
+                  <w:r xmlns:w="http://schemas.openxmlformats.org/wordprocessingml/2006/main" xmlns:wp="http://schemas.openxmlformats.org/drawingml/2006/wordprocessingDrawing" xmlns:r="http://schemas.openxmlformats.org/officeDocument/2006/relationships" xmlns:w14="http://schemas.microsoft.com/office/word/2010/wordml">
+                    <w:rPr>
+                      <w:rFonts w:ascii="Helvetica" w:hAnsi="Helvetica" w:eastAsia="Helvetica" w:cs="Helvetica"/>
+                      <w:i w:val="false"/>
+                      <w:b w:val="false"/>
+                      <w:u w:val="none"/>
+                      <w:strike w:val="false"/>
+                      <w:sz w:val="22"/>
+                      <w:szCs w:val="22"/>
+                      <w:color w:val="000000"/>
+                    </w:rPr>
+                    <w:t xml:space="preserve">16.92</w:t>
+                  </w:r>
+                </w:p>
+              </w:tc>
+              <w:tc>
+                <w:tcPr>
+                  <w:tcBorders>
+                    <w:bottom w:val="none" w:sz="0" w:space="0" w:color="000000"/>
+                    <w:top w:val="none" w:sz="0" w:space="0" w:color="000000"/>
+                    <w:left w:val="none" w:sz="0" w:space="0" w:color="000000"/>
+                    <w:right w:val="none" w:sz="0" w:space="0" w:color="000000"/>
+                  </w:tcBorders>
+                  <w:shd w:val="clear" w:color="auto" w:fill="FFFFFF"/>
+                  <w:tcMar>
+                    <w:top w:w="0" w:type="dxa"/>
+                    <w:bottom w:w="0" w:type="dxa"/>
+                    <w:left w:w="0" w:type="dxa"/>
+                    <w:right w:w="0" w:type="dxa"/>
+                  </w:tcMar>
+                  <w:vAlign w:val="center"/>
+                </w:tcPr>
+                <w:p>
+                  <w:pPr>
+                    <w:jc w:val="right"/>
+                    <w:pBdr>
+                      <w:bottom w:val="none" w:sz="0" w:space="0" w:color="000000"/>
+                      <w:top w:val="none" w:sz="0" w:space="0" w:color="000000"/>
+                      <w:left w:val="none" w:sz="0" w:space="0" w:color="000000"/>
+                      <w:right w:val="none" w:sz="0" w:space="0" w:color="000000"/>
+                    </w:pBdr>
+                    <w:spacing w:after="100" w:before="100" w:line="240"/>
+                    <w:ind w:left="100" w:right="100" w:firstLine="0" w:firstLineChars="0"/>
+                    <w:rPr>
+                      <w:rFonts w:ascii="Helvetica" w:hAnsi="Helvetica" w:eastAsia="Helvetica" w:cs="Helvetica"/>
+                      <w:i w:val="false"/>
+                      <w:b w:val="false"/>
+                      <w:u w:val="none"/>
+                      <w:strike w:val="false"/>
+                      <w:sz w:val="22"/>
+                      <w:szCs w:val="22"/>
+                      <w:color w:val="000000"/>
+                    </w:rPr>
+                  </w:pPr>
+                  <w:r xmlns:w="http://schemas.openxmlformats.org/wordprocessingml/2006/main" xmlns:wp="http://schemas.openxmlformats.org/drawingml/2006/wordprocessingDrawing" xmlns:r="http://schemas.openxmlformats.org/officeDocument/2006/relationships" xmlns:w14="http://schemas.microsoft.com/office/word/2010/wordml">
+                    <w:rPr>
+                      <w:rFonts w:ascii="Helvetica" w:hAnsi="Helvetica" w:eastAsia="Helvetica" w:cs="Helvetica"/>
+                      <w:i w:val="false"/>
+                      <w:b w:val="false"/>
+                      <w:u w:val="none"/>
+                      <w:strike w:val="false"/>
+                      <w:sz w:val="22"/>
+                      <w:szCs w:val="22"/>
+                      <w:color w:val="000000"/>
+                    </w:rPr>
+                    <w:t xml:space="preserve">27.25</w:t>
                   </w:r>
                 </w:p>
               </w:tc>
@@ -18816,169 +18824,169 @@
                       <w:szCs w:val="22"/>
                       <w:color w:val="000000"/>
                     </w:rPr>
-                    <w:t xml:space="preserve">Start_{Dependent Source}</w:t>
-                  </w:r>
-                </w:p>
-              </w:tc>
-              <w:tc>
-                <w:tcPr>
-                  <w:tcBorders>
-                    <w:bottom w:val="none" w:sz="0" w:space="0" w:color="000000"/>
-                    <w:top w:val="none" w:sz="0" w:space="0" w:color="000000"/>
-                    <w:left w:val="none" w:sz="0" w:space="0" w:color="000000"/>
-                    <w:right w:val="none" w:sz="0" w:space="0" w:color="000000"/>
-                  </w:tcBorders>
-                  <w:shd w:val="clear" w:color="auto" w:fill="FFFFFF"/>
-                  <w:tcMar>
-                    <w:top w:w="0" w:type="dxa"/>
-                    <w:bottom w:w="0" w:type="dxa"/>
-                    <w:left w:w="0" w:type="dxa"/>
-                    <w:right w:w="0" w:type="dxa"/>
-                  </w:tcMar>
-                  <w:vAlign w:val="center"/>
-                </w:tcPr>
-                <w:p>
-                  <w:pPr>
-                    <w:jc w:val="right"/>
-                    <w:pBdr>
-                      <w:bottom w:val="none" w:sz="0" w:space="0" w:color="000000"/>
-                      <w:top w:val="none" w:sz="0" w:space="0" w:color="000000"/>
-                      <w:left w:val="none" w:sz="0" w:space="0" w:color="000000"/>
-                      <w:right w:val="none" w:sz="0" w:space="0" w:color="000000"/>
-                    </w:pBdr>
-                    <w:spacing w:after="100" w:before="100" w:line="240"/>
-                    <w:ind w:left="100" w:right="100" w:firstLine="0" w:firstLineChars="0"/>
-                    <w:rPr>
-                      <w:rFonts w:ascii="Helvetica" w:hAnsi="Helvetica" w:eastAsia="Helvetica" w:cs="Helvetica"/>
-                      <w:i w:val="false"/>
-                      <w:b w:val="false"/>
-                      <w:u w:val="none"/>
-                      <w:strike w:val="false"/>
-                      <w:sz w:val="22"/>
-                      <w:szCs w:val="22"/>
-                      <w:color w:val="000000"/>
-                    </w:rPr>
-                  </w:pPr>
-                  <w:r xmlns:w="http://schemas.openxmlformats.org/wordprocessingml/2006/main" xmlns:wp="http://schemas.openxmlformats.org/drawingml/2006/wordprocessingDrawing" xmlns:r="http://schemas.openxmlformats.org/officeDocument/2006/relationships" xmlns:w14="http://schemas.microsoft.com/office/word/2010/wordml">
-                    <w:rPr>
-                      <w:rFonts w:ascii="Helvetica" w:hAnsi="Helvetica" w:eastAsia="Helvetica" w:cs="Helvetica"/>
-                      <w:i w:val="false"/>
-                      <w:b w:val="false"/>
-                      <w:u w:val="none"/>
-                      <w:strike w:val="false"/>
-                      <w:sz w:val="22"/>
-                      <w:szCs w:val="22"/>
-                      <w:color w:val="000000"/>
-                    </w:rPr>
-                    <w:t xml:space="preserve">48.58</w:t>
-                  </w:r>
-                </w:p>
-              </w:tc>
-              <w:tc>
-                <w:tcPr>
-                  <w:tcBorders>
-                    <w:bottom w:val="none" w:sz="0" w:space="0" w:color="000000"/>
-                    <w:top w:val="none" w:sz="0" w:space="0" w:color="000000"/>
-                    <w:left w:val="none" w:sz="0" w:space="0" w:color="000000"/>
-                    <w:right w:val="none" w:sz="0" w:space="0" w:color="000000"/>
-                  </w:tcBorders>
-                  <w:shd w:val="clear" w:color="auto" w:fill="FFFFFF"/>
-                  <w:tcMar>
-                    <w:top w:w="0" w:type="dxa"/>
-                    <w:bottom w:w="0" w:type="dxa"/>
-                    <w:left w:w="0" w:type="dxa"/>
-                    <w:right w:w="0" w:type="dxa"/>
-                  </w:tcMar>
-                  <w:vAlign w:val="center"/>
-                </w:tcPr>
-                <w:p>
-                  <w:pPr>
-                    <w:jc w:val="right"/>
-                    <w:pBdr>
-                      <w:bottom w:val="none" w:sz="0" w:space="0" w:color="000000"/>
-                      <w:top w:val="none" w:sz="0" w:space="0" w:color="000000"/>
-                      <w:left w:val="none" w:sz="0" w:space="0" w:color="000000"/>
-                      <w:right w:val="none" w:sz="0" w:space="0" w:color="000000"/>
-                    </w:pBdr>
-                    <w:spacing w:after="100" w:before="100" w:line="240"/>
-                    <w:ind w:left="100" w:right="100" w:firstLine="0" w:firstLineChars="0"/>
-                    <w:rPr>
-                      <w:rFonts w:ascii="Helvetica" w:hAnsi="Helvetica" w:eastAsia="Helvetica" w:cs="Helvetica"/>
-                      <w:i w:val="false"/>
-                      <w:b w:val="false"/>
-                      <w:u w:val="none"/>
-                      <w:strike w:val="false"/>
-                      <w:sz w:val="22"/>
-                      <w:szCs w:val="22"/>
-                      <w:color w:val="000000"/>
-                    </w:rPr>
-                  </w:pPr>
-                  <w:r xmlns:w="http://schemas.openxmlformats.org/wordprocessingml/2006/main" xmlns:wp="http://schemas.openxmlformats.org/drawingml/2006/wordprocessingDrawing" xmlns:r="http://schemas.openxmlformats.org/officeDocument/2006/relationships" xmlns:w14="http://schemas.microsoft.com/office/word/2010/wordml">
-                    <w:rPr>
-                      <w:rFonts w:ascii="Helvetica" w:hAnsi="Helvetica" w:eastAsia="Helvetica" w:cs="Helvetica"/>
-                      <w:i w:val="false"/>
-                      <w:b w:val="false"/>
-                      <w:u w:val="none"/>
-                      <w:strike w:val="false"/>
-                      <w:sz w:val="22"/>
-                      <w:szCs w:val="22"/>
-                      <w:color w:val="000000"/>
-                    </w:rPr>
-                    <w:t xml:space="preserve">46.59</w:t>
-                  </w:r>
-                </w:p>
-              </w:tc>
-              <w:tc>
-                <w:tcPr>
-                  <w:tcBorders>
-                    <w:bottom w:val="none" w:sz="0" w:space="0" w:color="000000"/>
-                    <w:top w:val="none" w:sz="0" w:space="0" w:color="000000"/>
-                    <w:left w:val="none" w:sz="0" w:space="0" w:color="000000"/>
-                    <w:right w:val="none" w:sz="0" w:space="0" w:color="000000"/>
-                  </w:tcBorders>
-                  <w:shd w:val="clear" w:color="auto" w:fill="FFFFFF"/>
-                  <w:tcMar>
-                    <w:top w:w="0" w:type="dxa"/>
-                    <w:bottom w:w="0" w:type="dxa"/>
-                    <w:left w:w="0" w:type="dxa"/>
-                    <w:right w:w="0" w:type="dxa"/>
-                  </w:tcMar>
-                  <w:vAlign w:val="center"/>
-                </w:tcPr>
-                <w:p>
-                  <w:pPr>
-                    <w:jc w:val="right"/>
-                    <w:pBdr>
-                      <w:bottom w:val="none" w:sz="0" w:space="0" w:color="000000"/>
-                      <w:top w:val="none" w:sz="0" w:space="0" w:color="000000"/>
-                      <w:left w:val="none" w:sz="0" w:space="0" w:color="000000"/>
-                      <w:right w:val="none" w:sz="0" w:space="0" w:color="000000"/>
-                    </w:pBdr>
-                    <w:spacing w:after="100" w:before="100" w:line="240"/>
-                    <w:ind w:left="100" w:right="100" w:firstLine="0" w:firstLineChars="0"/>
-                    <w:rPr>
-                      <w:rFonts w:ascii="Helvetica" w:hAnsi="Helvetica" w:eastAsia="Helvetica" w:cs="Helvetica"/>
-                      <w:i w:val="false"/>
-                      <w:b w:val="false"/>
-                      <w:u w:val="none"/>
-                      <w:strike w:val="false"/>
-                      <w:sz w:val="22"/>
-                      <w:szCs w:val="22"/>
-                      <w:color w:val="000000"/>
-                    </w:rPr>
-                  </w:pPr>
-                  <w:r xmlns:w="http://schemas.openxmlformats.org/wordprocessingml/2006/main" xmlns:wp="http://schemas.openxmlformats.org/drawingml/2006/wordprocessingDrawing" xmlns:r="http://schemas.openxmlformats.org/officeDocument/2006/relationships" xmlns:w14="http://schemas.microsoft.com/office/word/2010/wordml">
-                    <w:rPr>
-                      <w:rFonts w:ascii="Helvetica" w:hAnsi="Helvetica" w:eastAsia="Helvetica" w:cs="Helvetica"/>
-                      <w:i w:val="false"/>
-                      <w:b w:val="false"/>
-                      <w:u w:val="none"/>
-                      <w:strike w:val="false"/>
-                      <w:sz w:val="22"/>
-                      <w:szCs w:val="22"/>
-                      <w:color w:val="000000"/>
-                    </w:rPr>
-                    <w:t xml:space="preserve">50.71</w:t>
+                    <w:t xml:space="preserve">Increase_{Dependent Source}</w:t>
+                  </w:r>
+                </w:p>
+              </w:tc>
+              <w:tc>
+                <w:tcPr>
+                  <w:tcBorders>
+                    <w:bottom w:val="none" w:sz="0" w:space="0" w:color="000000"/>
+                    <w:top w:val="none" w:sz="0" w:space="0" w:color="000000"/>
+                    <w:left w:val="none" w:sz="0" w:space="0" w:color="000000"/>
+                    <w:right w:val="none" w:sz="0" w:space="0" w:color="000000"/>
+                  </w:tcBorders>
+                  <w:shd w:val="clear" w:color="auto" w:fill="FFFFFF"/>
+                  <w:tcMar>
+                    <w:top w:w="0" w:type="dxa"/>
+                    <w:bottom w:w="0" w:type="dxa"/>
+                    <w:left w:w="0" w:type="dxa"/>
+                    <w:right w:w="0" w:type="dxa"/>
+                  </w:tcMar>
+                  <w:vAlign w:val="center"/>
+                </w:tcPr>
+                <w:p>
+                  <w:pPr>
+                    <w:jc w:val="right"/>
+                    <w:pBdr>
+                      <w:bottom w:val="none" w:sz="0" w:space="0" w:color="000000"/>
+                      <w:top w:val="none" w:sz="0" w:space="0" w:color="000000"/>
+                      <w:left w:val="none" w:sz="0" w:space="0" w:color="000000"/>
+                      <w:right w:val="none" w:sz="0" w:space="0" w:color="000000"/>
+                    </w:pBdr>
+                    <w:spacing w:after="100" w:before="100" w:line="240"/>
+                    <w:ind w:left="100" w:right="100" w:firstLine="0" w:firstLineChars="0"/>
+                    <w:rPr>
+                      <w:rFonts w:ascii="Helvetica" w:hAnsi="Helvetica" w:eastAsia="Helvetica" w:cs="Helvetica"/>
+                      <w:i w:val="false"/>
+                      <w:b w:val="false"/>
+                      <w:u w:val="none"/>
+                      <w:strike w:val="false"/>
+                      <w:sz w:val="22"/>
+                      <w:szCs w:val="22"/>
+                      <w:color w:val="000000"/>
+                    </w:rPr>
+                  </w:pPr>
+                  <w:r xmlns:w="http://schemas.openxmlformats.org/wordprocessingml/2006/main" xmlns:wp="http://schemas.openxmlformats.org/drawingml/2006/wordprocessingDrawing" xmlns:r="http://schemas.openxmlformats.org/officeDocument/2006/relationships" xmlns:w14="http://schemas.microsoft.com/office/word/2010/wordml">
+                    <w:rPr>
+                      <w:rFonts w:ascii="Helvetica" w:hAnsi="Helvetica" w:eastAsia="Helvetica" w:cs="Helvetica"/>
+                      <w:i w:val="false"/>
+                      <w:b w:val="false"/>
+                      <w:u w:val="none"/>
+                      <w:strike w:val="false"/>
+                      <w:sz w:val="22"/>
+                      <w:szCs w:val="22"/>
+                      <w:color w:val="000000"/>
+                    </w:rPr>
+                    <w:t xml:space="preserve">18.68</w:t>
+                  </w:r>
+                </w:p>
+              </w:tc>
+              <w:tc>
+                <w:tcPr>
+                  <w:tcBorders>
+                    <w:bottom w:val="none" w:sz="0" w:space="0" w:color="000000"/>
+                    <w:top w:val="none" w:sz="0" w:space="0" w:color="000000"/>
+                    <w:left w:val="none" w:sz="0" w:space="0" w:color="000000"/>
+                    <w:right w:val="none" w:sz="0" w:space="0" w:color="000000"/>
+                  </w:tcBorders>
+                  <w:shd w:val="clear" w:color="auto" w:fill="FFFFFF"/>
+                  <w:tcMar>
+                    <w:top w:w="0" w:type="dxa"/>
+                    <w:bottom w:w="0" w:type="dxa"/>
+                    <w:left w:w="0" w:type="dxa"/>
+                    <w:right w:w="0" w:type="dxa"/>
+                  </w:tcMar>
+                  <w:vAlign w:val="center"/>
+                </w:tcPr>
+                <w:p>
+                  <w:pPr>
+                    <w:jc w:val="right"/>
+                    <w:pBdr>
+                      <w:bottom w:val="none" w:sz="0" w:space="0" w:color="000000"/>
+                      <w:top w:val="none" w:sz="0" w:space="0" w:color="000000"/>
+                      <w:left w:val="none" w:sz="0" w:space="0" w:color="000000"/>
+                      <w:right w:val="none" w:sz="0" w:space="0" w:color="000000"/>
+                    </w:pBdr>
+                    <w:spacing w:after="100" w:before="100" w:line="240"/>
+                    <w:ind w:left="100" w:right="100" w:firstLine="0" w:firstLineChars="0"/>
+                    <w:rPr>
+                      <w:rFonts w:ascii="Helvetica" w:hAnsi="Helvetica" w:eastAsia="Helvetica" w:cs="Helvetica"/>
+                      <w:i w:val="false"/>
+                      <w:b w:val="false"/>
+                      <w:u w:val="none"/>
+                      <w:strike w:val="false"/>
+                      <w:sz w:val="22"/>
+                      <w:szCs w:val="22"/>
+                      <w:color w:val="000000"/>
+                    </w:rPr>
+                  </w:pPr>
+                  <w:r xmlns:w="http://schemas.openxmlformats.org/wordprocessingml/2006/main" xmlns:wp="http://schemas.openxmlformats.org/drawingml/2006/wordprocessingDrawing" xmlns:r="http://schemas.openxmlformats.org/officeDocument/2006/relationships" xmlns:w14="http://schemas.microsoft.com/office/word/2010/wordml">
+                    <w:rPr>
+                      <w:rFonts w:ascii="Helvetica" w:hAnsi="Helvetica" w:eastAsia="Helvetica" w:cs="Helvetica"/>
+                      <w:i w:val="false"/>
+                      <w:b w:val="false"/>
+                      <w:u w:val="none"/>
+                      <w:strike w:val="false"/>
+                      <w:sz w:val="22"/>
+                      <w:szCs w:val="22"/>
+                      <w:color w:val="000000"/>
+                    </w:rPr>
+                    <w:t xml:space="preserve">14.17</w:t>
+                  </w:r>
+                </w:p>
+              </w:tc>
+              <w:tc>
+                <w:tcPr>
+                  <w:tcBorders>
+                    <w:bottom w:val="none" w:sz="0" w:space="0" w:color="000000"/>
+                    <w:top w:val="none" w:sz="0" w:space="0" w:color="000000"/>
+                    <w:left w:val="none" w:sz="0" w:space="0" w:color="000000"/>
+                    <w:right w:val="none" w:sz="0" w:space="0" w:color="000000"/>
+                  </w:tcBorders>
+                  <w:shd w:val="clear" w:color="auto" w:fill="FFFFFF"/>
+                  <w:tcMar>
+                    <w:top w:w="0" w:type="dxa"/>
+                    <w:bottom w:w="0" w:type="dxa"/>
+                    <w:left w:w="0" w:type="dxa"/>
+                    <w:right w:w="0" w:type="dxa"/>
+                  </w:tcMar>
+                  <w:vAlign w:val="center"/>
+                </w:tcPr>
+                <w:p>
+                  <w:pPr>
+                    <w:jc w:val="right"/>
+                    <w:pBdr>
+                      <w:bottom w:val="none" w:sz="0" w:space="0" w:color="000000"/>
+                      <w:top w:val="none" w:sz="0" w:space="0" w:color="000000"/>
+                      <w:left w:val="none" w:sz="0" w:space="0" w:color="000000"/>
+                      <w:right w:val="none" w:sz="0" w:space="0" w:color="000000"/>
+                    </w:pBdr>
+                    <w:spacing w:after="100" w:before="100" w:line="240"/>
+                    <w:ind w:left="100" w:right="100" w:firstLine="0" w:firstLineChars="0"/>
+                    <w:rPr>
+                      <w:rFonts w:ascii="Helvetica" w:hAnsi="Helvetica" w:eastAsia="Helvetica" w:cs="Helvetica"/>
+                      <w:i w:val="false"/>
+                      <w:b w:val="false"/>
+                      <w:u w:val="none"/>
+                      <w:strike w:val="false"/>
+                      <w:sz w:val="22"/>
+                      <w:szCs w:val="22"/>
+                      <w:color w:val="000000"/>
+                    </w:rPr>
+                  </w:pPr>
+                  <w:r xmlns:w="http://schemas.openxmlformats.org/wordprocessingml/2006/main" xmlns:wp="http://schemas.openxmlformats.org/drawingml/2006/wordprocessingDrawing" xmlns:r="http://schemas.openxmlformats.org/officeDocument/2006/relationships" xmlns:w14="http://schemas.microsoft.com/office/word/2010/wordml">
+                    <w:rPr>
+                      <w:rFonts w:ascii="Helvetica" w:hAnsi="Helvetica" w:eastAsia="Helvetica" w:cs="Helvetica"/>
+                      <w:i w:val="false"/>
+                      <w:b w:val="false"/>
+                      <w:u w:val="none"/>
+                      <w:strike w:val="false"/>
+                      <w:sz w:val="22"/>
+                      <w:szCs w:val="22"/>
+                      <w:color w:val="000000"/>
+                    </w:rPr>
+                    <w:t xml:space="preserve">24.03</w:t>
                   </w:r>
                 </w:p>
               </w:tc>
@@ -18990,7 +18998,7 @@
               <w:tc>
                 <w:tcPr>
                   <w:tcBorders>
-                    <w:bottom w:val="none" w:sz="0" w:space="0" w:color="000000"/>
+                    <w:bottom w:val="single" w:sz="12" w:space="0" w:color="666666"/>
                     <w:top w:val="none" w:sz="0" w:space="0" w:color="000000"/>
                     <w:left w:val="none" w:sz="0" w:space="0" w:color="000000"/>
                     <w:right w:val="none" w:sz="0" w:space="0" w:color="000000"/>
@@ -19037,177 +19045,10 @@
                       <w:szCs w:val="22"/>
                       <w:color w:val="000000"/>
                     </w:rPr>
-                    <w:t xml:space="preserve">Increase</w:t>
-                  </w:r>
-                </w:p>
-              </w:tc>
-              <w:tc>
-                <w:tcPr>
-                  <w:tcBorders>
-                    <w:bottom w:val="none" w:sz="0" w:space="0" w:color="000000"/>
-                    <w:top w:val="none" w:sz="0" w:space="0" w:color="000000"/>
-                    <w:left w:val="none" w:sz="0" w:space="0" w:color="000000"/>
-                    <w:right w:val="none" w:sz="0" w:space="0" w:color="000000"/>
-                  </w:tcBorders>
-                  <w:shd w:val="clear" w:color="auto" w:fill="FFFFFF"/>
-                  <w:tcMar>
-                    <w:top w:w="0" w:type="dxa"/>
-                    <w:bottom w:w="0" w:type="dxa"/>
-                    <w:left w:w="0" w:type="dxa"/>
-                    <w:right w:w="0" w:type="dxa"/>
-                  </w:tcMar>
-                  <w:vAlign w:val="center"/>
-                </w:tcPr>
-                <w:p>
-                  <w:pPr>
-                    <w:jc w:val="right"/>
-                    <w:pBdr>
-                      <w:bottom w:val="none" w:sz="0" w:space="0" w:color="000000"/>
-                      <w:top w:val="none" w:sz="0" w:space="0" w:color="000000"/>
-                      <w:left w:val="none" w:sz="0" w:space="0" w:color="000000"/>
-                      <w:right w:val="none" w:sz="0" w:space="0" w:color="000000"/>
-                    </w:pBdr>
-                    <w:spacing w:after="100" w:before="100" w:line="240"/>
-                    <w:ind w:left="100" w:right="100" w:firstLine="0" w:firstLineChars="0"/>
-                    <w:rPr>
-                      <w:rFonts w:ascii="Helvetica" w:hAnsi="Helvetica" w:eastAsia="Helvetica" w:cs="Helvetica"/>
-                      <w:i w:val="false"/>
-                      <w:b w:val="false"/>
-                      <w:u w:val="none"/>
-                      <w:strike w:val="false"/>
-                      <w:sz w:val="22"/>
-                      <w:szCs w:val="22"/>
-                      <w:color w:val="000000"/>
-                    </w:rPr>
-                  </w:pPr>
-                  <w:r xmlns:w="http://schemas.openxmlformats.org/wordprocessingml/2006/main" xmlns:wp="http://schemas.openxmlformats.org/drawingml/2006/wordprocessingDrawing" xmlns:r="http://schemas.openxmlformats.org/officeDocument/2006/relationships" xmlns:w14="http://schemas.microsoft.com/office/word/2010/wordml">
-                    <w:rPr>
-                      <w:rFonts w:ascii="Helvetica" w:hAnsi="Helvetica" w:eastAsia="Helvetica" w:cs="Helvetica"/>
-                      <w:i w:val="false"/>
-                      <w:b w:val="false"/>
-                      <w:u w:val="none"/>
-                      <w:strike w:val="false"/>
-                      <w:sz w:val="22"/>
-                      <w:szCs w:val="22"/>
-                      <w:color w:val="000000"/>
-                    </w:rPr>
-                    <w:t xml:space="preserve">20.39</w:t>
-                  </w:r>
-                </w:p>
-              </w:tc>
-              <w:tc>
-                <w:tcPr>
-                  <w:tcBorders>
-                    <w:bottom w:val="none" w:sz="0" w:space="0" w:color="000000"/>
-                    <w:top w:val="none" w:sz="0" w:space="0" w:color="000000"/>
-                    <w:left w:val="none" w:sz="0" w:space="0" w:color="000000"/>
-                    <w:right w:val="none" w:sz="0" w:space="0" w:color="000000"/>
-                  </w:tcBorders>
-                  <w:shd w:val="clear" w:color="auto" w:fill="FFFFFF"/>
-                  <w:tcMar>
-                    <w:top w:w="0" w:type="dxa"/>
-                    <w:bottom w:w="0" w:type="dxa"/>
-                    <w:left w:w="0" w:type="dxa"/>
-                    <w:right w:w="0" w:type="dxa"/>
-                  </w:tcMar>
-                  <w:vAlign w:val="center"/>
-                </w:tcPr>
-                <w:p>
-                  <w:pPr>
-                    <w:jc w:val="right"/>
-                    <w:pBdr>
-                      <w:bottom w:val="none" w:sz="0" w:space="0" w:color="000000"/>
-                      <w:top w:val="none" w:sz="0" w:space="0" w:color="000000"/>
-                      <w:left w:val="none" w:sz="0" w:space="0" w:color="000000"/>
-                      <w:right w:val="none" w:sz="0" w:space="0" w:color="000000"/>
-                    </w:pBdr>
-                    <w:spacing w:after="100" w:before="100" w:line="240"/>
-                    <w:ind w:left="100" w:right="100" w:firstLine="0" w:firstLineChars="0"/>
-                    <w:rPr>
-                      <w:rFonts w:ascii="Helvetica" w:hAnsi="Helvetica" w:eastAsia="Helvetica" w:cs="Helvetica"/>
-                      <w:i w:val="false"/>
-                      <w:b w:val="false"/>
-                      <w:u w:val="none"/>
-                      <w:strike w:val="false"/>
-                      <w:sz w:val="22"/>
-                      <w:szCs w:val="22"/>
-                      <w:color w:val="000000"/>
-                    </w:rPr>
-                  </w:pPr>
-                  <w:r xmlns:w="http://schemas.openxmlformats.org/wordprocessingml/2006/main" xmlns:wp="http://schemas.openxmlformats.org/drawingml/2006/wordprocessingDrawing" xmlns:r="http://schemas.openxmlformats.org/officeDocument/2006/relationships" xmlns:w14="http://schemas.microsoft.com/office/word/2010/wordml">
-                    <w:rPr>
-                      <w:rFonts w:ascii="Helvetica" w:hAnsi="Helvetica" w:eastAsia="Helvetica" w:cs="Helvetica"/>
-                      <w:i w:val="false"/>
-                      <w:b w:val="false"/>
-                      <w:u w:val="none"/>
-                      <w:strike w:val="false"/>
-                      <w:sz w:val="22"/>
-                      <w:szCs w:val="22"/>
-                      <w:color w:val="000000"/>
-                    </w:rPr>
-                    <w:t xml:space="preserve">16.27</w:t>
-                  </w:r>
-                </w:p>
-              </w:tc>
-              <w:tc>
-                <w:tcPr>
-                  <w:tcBorders>
-                    <w:bottom w:val="none" w:sz="0" w:space="0" w:color="000000"/>
-                    <w:top w:val="none" w:sz="0" w:space="0" w:color="000000"/>
-                    <w:left w:val="none" w:sz="0" w:space="0" w:color="000000"/>
-                    <w:right w:val="none" w:sz="0" w:space="0" w:color="000000"/>
-                  </w:tcBorders>
-                  <w:shd w:val="clear" w:color="auto" w:fill="FFFFFF"/>
-                  <w:tcMar>
-                    <w:top w:w="0" w:type="dxa"/>
-                    <w:bottom w:w="0" w:type="dxa"/>
-                    <w:left w:w="0" w:type="dxa"/>
-                    <w:right w:w="0" w:type="dxa"/>
-                  </w:tcMar>
-                  <w:vAlign w:val="center"/>
-                </w:tcPr>
-                <w:p>
-                  <w:pPr>
-                    <w:jc w:val="right"/>
-                    <w:pBdr>
-                      <w:bottom w:val="none" w:sz="0" w:space="0" w:color="000000"/>
-                      <w:top w:val="none" w:sz="0" w:space="0" w:color="000000"/>
-                      <w:left w:val="none" w:sz="0" w:space="0" w:color="000000"/>
-                      <w:right w:val="none" w:sz="0" w:space="0" w:color="000000"/>
-                    </w:pBdr>
-                    <w:spacing w:after="100" w:before="100" w:line="240"/>
-                    <w:ind w:left="100" w:right="100" w:firstLine="0" w:firstLineChars="0"/>
-                    <w:rPr>
-                      <w:rFonts w:ascii="Helvetica" w:hAnsi="Helvetica" w:eastAsia="Helvetica" w:cs="Helvetica"/>
-                      <w:i w:val="false"/>
-                      <w:b w:val="false"/>
-                      <w:u w:val="none"/>
-                      <w:strike w:val="false"/>
-                      <w:sz w:val="22"/>
-                      <w:szCs w:val="22"/>
-                      <w:color w:val="000000"/>
-                    </w:rPr>
-                  </w:pPr>
-                  <w:r xmlns:w="http://schemas.openxmlformats.org/wordprocessingml/2006/main" xmlns:wp="http://schemas.openxmlformats.org/drawingml/2006/wordprocessingDrawing" xmlns:r="http://schemas.openxmlformats.org/officeDocument/2006/relationships" xmlns:w14="http://schemas.microsoft.com/office/word/2010/wordml">
-                    <w:rPr>
-                      <w:rFonts w:ascii="Helvetica" w:hAnsi="Helvetica" w:eastAsia="Helvetica" w:cs="Helvetica"/>
-                      <w:i w:val="false"/>
-                      <w:b w:val="false"/>
-                      <w:u w:val="none"/>
-                      <w:strike w:val="false"/>
-                      <w:sz w:val="22"/>
-                      <w:szCs w:val="22"/>
-                      <w:color w:val="000000"/>
-                    </w:rPr>
-                    <w:t xml:space="preserve">25.59</w:t>
-                  </w:r>
-                </w:p>
-              </w:tc>
-            </w:tr>
-            <w:tr>
-              <w:trPr>
-                <w:trHeight w:val="573" w:hRule="auto"/>
-              </w:trPr>
+                    <w:t xml:space="preserve">Rate</w:t>
+                  </w:r>
+                </w:p>
+              </w:tc>
               <w:tc>
                 <w:tcPr>
                   <w:tcBorders>
@@ -19227,38 +19068,38 @@
                 </w:tcPr>
                 <w:p>
                   <w:pPr>
-                    <w:jc w:val="left"/>
-                    <w:pBdr>
-                      <w:bottom w:val="none" w:sz="0" w:space="0" w:color="000000"/>
-                      <w:top w:val="none" w:sz="0" w:space="0" w:color="000000"/>
-                      <w:left w:val="none" w:sz="0" w:space="0" w:color="000000"/>
-                      <w:right w:val="none" w:sz="0" w:space="0" w:color="000000"/>
-                    </w:pBdr>
-                    <w:spacing w:after="100" w:before="100" w:line="240"/>
-                    <w:ind w:left="100" w:right="100" w:firstLine="0" w:firstLineChars="0"/>
-                    <w:rPr>
-                      <w:rFonts w:ascii="Helvetica" w:hAnsi="Helvetica" w:eastAsia="Helvetica" w:cs="Helvetica"/>
-                      <w:i w:val="false"/>
-                      <w:b w:val="false"/>
-                      <w:u w:val="none"/>
-                      <w:strike w:val="false"/>
-                      <w:sz w:val="22"/>
-                      <w:szCs w:val="22"/>
-                      <w:color w:val="000000"/>
-                    </w:rPr>
-                  </w:pPr>
-                  <w:r xmlns:w="http://schemas.openxmlformats.org/wordprocessingml/2006/main" xmlns:wp="http://schemas.openxmlformats.org/drawingml/2006/wordprocessingDrawing" xmlns:r="http://schemas.openxmlformats.org/officeDocument/2006/relationships" xmlns:w14="http://schemas.microsoft.com/office/word/2010/wordml">
-                    <w:rPr>
-                      <w:rFonts w:ascii="Helvetica" w:hAnsi="Helvetica" w:eastAsia="Helvetica" w:cs="Helvetica"/>
-                      <w:i w:val="false"/>
-                      <w:b w:val="false"/>
-                      <w:u w:val="none"/>
-                      <w:strike w:val="false"/>
-                      <w:sz w:val="22"/>
-                      <w:szCs w:val="22"/>
-                      <w:color w:val="000000"/>
-                    </w:rPr>
-                    <w:t xml:space="preserve">Rate</w:t>
+                    <w:jc w:val="right"/>
+                    <w:pBdr>
+                      <w:bottom w:val="none" w:sz="0" w:space="0" w:color="000000"/>
+                      <w:top w:val="none" w:sz="0" w:space="0" w:color="000000"/>
+                      <w:left w:val="none" w:sz="0" w:space="0" w:color="000000"/>
+                      <w:right w:val="none" w:sz="0" w:space="0" w:color="000000"/>
+                    </w:pBdr>
+                    <w:spacing w:after="100" w:before="100" w:line="240"/>
+                    <w:ind w:left="100" w:right="100" w:firstLine="0" w:firstLineChars="0"/>
+                    <w:rPr>
+                      <w:rFonts w:ascii="Helvetica" w:hAnsi="Helvetica" w:eastAsia="Helvetica" w:cs="Helvetica"/>
+                      <w:i w:val="false"/>
+                      <w:b w:val="false"/>
+                      <w:u w:val="none"/>
+                      <w:strike w:val="false"/>
+                      <w:sz w:val="22"/>
+                      <w:szCs w:val="22"/>
+                      <w:color w:val="000000"/>
+                    </w:rPr>
+                  </w:pPr>
+                  <w:r xmlns:w="http://schemas.openxmlformats.org/wordprocessingml/2006/main" xmlns:wp="http://schemas.openxmlformats.org/drawingml/2006/wordprocessingDrawing" xmlns:r="http://schemas.openxmlformats.org/officeDocument/2006/relationships" xmlns:w14="http://schemas.microsoft.com/office/word/2010/wordml">
+                    <w:rPr>
+                      <w:rFonts w:ascii="Helvetica" w:hAnsi="Helvetica" w:eastAsia="Helvetica" w:cs="Helvetica"/>
+                      <w:i w:val="false"/>
+                      <w:b w:val="false"/>
+                      <w:u w:val="none"/>
+                      <w:strike w:val="false"/>
+                      <w:sz w:val="22"/>
+                      <w:szCs w:val="22"/>
+                      <w:color w:val="000000"/>
+                    </w:rPr>
+                    <w:t xml:space="preserve">0.50</w:t>
                   </w:r>
                 </w:p>
               </w:tc>
@@ -19312,61 +19153,7 @@
                       <w:szCs w:val="22"/>
                       <w:color w:val="000000"/>
                     </w:rPr>
-                    <w:t xml:space="preserve">0.49</w:t>
-                  </w:r>
-                </w:p>
-              </w:tc>
-              <w:tc>
-                <w:tcPr>
-                  <w:tcBorders>
-                    <w:bottom w:val="single" w:sz="12" w:space="0" w:color="666666"/>
-                    <w:top w:val="none" w:sz="0" w:space="0" w:color="000000"/>
-                    <w:left w:val="none" w:sz="0" w:space="0" w:color="000000"/>
-                    <w:right w:val="none" w:sz="0" w:space="0" w:color="000000"/>
-                  </w:tcBorders>
-                  <w:shd w:val="clear" w:color="auto" w:fill="FFFFFF"/>
-                  <w:tcMar>
-                    <w:top w:w="0" w:type="dxa"/>
-                    <w:bottom w:w="0" w:type="dxa"/>
-                    <w:left w:w="0" w:type="dxa"/>
-                    <w:right w:w="0" w:type="dxa"/>
-                  </w:tcMar>
-                  <w:vAlign w:val="center"/>
-                </w:tcPr>
-                <w:p>
-                  <w:pPr>
-                    <w:jc w:val="right"/>
-                    <w:pBdr>
-                      <w:bottom w:val="none" w:sz="0" w:space="0" w:color="000000"/>
-                      <w:top w:val="none" w:sz="0" w:space="0" w:color="000000"/>
-                      <w:left w:val="none" w:sz="0" w:space="0" w:color="000000"/>
-                      <w:right w:val="none" w:sz="0" w:space="0" w:color="000000"/>
-                    </w:pBdr>
-                    <w:spacing w:after="100" w:before="100" w:line="240"/>
-                    <w:ind w:left="100" w:right="100" w:firstLine="0" w:firstLineChars="0"/>
-                    <w:rPr>
-                      <w:rFonts w:ascii="Helvetica" w:hAnsi="Helvetica" w:eastAsia="Helvetica" w:cs="Helvetica"/>
-                      <w:i w:val="false"/>
-                      <w:b w:val="false"/>
-                      <w:u w:val="none"/>
-                      <w:strike w:val="false"/>
-                      <w:sz w:val="22"/>
-                      <w:szCs w:val="22"/>
-                      <w:color w:val="000000"/>
-                    </w:rPr>
-                  </w:pPr>
-                  <w:r xmlns:w="http://schemas.openxmlformats.org/wordprocessingml/2006/main" xmlns:wp="http://schemas.openxmlformats.org/drawingml/2006/wordprocessingDrawing" xmlns:r="http://schemas.openxmlformats.org/officeDocument/2006/relationships" xmlns:w14="http://schemas.microsoft.com/office/word/2010/wordml">
-                    <w:rPr>
-                      <w:rFonts w:ascii="Helvetica" w:hAnsi="Helvetica" w:eastAsia="Helvetica" w:cs="Helvetica"/>
-                      <w:i w:val="false"/>
-                      <w:b w:val="false"/>
-                      <w:u w:val="none"/>
-                      <w:strike w:val="false"/>
-                      <w:sz w:val="22"/>
-                      <w:szCs w:val="22"/>
-                      <w:color w:val="000000"/>
-                    </w:rPr>
-                    <w:t xml:space="preserve">0.37</w:t>
+                    <w:t xml:space="preserve">0.38</w:t>
                   </w:r>
                 </w:p>
               </w:tc>
@@ -19430,6 +19217,14 @@
         </w:tc>
       </w:tr>
     </w:tbl>
+    <w:p>
+      <w:pPr>
+        <w:pStyle w:val="BodyText"/>
+      </w:pPr>
+      <w:r>
+        <w:t xml:space="preserve">The parameters above support that conclusion. Increase in both conditions is very similar and highly overlapping.</w:t>
+      </w:r>
+    </w:p>
     <w:bookmarkEnd w:id="45"/>
     <w:bookmarkEnd w:id="46"/>
     <w:bookmarkEnd w:id="47"/>
